--- a/Documentation.docx
+++ b/Documentation.docx
@@ -2438,6 +2438,8 @@
         <w:pStyle w:val="ListParagraph"/>
         <w:rPr>
           <w:rFonts w:cstheme="minorHAnsi"/>
+          <w:b/>
+          <w:bCs/>
           <w:sz w:val="24"/>
           <w:szCs w:val="24"/>
         </w:rPr>
@@ -2449,6 +2451,3533 @@
           <w:szCs w:val="24"/>
         </w:rPr>
         <w:t xml:space="preserve">           UI Display</w:t>
+      </w:r>
+      <w:r>
+        <w:rPr>
+          <w:rFonts w:cstheme="minorHAnsi"/>
+          <w:sz w:val="24"/>
+          <w:szCs w:val="24"/>
+        </w:rPr>
+        <w:br/>
+      </w:r>
+      <w:r>
+        <w:rPr>
+          <w:rFonts w:cstheme="minorHAnsi"/>
+          <w:sz w:val="24"/>
+          <w:szCs w:val="24"/>
+        </w:rPr>
+        <w:br/>
+      </w:r>
+      <w:r>
+        <w:rPr>
+          <w:rFonts w:cstheme="minorHAnsi"/>
+          <w:b/>
+          <w:bCs/>
+          <w:sz w:val="24"/>
+          <w:szCs w:val="24"/>
+        </w:rPr>
+        <w:t>RAG FLOW:</w:t>
+      </w:r>
+    </w:p>
+    <w:p>
+      <w:pPr>
+        <w:pStyle w:val="ListParagraph"/>
+        <w:rPr>
+          <w:rFonts w:cstheme="minorHAnsi"/>
+          <w:sz w:val="24"/>
+          <w:szCs w:val="24"/>
+        </w:rPr>
+      </w:pPr>
+    </w:p>
+    <w:p>
+      <w:pPr>
+        <w:pStyle w:val="ListParagraph"/>
+        <w:rPr>
+          <w:rFonts w:cstheme="minorHAnsi"/>
+          <w:sz w:val="24"/>
+          <w:szCs w:val="24"/>
+        </w:rPr>
+      </w:pPr>
+      <w:r>
+        <w:rPr>
+          <w:rFonts w:cstheme="minorHAnsi"/>
+          <w:sz w:val="24"/>
+          <w:szCs w:val="24"/>
+        </w:rPr>
+        <w:t>Your Documents</w:t>
+      </w:r>
+    </w:p>
+    <w:p>
+      <w:pPr>
+        <w:pStyle w:val="ListParagraph"/>
+        <w:rPr>
+          <w:rFonts w:cstheme="minorHAnsi"/>
+          <w:sz w:val="24"/>
+          <w:szCs w:val="24"/>
+        </w:rPr>
+      </w:pPr>
+      <w:r>
+        <w:rPr>
+          <w:rFonts w:cstheme="minorHAnsi"/>
+          <w:sz w:val="24"/>
+          <w:szCs w:val="24"/>
+        </w:rPr>
+        <w:t xml:space="preserve">     ↓</w:t>
+      </w:r>
+    </w:p>
+    <w:p>
+      <w:pPr>
+        <w:pStyle w:val="ListParagraph"/>
+        <w:rPr>
+          <w:rFonts w:cstheme="minorHAnsi"/>
+          <w:sz w:val="24"/>
+          <w:szCs w:val="24"/>
+        </w:rPr>
+      </w:pPr>
+      <w:r>
+        <w:rPr>
+          <w:rFonts w:cstheme="minorHAnsi"/>
+          <w:sz w:val="24"/>
+          <w:szCs w:val="24"/>
+        </w:rPr>
+        <w:t>Chunking + Embeddings</w:t>
+      </w:r>
+    </w:p>
+    <w:p>
+      <w:pPr>
+        <w:pStyle w:val="ListParagraph"/>
+        <w:rPr>
+          <w:rFonts w:cstheme="minorHAnsi"/>
+          <w:sz w:val="24"/>
+          <w:szCs w:val="24"/>
+        </w:rPr>
+      </w:pPr>
+      <w:r>
+        <w:rPr>
+          <w:rFonts w:cstheme="minorHAnsi"/>
+          <w:sz w:val="24"/>
+          <w:szCs w:val="24"/>
+        </w:rPr>
+        <w:t xml:space="preserve">     ↓</w:t>
+      </w:r>
+    </w:p>
+    <w:p>
+      <w:pPr>
+        <w:pStyle w:val="ListParagraph"/>
+        <w:rPr>
+          <w:rFonts w:cstheme="minorHAnsi"/>
+          <w:sz w:val="24"/>
+          <w:szCs w:val="24"/>
+        </w:rPr>
+      </w:pPr>
+      <w:r>
+        <w:rPr>
+          <w:rFonts w:cstheme="minorHAnsi"/>
+          <w:sz w:val="24"/>
+          <w:szCs w:val="24"/>
+        </w:rPr>
+        <w:t>Vector Database (memory)</w:t>
+      </w:r>
+    </w:p>
+    <w:p>
+      <w:pPr>
+        <w:pStyle w:val="ListParagraph"/>
+        <w:rPr>
+          <w:rFonts w:cstheme="minorHAnsi"/>
+          <w:sz w:val="24"/>
+          <w:szCs w:val="24"/>
+        </w:rPr>
+      </w:pPr>
+      <w:r>
+        <w:rPr>
+          <w:rFonts w:cstheme="minorHAnsi"/>
+          <w:sz w:val="24"/>
+          <w:szCs w:val="24"/>
+        </w:rPr>
+        <w:t xml:space="preserve">     ↓</w:t>
+      </w:r>
+    </w:p>
+    <w:p>
+      <w:pPr>
+        <w:pStyle w:val="ListParagraph"/>
+        <w:rPr>
+          <w:rFonts w:cstheme="minorHAnsi"/>
+          <w:sz w:val="24"/>
+          <w:szCs w:val="24"/>
+        </w:rPr>
+      </w:pPr>
+      <w:r>
+        <w:rPr>
+          <w:rFonts w:cstheme="minorHAnsi"/>
+          <w:sz w:val="24"/>
+          <w:szCs w:val="24"/>
+        </w:rPr>
+        <w:t>User Question</w:t>
+      </w:r>
+    </w:p>
+    <w:p>
+      <w:pPr>
+        <w:pStyle w:val="ListParagraph"/>
+        <w:rPr>
+          <w:rFonts w:cstheme="minorHAnsi"/>
+          <w:sz w:val="24"/>
+          <w:szCs w:val="24"/>
+        </w:rPr>
+      </w:pPr>
+      <w:r>
+        <w:rPr>
+          <w:rFonts w:cstheme="minorHAnsi"/>
+          <w:sz w:val="24"/>
+          <w:szCs w:val="24"/>
+        </w:rPr>
+        <w:t xml:space="preserve">     ↓</w:t>
+      </w:r>
+    </w:p>
+    <w:p>
+      <w:pPr>
+        <w:pStyle w:val="ListParagraph"/>
+        <w:rPr>
+          <w:rFonts w:cstheme="minorHAnsi"/>
+          <w:sz w:val="24"/>
+          <w:szCs w:val="24"/>
+        </w:rPr>
+      </w:pPr>
+      <w:r>
+        <w:rPr>
+          <w:rFonts w:cstheme="minorHAnsi"/>
+          <w:sz w:val="24"/>
+          <w:szCs w:val="24"/>
+        </w:rPr>
+        <w:t>Similarity Search (retrieval)</w:t>
+      </w:r>
+    </w:p>
+    <w:p>
+      <w:pPr>
+        <w:pStyle w:val="ListParagraph"/>
+        <w:rPr>
+          <w:rFonts w:cstheme="minorHAnsi"/>
+          <w:sz w:val="24"/>
+          <w:szCs w:val="24"/>
+        </w:rPr>
+      </w:pPr>
+      <w:r>
+        <w:rPr>
+          <w:rFonts w:cstheme="minorHAnsi"/>
+          <w:sz w:val="24"/>
+          <w:szCs w:val="24"/>
+        </w:rPr>
+        <w:t xml:space="preserve">     ↓</w:t>
+      </w:r>
+    </w:p>
+    <w:p>
+      <w:pPr>
+        <w:pStyle w:val="ListParagraph"/>
+        <w:rPr>
+          <w:rFonts w:cstheme="minorHAnsi"/>
+          <w:sz w:val="24"/>
+          <w:szCs w:val="24"/>
+        </w:rPr>
+      </w:pPr>
+      <w:r>
+        <w:rPr>
+          <w:rFonts w:cstheme="minorHAnsi"/>
+          <w:sz w:val="24"/>
+          <w:szCs w:val="24"/>
+        </w:rPr>
+        <w:t>Relevant Chunks</w:t>
+      </w:r>
+    </w:p>
+    <w:p>
+      <w:pPr>
+        <w:pStyle w:val="ListParagraph"/>
+        <w:rPr>
+          <w:rFonts w:cstheme="minorHAnsi"/>
+          <w:sz w:val="24"/>
+          <w:szCs w:val="24"/>
+        </w:rPr>
+      </w:pPr>
+      <w:r>
+        <w:rPr>
+          <w:rFonts w:cstheme="minorHAnsi"/>
+          <w:sz w:val="24"/>
+          <w:szCs w:val="24"/>
+        </w:rPr>
+        <w:t xml:space="preserve">     ↓</w:t>
+      </w:r>
+    </w:p>
+    <w:p>
+      <w:pPr>
+        <w:pStyle w:val="ListParagraph"/>
+        <w:rPr>
+          <w:rFonts w:cstheme="minorHAnsi"/>
+          <w:sz w:val="24"/>
+          <w:szCs w:val="24"/>
+        </w:rPr>
+      </w:pPr>
+      <w:r>
+        <w:rPr>
+          <w:rFonts w:cstheme="minorHAnsi"/>
+          <w:sz w:val="24"/>
+          <w:szCs w:val="24"/>
+        </w:rPr>
+        <w:t>LLM Prompt</w:t>
+      </w:r>
+    </w:p>
+    <w:p>
+      <w:pPr>
+        <w:pStyle w:val="ListParagraph"/>
+        <w:rPr>
+          <w:rFonts w:cstheme="minorHAnsi"/>
+          <w:sz w:val="24"/>
+          <w:szCs w:val="24"/>
+        </w:rPr>
+      </w:pPr>
+      <w:r>
+        <w:rPr>
+          <w:rFonts w:cstheme="minorHAnsi"/>
+          <w:sz w:val="24"/>
+          <w:szCs w:val="24"/>
+        </w:rPr>
+        <w:t xml:space="preserve">     ↓</w:t>
+      </w:r>
+    </w:p>
+    <w:p>
+      <w:pPr>
+        <w:pStyle w:val="ListParagraph"/>
+        <w:rPr>
+          <w:rFonts w:cstheme="minorHAnsi"/>
+          <w:sz w:val="24"/>
+          <w:szCs w:val="24"/>
+        </w:rPr>
+      </w:pPr>
+      <w:r>
+        <w:rPr>
+          <w:rFonts w:cstheme="minorHAnsi"/>
+          <w:sz w:val="24"/>
+          <w:szCs w:val="24"/>
+        </w:rPr>
+        <w:t>Final Answer (grounded, not guessed)</w:t>
+      </w:r>
+      <w:r>
+        <w:rPr>
+          <w:rFonts w:cstheme="minorHAnsi"/>
+          <w:sz w:val="24"/>
+          <w:szCs w:val="24"/>
+        </w:rPr>
+        <w:br/>
+      </w:r>
+    </w:p>
+    <w:p>
+      <w:pPr>
+        <w:pStyle w:val="ListParagraph"/>
+        <w:numPr>
+          <w:ilvl w:val="0"/>
+          <w:numId w:val="1"/>
+        </w:numPr>
+        <w:rPr>
+          <w:rFonts w:cstheme="minorHAnsi"/>
+          <w:b/>
+          <w:bCs/>
+          <w:sz w:val="24"/>
+          <w:szCs w:val="24"/>
+        </w:rPr>
+      </w:pPr>
+      <w:r>
+        <w:rPr>
+          <w:rFonts w:cstheme="minorHAnsi"/>
+          <w:b/>
+          <w:bCs/>
+          <w:sz w:val="24"/>
+          <w:szCs w:val="24"/>
+        </w:rPr>
+        <w:lastRenderedPageBreak/>
+        <w:t>Setup Steps:</w:t>
+      </w:r>
+    </w:p>
+    <w:p>
+      <w:pPr>
+        <w:pStyle w:val="ListParagraph"/>
+        <w:rPr>
+          <w:rFonts w:cstheme="minorHAnsi"/>
+          <w:b/>
+          <w:bCs/>
+          <w:sz w:val="24"/>
+          <w:szCs w:val="24"/>
+        </w:rPr>
+      </w:pPr>
+    </w:p>
+    <w:p>
+      <w:pPr>
+        <w:pStyle w:val="ListParagraph"/>
+        <w:rPr>
+          <w:rFonts w:cstheme="minorHAnsi"/>
+          <w:b/>
+          <w:bCs/>
+          <w:sz w:val="24"/>
+          <w:szCs w:val="24"/>
+        </w:rPr>
+      </w:pPr>
+      <w:r>
+        <w:rPr>
+          <w:rFonts w:cstheme="minorHAnsi"/>
+          <w:b/>
+          <w:bCs/>
+          <w:sz w:val="24"/>
+          <w:szCs w:val="24"/>
+        </w:rPr>
+        <w:t>Requirements:</w:t>
+      </w:r>
+    </w:p>
+    <w:p>
+      <w:pPr>
+        <w:pStyle w:val="ListParagraph"/>
+        <w:rPr>
+          <w:rFonts w:cstheme="minorHAnsi"/>
+          <w:sz w:val="24"/>
+          <w:szCs w:val="24"/>
+        </w:rPr>
+      </w:pPr>
+      <w:r>
+        <w:rPr>
+          <w:rFonts w:cstheme="minorHAnsi"/>
+          <w:sz w:val="24"/>
+          <w:szCs w:val="24"/>
+        </w:rPr>
+        <w:t>OS: windows 11</w:t>
+      </w:r>
+      <w:r>
+        <w:rPr>
+          <w:rFonts w:cstheme="minorHAnsi"/>
+          <w:sz w:val="24"/>
+          <w:szCs w:val="24"/>
+        </w:rPr>
+        <w:t xml:space="preserve"> </w:t>
+      </w:r>
+    </w:p>
+    <w:p>
+      <w:pPr>
+        <w:pStyle w:val="ListParagraph"/>
+        <w:rPr>
+          <w:rFonts w:cstheme="minorHAnsi"/>
+          <w:sz w:val="24"/>
+          <w:szCs w:val="24"/>
+        </w:rPr>
+      </w:pPr>
+      <w:r>
+        <w:rPr>
+          <w:rFonts w:cstheme="minorHAnsi"/>
+          <w:sz w:val="24"/>
+          <w:szCs w:val="24"/>
+        </w:rPr>
+        <w:t>Python 3.11.9</w:t>
+      </w:r>
+    </w:p>
+    <w:p>
+      <w:pPr>
+        <w:pStyle w:val="ListParagraph"/>
+        <w:rPr>
+          <w:rFonts w:cstheme="minorHAnsi"/>
+          <w:sz w:val="24"/>
+          <w:szCs w:val="24"/>
+        </w:rPr>
+      </w:pPr>
+    </w:p>
+    <w:p>
+      <w:pPr>
+        <w:pStyle w:val="ListParagraph"/>
+        <w:numPr>
+          <w:ilvl w:val="0"/>
+          <w:numId w:val="11"/>
+        </w:numPr>
+        <w:rPr>
+          <w:rFonts w:cstheme="minorHAnsi"/>
+          <w:sz w:val="24"/>
+          <w:szCs w:val="24"/>
+        </w:rPr>
+      </w:pPr>
+      <w:r>
+        <w:rPr>
+          <w:rFonts w:cstheme="minorHAnsi"/>
+          <w:sz w:val="24"/>
+          <w:szCs w:val="24"/>
+        </w:rPr>
+        <w:t>Clone repository:</w:t>
+      </w:r>
+    </w:p>
+    <w:p>
+      <w:pPr>
+        <w:pStyle w:val="ListParagraph"/>
+        <w:rPr>
+          <w:rFonts w:cstheme="minorHAnsi"/>
+          <w:i/>
+          <w:iCs/>
+          <w:sz w:val="24"/>
+          <w:szCs w:val="24"/>
+        </w:rPr>
+      </w:pPr>
+      <w:r>
+        <w:rPr>
+          <w:rFonts w:cstheme="minorHAnsi"/>
+          <w:i/>
+          <w:iCs/>
+          <w:sz w:val="24"/>
+          <w:szCs w:val="24"/>
+        </w:rPr>
+        <w:t xml:space="preserve">$ </w:t>
+      </w:r>
+      <w:r>
+        <w:rPr>
+          <w:rFonts w:cstheme="minorHAnsi"/>
+          <w:i/>
+          <w:iCs/>
+          <w:sz w:val="24"/>
+          <w:szCs w:val="24"/>
+        </w:rPr>
+        <w:t>git</w:t>
+      </w:r>
+      <w:r>
+        <w:rPr>
+          <w:rFonts w:cstheme="minorHAnsi"/>
+          <w:i/>
+          <w:iCs/>
+          <w:sz w:val="24"/>
+          <w:szCs w:val="24"/>
+        </w:rPr>
+        <w:t xml:space="preserve"> clone JankiMandviya/Enterprise_document_RAG_assistant</w:t>
+      </w:r>
+    </w:p>
+    <w:p>
+      <w:pPr>
+        <w:pStyle w:val="ListParagraph"/>
+        <w:numPr>
+          <w:ilvl w:val="0"/>
+          <w:numId w:val="11"/>
+        </w:numPr>
+        <w:rPr>
+          <w:rFonts w:cstheme="minorHAnsi"/>
+          <w:sz w:val="24"/>
+          <w:szCs w:val="24"/>
+        </w:rPr>
+      </w:pPr>
+      <w:r>
+        <w:rPr>
+          <w:rFonts w:cstheme="minorHAnsi"/>
+          <w:sz w:val="24"/>
+          <w:szCs w:val="24"/>
+        </w:rPr>
+        <w:t>Check if python 3.11.9 is available:</w:t>
+      </w:r>
+    </w:p>
+    <w:p>
+      <w:pPr>
+        <w:pStyle w:val="ListParagraph"/>
+        <w:rPr>
+          <w:rFonts w:cstheme="minorHAnsi"/>
+          <w:i/>
+          <w:iCs/>
+          <w:sz w:val="24"/>
+          <w:szCs w:val="24"/>
+        </w:rPr>
+      </w:pPr>
+      <w:r>
+        <w:rPr>
+          <w:rFonts w:cstheme="minorHAnsi"/>
+          <w:i/>
+          <w:iCs/>
+          <w:sz w:val="24"/>
+          <w:szCs w:val="24"/>
+        </w:rPr>
+        <w:t>$</w:t>
+      </w:r>
+      <w:r>
+        <w:rPr>
+          <w:rFonts w:cstheme="minorHAnsi"/>
+          <w:i/>
+          <w:iCs/>
+          <w:sz w:val="24"/>
+          <w:szCs w:val="24"/>
+        </w:rPr>
+        <w:t>Py -0</w:t>
+      </w:r>
+    </w:p>
+    <w:p>
+      <w:pPr>
+        <w:pStyle w:val="ListParagraph"/>
+        <w:rPr>
+          <w:rFonts w:cstheme="minorHAnsi"/>
+          <w:sz w:val="24"/>
+          <w:szCs w:val="24"/>
+        </w:rPr>
+      </w:pPr>
+      <w:r>
+        <w:rPr>
+          <w:rFonts w:cstheme="minorHAnsi"/>
+          <w:sz w:val="24"/>
+          <w:szCs w:val="24"/>
+        </w:rPr>
+        <w:t>If it lists 3.11, installation for 3.11 is not required.</w:t>
+      </w:r>
+    </w:p>
+    <w:p>
+      <w:pPr>
+        <w:pStyle w:val="ListParagraph"/>
+        <w:numPr>
+          <w:ilvl w:val="0"/>
+          <w:numId w:val="11"/>
+        </w:numPr>
+        <w:rPr>
+          <w:rFonts w:cstheme="minorHAnsi"/>
+          <w:sz w:val="24"/>
+          <w:szCs w:val="24"/>
+        </w:rPr>
+      </w:pPr>
+      <w:r>
+        <w:rPr>
+          <w:rFonts w:cstheme="minorHAnsi"/>
+          <w:sz w:val="24"/>
+          <w:szCs w:val="24"/>
+        </w:rPr>
+        <w:t>Create virtual environment:</w:t>
+      </w:r>
+    </w:p>
+    <w:p>
+      <w:pPr>
+        <w:pStyle w:val="ListParagraph"/>
+        <w:rPr>
+          <w:rFonts w:cstheme="minorHAnsi"/>
+          <w:i/>
+          <w:iCs/>
+          <w:sz w:val="24"/>
+          <w:szCs w:val="24"/>
+        </w:rPr>
+      </w:pPr>
+      <w:r>
+        <w:rPr>
+          <w:rFonts w:cstheme="minorHAnsi"/>
+          <w:i/>
+          <w:iCs/>
+          <w:sz w:val="24"/>
+          <w:szCs w:val="24"/>
+        </w:rPr>
+        <w:t xml:space="preserve">$ </w:t>
+      </w:r>
+      <w:r>
+        <w:rPr>
+          <w:rFonts w:cstheme="minorHAnsi"/>
+          <w:i/>
+          <w:iCs/>
+          <w:sz w:val="24"/>
+          <w:szCs w:val="24"/>
+        </w:rPr>
+        <w:t>py -3.11 -m venv RAG_venv</w:t>
+      </w:r>
+    </w:p>
+    <w:p>
+      <w:pPr>
+        <w:pStyle w:val="ListParagraph"/>
+        <w:numPr>
+          <w:ilvl w:val="0"/>
+          <w:numId w:val="11"/>
+        </w:numPr>
+        <w:rPr>
+          <w:rFonts w:cstheme="minorHAnsi"/>
+          <w:sz w:val="24"/>
+          <w:szCs w:val="24"/>
+        </w:rPr>
+      </w:pPr>
+      <w:r>
+        <w:rPr>
+          <w:rFonts w:cstheme="minorHAnsi"/>
+          <w:sz w:val="24"/>
+          <w:szCs w:val="24"/>
+        </w:rPr>
+        <w:t>To activate the virtual environment</w:t>
+      </w:r>
+    </w:p>
+    <w:p>
+      <w:pPr>
+        <w:pStyle w:val="ListParagraph"/>
+        <w:rPr>
+          <w:rFonts w:cstheme="minorHAnsi"/>
+          <w:i/>
+          <w:iCs/>
+          <w:sz w:val="24"/>
+          <w:szCs w:val="24"/>
+        </w:rPr>
+      </w:pPr>
+      <w:r>
+        <w:rPr>
+          <w:rFonts w:cstheme="minorHAnsi"/>
+          <w:i/>
+          <w:iCs/>
+          <w:sz w:val="24"/>
+          <w:szCs w:val="24"/>
+        </w:rPr>
+        <w:t xml:space="preserve">$ </w:t>
+      </w:r>
+      <w:r>
+        <w:rPr>
+          <w:rFonts w:cstheme="minorHAnsi"/>
+          <w:i/>
+          <w:iCs/>
+          <w:sz w:val="24"/>
+          <w:szCs w:val="24"/>
+        </w:rPr>
+        <w:t>source RAG_venv/Scripts/activate</w:t>
+      </w:r>
+    </w:p>
+    <w:p>
+      <w:pPr>
+        <w:pStyle w:val="ListParagraph"/>
+        <w:numPr>
+          <w:ilvl w:val="0"/>
+          <w:numId w:val="11"/>
+        </w:numPr>
+        <w:rPr>
+          <w:rFonts w:cstheme="minorHAnsi"/>
+          <w:sz w:val="24"/>
+          <w:szCs w:val="24"/>
+        </w:rPr>
+      </w:pPr>
+      <w:r>
+        <w:rPr>
+          <w:rFonts w:cstheme="minorHAnsi"/>
+          <w:sz w:val="24"/>
+          <w:szCs w:val="24"/>
+        </w:rPr>
+        <w:t>Check python version in venv</w:t>
+      </w:r>
+    </w:p>
+    <w:p>
+      <w:pPr>
+        <w:pStyle w:val="ListParagraph"/>
+        <w:rPr>
+          <w:rFonts w:cstheme="minorHAnsi"/>
+          <w:i/>
+          <w:iCs/>
+          <w:sz w:val="24"/>
+          <w:szCs w:val="24"/>
+        </w:rPr>
+      </w:pPr>
+      <w:r>
+        <w:rPr>
+          <w:rFonts w:cstheme="minorHAnsi"/>
+          <w:i/>
+          <w:iCs/>
+          <w:sz w:val="24"/>
+          <w:szCs w:val="24"/>
+        </w:rPr>
+        <w:t xml:space="preserve">$ </w:t>
+      </w:r>
+      <w:r>
+        <w:rPr>
+          <w:rFonts w:cstheme="minorHAnsi"/>
+          <w:i/>
+          <w:iCs/>
+          <w:sz w:val="24"/>
+          <w:szCs w:val="24"/>
+        </w:rPr>
+        <w:t>python --version</w:t>
+      </w:r>
+    </w:p>
+    <w:p>
+      <w:pPr>
+        <w:pStyle w:val="ListParagraph"/>
+        <w:numPr>
+          <w:ilvl w:val="0"/>
+          <w:numId w:val="11"/>
+        </w:numPr>
+        <w:rPr>
+          <w:rFonts w:cstheme="minorHAnsi"/>
+          <w:sz w:val="24"/>
+          <w:szCs w:val="24"/>
+        </w:rPr>
+      </w:pPr>
+      <w:r>
+        <w:rPr>
+          <w:rFonts w:cstheme="minorHAnsi"/>
+          <w:sz w:val="24"/>
+          <w:szCs w:val="24"/>
+        </w:rPr>
+        <w:t>Install langchain</w:t>
+      </w:r>
+    </w:p>
+    <w:p>
+      <w:pPr>
+        <w:pStyle w:val="ListParagraph"/>
+        <w:rPr>
+          <w:rFonts w:cstheme="minorHAnsi"/>
+          <w:i/>
+          <w:iCs/>
+          <w:sz w:val="24"/>
+          <w:szCs w:val="24"/>
+        </w:rPr>
+      </w:pPr>
+      <w:r>
+        <w:rPr>
+          <w:rFonts w:cstheme="minorHAnsi"/>
+          <w:i/>
+          <w:iCs/>
+          <w:sz w:val="24"/>
+          <w:szCs w:val="24"/>
+        </w:rPr>
+        <w:t xml:space="preserve">$ </w:t>
+      </w:r>
+      <w:r>
+        <w:rPr>
+          <w:rFonts w:cstheme="minorHAnsi"/>
+          <w:i/>
+          <w:iCs/>
+          <w:sz w:val="24"/>
+          <w:szCs w:val="24"/>
+        </w:rPr>
+        <w:t>pip install -U langchain</w:t>
+      </w:r>
+    </w:p>
+    <w:p>
+      <w:pPr>
+        <w:pStyle w:val="ListParagraph"/>
+        <w:rPr>
+          <w:rFonts w:cstheme="minorHAnsi"/>
+          <w:i/>
+          <w:iCs/>
+          <w:sz w:val="24"/>
+          <w:szCs w:val="24"/>
+        </w:rPr>
+      </w:pPr>
+    </w:p>
+    <w:p>
+      <w:pPr>
+        <w:pStyle w:val="ListParagraph"/>
+        <w:rPr>
+          <w:rFonts w:cstheme="minorHAnsi"/>
+          <w:sz w:val="24"/>
+          <w:szCs w:val="24"/>
+        </w:rPr>
+      </w:pPr>
+      <w:r>
+        <w:rPr>
+          <w:rFonts w:cstheme="minorHAnsi"/>
+          <w:sz w:val="24"/>
+          <w:szCs w:val="24"/>
+        </w:rPr>
+        <w:t># Installing the OpenAI integration</w:t>
+      </w:r>
+    </w:p>
+    <w:p>
+      <w:pPr>
+        <w:pStyle w:val="ListParagraph"/>
+        <w:rPr>
+          <w:rFonts w:cstheme="minorHAnsi"/>
+          <w:i/>
+          <w:iCs/>
+          <w:sz w:val="24"/>
+          <w:szCs w:val="24"/>
+        </w:rPr>
+      </w:pPr>
+      <w:r>
+        <w:rPr>
+          <w:rFonts w:cstheme="minorHAnsi"/>
+          <w:i/>
+          <w:iCs/>
+          <w:sz w:val="24"/>
+          <w:szCs w:val="24"/>
+        </w:rPr>
+        <w:t xml:space="preserve">$ </w:t>
+      </w:r>
+      <w:r>
+        <w:rPr>
+          <w:rFonts w:cstheme="minorHAnsi"/>
+          <w:i/>
+          <w:iCs/>
+          <w:sz w:val="24"/>
+          <w:szCs w:val="24"/>
+        </w:rPr>
+        <w:t>pip install -U langchain-openai</w:t>
+      </w:r>
+    </w:p>
+    <w:p>
+      <w:pPr>
+        <w:pStyle w:val="ListParagraph"/>
+        <w:rPr>
+          <w:rFonts w:cstheme="minorHAnsi"/>
+          <w:sz w:val="24"/>
+          <w:szCs w:val="24"/>
+        </w:rPr>
+      </w:pPr>
+    </w:p>
+    <w:p>
+      <w:pPr>
+        <w:pStyle w:val="ListParagraph"/>
+        <w:rPr>
+          <w:rFonts w:cstheme="minorHAnsi"/>
+          <w:sz w:val="24"/>
+          <w:szCs w:val="24"/>
+        </w:rPr>
+      </w:pPr>
+      <w:r>
+        <w:rPr>
+          <w:rFonts w:cstheme="minorHAnsi"/>
+          <w:sz w:val="24"/>
+          <w:szCs w:val="24"/>
+        </w:rPr>
+        <w:t># Installing the Anthropic integration</w:t>
+      </w:r>
+    </w:p>
+    <w:p>
+      <w:pPr>
+        <w:pStyle w:val="ListParagraph"/>
+        <w:rPr>
+          <w:rFonts w:cstheme="minorHAnsi"/>
+          <w:i/>
+          <w:iCs/>
+          <w:sz w:val="24"/>
+          <w:szCs w:val="24"/>
+        </w:rPr>
+      </w:pPr>
+      <w:r>
+        <w:rPr>
+          <w:rFonts w:cstheme="minorHAnsi"/>
+          <w:i/>
+          <w:iCs/>
+          <w:sz w:val="24"/>
+          <w:szCs w:val="24"/>
+        </w:rPr>
+        <w:t xml:space="preserve">$ </w:t>
+      </w:r>
+      <w:r>
+        <w:rPr>
+          <w:rFonts w:cstheme="minorHAnsi"/>
+          <w:i/>
+          <w:iCs/>
+          <w:sz w:val="24"/>
+          <w:szCs w:val="24"/>
+        </w:rPr>
+        <w:t>pip install -U langchain-anthropic</w:t>
+      </w:r>
+    </w:p>
+    <w:p>
+      <w:pPr>
+        <w:pStyle w:val="ListParagraph"/>
+        <w:rPr>
+          <w:rFonts w:cstheme="minorHAnsi"/>
+          <w:sz w:val="24"/>
+          <w:szCs w:val="24"/>
+        </w:rPr>
+      </w:pPr>
+    </w:p>
+    <w:p>
+      <w:pPr>
+        <w:pStyle w:val="ListParagraph"/>
+        <w:rPr>
+          <w:rFonts w:cstheme="minorHAnsi"/>
+          <w:sz w:val="24"/>
+          <w:szCs w:val="24"/>
+        </w:rPr>
+      </w:pPr>
+      <w:r>
+        <w:rPr>
+          <w:rFonts w:cstheme="minorHAnsi"/>
+          <w:sz w:val="24"/>
+          <w:szCs w:val="24"/>
+        </w:rPr>
+        <w:t>Verify installation:</w:t>
+      </w:r>
+    </w:p>
+    <w:p>
+      <w:pPr>
+        <w:pStyle w:val="ListParagraph"/>
+        <w:rPr>
+          <w:rFonts w:cstheme="minorHAnsi"/>
+          <w:i/>
+          <w:iCs/>
+          <w:sz w:val="24"/>
+          <w:szCs w:val="24"/>
+        </w:rPr>
+      </w:pPr>
+      <w:r>
+        <w:rPr>
+          <w:rFonts w:cstheme="minorHAnsi"/>
+          <w:i/>
+          <w:iCs/>
+          <w:sz w:val="24"/>
+          <w:szCs w:val="24"/>
+        </w:rPr>
+        <w:t xml:space="preserve">$ </w:t>
+      </w:r>
+      <w:r>
+        <w:rPr>
+          <w:rFonts w:cstheme="minorHAnsi"/>
+          <w:i/>
+          <w:iCs/>
+          <w:sz w:val="24"/>
+          <w:szCs w:val="24"/>
+        </w:rPr>
+        <w:t>python -c "import langchain; print(</w:t>
+      </w:r>
+      <w:r>
+        <w:rPr>
+          <w:rFonts w:cstheme="minorHAnsi"/>
+          <w:i/>
+          <w:iCs/>
+          <w:sz w:val="24"/>
+          <w:szCs w:val="24"/>
+        </w:rPr>
+        <w:t>langchain.__version__</w:t>
+      </w:r>
+      <w:r>
+        <w:rPr>
+          <w:rFonts w:cstheme="minorHAnsi"/>
+          <w:i/>
+          <w:iCs/>
+          <w:sz w:val="24"/>
+          <w:szCs w:val="24"/>
+        </w:rPr>
+        <w:t>)"</w:t>
+      </w:r>
+    </w:p>
+    <w:p>
+      <w:pPr>
+        <w:pStyle w:val="ListParagraph"/>
+        <w:numPr>
+          <w:ilvl w:val="0"/>
+          <w:numId w:val="11"/>
+        </w:numPr>
+        <w:rPr>
+          <w:rFonts w:cstheme="minorHAnsi"/>
+          <w:sz w:val="24"/>
+          <w:szCs w:val="24"/>
+        </w:rPr>
+      </w:pPr>
+    </w:p>
+    <w:p>
+      <w:pPr>
+        <w:pStyle w:val="ListParagraph"/>
+        <w:rPr>
+          <w:rFonts w:cstheme="minorHAnsi"/>
+          <w:sz w:val="24"/>
+          <w:szCs w:val="24"/>
+        </w:rPr>
+      </w:pPr>
+    </w:p>
+    <w:p>
+      <w:pPr>
+        <w:rPr>
+          <w:rFonts w:cstheme="minorHAnsi"/>
+          <w:sz w:val="24"/>
+          <w:szCs w:val="24"/>
+        </w:rPr>
+      </w:pPr>
+      <w:r>
+        <w:rPr>
+          <w:rFonts w:cstheme="minorHAnsi"/>
+          <w:sz w:val="24"/>
+          <w:szCs w:val="24"/>
+        </w:rPr>
+        <w:br w:type="page"/>
+      </w:r>
+    </w:p>
+    <w:p>
+      <w:pPr>
+        <w:pStyle w:val="ListParagraph"/>
+        <w:numPr>
+          <w:ilvl w:val="0"/>
+          <w:numId w:val="1"/>
+        </w:numPr>
+        <w:rPr>
+          <w:rFonts w:cstheme="minorHAnsi"/>
+          <w:b/>
+          <w:bCs/>
+          <w:sz w:val="24"/>
+          <w:szCs w:val="24"/>
+        </w:rPr>
+      </w:pPr>
+      <w:r>
+        <w:rPr>
+          <w:rFonts w:cstheme="minorHAnsi"/>
+          <w:b/>
+          <w:bCs/>
+          <w:sz w:val="24"/>
+          <w:szCs w:val="24"/>
+        </w:rPr>
+        <w:lastRenderedPageBreak/>
+        <w:t>Core building blocks:</w:t>
+      </w:r>
+    </w:p>
+    <w:p>
+      <w:pPr>
+        <w:pStyle w:val="ListParagraph"/>
+        <w:rPr>
+          <w:rFonts w:cstheme="minorHAnsi"/>
+          <w:sz w:val="24"/>
+          <w:szCs w:val="24"/>
+        </w:rPr>
+      </w:pPr>
+    </w:p>
+    <w:tbl>
+      <w:tblPr>
+        <w:tblW w:w="0" w:type="auto"/>
+        <w:tblCellSpacing w:w="15" w:type="dxa"/>
+        <w:tblCellMar>
+          <w:top w:w="15" w:type="dxa"/>
+          <w:left w:w="15" w:type="dxa"/>
+          <w:bottom w:w="15" w:type="dxa"/>
+          <w:right w:w="15" w:type="dxa"/>
+        </w:tblCellMar>
+        <w:tblLook w:val="04A0" w:firstRow="1" w:lastRow="0" w:firstColumn="1" w:lastColumn="0" w:noHBand="0" w:noVBand="1"/>
+      </w:tblPr>
+      <w:tblGrid>
+        <w:gridCol w:w="1990"/>
+        <w:gridCol w:w="5246"/>
+      </w:tblGrid>
+      <w:tr>
+        <w:trPr>
+          <w:tblHeader/>
+          <w:tblCellSpacing w:w="15" w:type="dxa"/>
+        </w:trPr>
+        <w:tc>
+          <w:tcPr>
+            <w:tcW w:w="0" w:type="auto"/>
+            <w:vAlign w:val="center"/>
+            <w:hideMark/>
+          </w:tcPr>
+          <w:p>
+            <w:pPr>
+              <w:pStyle w:val="ListParagraph"/>
+              <w:rPr>
+                <w:rFonts w:cstheme="minorHAnsi"/>
+                <w:b/>
+                <w:bCs/>
+                <w:sz w:val="24"/>
+                <w:szCs w:val="24"/>
+              </w:rPr>
+            </w:pPr>
+            <w:r>
+              <w:rPr>
+                <w:rFonts w:cstheme="minorHAnsi"/>
+                <w:b/>
+                <w:bCs/>
+                <w:sz w:val="24"/>
+                <w:szCs w:val="24"/>
+              </w:rPr>
+              <w:t>Block</w:t>
+            </w:r>
+          </w:p>
+        </w:tc>
+        <w:tc>
+          <w:tcPr>
+            <w:tcW w:w="0" w:type="auto"/>
+            <w:vAlign w:val="center"/>
+            <w:hideMark/>
+          </w:tcPr>
+          <w:p>
+            <w:pPr>
+              <w:pStyle w:val="ListParagraph"/>
+              <w:rPr>
+                <w:rFonts w:cstheme="minorHAnsi"/>
+                <w:b/>
+                <w:bCs/>
+                <w:sz w:val="24"/>
+                <w:szCs w:val="24"/>
+              </w:rPr>
+            </w:pPr>
+            <w:r>
+              <w:rPr>
+                <w:rFonts w:cstheme="minorHAnsi"/>
+                <w:b/>
+                <w:bCs/>
+                <w:sz w:val="24"/>
+                <w:szCs w:val="24"/>
+              </w:rPr>
+              <w:t>Role</w:t>
+            </w:r>
+          </w:p>
+        </w:tc>
+      </w:tr>
+      <w:tr>
+        <w:trPr>
+          <w:tblCellSpacing w:w="15" w:type="dxa"/>
+        </w:trPr>
+        <w:tc>
+          <w:tcPr>
+            <w:tcW w:w="0" w:type="auto"/>
+            <w:vAlign w:val="center"/>
+            <w:hideMark/>
+          </w:tcPr>
+          <w:p>
+            <w:pPr>
+              <w:pStyle w:val="ListParagraph"/>
+              <w:rPr>
+                <w:rFonts w:cstheme="minorHAnsi"/>
+                <w:sz w:val="24"/>
+                <w:szCs w:val="24"/>
+              </w:rPr>
+            </w:pPr>
+            <w:r>
+              <w:rPr>
+                <w:rFonts w:cstheme="minorHAnsi"/>
+                <w:sz w:val="24"/>
+                <w:szCs w:val="24"/>
+              </w:rPr>
+              <w:t>Loader</w:t>
+            </w:r>
+          </w:p>
+        </w:tc>
+        <w:tc>
+          <w:tcPr>
+            <w:tcW w:w="0" w:type="auto"/>
+            <w:vAlign w:val="center"/>
+            <w:hideMark/>
+          </w:tcPr>
+          <w:p>
+            <w:pPr>
+              <w:pStyle w:val="ListParagraph"/>
+              <w:rPr>
+                <w:rFonts w:cstheme="minorHAnsi"/>
+                <w:sz w:val="24"/>
+                <w:szCs w:val="24"/>
+              </w:rPr>
+            </w:pPr>
+            <w:r>
+              <w:rPr>
+                <w:rFonts w:cstheme="minorHAnsi"/>
+                <w:sz w:val="24"/>
+                <w:szCs w:val="24"/>
+              </w:rPr>
+              <w:t>Reads PDFs / files</w:t>
+            </w:r>
+          </w:p>
+        </w:tc>
+      </w:tr>
+      <w:tr>
+        <w:trPr>
+          <w:tblCellSpacing w:w="15" w:type="dxa"/>
+        </w:trPr>
+        <w:tc>
+          <w:tcPr>
+            <w:tcW w:w="0" w:type="auto"/>
+            <w:vAlign w:val="center"/>
+            <w:hideMark/>
+          </w:tcPr>
+          <w:p>
+            <w:pPr>
+              <w:pStyle w:val="ListParagraph"/>
+              <w:rPr>
+                <w:rFonts w:cstheme="minorHAnsi"/>
+                <w:sz w:val="24"/>
+                <w:szCs w:val="24"/>
+              </w:rPr>
+            </w:pPr>
+            <w:r>
+              <w:rPr>
+                <w:rFonts w:cstheme="minorHAnsi"/>
+                <w:sz w:val="24"/>
+                <w:szCs w:val="24"/>
+              </w:rPr>
+              <w:t>Chunker</w:t>
+            </w:r>
+          </w:p>
+        </w:tc>
+        <w:tc>
+          <w:tcPr>
+            <w:tcW w:w="0" w:type="auto"/>
+            <w:vAlign w:val="center"/>
+            <w:hideMark/>
+          </w:tcPr>
+          <w:p>
+            <w:pPr>
+              <w:pStyle w:val="ListParagraph"/>
+              <w:rPr>
+                <w:rFonts w:cstheme="minorHAnsi"/>
+                <w:sz w:val="24"/>
+                <w:szCs w:val="24"/>
+              </w:rPr>
+            </w:pPr>
+            <w:r>
+              <w:rPr>
+                <w:rFonts w:cstheme="minorHAnsi"/>
+                <w:sz w:val="24"/>
+                <w:szCs w:val="24"/>
+              </w:rPr>
+              <w:t>Breaks text into pieces</w:t>
+            </w:r>
+          </w:p>
+        </w:tc>
+      </w:tr>
+      <w:tr>
+        <w:trPr>
+          <w:tblCellSpacing w:w="15" w:type="dxa"/>
+        </w:trPr>
+        <w:tc>
+          <w:tcPr>
+            <w:tcW w:w="0" w:type="auto"/>
+            <w:vAlign w:val="center"/>
+            <w:hideMark/>
+          </w:tcPr>
+          <w:p>
+            <w:pPr>
+              <w:pStyle w:val="ListParagraph"/>
+              <w:rPr>
+                <w:rFonts w:cstheme="minorHAnsi"/>
+                <w:sz w:val="24"/>
+                <w:szCs w:val="24"/>
+              </w:rPr>
+            </w:pPr>
+            <w:r>
+              <w:rPr>
+                <w:rFonts w:cstheme="minorHAnsi"/>
+                <w:sz w:val="24"/>
+                <w:szCs w:val="24"/>
+              </w:rPr>
+              <w:t>Embeddings</w:t>
+            </w:r>
+          </w:p>
+        </w:tc>
+        <w:tc>
+          <w:tcPr>
+            <w:tcW w:w="0" w:type="auto"/>
+            <w:vAlign w:val="center"/>
+            <w:hideMark/>
+          </w:tcPr>
+          <w:p>
+            <w:pPr>
+              <w:pStyle w:val="ListParagraph"/>
+              <w:rPr>
+                <w:rFonts w:cstheme="minorHAnsi"/>
+                <w:sz w:val="24"/>
+                <w:szCs w:val="24"/>
+              </w:rPr>
+            </w:pPr>
+            <w:r>
+              <w:rPr>
+                <w:rFonts w:cstheme="minorHAnsi"/>
+                <w:sz w:val="24"/>
+                <w:szCs w:val="24"/>
+              </w:rPr>
+              <w:t xml:space="preserve">Convert text </w:t>
+            </w:r>
+            <w:r>
+              <w:rPr>
+                <w:rFonts w:cstheme="minorHAnsi"/>
+                <w:sz w:val="24"/>
+                <w:szCs w:val="24"/>
+              </w:rPr>
+              <w:t xml:space="preserve">chunks </w:t>
+            </w:r>
+            <w:r>
+              <w:rPr>
+                <w:rFonts w:cstheme="minorHAnsi"/>
+                <w:sz w:val="24"/>
+                <w:szCs w:val="24"/>
+              </w:rPr>
+              <w:t>→ vectors</w:t>
+            </w:r>
+          </w:p>
+        </w:tc>
+      </w:tr>
+      <w:tr>
+        <w:trPr>
+          <w:tblCellSpacing w:w="15" w:type="dxa"/>
+        </w:trPr>
+        <w:tc>
+          <w:tcPr>
+            <w:tcW w:w="0" w:type="auto"/>
+            <w:vAlign w:val="center"/>
+            <w:hideMark/>
+          </w:tcPr>
+          <w:p>
+            <w:pPr>
+              <w:pStyle w:val="ListParagraph"/>
+              <w:rPr>
+                <w:rFonts w:cstheme="minorHAnsi"/>
+                <w:sz w:val="24"/>
+                <w:szCs w:val="24"/>
+              </w:rPr>
+            </w:pPr>
+            <w:r>
+              <w:rPr>
+                <w:rFonts w:cstheme="minorHAnsi"/>
+                <w:sz w:val="24"/>
+                <w:szCs w:val="24"/>
+              </w:rPr>
+              <w:t>Vector DB</w:t>
+            </w:r>
+          </w:p>
+        </w:tc>
+        <w:tc>
+          <w:tcPr>
+            <w:tcW w:w="0" w:type="auto"/>
+            <w:vAlign w:val="center"/>
+            <w:hideMark/>
+          </w:tcPr>
+          <w:p>
+            <w:pPr>
+              <w:pStyle w:val="ListParagraph"/>
+              <w:rPr>
+                <w:rFonts w:cstheme="minorHAnsi"/>
+                <w:sz w:val="24"/>
+                <w:szCs w:val="24"/>
+              </w:rPr>
+            </w:pPr>
+            <w:r>
+              <w:rPr>
+                <w:rFonts w:cstheme="minorHAnsi"/>
+                <w:sz w:val="24"/>
+                <w:szCs w:val="24"/>
+              </w:rPr>
+              <w:t>Stores vectors</w:t>
+            </w:r>
+          </w:p>
+        </w:tc>
+      </w:tr>
+      <w:tr>
+        <w:trPr>
+          <w:tblCellSpacing w:w="15" w:type="dxa"/>
+        </w:trPr>
+        <w:tc>
+          <w:tcPr>
+            <w:tcW w:w="0" w:type="auto"/>
+            <w:vAlign w:val="center"/>
+            <w:hideMark/>
+          </w:tcPr>
+          <w:p>
+            <w:pPr>
+              <w:pStyle w:val="ListParagraph"/>
+              <w:rPr>
+                <w:rFonts w:cstheme="minorHAnsi"/>
+                <w:sz w:val="24"/>
+                <w:szCs w:val="24"/>
+              </w:rPr>
+            </w:pPr>
+            <w:r>
+              <w:rPr>
+                <w:rFonts w:cstheme="minorHAnsi"/>
+                <w:sz w:val="24"/>
+                <w:szCs w:val="24"/>
+              </w:rPr>
+              <w:t>Retriever</w:t>
+            </w:r>
+          </w:p>
+        </w:tc>
+        <w:tc>
+          <w:tcPr>
+            <w:tcW w:w="0" w:type="auto"/>
+            <w:vAlign w:val="center"/>
+            <w:hideMark/>
+          </w:tcPr>
+          <w:p>
+            <w:pPr>
+              <w:pStyle w:val="ListParagraph"/>
+              <w:rPr>
+                <w:rFonts w:cstheme="minorHAnsi"/>
+                <w:sz w:val="24"/>
+                <w:szCs w:val="24"/>
+              </w:rPr>
+            </w:pPr>
+            <w:r>
+              <w:rPr>
+                <w:rFonts w:cstheme="minorHAnsi"/>
+                <w:sz w:val="24"/>
+                <w:szCs w:val="24"/>
+              </w:rPr>
+              <w:t>Finds relevant chunks</w:t>
+            </w:r>
+            <w:r>
+              <w:rPr>
+                <w:rFonts w:cstheme="minorHAnsi"/>
+                <w:sz w:val="24"/>
+                <w:szCs w:val="24"/>
+              </w:rPr>
+              <w:t xml:space="preserve"> according to user query</w:t>
+            </w:r>
+          </w:p>
+        </w:tc>
+      </w:tr>
+      <w:tr>
+        <w:trPr>
+          <w:tblCellSpacing w:w="15" w:type="dxa"/>
+        </w:trPr>
+        <w:tc>
+          <w:tcPr>
+            <w:tcW w:w="0" w:type="auto"/>
+            <w:vAlign w:val="center"/>
+            <w:hideMark/>
+          </w:tcPr>
+          <w:p>
+            <w:pPr>
+              <w:pStyle w:val="ListParagraph"/>
+              <w:rPr>
+                <w:rFonts w:cstheme="minorHAnsi"/>
+                <w:sz w:val="24"/>
+                <w:szCs w:val="24"/>
+              </w:rPr>
+            </w:pPr>
+            <w:r>
+              <w:rPr>
+                <w:rFonts w:cstheme="minorHAnsi"/>
+                <w:sz w:val="24"/>
+                <w:szCs w:val="24"/>
+              </w:rPr>
+              <w:t>LLM</w:t>
+            </w:r>
+          </w:p>
+        </w:tc>
+        <w:tc>
+          <w:tcPr>
+            <w:tcW w:w="0" w:type="auto"/>
+            <w:vAlign w:val="center"/>
+            <w:hideMark/>
+          </w:tcPr>
+          <w:p>
+            <w:pPr>
+              <w:pStyle w:val="ListParagraph"/>
+              <w:rPr>
+                <w:rFonts w:cstheme="minorHAnsi"/>
+                <w:sz w:val="24"/>
+                <w:szCs w:val="24"/>
+              </w:rPr>
+            </w:pPr>
+            <w:r>
+              <w:rPr>
+                <w:rFonts w:cstheme="minorHAnsi"/>
+                <w:sz w:val="24"/>
+                <w:szCs w:val="24"/>
+              </w:rPr>
+              <w:t>Generates answer</w:t>
+            </w:r>
+          </w:p>
+        </w:tc>
+      </w:tr>
+      <w:tr>
+        <w:trPr>
+          <w:tblCellSpacing w:w="15" w:type="dxa"/>
+        </w:trPr>
+        <w:tc>
+          <w:tcPr>
+            <w:tcW w:w="0" w:type="auto"/>
+            <w:vAlign w:val="center"/>
+            <w:hideMark/>
+          </w:tcPr>
+          <w:p>
+            <w:pPr>
+              <w:pStyle w:val="ListParagraph"/>
+              <w:rPr>
+                <w:rFonts w:cstheme="minorHAnsi"/>
+                <w:sz w:val="24"/>
+                <w:szCs w:val="24"/>
+              </w:rPr>
+            </w:pPr>
+            <w:r>
+              <w:rPr>
+                <w:rFonts w:cstheme="minorHAnsi"/>
+                <w:sz w:val="24"/>
+                <w:szCs w:val="24"/>
+              </w:rPr>
+              <w:t>Prompt</w:t>
+            </w:r>
+          </w:p>
+        </w:tc>
+        <w:tc>
+          <w:tcPr>
+            <w:tcW w:w="0" w:type="auto"/>
+            <w:vAlign w:val="center"/>
+            <w:hideMark/>
+          </w:tcPr>
+          <w:p>
+            <w:pPr>
+              <w:pStyle w:val="ListParagraph"/>
+              <w:rPr>
+                <w:rFonts w:cstheme="minorHAnsi"/>
+                <w:sz w:val="24"/>
+                <w:szCs w:val="24"/>
+              </w:rPr>
+            </w:pPr>
+            <w:r>
+              <w:rPr>
+                <w:rFonts w:cstheme="minorHAnsi"/>
+                <w:sz w:val="24"/>
+                <w:szCs w:val="24"/>
+              </w:rPr>
+              <w:t xml:space="preserve">Controls </w:t>
+            </w:r>
+            <w:r>
+              <w:rPr>
+                <w:rFonts w:cstheme="minorHAnsi"/>
+                <w:sz w:val="24"/>
+                <w:szCs w:val="24"/>
+              </w:rPr>
+              <w:t>behaviour</w:t>
+            </w:r>
+          </w:p>
+        </w:tc>
+      </w:tr>
+    </w:tbl>
+    <w:p>
+      <w:pPr>
+        <w:pStyle w:val="ListParagraph"/>
+        <w:rPr>
+          <w:rFonts w:cstheme="minorHAnsi"/>
+          <w:sz w:val="24"/>
+          <w:szCs w:val="24"/>
+        </w:rPr>
+      </w:pPr>
+    </w:p>
+    <w:p>
+      <w:pPr>
+        <w:pStyle w:val="ListParagraph"/>
+        <w:rPr>
+          <w:rFonts w:cstheme="minorHAnsi"/>
+          <w:i/>
+          <w:iCs/>
+          <w:sz w:val="24"/>
+          <w:szCs w:val="24"/>
+        </w:rPr>
+      </w:pPr>
+      <w:r>
+        <w:rPr>
+          <w:rFonts w:cstheme="minorHAnsi"/>
+          <w:i/>
+          <w:iCs/>
+          <w:sz w:val="24"/>
+          <w:szCs w:val="24"/>
+        </w:rPr>
+        <w:t>Why RAG instead of Fine tuning?</w:t>
+      </w:r>
+    </w:p>
+    <w:p>
+      <w:pPr>
+        <w:pStyle w:val="ListParagraph"/>
+        <w:rPr>
+          <w:rFonts w:cstheme="minorHAnsi"/>
+          <w:sz w:val="24"/>
+          <w:szCs w:val="24"/>
+        </w:rPr>
+      </w:pPr>
+    </w:p>
+    <w:tbl>
+      <w:tblPr>
+        <w:tblW w:w="0" w:type="auto"/>
+        <w:tblCellSpacing w:w="15" w:type="dxa"/>
+        <w:tblCellMar>
+          <w:top w:w="15" w:type="dxa"/>
+          <w:left w:w="15" w:type="dxa"/>
+          <w:bottom w:w="15" w:type="dxa"/>
+          <w:right w:w="15" w:type="dxa"/>
+        </w:tblCellMar>
+        <w:tblLook w:val="04A0" w:firstRow="1" w:lastRow="0" w:firstColumn="1" w:lastColumn="0" w:noHBand="0" w:noVBand="1"/>
+      </w:tblPr>
+      <w:tblGrid>
+        <w:gridCol w:w="3403"/>
+        <w:gridCol w:w="3214"/>
+      </w:tblGrid>
+      <w:tr>
+        <w:trPr>
+          <w:tblHeader/>
+          <w:tblCellSpacing w:w="15" w:type="dxa"/>
+        </w:trPr>
+        <w:tc>
+          <w:tcPr>
+            <w:tcW w:w="0" w:type="auto"/>
+            <w:vAlign w:val="center"/>
+            <w:hideMark/>
+          </w:tcPr>
+          <w:p>
+            <w:pPr>
+              <w:pStyle w:val="ListParagraph"/>
+              <w:rPr>
+                <w:rFonts w:cstheme="minorHAnsi"/>
+                <w:b/>
+                <w:bCs/>
+                <w:sz w:val="24"/>
+                <w:szCs w:val="24"/>
+              </w:rPr>
+            </w:pPr>
+            <w:r>
+              <w:rPr>
+                <w:rFonts w:cstheme="minorHAnsi"/>
+                <w:b/>
+                <w:bCs/>
+                <w:sz w:val="24"/>
+                <w:szCs w:val="24"/>
+              </w:rPr>
+              <w:t>RAG</w:t>
+            </w:r>
+          </w:p>
+        </w:tc>
+        <w:tc>
+          <w:tcPr>
+            <w:tcW w:w="0" w:type="auto"/>
+            <w:vAlign w:val="center"/>
+            <w:hideMark/>
+          </w:tcPr>
+          <w:p>
+            <w:pPr>
+              <w:pStyle w:val="ListParagraph"/>
+              <w:rPr>
+                <w:rFonts w:cstheme="minorHAnsi"/>
+                <w:b/>
+                <w:bCs/>
+                <w:sz w:val="24"/>
+                <w:szCs w:val="24"/>
+              </w:rPr>
+            </w:pPr>
+            <w:r>
+              <w:rPr>
+                <w:rFonts w:cstheme="minorHAnsi"/>
+                <w:b/>
+                <w:bCs/>
+                <w:sz w:val="24"/>
+                <w:szCs w:val="24"/>
+              </w:rPr>
+              <w:t>Fine-tuning</w:t>
+            </w:r>
+          </w:p>
+        </w:tc>
+      </w:tr>
+      <w:tr>
+        <w:trPr>
+          <w:tblCellSpacing w:w="15" w:type="dxa"/>
+        </w:trPr>
+        <w:tc>
+          <w:tcPr>
+            <w:tcW w:w="0" w:type="auto"/>
+            <w:vAlign w:val="center"/>
+            <w:hideMark/>
+          </w:tcPr>
+          <w:p>
+            <w:pPr>
+              <w:pStyle w:val="ListParagraph"/>
+              <w:rPr>
+                <w:rFonts w:cstheme="minorHAnsi"/>
+                <w:sz w:val="24"/>
+                <w:szCs w:val="24"/>
+              </w:rPr>
+            </w:pPr>
+            <w:r>
+              <w:rPr>
+                <w:rFonts w:cstheme="minorHAnsi"/>
+                <w:sz w:val="24"/>
+                <w:szCs w:val="24"/>
+              </w:rPr>
+              <w:t>Fast to build</w:t>
+            </w:r>
+          </w:p>
+        </w:tc>
+        <w:tc>
+          <w:tcPr>
+            <w:tcW w:w="0" w:type="auto"/>
+            <w:vAlign w:val="center"/>
+            <w:hideMark/>
+          </w:tcPr>
+          <w:p>
+            <w:pPr>
+              <w:pStyle w:val="ListParagraph"/>
+              <w:rPr>
+                <w:rFonts w:cstheme="minorHAnsi"/>
+                <w:sz w:val="24"/>
+                <w:szCs w:val="24"/>
+              </w:rPr>
+            </w:pPr>
+            <w:r>
+              <w:rPr>
+                <w:rFonts w:cstheme="minorHAnsi"/>
+                <w:sz w:val="24"/>
+                <w:szCs w:val="24"/>
+              </w:rPr>
+              <w:t>Expensive</w:t>
+            </w:r>
+          </w:p>
+        </w:tc>
+      </w:tr>
+      <w:tr>
+        <w:trPr>
+          <w:tblCellSpacing w:w="15" w:type="dxa"/>
+        </w:trPr>
+        <w:tc>
+          <w:tcPr>
+            <w:tcW w:w="0" w:type="auto"/>
+            <w:vAlign w:val="center"/>
+            <w:hideMark/>
+          </w:tcPr>
+          <w:p>
+            <w:pPr>
+              <w:pStyle w:val="ListParagraph"/>
+              <w:rPr>
+                <w:rFonts w:cstheme="minorHAnsi"/>
+                <w:sz w:val="24"/>
+                <w:szCs w:val="24"/>
+              </w:rPr>
+            </w:pPr>
+            <w:r>
+              <w:rPr>
+                <w:rFonts w:cstheme="minorHAnsi"/>
+                <w:sz w:val="24"/>
+                <w:szCs w:val="24"/>
+              </w:rPr>
+              <w:t>Data updates instantly</w:t>
+            </w:r>
+          </w:p>
+        </w:tc>
+        <w:tc>
+          <w:tcPr>
+            <w:tcW w:w="0" w:type="auto"/>
+            <w:vAlign w:val="center"/>
+            <w:hideMark/>
+          </w:tcPr>
+          <w:p>
+            <w:pPr>
+              <w:pStyle w:val="ListParagraph"/>
+              <w:rPr>
+                <w:rFonts w:cstheme="minorHAnsi"/>
+                <w:sz w:val="24"/>
+                <w:szCs w:val="24"/>
+              </w:rPr>
+            </w:pPr>
+            <w:r>
+              <w:rPr>
+                <w:rFonts w:cstheme="minorHAnsi"/>
+                <w:sz w:val="24"/>
+                <w:szCs w:val="24"/>
+              </w:rPr>
+              <w:t>Requires retraining</w:t>
+            </w:r>
+          </w:p>
+        </w:tc>
+      </w:tr>
+      <w:tr>
+        <w:trPr>
+          <w:tblCellSpacing w:w="15" w:type="dxa"/>
+        </w:trPr>
+        <w:tc>
+          <w:tcPr>
+            <w:tcW w:w="0" w:type="auto"/>
+            <w:vAlign w:val="center"/>
+            <w:hideMark/>
+          </w:tcPr>
+          <w:p>
+            <w:pPr>
+              <w:pStyle w:val="ListParagraph"/>
+              <w:rPr>
+                <w:rFonts w:cstheme="minorHAnsi"/>
+                <w:sz w:val="24"/>
+                <w:szCs w:val="24"/>
+              </w:rPr>
+            </w:pPr>
+            <w:r>
+              <w:rPr>
+                <w:rFonts w:cstheme="minorHAnsi"/>
+                <w:sz w:val="24"/>
+                <w:szCs w:val="24"/>
+              </w:rPr>
+              <w:t>No risk of model forgetting</w:t>
+            </w:r>
+          </w:p>
+        </w:tc>
+        <w:tc>
+          <w:tcPr>
+            <w:tcW w:w="0" w:type="auto"/>
+            <w:vAlign w:val="center"/>
+            <w:hideMark/>
+          </w:tcPr>
+          <w:p>
+            <w:pPr>
+              <w:pStyle w:val="ListParagraph"/>
+              <w:rPr>
+                <w:rFonts w:cstheme="minorHAnsi"/>
+                <w:sz w:val="24"/>
+                <w:szCs w:val="24"/>
+              </w:rPr>
+            </w:pPr>
+            <w:r>
+              <w:rPr>
+                <w:rFonts w:cstheme="minorHAnsi"/>
+                <w:sz w:val="24"/>
+                <w:szCs w:val="24"/>
+              </w:rPr>
+              <w:t>Risky</w:t>
+            </w:r>
+          </w:p>
+        </w:tc>
+      </w:tr>
+      <w:tr>
+        <w:trPr>
+          <w:tblCellSpacing w:w="15" w:type="dxa"/>
+        </w:trPr>
+        <w:tc>
+          <w:tcPr>
+            <w:tcW w:w="0" w:type="auto"/>
+            <w:vAlign w:val="center"/>
+            <w:hideMark/>
+          </w:tcPr>
+          <w:p>
+            <w:pPr>
+              <w:pStyle w:val="ListParagraph"/>
+              <w:rPr>
+                <w:rFonts w:cstheme="minorHAnsi"/>
+                <w:sz w:val="24"/>
+                <w:szCs w:val="24"/>
+              </w:rPr>
+            </w:pPr>
+            <w:r>
+              <w:rPr>
+                <w:rFonts w:cstheme="minorHAnsi"/>
+                <w:sz w:val="24"/>
+                <w:szCs w:val="24"/>
+              </w:rPr>
+              <w:t>Best for private docs</w:t>
+            </w:r>
+          </w:p>
+        </w:tc>
+        <w:tc>
+          <w:tcPr>
+            <w:tcW w:w="0" w:type="auto"/>
+            <w:vAlign w:val="center"/>
+            <w:hideMark/>
+          </w:tcPr>
+          <w:p>
+            <w:pPr>
+              <w:pStyle w:val="ListParagraph"/>
+              <w:rPr>
+                <w:rFonts w:cstheme="minorHAnsi"/>
+                <w:sz w:val="24"/>
+                <w:szCs w:val="24"/>
+              </w:rPr>
+            </w:pPr>
+            <w:r>
+              <w:rPr>
+                <w:rFonts w:cstheme="minorHAnsi"/>
+                <w:sz w:val="24"/>
+                <w:szCs w:val="24"/>
+              </w:rPr>
+              <w:t>Best for behavior change</w:t>
+            </w:r>
+          </w:p>
+        </w:tc>
+      </w:tr>
+    </w:tbl>
+    <w:p>
+      <w:pPr>
+        <w:pStyle w:val="ListParagraph"/>
+        <w:rPr>
+          <w:rFonts w:cstheme="minorHAnsi"/>
+          <w:sz w:val="24"/>
+          <w:szCs w:val="24"/>
+        </w:rPr>
+      </w:pPr>
+    </w:p>
+    <w:p>
+      <w:pPr>
+        <w:pStyle w:val="ListParagraph"/>
+        <w:rPr>
+          <w:rFonts w:cstheme="minorHAnsi"/>
+          <w:i/>
+          <w:iCs/>
+          <w:sz w:val="24"/>
+          <w:szCs w:val="24"/>
+        </w:rPr>
+      </w:pPr>
+      <w:r>
+        <w:rPr>
+          <w:rFonts w:cstheme="minorHAnsi"/>
+          <w:i/>
+          <w:iCs/>
+          <w:sz w:val="24"/>
+          <w:szCs w:val="24"/>
+        </w:rPr>
+        <w:t>Why does an LLM need a retrieval step instead of just being asked the question directly?</w:t>
+      </w:r>
+    </w:p>
+    <w:p>
+      <w:pPr>
+        <w:pStyle w:val="ListParagraph"/>
+        <w:rPr>
+          <w:rFonts w:cstheme="minorHAnsi"/>
+          <w:sz w:val="24"/>
+          <w:szCs w:val="24"/>
+        </w:rPr>
+      </w:pPr>
+      <w:r>
+        <w:rPr>
+          <w:rFonts w:cstheme="minorHAnsi"/>
+          <w:sz w:val="24"/>
+          <w:szCs w:val="24"/>
+        </w:rPr>
+        <w:t>B</w:t>
+      </w:r>
+      <w:r>
+        <w:rPr>
+          <w:rFonts w:cstheme="minorHAnsi"/>
+          <w:sz w:val="24"/>
+          <w:szCs w:val="24"/>
+        </w:rPr>
+        <w:t xml:space="preserve">ecause LLMs hallucinate if they were to provide answers purely on its own knowledge and LLM doesn't know our document content for giving correct answers. therefore it is important to get chunks from vector </w:t>
+      </w:r>
+      <w:r>
+        <w:rPr>
+          <w:rFonts w:cstheme="minorHAnsi"/>
+          <w:sz w:val="24"/>
+          <w:szCs w:val="24"/>
+        </w:rPr>
+        <w:t>DB</w:t>
+      </w:r>
+      <w:r>
+        <w:rPr>
+          <w:rFonts w:cstheme="minorHAnsi"/>
+          <w:sz w:val="24"/>
+          <w:szCs w:val="24"/>
+        </w:rPr>
+        <w:t xml:space="preserve"> first and provide it in LLM prompt for proper context and avoid hallucinations.</w:t>
+      </w:r>
+    </w:p>
+    <w:p>
+      <w:pPr>
+        <w:pStyle w:val="ListParagraph"/>
+        <w:rPr>
+          <w:rFonts w:cstheme="minorHAnsi"/>
+          <w:sz w:val="24"/>
+          <w:szCs w:val="24"/>
+        </w:rPr>
+      </w:pPr>
+    </w:p>
+    <w:p>
+      <w:pPr>
+        <w:rPr>
+          <w:rFonts w:cstheme="minorHAnsi"/>
+          <w:sz w:val="24"/>
+          <w:szCs w:val="24"/>
+        </w:rPr>
+      </w:pPr>
+      <w:r>
+        <w:rPr>
+          <w:rFonts w:cstheme="minorHAnsi"/>
+          <w:sz w:val="24"/>
+          <w:szCs w:val="24"/>
+        </w:rPr>
+        <w:br w:type="page"/>
+      </w:r>
+    </w:p>
+    <w:p>
+      <w:pPr>
+        <w:pStyle w:val="ListParagraph"/>
+        <w:numPr>
+          <w:ilvl w:val="0"/>
+          <w:numId w:val="1"/>
+        </w:numPr>
+        <w:rPr>
+          <w:rFonts w:cstheme="minorHAnsi"/>
+          <w:b/>
+          <w:bCs/>
+          <w:sz w:val="24"/>
+          <w:szCs w:val="24"/>
+        </w:rPr>
+      </w:pPr>
+      <w:r>
+        <w:rPr>
+          <w:rFonts w:cstheme="minorHAnsi"/>
+          <w:b/>
+          <w:bCs/>
+          <w:sz w:val="24"/>
+          <w:szCs w:val="24"/>
+        </w:rPr>
+        <w:lastRenderedPageBreak/>
+        <w:t>Stage 1: Loader</w:t>
+      </w:r>
+    </w:p>
+    <w:p>
+      <w:pPr>
+        <w:ind w:left="360"/>
+        <w:rPr>
+          <w:rFonts w:cstheme="minorHAnsi"/>
+          <w:b/>
+          <w:bCs/>
+          <w:sz w:val="24"/>
+          <w:szCs w:val="24"/>
+        </w:rPr>
+      </w:pPr>
+      <w:r>
+        <w:rPr>
+          <w:rFonts w:cstheme="minorHAnsi"/>
+          <w:b/>
+          <w:bCs/>
+          <w:sz w:val="24"/>
+          <w:szCs w:val="24"/>
+        </w:rPr>
+        <w:t>Document Ingestion &amp; Chunking</w:t>
+      </w:r>
+      <w:r>
+        <w:rPr>
+          <w:rFonts w:cstheme="minorHAnsi"/>
+          <w:b/>
+          <w:bCs/>
+          <w:sz w:val="24"/>
+          <w:szCs w:val="24"/>
+        </w:rPr>
+        <w:t>:</w:t>
+      </w:r>
+    </w:p>
+    <w:p>
+      <w:pPr>
+        <w:ind w:left="360"/>
+        <w:rPr>
+          <w:rFonts w:cstheme="minorHAnsi"/>
+          <w:b/>
+          <w:bCs/>
+          <w:sz w:val="24"/>
+          <w:szCs w:val="24"/>
+        </w:rPr>
+      </w:pPr>
+      <w:r>
+        <w:rPr>
+          <w:rFonts w:ascii="Segoe UI Emoji" w:hAnsi="Segoe UI Emoji" w:cs="Segoe UI Emoji"/>
+          <w:b/>
+          <w:bCs/>
+          <w:sz w:val="24"/>
+          <w:szCs w:val="24"/>
+        </w:rPr>
+        <w:t>🎯</w:t>
+      </w:r>
+      <w:r>
+        <w:rPr>
+          <w:rFonts w:cstheme="minorHAnsi"/>
+          <w:b/>
+          <w:bCs/>
+          <w:sz w:val="24"/>
+          <w:szCs w:val="24"/>
+        </w:rPr>
+        <w:t xml:space="preserve"> Goal of this stage</w:t>
+      </w:r>
+    </w:p>
+    <w:p>
+      <w:pPr>
+        <w:ind w:left="360"/>
+        <w:rPr>
+          <w:rFonts w:cstheme="minorHAnsi"/>
+          <w:sz w:val="24"/>
+          <w:szCs w:val="24"/>
+        </w:rPr>
+      </w:pPr>
+      <w:r>
+        <w:rPr>
+          <w:rFonts w:cstheme="minorHAnsi"/>
+          <w:sz w:val="24"/>
+          <w:szCs w:val="24"/>
+        </w:rPr>
+        <w:t xml:space="preserve">Convert </w:t>
+      </w:r>
+      <w:r>
+        <w:rPr>
+          <w:rFonts w:cstheme="minorHAnsi"/>
+          <w:b/>
+          <w:bCs/>
+          <w:sz w:val="24"/>
+          <w:szCs w:val="24"/>
+        </w:rPr>
+        <w:t>raw documents</w:t>
+      </w:r>
+      <w:r>
+        <w:rPr>
+          <w:rFonts w:cstheme="minorHAnsi"/>
+          <w:sz w:val="24"/>
+          <w:szCs w:val="24"/>
+        </w:rPr>
+        <w:t xml:space="preserve"> (PDF, DOCX, TXT) into </w:t>
+      </w:r>
+      <w:r>
+        <w:rPr>
+          <w:rFonts w:cstheme="minorHAnsi"/>
+          <w:b/>
+          <w:bCs/>
+          <w:sz w:val="24"/>
+          <w:szCs w:val="24"/>
+        </w:rPr>
+        <w:t>clean, meaningful text chunks</w:t>
+      </w:r>
+      <w:r>
+        <w:rPr>
+          <w:rFonts w:cstheme="minorHAnsi"/>
+          <w:sz w:val="24"/>
+          <w:szCs w:val="24"/>
+        </w:rPr>
+        <w:t xml:space="preserve"> that:</w:t>
+      </w:r>
+    </w:p>
+    <w:p>
+      <w:pPr>
+        <w:numPr>
+          <w:ilvl w:val="0"/>
+          <w:numId w:val="12"/>
+        </w:numPr>
+        <w:rPr>
+          <w:rFonts w:cstheme="minorHAnsi"/>
+          <w:sz w:val="24"/>
+          <w:szCs w:val="24"/>
+        </w:rPr>
+      </w:pPr>
+      <w:r>
+        <w:rPr>
+          <w:rFonts w:cstheme="minorHAnsi"/>
+          <w:sz w:val="24"/>
+          <w:szCs w:val="24"/>
+        </w:rPr>
+        <w:t>Preserve context</w:t>
+      </w:r>
+    </w:p>
+    <w:p>
+      <w:pPr>
+        <w:numPr>
+          <w:ilvl w:val="0"/>
+          <w:numId w:val="12"/>
+        </w:numPr>
+        <w:rPr>
+          <w:rFonts w:cstheme="minorHAnsi"/>
+          <w:sz w:val="24"/>
+          <w:szCs w:val="24"/>
+        </w:rPr>
+      </w:pPr>
+      <w:r>
+        <w:rPr>
+          <w:rFonts w:cstheme="minorHAnsi"/>
+          <w:sz w:val="24"/>
+          <w:szCs w:val="24"/>
+        </w:rPr>
+        <w:t>Fit into LLM context windows</w:t>
+      </w:r>
+    </w:p>
+    <w:p>
+      <w:pPr>
+        <w:numPr>
+          <w:ilvl w:val="0"/>
+          <w:numId w:val="12"/>
+        </w:numPr>
+        <w:rPr>
+          <w:rFonts w:cstheme="minorHAnsi"/>
+          <w:sz w:val="24"/>
+          <w:szCs w:val="24"/>
+        </w:rPr>
+      </w:pPr>
+      <w:r>
+        <w:rPr>
+          <w:rFonts w:cstheme="minorHAnsi"/>
+          <w:sz w:val="24"/>
+          <w:szCs w:val="24"/>
+        </w:rPr>
+        <w:t>Work well with embeddings</w:t>
+      </w:r>
+    </w:p>
+    <w:p>
+      <w:pPr>
+        <w:ind w:left="360"/>
+        <w:rPr>
+          <w:rFonts w:cstheme="minorHAnsi"/>
+          <w:sz w:val="24"/>
+          <w:szCs w:val="24"/>
+        </w:rPr>
+      </w:pPr>
+      <w:r>
+        <w:rPr>
+          <w:rFonts w:cstheme="minorHAnsi"/>
+          <w:sz w:val="24"/>
+          <w:szCs w:val="24"/>
+        </w:rPr>
+        <w:t>Bad ingestion = bad RAG, no matter how good the LLM is.</w:t>
+      </w:r>
+    </w:p>
+    <w:p>
+      <w:pPr>
+        <w:ind w:left="360"/>
+        <w:rPr>
+          <w:rFonts w:cstheme="minorHAnsi"/>
+          <w:sz w:val="24"/>
+          <w:szCs w:val="24"/>
+        </w:rPr>
+      </w:pPr>
+    </w:p>
+    <w:p>
+      <w:pPr>
+        <w:ind w:left="360"/>
+        <w:rPr>
+          <w:rFonts w:cstheme="minorHAnsi"/>
+          <w:b/>
+          <w:bCs/>
+          <w:sz w:val="24"/>
+          <w:szCs w:val="24"/>
+        </w:rPr>
+      </w:pPr>
+      <w:r>
+        <w:rPr>
+          <w:rFonts w:ascii="Segoe UI Emoji" w:hAnsi="Segoe UI Emoji" w:cs="Segoe UI Emoji"/>
+          <w:b/>
+          <w:bCs/>
+          <w:sz w:val="24"/>
+          <w:szCs w:val="24"/>
+        </w:rPr>
+        <w:t>🧠</w:t>
+      </w:r>
+      <w:r>
+        <w:rPr>
+          <w:rFonts w:cstheme="minorHAnsi"/>
+          <w:b/>
+          <w:bCs/>
+          <w:sz w:val="24"/>
+          <w:szCs w:val="24"/>
+        </w:rPr>
+        <w:t xml:space="preserve"> Why chunking is REQUIRED</w:t>
+      </w:r>
+    </w:p>
+    <w:p>
+      <w:pPr>
+        <w:ind w:left="360"/>
+        <w:rPr>
+          <w:rFonts w:cstheme="minorHAnsi"/>
+          <w:sz w:val="24"/>
+          <w:szCs w:val="24"/>
+        </w:rPr>
+      </w:pPr>
+      <w:r>
+        <w:rPr>
+          <w:rFonts w:cstheme="minorHAnsi"/>
+          <w:sz w:val="24"/>
+          <w:szCs w:val="24"/>
+        </w:rPr>
+        <w:t>LLMs and embeddings models:</w:t>
+      </w:r>
+    </w:p>
+    <w:p>
+      <w:pPr>
+        <w:numPr>
+          <w:ilvl w:val="0"/>
+          <w:numId w:val="13"/>
+        </w:numPr>
+        <w:rPr>
+          <w:rFonts w:cstheme="minorHAnsi"/>
+          <w:sz w:val="24"/>
+          <w:szCs w:val="24"/>
+        </w:rPr>
+      </w:pPr>
+      <w:r>
+        <w:rPr>
+          <w:rFonts w:cstheme="minorHAnsi"/>
+          <w:sz w:val="24"/>
+          <w:szCs w:val="24"/>
+        </w:rPr>
+        <w:t xml:space="preserve">Have </w:t>
+      </w:r>
+      <w:r>
+        <w:rPr>
+          <w:rFonts w:cstheme="minorHAnsi"/>
+          <w:b/>
+          <w:bCs/>
+          <w:sz w:val="24"/>
+          <w:szCs w:val="24"/>
+        </w:rPr>
+        <w:t>token limits</w:t>
+      </w:r>
+    </w:p>
+    <w:p>
+      <w:pPr>
+        <w:numPr>
+          <w:ilvl w:val="0"/>
+          <w:numId w:val="13"/>
+        </w:numPr>
+        <w:rPr>
+          <w:rFonts w:cstheme="minorHAnsi"/>
+          <w:sz w:val="24"/>
+          <w:szCs w:val="24"/>
+        </w:rPr>
+      </w:pPr>
+      <w:r>
+        <w:rPr>
+          <w:rFonts w:cstheme="minorHAnsi"/>
+          <w:sz w:val="24"/>
+          <w:szCs w:val="24"/>
+        </w:rPr>
+        <w:t>Lose meaning in very long text</w:t>
+      </w:r>
+    </w:p>
+    <w:p>
+      <w:pPr>
+        <w:numPr>
+          <w:ilvl w:val="0"/>
+          <w:numId w:val="13"/>
+        </w:numPr>
+        <w:rPr>
+          <w:rFonts w:cstheme="minorHAnsi"/>
+          <w:sz w:val="24"/>
+          <w:szCs w:val="24"/>
+        </w:rPr>
+      </w:pPr>
+      <w:r>
+        <w:rPr>
+          <w:rFonts w:cstheme="minorHAnsi"/>
+          <w:sz w:val="24"/>
+          <w:szCs w:val="24"/>
+        </w:rPr>
+        <w:t>Perform poorly on tiny fragments</w:t>
+      </w:r>
+    </w:p>
+    <w:p>
+      <w:pPr>
+        <w:ind w:left="360"/>
+        <w:rPr>
+          <w:rFonts w:cstheme="minorHAnsi"/>
+          <w:sz w:val="24"/>
+          <w:szCs w:val="24"/>
+        </w:rPr>
+      </w:pPr>
+      <w:r>
+        <w:rPr>
+          <w:rFonts w:cstheme="minorHAnsi"/>
+          <w:sz w:val="24"/>
+          <w:szCs w:val="24"/>
+        </w:rPr>
+        <w:t>So we chunk text to balance:</w:t>
+      </w:r>
+    </w:p>
+    <w:p>
+      <w:pPr>
+        <w:numPr>
+          <w:ilvl w:val="0"/>
+          <w:numId w:val="14"/>
+        </w:numPr>
+        <w:rPr>
+          <w:rFonts w:cstheme="minorHAnsi"/>
+          <w:sz w:val="24"/>
+          <w:szCs w:val="24"/>
+        </w:rPr>
+      </w:pPr>
+      <w:r>
+        <w:rPr>
+          <w:rFonts w:cstheme="minorHAnsi"/>
+          <w:b/>
+          <w:bCs/>
+          <w:sz w:val="24"/>
+          <w:szCs w:val="24"/>
+        </w:rPr>
+        <w:t>Context</w:t>
+      </w:r>
+      <w:r>
+        <w:rPr>
+          <w:rFonts w:cstheme="minorHAnsi"/>
+          <w:sz w:val="24"/>
+          <w:szCs w:val="24"/>
+        </w:rPr>
+        <w:t xml:space="preserve"> (enough information)</w:t>
+      </w:r>
+    </w:p>
+    <w:p>
+      <w:pPr>
+        <w:numPr>
+          <w:ilvl w:val="0"/>
+          <w:numId w:val="14"/>
+        </w:numPr>
+        <w:rPr>
+          <w:rFonts w:cstheme="minorHAnsi"/>
+          <w:sz w:val="24"/>
+          <w:szCs w:val="24"/>
+        </w:rPr>
+      </w:pPr>
+      <w:r>
+        <w:rPr>
+          <w:rFonts w:cstheme="minorHAnsi"/>
+          <w:b/>
+          <w:bCs/>
+          <w:sz w:val="24"/>
+          <w:szCs w:val="24"/>
+        </w:rPr>
+        <w:t>Precision</w:t>
+      </w:r>
+      <w:r>
+        <w:rPr>
+          <w:rFonts w:cstheme="minorHAnsi"/>
+          <w:sz w:val="24"/>
+          <w:szCs w:val="24"/>
+        </w:rPr>
+        <w:t xml:space="preserve"> (not too much noise)</w:t>
+      </w:r>
+    </w:p>
+    <w:p>
+      <w:pPr>
+        <w:ind w:left="360"/>
+        <w:rPr>
+          <w:rFonts w:cstheme="minorHAnsi"/>
+          <w:sz w:val="24"/>
+          <w:szCs w:val="24"/>
+        </w:rPr>
+      </w:pPr>
+    </w:p>
+    <w:p>
+      <w:pPr>
+        <w:ind w:left="360"/>
+        <w:rPr>
+          <w:rFonts w:cstheme="minorHAnsi"/>
+          <w:sz w:val="24"/>
+          <w:szCs w:val="24"/>
+        </w:rPr>
+      </w:pPr>
+      <w:r>
+        <w:rPr>
+          <w:rFonts w:cstheme="minorHAnsi"/>
+          <w:sz w:val="24"/>
+          <w:szCs w:val="24"/>
+        </w:rPr>
+        <w:t>So, chunk size affects the performance of RAG systems.</w:t>
+      </w:r>
+    </w:p>
+    <w:p>
+      <w:pPr>
+        <w:ind w:left="360"/>
+        <w:rPr>
+          <w:rFonts w:cstheme="minorHAnsi"/>
+          <w:sz w:val="24"/>
+          <w:szCs w:val="24"/>
+        </w:rPr>
+      </w:pPr>
+      <w:r>
+        <w:rPr>
+          <w:rFonts w:cstheme="minorHAnsi"/>
+          <w:sz w:val="24"/>
+          <w:szCs w:val="24"/>
+        </w:rPr>
+        <w:t>Imagine a company policy document:</w:t>
+      </w:r>
+    </w:p>
+    <w:p>
+      <w:pPr>
+        <w:ind w:left="360"/>
+        <w:rPr>
+          <w:rFonts w:cstheme="minorHAnsi"/>
+          <w:sz w:val="24"/>
+          <w:szCs w:val="24"/>
+        </w:rPr>
+      </w:pPr>
+      <w:r>
+        <w:rPr>
+          <w:rFonts w:ascii="Segoe UI Emoji" w:hAnsi="Segoe UI Emoji" w:cs="Segoe UI Emoji"/>
+          <w:sz w:val="24"/>
+          <w:szCs w:val="24"/>
+        </w:rPr>
+        <w:t>❌</w:t>
+      </w:r>
+      <w:r>
+        <w:rPr>
+          <w:rFonts w:cstheme="minorHAnsi"/>
+          <w:sz w:val="24"/>
+          <w:szCs w:val="24"/>
+        </w:rPr>
+        <w:t xml:space="preserve"> One giant chunk → irrelevant info mixed</w:t>
+      </w:r>
+      <w:r>
+        <w:rPr>
+          <w:rFonts w:cstheme="minorHAnsi"/>
+          <w:sz w:val="24"/>
+          <w:szCs w:val="24"/>
+        </w:rPr>
+        <w:br/>
+      </w:r>
+      <w:r>
+        <w:rPr>
+          <w:rFonts w:ascii="Segoe UI Emoji" w:hAnsi="Segoe UI Emoji" w:cs="Segoe UI Emoji"/>
+          <w:sz w:val="24"/>
+          <w:szCs w:val="24"/>
+        </w:rPr>
+        <w:t>❌</w:t>
+      </w:r>
+      <w:r>
+        <w:rPr>
+          <w:rFonts w:cstheme="minorHAnsi"/>
+          <w:sz w:val="24"/>
+          <w:szCs w:val="24"/>
+        </w:rPr>
+        <w:t xml:space="preserve"> One sentence per chunk </w:t>
+      </w:r>
+      <w:r>
+        <w:rPr>
+          <w:rFonts w:ascii="Calibri" w:hAnsi="Calibri" w:cs="Calibri"/>
+          <w:sz w:val="24"/>
+          <w:szCs w:val="24"/>
+        </w:rPr>
+        <w:t>→</w:t>
+      </w:r>
+      <w:r>
+        <w:rPr>
+          <w:rFonts w:cstheme="minorHAnsi"/>
+          <w:sz w:val="24"/>
+          <w:szCs w:val="24"/>
+        </w:rPr>
+        <w:t xml:space="preserve"> no context</w:t>
+      </w:r>
+    </w:p>
+    <w:p>
+      <w:pPr>
+        <w:ind w:left="360"/>
+        <w:rPr>
+          <w:rFonts w:cstheme="minorHAnsi"/>
+          <w:sz w:val="24"/>
+          <w:szCs w:val="24"/>
+        </w:rPr>
+      </w:pPr>
+      <w:r>
+        <w:rPr>
+          <w:rFonts w:ascii="Segoe UI Emoji" w:hAnsi="Segoe UI Emoji" w:cs="Segoe UI Emoji"/>
+          <w:sz w:val="24"/>
+          <w:szCs w:val="24"/>
+        </w:rPr>
+        <w:t>✅</w:t>
+      </w:r>
+      <w:r>
+        <w:rPr>
+          <w:rFonts w:cstheme="minorHAnsi"/>
+          <w:sz w:val="24"/>
+          <w:szCs w:val="24"/>
+        </w:rPr>
+        <w:t xml:space="preserve"> Medium chunks with overlap → best retrieval</w:t>
+      </w:r>
+    </w:p>
+    <w:p>
+      <w:pPr>
+        <w:ind w:left="360"/>
+        <w:rPr>
+          <w:rFonts w:cstheme="minorHAnsi"/>
+          <w:sz w:val="24"/>
+          <w:szCs w:val="24"/>
+        </w:rPr>
+      </w:pPr>
+    </w:p>
+    <w:p>
+      <w:pPr>
+        <w:ind w:left="360"/>
+        <w:rPr>
+          <w:rFonts w:cstheme="minorHAnsi"/>
+          <w:b/>
+          <w:bCs/>
+          <w:sz w:val="24"/>
+          <w:szCs w:val="24"/>
+        </w:rPr>
+      </w:pPr>
+      <w:r>
+        <w:rPr>
+          <w:rFonts w:ascii="Segoe UI Emoji" w:hAnsi="Segoe UI Emoji" w:cs="Segoe UI Emoji"/>
+          <w:b/>
+          <w:bCs/>
+          <w:sz w:val="24"/>
+          <w:szCs w:val="24"/>
+        </w:rPr>
+        <w:t>📏</w:t>
+      </w:r>
+      <w:r>
+        <w:rPr>
+          <w:rFonts w:cstheme="minorHAnsi"/>
+          <w:b/>
+          <w:bCs/>
+          <w:sz w:val="24"/>
+          <w:szCs w:val="24"/>
+        </w:rPr>
+        <w:t xml:space="preserve"> Chunk Size &amp; Overlap (Key Concept)</w:t>
+      </w:r>
+    </w:p>
+    <w:p>
+      <w:pPr>
+        <w:ind w:left="360"/>
+        <w:rPr>
+          <w:rFonts w:cstheme="minorHAnsi"/>
+          <w:sz w:val="24"/>
+          <w:szCs w:val="24"/>
+        </w:rPr>
+      </w:pPr>
+      <w:r>
+        <w:rPr>
+          <w:rFonts w:cstheme="minorHAnsi"/>
+          <w:sz w:val="24"/>
+          <w:szCs w:val="24"/>
+        </w:rPr>
+        <w:t>Typical values:</w:t>
+      </w:r>
+    </w:p>
+    <w:p>
+      <w:pPr>
+        <w:numPr>
+          <w:ilvl w:val="0"/>
+          <w:numId w:val="15"/>
+        </w:numPr>
+        <w:rPr>
+          <w:rFonts w:cstheme="minorHAnsi"/>
+          <w:sz w:val="24"/>
+          <w:szCs w:val="24"/>
+        </w:rPr>
+      </w:pPr>
+      <w:r>
+        <w:rPr>
+          <w:rFonts w:cstheme="minorHAnsi"/>
+          <w:sz w:val="24"/>
+          <w:szCs w:val="24"/>
+        </w:rPr>
+        <w:t xml:space="preserve">Chunk size: </w:t>
+      </w:r>
+      <w:r>
+        <w:rPr>
+          <w:rFonts w:cstheme="minorHAnsi"/>
+          <w:b/>
+          <w:bCs/>
+          <w:sz w:val="24"/>
+          <w:szCs w:val="24"/>
+        </w:rPr>
+        <w:t>500–1000 tokens</w:t>
+      </w:r>
+    </w:p>
+    <w:p>
+      <w:pPr>
+        <w:numPr>
+          <w:ilvl w:val="0"/>
+          <w:numId w:val="15"/>
+        </w:numPr>
+        <w:rPr>
+          <w:rFonts w:cstheme="minorHAnsi"/>
+          <w:sz w:val="24"/>
+          <w:szCs w:val="24"/>
+        </w:rPr>
+      </w:pPr>
+      <w:r>
+        <w:rPr>
+          <w:rFonts w:cstheme="minorHAnsi"/>
+          <w:sz w:val="24"/>
+          <w:szCs w:val="24"/>
+        </w:rPr>
+        <w:t xml:space="preserve">Overlap: </w:t>
+      </w:r>
+      <w:r>
+        <w:rPr>
+          <w:rFonts w:cstheme="minorHAnsi"/>
+          <w:b/>
+          <w:bCs/>
+          <w:sz w:val="24"/>
+          <w:szCs w:val="24"/>
+        </w:rPr>
+        <w:t>10–20%</w:t>
+      </w:r>
+    </w:p>
+    <w:p>
+      <w:pPr>
+        <w:ind w:left="360"/>
+        <w:rPr>
+          <w:rFonts w:cstheme="minorHAnsi"/>
+          <w:sz w:val="24"/>
+          <w:szCs w:val="24"/>
+        </w:rPr>
+      </w:pPr>
+      <w:r>
+        <w:rPr>
+          <w:rFonts w:cstheme="minorHAnsi"/>
+          <w:sz w:val="24"/>
+          <w:szCs w:val="24"/>
+        </w:rPr>
+        <w:t>Overlap ensures:</w:t>
+      </w:r>
+    </w:p>
+    <w:p>
+      <w:pPr>
+        <w:numPr>
+          <w:ilvl w:val="0"/>
+          <w:numId w:val="16"/>
+        </w:numPr>
+        <w:rPr>
+          <w:rFonts w:cstheme="minorHAnsi"/>
+          <w:sz w:val="24"/>
+          <w:szCs w:val="24"/>
+        </w:rPr>
+      </w:pPr>
+      <w:r>
+        <w:rPr>
+          <w:rFonts w:cstheme="minorHAnsi"/>
+          <w:sz w:val="24"/>
+          <w:szCs w:val="24"/>
+        </w:rPr>
+        <w:t>Sentences split across chunks still make sense</w:t>
+      </w:r>
+    </w:p>
+    <w:p>
+      <w:pPr>
+        <w:numPr>
+          <w:ilvl w:val="0"/>
+          <w:numId w:val="16"/>
+        </w:numPr>
+        <w:rPr>
+          <w:rFonts w:cstheme="minorHAnsi"/>
+          <w:sz w:val="24"/>
+          <w:szCs w:val="24"/>
+        </w:rPr>
+      </w:pPr>
+      <w:r>
+        <w:rPr>
+          <w:rFonts w:cstheme="minorHAnsi"/>
+          <w:sz w:val="24"/>
+          <w:szCs w:val="24"/>
+        </w:rPr>
+        <w:t>Important context isn’t lost</w:t>
+      </w:r>
+    </w:p>
+    <w:p>
+      <w:pPr>
+        <w:ind w:left="360"/>
+        <w:rPr>
+          <w:rFonts w:cstheme="minorHAnsi"/>
+          <w:sz w:val="24"/>
+          <w:szCs w:val="24"/>
+        </w:rPr>
+      </w:pPr>
+    </w:p>
+    <w:p>
+      <w:pPr>
+        <w:ind w:left="360"/>
+        <w:rPr>
+          <w:rFonts w:cstheme="minorHAnsi"/>
+          <w:sz w:val="24"/>
+          <w:szCs w:val="24"/>
+        </w:rPr>
+      </w:pPr>
+      <w:r>
+        <w:rPr>
+          <w:rFonts w:cstheme="minorHAnsi"/>
+          <w:sz w:val="24"/>
+          <w:szCs w:val="24"/>
+        </w:rPr>
+        <w:lastRenderedPageBreak/>
+        <w:t xml:space="preserve">We will use LangChain loaders for this task, because they have unified interface for PDFs, Docx, CSV. </w:t>
+      </w:r>
+    </w:p>
+    <w:p>
+      <w:pPr>
+        <w:ind w:left="360"/>
+        <w:rPr>
+          <w:rFonts w:cstheme="minorHAnsi"/>
+          <w:sz w:val="24"/>
+          <w:szCs w:val="24"/>
+        </w:rPr>
+      </w:pPr>
+      <w:r>
+        <w:rPr>
+          <w:rFonts w:cstheme="minorHAnsi"/>
+          <w:sz w:val="24"/>
+          <w:szCs w:val="24"/>
+        </w:rPr>
+        <w:t>Built in text splitters</w:t>
+      </w:r>
+    </w:p>
+    <w:p>
+      <w:pPr>
+        <w:ind w:left="360"/>
+        <w:rPr>
+          <w:rFonts w:cstheme="minorHAnsi"/>
+          <w:sz w:val="24"/>
+          <w:szCs w:val="24"/>
+        </w:rPr>
+      </w:pPr>
+    </w:p>
+    <w:tbl>
+      <w:tblPr>
+        <w:tblW w:w="0" w:type="auto"/>
+        <w:tblCellSpacing w:w="15" w:type="dxa"/>
+        <w:tblCellMar>
+          <w:top w:w="15" w:type="dxa"/>
+          <w:left w:w="15" w:type="dxa"/>
+          <w:bottom w:w="15" w:type="dxa"/>
+          <w:right w:w="15" w:type="dxa"/>
+        </w:tblCellMar>
+        <w:tblLook w:val="04A0" w:firstRow="1" w:lastRow="0" w:firstColumn="1" w:lastColumn="0" w:noHBand="0" w:noVBand="1"/>
+      </w:tblPr>
+      <w:tblGrid>
+        <w:gridCol w:w="1940"/>
+        <w:gridCol w:w="3122"/>
+      </w:tblGrid>
+      <w:tr>
+        <w:trPr>
+          <w:tblHeader/>
+          <w:tblCellSpacing w:w="15" w:type="dxa"/>
+        </w:trPr>
+        <w:tc>
+          <w:tcPr>
+            <w:tcW w:w="0" w:type="auto"/>
+            <w:vAlign w:val="center"/>
+            <w:hideMark/>
+          </w:tcPr>
+          <w:p>
+            <w:pPr>
+              <w:ind w:left="360"/>
+              <w:rPr>
+                <w:rFonts w:cstheme="minorHAnsi"/>
+                <w:b/>
+                <w:bCs/>
+                <w:sz w:val="24"/>
+                <w:szCs w:val="24"/>
+              </w:rPr>
+            </w:pPr>
+            <w:r>
+              <w:rPr>
+                <w:rFonts w:cstheme="minorHAnsi"/>
+                <w:b/>
+                <w:bCs/>
+                <w:sz w:val="24"/>
+                <w:szCs w:val="24"/>
+              </w:rPr>
+              <w:t>Option</w:t>
+            </w:r>
+          </w:p>
+        </w:tc>
+        <w:tc>
+          <w:tcPr>
+            <w:tcW w:w="0" w:type="auto"/>
+            <w:vAlign w:val="center"/>
+            <w:hideMark/>
+          </w:tcPr>
+          <w:p>
+            <w:pPr>
+              <w:ind w:left="360"/>
+              <w:rPr>
+                <w:rFonts w:cstheme="minorHAnsi"/>
+                <w:b/>
+                <w:bCs/>
+                <w:sz w:val="24"/>
+                <w:szCs w:val="24"/>
+              </w:rPr>
+            </w:pPr>
+            <w:r>
+              <w:rPr>
+                <w:rFonts w:cstheme="minorHAnsi"/>
+                <w:b/>
+                <w:bCs/>
+                <w:sz w:val="24"/>
+                <w:szCs w:val="24"/>
+              </w:rPr>
+              <w:t>When to use</w:t>
+            </w:r>
+          </w:p>
+        </w:tc>
+      </w:tr>
+      <w:tr>
+        <w:trPr>
+          <w:tblCellSpacing w:w="15" w:type="dxa"/>
+        </w:trPr>
+        <w:tc>
+          <w:tcPr>
+            <w:tcW w:w="0" w:type="auto"/>
+            <w:vAlign w:val="center"/>
+            <w:hideMark/>
+          </w:tcPr>
+          <w:p>
+            <w:pPr>
+              <w:ind w:left="360"/>
+              <w:rPr>
+                <w:rFonts w:cstheme="minorHAnsi"/>
+                <w:sz w:val="24"/>
+                <w:szCs w:val="24"/>
+              </w:rPr>
+            </w:pPr>
+            <w:r>
+              <w:rPr>
+                <w:rFonts w:cstheme="minorHAnsi"/>
+                <w:sz w:val="24"/>
+                <w:szCs w:val="24"/>
+              </w:rPr>
+              <w:t>LangChain</w:t>
+            </w:r>
+          </w:p>
+        </w:tc>
+        <w:tc>
+          <w:tcPr>
+            <w:tcW w:w="0" w:type="auto"/>
+            <w:vAlign w:val="center"/>
+            <w:hideMark/>
+          </w:tcPr>
+          <w:p>
+            <w:pPr>
+              <w:ind w:left="360"/>
+              <w:rPr>
+                <w:rFonts w:cstheme="minorHAnsi"/>
+                <w:sz w:val="24"/>
+                <w:szCs w:val="24"/>
+              </w:rPr>
+            </w:pPr>
+            <w:r>
+              <w:rPr>
+                <w:rFonts w:cstheme="minorHAnsi"/>
+                <w:sz w:val="24"/>
+                <w:szCs w:val="24"/>
+              </w:rPr>
+              <w:t>Fast prototyping, standard</w:t>
+            </w:r>
+          </w:p>
+        </w:tc>
+      </w:tr>
+      <w:tr>
+        <w:trPr>
+          <w:tblCellSpacing w:w="15" w:type="dxa"/>
+        </w:trPr>
+        <w:tc>
+          <w:tcPr>
+            <w:tcW w:w="0" w:type="auto"/>
+            <w:vAlign w:val="center"/>
+            <w:hideMark/>
+          </w:tcPr>
+          <w:p>
+            <w:pPr>
+              <w:ind w:left="360"/>
+              <w:rPr>
+                <w:rFonts w:cstheme="minorHAnsi"/>
+                <w:sz w:val="24"/>
+                <w:szCs w:val="24"/>
+              </w:rPr>
+            </w:pPr>
+            <w:r>
+              <w:rPr>
+                <w:rFonts w:cstheme="minorHAnsi"/>
+                <w:sz w:val="24"/>
+                <w:szCs w:val="24"/>
+              </w:rPr>
+              <w:t>LlamaIndex</w:t>
+            </w:r>
+          </w:p>
+        </w:tc>
+        <w:tc>
+          <w:tcPr>
+            <w:tcW w:w="0" w:type="auto"/>
+            <w:vAlign w:val="center"/>
+            <w:hideMark/>
+          </w:tcPr>
+          <w:p>
+            <w:pPr>
+              <w:ind w:left="360"/>
+              <w:rPr>
+                <w:rFonts w:cstheme="minorHAnsi"/>
+                <w:sz w:val="24"/>
+                <w:szCs w:val="24"/>
+              </w:rPr>
+            </w:pPr>
+            <w:r>
+              <w:rPr>
+                <w:rFonts w:cstheme="minorHAnsi"/>
+                <w:sz w:val="24"/>
+                <w:szCs w:val="24"/>
+              </w:rPr>
+              <w:t>More data-centric pipelines</w:t>
+            </w:r>
+          </w:p>
+        </w:tc>
+      </w:tr>
+      <w:tr>
+        <w:trPr>
+          <w:tblCellSpacing w:w="15" w:type="dxa"/>
+        </w:trPr>
+        <w:tc>
+          <w:tcPr>
+            <w:tcW w:w="0" w:type="auto"/>
+            <w:vAlign w:val="center"/>
+            <w:hideMark/>
+          </w:tcPr>
+          <w:p>
+            <w:pPr>
+              <w:ind w:left="360"/>
+              <w:rPr>
+                <w:rFonts w:cstheme="minorHAnsi"/>
+                <w:sz w:val="24"/>
+                <w:szCs w:val="24"/>
+              </w:rPr>
+            </w:pPr>
+            <w:r>
+              <w:rPr>
+                <w:rFonts w:cstheme="minorHAnsi"/>
+                <w:sz w:val="24"/>
+                <w:szCs w:val="24"/>
+              </w:rPr>
+              <w:t>Custom parsing</w:t>
+            </w:r>
+          </w:p>
+        </w:tc>
+        <w:tc>
+          <w:tcPr>
+            <w:tcW w:w="0" w:type="auto"/>
+            <w:vAlign w:val="center"/>
+            <w:hideMark/>
+          </w:tcPr>
+          <w:p>
+            <w:pPr>
+              <w:ind w:left="360"/>
+              <w:rPr>
+                <w:rFonts w:cstheme="minorHAnsi"/>
+                <w:sz w:val="24"/>
+                <w:szCs w:val="24"/>
+              </w:rPr>
+            </w:pPr>
+            <w:r>
+              <w:rPr>
+                <w:rFonts w:cstheme="minorHAnsi"/>
+                <w:sz w:val="24"/>
+                <w:szCs w:val="24"/>
+              </w:rPr>
+              <w:t>Full control, more effort</w:t>
+            </w:r>
+          </w:p>
+        </w:tc>
+      </w:tr>
+    </w:tbl>
+    <w:p>
+      <w:pPr>
+        <w:rPr>
+          <w:rFonts w:cstheme="minorHAnsi"/>
+          <w:sz w:val="24"/>
+          <w:szCs w:val="24"/>
+        </w:rPr>
+      </w:pPr>
+    </w:p>
+    <w:p>
+      <w:pPr>
+        <w:rPr>
+          <w:rFonts w:cstheme="minorHAnsi"/>
+          <w:sz w:val="24"/>
+          <w:szCs w:val="24"/>
+        </w:rPr>
+      </w:pPr>
+      <w:r>
+        <w:rPr>
+          <w:rFonts w:cstheme="minorHAnsi"/>
+          <w:sz w:val="24"/>
+          <w:szCs w:val="24"/>
+        </w:rPr>
+        <w:t>We choose LangChain.</w:t>
+      </w:r>
+    </w:p>
+    <w:p>
+      <w:pPr>
+        <w:rPr>
+          <w:rFonts w:cstheme="minorHAnsi"/>
+          <w:sz w:val="24"/>
+          <w:szCs w:val="24"/>
+        </w:rPr>
+      </w:pPr>
+      <w:r>
+        <w:rPr>
+          <w:rFonts w:cstheme="minorHAnsi"/>
+          <w:sz w:val="24"/>
+          <w:szCs w:val="24"/>
+        </w:rPr>
+        <w:t>This stage includes:</w:t>
+      </w:r>
+    </w:p>
+    <w:p>
+      <w:pPr>
+        <w:numPr>
+          <w:ilvl w:val="0"/>
+          <w:numId w:val="17"/>
+        </w:numPr>
+        <w:rPr>
+          <w:rFonts w:cstheme="minorHAnsi"/>
+          <w:sz w:val="24"/>
+          <w:szCs w:val="24"/>
+        </w:rPr>
+      </w:pPr>
+      <w:r>
+        <w:rPr>
+          <w:rFonts w:cstheme="minorHAnsi"/>
+          <w:sz w:val="24"/>
+          <w:szCs w:val="24"/>
+        </w:rPr>
+        <w:t>Loads documents</w:t>
+      </w:r>
+    </w:p>
+    <w:p>
+      <w:pPr>
+        <w:numPr>
+          <w:ilvl w:val="0"/>
+          <w:numId w:val="17"/>
+        </w:numPr>
+        <w:rPr>
+          <w:rFonts w:cstheme="minorHAnsi"/>
+          <w:sz w:val="24"/>
+          <w:szCs w:val="24"/>
+        </w:rPr>
+      </w:pPr>
+      <w:r>
+        <w:rPr>
+          <w:rFonts w:cstheme="minorHAnsi"/>
+          <w:sz w:val="24"/>
+          <w:szCs w:val="24"/>
+        </w:rPr>
+        <w:t>Extracts raw text</w:t>
+      </w:r>
+    </w:p>
+    <w:p>
+      <w:pPr>
+        <w:numPr>
+          <w:ilvl w:val="0"/>
+          <w:numId w:val="17"/>
+        </w:numPr>
+        <w:rPr>
+          <w:rFonts w:cstheme="minorHAnsi"/>
+          <w:sz w:val="24"/>
+          <w:szCs w:val="24"/>
+        </w:rPr>
+      </w:pPr>
+      <w:r>
+        <w:rPr>
+          <w:rFonts w:cstheme="minorHAnsi"/>
+          <w:sz w:val="24"/>
+          <w:szCs w:val="24"/>
+        </w:rPr>
+        <w:t>Splits text into chunks</w:t>
+      </w:r>
+    </w:p>
+    <w:p>
+      <w:pPr>
+        <w:numPr>
+          <w:ilvl w:val="0"/>
+          <w:numId w:val="17"/>
+        </w:numPr>
+        <w:rPr>
+          <w:rFonts w:cstheme="minorHAnsi"/>
+          <w:sz w:val="24"/>
+          <w:szCs w:val="24"/>
+        </w:rPr>
+      </w:pPr>
+      <w:r>
+        <w:rPr>
+          <w:rFonts w:cstheme="minorHAnsi"/>
+          <w:sz w:val="24"/>
+          <w:szCs w:val="24"/>
+        </w:rPr>
+        <w:t>Attaches metadata (source, page)</w:t>
+      </w:r>
+    </w:p>
+    <w:p>
+      <w:pPr>
+        <w:rPr>
+          <w:rFonts w:cstheme="minorHAnsi"/>
+          <w:sz w:val="24"/>
+          <w:szCs w:val="24"/>
+        </w:rPr>
+      </w:pPr>
+    </w:p>
+    <w:p>
+      <w:pPr>
+        <w:rPr>
+          <w:rFonts w:cstheme="minorHAnsi"/>
+          <w:b/>
+          <w:bCs/>
+          <w:sz w:val="24"/>
+          <w:szCs w:val="24"/>
+        </w:rPr>
+      </w:pPr>
+      <w:r>
+        <w:rPr>
+          <w:rFonts w:cstheme="minorHAnsi"/>
+          <w:b/>
+          <w:bCs/>
+          <w:sz w:val="24"/>
+          <w:szCs w:val="24"/>
+        </w:rPr>
+        <w:t>Chunk format:</w:t>
+      </w:r>
+    </w:p>
+    <w:p>
+      <w:pPr>
+        <w:rPr>
+          <w:rFonts w:cstheme="minorHAnsi"/>
+          <w:sz w:val="24"/>
+          <w:szCs w:val="24"/>
+        </w:rPr>
+      </w:pPr>
+      <w:r>
+        <w:rPr>
+          <w:rFonts w:cstheme="minorHAnsi"/>
+          <w:sz w:val="24"/>
+          <w:szCs w:val="24"/>
+        </w:rPr>
+        <w:t>{</w:t>
+      </w:r>
+    </w:p>
+    <w:p>
+      <w:pPr>
+        <w:rPr>
+          <w:rFonts w:cstheme="minorHAnsi"/>
+          <w:sz w:val="24"/>
+          <w:szCs w:val="24"/>
+        </w:rPr>
+      </w:pPr>
+      <w:r>
+        <w:rPr>
+          <w:rFonts w:cstheme="minorHAnsi"/>
+          <w:sz w:val="24"/>
+          <w:szCs w:val="24"/>
+        </w:rPr>
+        <w:t xml:space="preserve">  "text": "Some meaningful paragraph...",</w:t>
+      </w:r>
+    </w:p>
+    <w:p>
+      <w:pPr>
+        <w:rPr>
+          <w:rFonts w:cstheme="minorHAnsi"/>
+          <w:sz w:val="24"/>
+          <w:szCs w:val="24"/>
+        </w:rPr>
+      </w:pPr>
+      <w:r>
+        <w:rPr>
+          <w:rFonts w:cstheme="minorHAnsi"/>
+          <w:sz w:val="24"/>
+          <w:szCs w:val="24"/>
+        </w:rPr>
+        <w:t xml:space="preserve">  "metadata": {</w:t>
+      </w:r>
+    </w:p>
+    <w:p>
+      <w:pPr>
+        <w:rPr>
+          <w:rFonts w:cstheme="minorHAnsi"/>
+          <w:sz w:val="24"/>
+          <w:szCs w:val="24"/>
+        </w:rPr>
+      </w:pPr>
+      <w:r>
+        <w:rPr>
+          <w:rFonts w:cstheme="minorHAnsi"/>
+          <w:sz w:val="24"/>
+          <w:szCs w:val="24"/>
+        </w:rPr>
+        <w:t xml:space="preserve">      "source": "policy.pdf",</w:t>
+      </w:r>
+    </w:p>
+    <w:p>
+      <w:pPr>
+        <w:rPr>
+          <w:rFonts w:cstheme="minorHAnsi"/>
+          <w:sz w:val="24"/>
+          <w:szCs w:val="24"/>
+        </w:rPr>
+      </w:pPr>
+      <w:r>
+        <w:rPr>
+          <w:rFonts w:cstheme="minorHAnsi"/>
+          <w:sz w:val="24"/>
+          <w:szCs w:val="24"/>
+        </w:rPr>
+        <w:t xml:space="preserve">      "page": 3</w:t>
+      </w:r>
+    </w:p>
+    <w:p>
+      <w:pPr>
+        <w:rPr>
+          <w:rFonts w:cstheme="minorHAnsi"/>
+          <w:sz w:val="24"/>
+          <w:szCs w:val="24"/>
+        </w:rPr>
+      </w:pPr>
+      <w:r>
+        <w:rPr>
+          <w:rFonts w:cstheme="minorHAnsi"/>
+          <w:sz w:val="24"/>
+          <w:szCs w:val="24"/>
+        </w:rPr>
+        <w:t xml:space="preserve">  }</w:t>
+      </w:r>
+    </w:p>
+    <w:p>
+      <w:pPr>
+        <w:rPr>
+          <w:rFonts w:cstheme="minorHAnsi"/>
+          <w:sz w:val="24"/>
+          <w:szCs w:val="24"/>
+        </w:rPr>
+      </w:pPr>
+      <w:r>
+        <w:rPr>
+          <w:rFonts w:cstheme="minorHAnsi"/>
+          <w:sz w:val="24"/>
+          <w:szCs w:val="24"/>
+        </w:rPr>
+        <w:t>}</w:t>
+      </w:r>
+    </w:p>
+    <w:p>
+      <w:pPr>
+        <w:rPr>
+          <w:rFonts w:cstheme="minorHAnsi"/>
+          <w:sz w:val="24"/>
+          <w:szCs w:val="24"/>
+        </w:rPr>
+      </w:pPr>
+    </w:p>
+    <w:p>
+      <w:pPr>
+        <w:rPr>
+          <w:rFonts w:cstheme="minorHAnsi"/>
+          <w:sz w:val="24"/>
+          <w:szCs w:val="24"/>
+        </w:rPr>
+      </w:pPr>
+      <w:r>
+        <w:rPr>
+          <w:rFonts w:cstheme="minorHAnsi"/>
+          <w:sz w:val="24"/>
+          <w:szCs w:val="24"/>
+        </w:rPr>
+        <w:t>Meta data is important for citations.</w:t>
+      </w:r>
+    </w:p>
+    <w:p>
+      <w:pPr>
+        <w:rPr>
+          <w:rFonts w:cstheme="minorHAnsi"/>
+          <w:sz w:val="24"/>
+          <w:szCs w:val="24"/>
+        </w:rPr>
+      </w:pPr>
+      <w:r>
+        <w:rPr>
+          <w:rFonts w:cstheme="minorHAnsi"/>
+          <w:sz w:val="24"/>
+          <w:szCs w:val="24"/>
+        </w:rPr>
+        <w:t xml:space="preserve">- </w:t>
+      </w:r>
+      <w:r>
+        <w:rPr>
+          <w:rFonts w:cstheme="minorHAnsi"/>
+          <w:sz w:val="24"/>
+          <w:szCs w:val="24"/>
+        </w:rPr>
+        <w:t xml:space="preserve">Why is </w:t>
+      </w:r>
+      <w:r>
+        <w:rPr>
+          <w:rFonts w:cstheme="minorHAnsi"/>
+          <w:b/>
+          <w:bCs/>
+          <w:sz w:val="24"/>
+          <w:szCs w:val="24"/>
+        </w:rPr>
+        <w:t>recursive chunking</w:t>
+      </w:r>
+      <w:r>
+        <w:rPr>
+          <w:rFonts w:cstheme="minorHAnsi"/>
+          <w:sz w:val="24"/>
+          <w:szCs w:val="24"/>
+        </w:rPr>
+        <w:t xml:space="preserve"> better than naïve fixed-length splitting for documents like books or PDFs?</w:t>
+      </w:r>
+    </w:p>
+    <w:p>
+      <w:pPr>
+        <w:numPr>
+          <w:ilvl w:val="0"/>
+          <w:numId w:val="18"/>
+        </w:numPr>
+        <w:rPr>
+          <w:rFonts w:cstheme="minorHAnsi"/>
+          <w:sz w:val="24"/>
+          <w:szCs w:val="24"/>
+        </w:rPr>
+      </w:pPr>
+      <w:r>
+        <w:rPr>
+          <w:rFonts w:cstheme="minorHAnsi"/>
+          <w:sz w:val="24"/>
+          <w:szCs w:val="24"/>
+        </w:rPr>
+        <w:t>The </w:t>
+      </w:r>
+      <w:hyperlink r:id="rId5" w:history="1">
+        <w:r>
+          <w:rPr>
+            <w:rStyle w:val="Hyperlink"/>
+            <w:rFonts w:cstheme="minorHAnsi"/>
+            <w:b/>
+            <w:bCs/>
+            <w:sz w:val="24"/>
+            <w:szCs w:val="24"/>
+          </w:rPr>
+          <w:t>RecursiveCharacterTextSplitter</w:t>
+        </w:r>
+      </w:hyperlink>
+      <w:r>
+        <w:rPr>
+          <w:rFonts w:cstheme="minorHAnsi"/>
+          <w:sz w:val="24"/>
+          <w:szCs w:val="24"/>
+        </w:rPr>
+        <w:t> attempts to keep larger units (e.g., paragraphs) intact.</w:t>
+      </w:r>
+    </w:p>
+    <w:p>
+      <w:pPr>
+        <w:numPr>
+          <w:ilvl w:val="0"/>
+          <w:numId w:val="18"/>
+        </w:numPr>
+        <w:rPr>
+          <w:rFonts w:cstheme="minorHAnsi"/>
+          <w:sz w:val="24"/>
+          <w:szCs w:val="24"/>
+        </w:rPr>
+      </w:pPr>
+      <w:r>
+        <w:rPr>
+          <w:rFonts w:cstheme="minorHAnsi"/>
+          <w:sz w:val="24"/>
+          <w:szCs w:val="24"/>
+        </w:rPr>
+        <w:t>If a unit exceeds the chunk size, it moves to the next level (e.g., sentences).</w:t>
+      </w:r>
+    </w:p>
+    <w:p>
+      <w:pPr>
+        <w:numPr>
+          <w:ilvl w:val="0"/>
+          <w:numId w:val="18"/>
+        </w:numPr>
+        <w:rPr>
+          <w:rFonts w:cstheme="minorHAnsi"/>
+          <w:sz w:val="24"/>
+          <w:szCs w:val="24"/>
+        </w:rPr>
+      </w:pPr>
+      <w:r>
+        <w:rPr>
+          <w:rFonts w:cstheme="minorHAnsi"/>
+          <w:sz w:val="24"/>
+          <w:szCs w:val="24"/>
+        </w:rPr>
+        <w:t>This process continues down to the word level if necessary.</w:t>
+      </w:r>
+    </w:p>
+    <w:p>
+      <w:pPr>
+        <w:rPr>
+          <w:rFonts w:cstheme="minorHAnsi"/>
+          <w:sz w:val="24"/>
+          <w:szCs w:val="24"/>
+        </w:rPr>
+      </w:pPr>
+      <w:r>
+        <w:rPr>
+          <w:rFonts w:cstheme="minorHAnsi"/>
+          <w:sz w:val="24"/>
+          <w:szCs w:val="24"/>
+        </w:rPr>
+        <w:t>splitting strategy</w:t>
+      </w:r>
+      <w:r>
+        <w:rPr>
+          <w:rFonts w:cstheme="minorHAnsi"/>
+          <w:sz w:val="24"/>
+          <w:szCs w:val="24"/>
+        </w:rPr>
+        <w:t>:</w:t>
+      </w:r>
+      <w:r>
+        <w:rPr>
+          <w:rFonts w:cstheme="minorHAnsi"/>
+          <w:sz w:val="24"/>
+          <w:szCs w:val="24"/>
+        </w:rPr>
+        <w:t xml:space="preserve"> creating split that maintain natural language flow, maintain semantic coherence within split, and adapts to varying levels of text granularity.</w:t>
       </w:r>
     </w:p>
     <w:sectPr>
@@ -2464,6 +5993,155 @@
 <file path=word/numbering.xml><?xml version="1.0" encoding="utf-8"?>
 <w:numbering xmlns:wpc="http://schemas.microsoft.com/office/word/2010/wordprocessingCanvas" xmlns:cx="http://schemas.microsoft.com/office/drawing/2014/chartex" xmlns:cx1="http://schemas.microsoft.com/office/drawing/2015/9/8/chartex" xmlns:cx2="http://schemas.microsoft.com/office/drawing/2015/10/21/chartex" xmlns:cx3="http://schemas.microsoft.com/office/drawing/2016/5/9/chartex" xmlns:cx4="http://schemas.microsoft.com/office/drawing/2016/5/10/chartex" xmlns:cx5="http://schemas.microsoft.com/office/drawing/2016/5/11/chartex" xmlns:cx6="http://schemas.microsoft.com/office/drawing/2016/5/12/chartex" xmlns:cx7="http://schemas.microsoft.com/office/drawing/2016/5/13/chartex" xmlns:cx8="http://schemas.microsoft.com/office/drawing/2016/5/14/chartex" xmlns:mc="http://schemas.openxmlformats.org/markup-compatibility/2006" xmlns:aink="http://schemas.microsoft.com/office/drawing/2016/ink" xmlns:am3d="http://schemas.microsoft.com/office/drawing/2017/model3d" xmlns:o="urn:schemas-microsoft-com:office:office" xmlns:oel="http://schemas.microsoft.com/office/2019/extlst" xmlns:r="http://schemas.openxmlformats.org/officeDocument/2006/relationships" xmlns:m="http://schemas.openxmlformats.org/officeDocument/2006/math" xmlns:v="urn:schemas-microsoft-com:vml" xmlns:wp14="http://schemas.microsoft.com/office/word/2010/wordprocessingDrawing" xmlns:wp="http://schemas.openxmlformats.org/drawingml/2006/wordprocessingDrawing" xmlns:w10="urn:schemas-microsoft-com:office:word" xmlns:w="http://schemas.openxmlformats.org/wordprocessingml/2006/main" xmlns:w14="http://schemas.microsoft.com/office/word/2010/wordml" xmlns:w15="http://schemas.microsoft.com/office/word/2012/wordml" xmlns:w16cex="http://schemas.microsoft.com/office/word/2018/wordml/cex" xmlns:w16cid="http://schemas.microsoft.com/office/word/2016/wordml/cid" xmlns:w16="http://schemas.microsoft.com/office/word/2018/wordml" xmlns:w16du="http://schemas.microsoft.com/office/word/2023/wordml/word16du" xmlns:w16sdtdh="http://schemas.microsoft.com/office/word/2020/wordml/sdtdatahash" xmlns:w16sdtfl="http://schemas.microsoft.com/office/word/2024/wordml/sdtformatlock" xmlns:w16se="http://schemas.microsoft.com/office/word/2015/wordml/symex" xmlns:wpg="http://schemas.microsoft.com/office/word/2010/wordprocessingGroup" xmlns:wpi="http://schemas.microsoft.com/office/word/2010/wordprocessingInk" xmlns:wne="http://schemas.microsoft.com/office/word/2006/wordml" xmlns:wps="http://schemas.microsoft.com/office/word/2010/wordprocessingShape" mc:Ignorable="w14 w15 w16se w16cid w16 w16cex w16sdtdh w16sdtfl w16du wp14">
   <w:abstractNum w:abstractNumId="0" w15:restartNumberingAfterBreak="0">
+    <w:nsid w:val="0198650F"/>
+    <w:multiLevelType w:val="multilevel"/>
+    <w:tmpl w:val="77A09DE4"/>
+    <w:lvl w:ilvl="0">
+      <w:start w:val="1"/>
+      <w:numFmt w:val="bullet"/>
+      <w:lvlText w:val=""/>
+      <w:lvlJc w:val="left"/>
+      <w:pPr>
+        <w:tabs>
+          <w:tab w:val="num" w:pos="720"/>
+        </w:tabs>
+        <w:ind w:left="720" w:hanging="360"/>
+      </w:pPr>
+      <w:rPr>
+        <w:rFonts w:ascii="Symbol" w:hAnsi="Symbol" w:hint="default"/>
+        <w:sz w:val="20"/>
+      </w:rPr>
+    </w:lvl>
+    <w:lvl w:ilvl="1" w:tentative="1">
+      <w:start w:val="1"/>
+      <w:numFmt w:val="bullet"/>
+      <w:lvlText w:val="o"/>
+      <w:lvlJc w:val="left"/>
+      <w:pPr>
+        <w:tabs>
+          <w:tab w:val="num" w:pos="1440"/>
+        </w:tabs>
+        <w:ind w:left="1440" w:hanging="360"/>
+      </w:pPr>
+      <w:rPr>
+        <w:rFonts w:ascii="Courier New" w:hAnsi="Courier New" w:hint="default"/>
+        <w:sz w:val="20"/>
+      </w:rPr>
+    </w:lvl>
+    <w:lvl w:ilvl="2" w:tentative="1">
+      <w:start w:val="1"/>
+      <w:numFmt w:val="bullet"/>
+      <w:lvlText w:val=""/>
+      <w:lvlJc w:val="left"/>
+      <w:pPr>
+        <w:tabs>
+          <w:tab w:val="num" w:pos="2160"/>
+        </w:tabs>
+        <w:ind w:left="2160" w:hanging="360"/>
+      </w:pPr>
+      <w:rPr>
+        <w:rFonts w:ascii="Wingdings" w:hAnsi="Wingdings" w:hint="default"/>
+        <w:sz w:val="20"/>
+      </w:rPr>
+    </w:lvl>
+    <w:lvl w:ilvl="3" w:tentative="1">
+      <w:start w:val="1"/>
+      <w:numFmt w:val="bullet"/>
+      <w:lvlText w:val=""/>
+      <w:lvlJc w:val="left"/>
+      <w:pPr>
+        <w:tabs>
+          <w:tab w:val="num" w:pos="2880"/>
+        </w:tabs>
+        <w:ind w:left="2880" w:hanging="360"/>
+      </w:pPr>
+      <w:rPr>
+        <w:rFonts w:ascii="Wingdings" w:hAnsi="Wingdings" w:hint="default"/>
+        <w:sz w:val="20"/>
+      </w:rPr>
+    </w:lvl>
+    <w:lvl w:ilvl="4" w:tentative="1">
+      <w:start w:val="1"/>
+      <w:numFmt w:val="bullet"/>
+      <w:lvlText w:val=""/>
+      <w:lvlJc w:val="left"/>
+      <w:pPr>
+        <w:tabs>
+          <w:tab w:val="num" w:pos="3600"/>
+        </w:tabs>
+        <w:ind w:left="3600" w:hanging="360"/>
+      </w:pPr>
+      <w:rPr>
+        <w:rFonts w:ascii="Wingdings" w:hAnsi="Wingdings" w:hint="default"/>
+        <w:sz w:val="20"/>
+      </w:rPr>
+    </w:lvl>
+    <w:lvl w:ilvl="5" w:tentative="1">
+      <w:start w:val="1"/>
+      <w:numFmt w:val="bullet"/>
+      <w:lvlText w:val=""/>
+      <w:lvlJc w:val="left"/>
+      <w:pPr>
+        <w:tabs>
+          <w:tab w:val="num" w:pos="4320"/>
+        </w:tabs>
+        <w:ind w:left="4320" w:hanging="360"/>
+      </w:pPr>
+      <w:rPr>
+        <w:rFonts w:ascii="Wingdings" w:hAnsi="Wingdings" w:hint="default"/>
+        <w:sz w:val="20"/>
+      </w:rPr>
+    </w:lvl>
+    <w:lvl w:ilvl="6" w:tentative="1">
+      <w:start w:val="1"/>
+      <w:numFmt w:val="bullet"/>
+      <w:lvlText w:val=""/>
+      <w:lvlJc w:val="left"/>
+      <w:pPr>
+        <w:tabs>
+          <w:tab w:val="num" w:pos="5040"/>
+        </w:tabs>
+        <w:ind w:left="5040" w:hanging="360"/>
+      </w:pPr>
+      <w:rPr>
+        <w:rFonts w:ascii="Wingdings" w:hAnsi="Wingdings" w:hint="default"/>
+        <w:sz w:val="20"/>
+      </w:rPr>
+    </w:lvl>
+    <w:lvl w:ilvl="7" w:tentative="1">
+      <w:start w:val="1"/>
+      <w:numFmt w:val="bullet"/>
+      <w:lvlText w:val=""/>
+      <w:lvlJc w:val="left"/>
+      <w:pPr>
+        <w:tabs>
+          <w:tab w:val="num" w:pos="5760"/>
+        </w:tabs>
+        <w:ind w:left="5760" w:hanging="360"/>
+      </w:pPr>
+      <w:rPr>
+        <w:rFonts w:ascii="Wingdings" w:hAnsi="Wingdings" w:hint="default"/>
+        <w:sz w:val="20"/>
+      </w:rPr>
+    </w:lvl>
+    <w:lvl w:ilvl="8" w:tentative="1">
+      <w:start w:val="1"/>
+      <w:numFmt w:val="bullet"/>
+      <w:lvlText w:val=""/>
+      <w:lvlJc w:val="left"/>
+      <w:pPr>
+        <w:tabs>
+          <w:tab w:val="num" w:pos="6480"/>
+        </w:tabs>
+        <w:ind w:left="6480" w:hanging="360"/>
+      </w:pPr>
+      <w:rPr>
+        <w:rFonts w:ascii="Wingdings" w:hAnsi="Wingdings" w:hint="default"/>
+        <w:sz w:val="20"/>
+      </w:rPr>
+    </w:lvl>
+  </w:abstractNum>
+  <w:abstractNum w:abstractNumId="1" w15:restartNumberingAfterBreak="0">
     <w:nsid w:val="05C3298C"/>
     <w:multiLevelType w:val="multilevel"/>
     <w:tmpl w:val="45C4BD8C"/>
@@ -2612,7 +6290,305 @@
       </w:rPr>
     </w:lvl>
   </w:abstractNum>
-  <w:abstractNum w:abstractNumId="1" w15:restartNumberingAfterBreak="0">
+  <w:abstractNum w:abstractNumId="2" w15:restartNumberingAfterBreak="0">
+    <w:nsid w:val="14CE4BB4"/>
+    <w:multiLevelType w:val="multilevel"/>
+    <w:tmpl w:val="E01E99B4"/>
+    <w:lvl w:ilvl="0">
+      <w:start w:val="1"/>
+      <w:numFmt w:val="bullet"/>
+      <w:lvlText w:val=""/>
+      <w:lvlJc w:val="left"/>
+      <w:pPr>
+        <w:tabs>
+          <w:tab w:val="num" w:pos="720"/>
+        </w:tabs>
+        <w:ind w:left="720" w:hanging="360"/>
+      </w:pPr>
+      <w:rPr>
+        <w:rFonts w:ascii="Symbol" w:hAnsi="Symbol" w:hint="default"/>
+        <w:sz w:val="20"/>
+      </w:rPr>
+    </w:lvl>
+    <w:lvl w:ilvl="1" w:tentative="1">
+      <w:start w:val="1"/>
+      <w:numFmt w:val="bullet"/>
+      <w:lvlText w:val="o"/>
+      <w:lvlJc w:val="left"/>
+      <w:pPr>
+        <w:tabs>
+          <w:tab w:val="num" w:pos="1440"/>
+        </w:tabs>
+        <w:ind w:left="1440" w:hanging="360"/>
+      </w:pPr>
+      <w:rPr>
+        <w:rFonts w:ascii="Courier New" w:hAnsi="Courier New" w:hint="default"/>
+        <w:sz w:val="20"/>
+      </w:rPr>
+    </w:lvl>
+    <w:lvl w:ilvl="2" w:tentative="1">
+      <w:start w:val="1"/>
+      <w:numFmt w:val="bullet"/>
+      <w:lvlText w:val=""/>
+      <w:lvlJc w:val="left"/>
+      <w:pPr>
+        <w:tabs>
+          <w:tab w:val="num" w:pos="2160"/>
+        </w:tabs>
+        <w:ind w:left="2160" w:hanging="360"/>
+      </w:pPr>
+      <w:rPr>
+        <w:rFonts w:ascii="Wingdings" w:hAnsi="Wingdings" w:hint="default"/>
+        <w:sz w:val="20"/>
+      </w:rPr>
+    </w:lvl>
+    <w:lvl w:ilvl="3" w:tentative="1">
+      <w:start w:val="1"/>
+      <w:numFmt w:val="bullet"/>
+      <w:lvlText w:val=""/>
+      <w:lvlJc w:val="left"/>
+      <w:pPr>
+        <w:tabs>
+          <w:tab w:val="num" w:pos="2880"/>
+        </w:tabs>
+        <w:ind w:left="2880" w:hanging="360"/>
+      </w:pPr>
+      <w:rPr>
+        <w:rFonts w:ascii="Wingdings" w:hAnsi="Wingdings" w:hint="default"/>
+        <w:sz w:val="20"/>
+      </w:rPr>
+    </w:lvl>
+    <w:lvl w:ilvl="4" w:tentative="1">
+      <w:start w:val="1"/>
+      <w:numFmt w:val="bullet"/>
+      <w:lvlText w:val=""/>
+      <w:lvlJc w:val="left"/>
+      <w:pPr>
+        <w:tabs>
+          <w:tab w:val="num" w:pos="3600"/>
+        </w:tabs>
+        <w:ind w:left="3600" w:hanging="360"/>
+      </w:pPr>
+      <w:rPr>
+        <w:rFonts w:ascii="Wingdings" w:hAnsi="Wingdings" w:hint="default"/>
+        <w:sz w:val="20"/>
+      </w:rPr>
+    </w:lvl>
+    <w:lvl w:ilvl="5" w:tentative="1">
+      <w:start w:val="1"/>
+      <w:numFmt w:val="bullet"/>
+      <w:lvlText w:val=""/>
+      <w:lvlJc w:val="left"/>
+      <w:pPr>
+        <w:tabs>
+          <w:tab w:val="num" w:pos="4320"/>
+        </w:tabs>
+        <w:ind w:left="4320" w:hanging="360"/>
+      </w:pPr>
+      <w:rPr>
+        <w:rFonts w:ascii="Wingdings" w:hAnsi="Wingdings" w:hint="default"/>
+        <w:sz w:val="20"/>
+      </w:rPr>
+    </w:lvl>
+    <w:lvl w:ilvl="6" w:tentative="1">
+      <w:start w:val="1"/>
+      <w:numFmt w:val="bullet"/>
+      <w:lvlText w:val=""/>
+      <w:lvlJc w:val="left"/>
+      <w:pPr>
+        <w:tabs>
+          <w:tab w:val="num" w:pos="5040"/>
+        </w:tabs>
+        <w:ind w:left="5040" w:hanging="360"/>
+      </w:pPr>
+      <w:rPr>
+        <w:rFonts w:ascii="Wingdings" w:hAnsi="Wingdings" w:hint="default"/>
+        <w:sz w:val="20"/>
+      </w:rPr>
+    </w:lvl>
+    <w:lvl w:ilvl="7" w:tentative="1">
+      <w:start w:val="1"/>
+      <w:numFmt w:val="bullet"/>
+      <w:lvlText w:val=""/>
+      <w:lvlJc w:val="left"/>
+      <w:pPr>
+        <w:tabs>
+          <w:tab w:val="num" w:pos="5760"/>
+        </w:tabs>
+        <w:ind w:left="5760" w:hanging="360"/>
+      </w:pPr>
+      <w:rPr>
+        <w:rFonts w:ascii="Wingdings" w:hAnsi="Wingdings" w:hint="default"/>
+        <w:sz w:val="20"/>
+      </w:rPr>
+    </w:lvl>
+    <w:lvl w:ilvl="8" w:tentative="1">
+      <w:start w:val="1"/>
+      <w:numFmt w:val="bullet"/>
+      <w:lvlText w:val=""/>
+      <w:lvlJc w:val="left"/>
+      <w:pPr>
+        <w:tabs>
+          <w:tab w:val="num" w:pos="6480"/>
+        </w:tabs>
+        <w:ind w:left="6480" w:hanging="360"/>
+      </w:pPr>
+      <w:rPr>
+        <w:rFonts w:ascii="Wingdings" w:hAnsi="Wingdings" w:hint="default"/>
+        <w:sz w:val="20"/>
+      </w:rPr>
+    </w:lvl>
+  </w:abstractNum>
+  <w:abstractNum w:abstractNumId="3" w15:restartNumberingAfterBreak="0">
+    <w:nsid w:val="215F7E2B"/>
+    <w:multiLevelType w:val="multilevel"/>
+    <w:tmpl w:val="F8128130"/>
+    <w:lvl w:ilvl="0">
+      <w:start w:val="1"/>
+      <w:numFmt w:val="bullet"/>
+      <w:lvlText w:val=""/>
+      <w:lvlJc w:val="left"/>
+      <w:pPr>
+        <w:tabs>
+          <w:tab w:val="num" w:pos="720"/>
+        </w:tabs>
+        <w:ind w:left="720" w:hanging="360"/>
+      </w:pPr>
+      <w:rPr>
+        <w:rFonts w:ascii="Symbol" w:hAnsi="Symbol" w:hint="default"/>
+        <w:sz w:val="20"/>
+      </w:rPr>
+    </w:lvl>
+    <w:lvl w:ilvl="1" w:tentative="1">
+      <w:start w:val="1"/>
+      <w:numFmt w:val="bullet"/>
+      <w:lvlText w:val="o"/>
+      <w:lvlJc w:val="left"/>
+      <w:pPr>
+        <w:tabs>
+          <w:tab w:val="num" w:pos="1440"/>
+        </w:tabs>
+        <w:ind w:left="1440" w:hanging="360"/>
+      </w:pPr>
+      <w:rPr>
+        <w:rFonts w:ascii="Courier New" w:hAnsi="Courier New" w:hint="default"/>
+        <w:sz w:val="20"/>
+      </w:rPr>
+    </w:lvl>
+    <w:lvl w:ilvl="2" w:tentative="1">
+      <w:start w:val="1"/>
+      <w:numFmt w:val="bullet"/>
+      <w:lvlText w:val=""/>
+      <w:lvlJc w:val="left"/>
+      <w:pPr>
+        <w:tabs>
+          <w:tab w:val="num" w:pos="2160"/>
+        </w:tabs>
+        <w:ind w:left="2160" w:hanging="360"/>
+      </w:pPr>
+      <w:rPr>
+        <w:rFonts w:ascii="Wingdings" w:hAnsi="Wingdings" w:hint="default"/>
+        <w:sz w:val="20"/>
+      </w:rPr>
+    </w:lvl>
+    <w:lvl w:ilvl="3" w:tentative="1">
+      <w:start w:val="1"/>
+      <w:numFmt w:val="bullet"/>
+      <w:lvlText w:val=""/>
+      <w:lvlJc w:val="left"/>
+      <w:pPr>
+        <w:tabs>
+          <w:tab w:val="num" w:pos="2880"/>
+        </w:tabs>
+        <w:ind w:left="2880" w:hanging="360"/>
+      </w:pPr>
+      <w:rPr>
+        <w:rFonts w:ascii="Wingdings" w:hAnsi="Wingdings" w:hint="default"/>
+        <w:sz w:val="20"/>
+      </w:rPr>
+    </w:lvl>
+    <w:lvl w:ilvl="4" w:tentative="1">
+      <w:start w:val="1"/>
+      <w:numFmt w:val="bullet"/>
+      <w:lvlText w:val=""/>
+      <w:lvlJc w:val="left"/>
+      <w:pPr>
+        <w:tabs>
+          <w:tab w:val="num" w:pos="3600"/>
+        </w:tabs>
+        <w:ind w:left="3600" w:hanging="360"/>
+      </w:pPr>
+      <w:rPr>
+        <w:rFonts w:ascii="Wingdings" w:hAnsi="Wingdings" w:hint="default"/>
+        <w:sz w:val="20"/>
+      </w:rPr>
+    </w:lvl>
+    <w:lvl w:ilvl="5" w:tentative="1">
+      <w:start w:val="1"/>
+      <w:numFmt w:val="bullet"/>
+      <w:lvlText w:val=""/>
+      <w:lvlJc w:val="left"/>
+      <w:pPr>
+        <w:tabs>
+          <w:tab w:val="num" w:pos="4320"/>
+        </w:tabs>
+        <w:ind w:left="4320" w:hanging="360"/>
+      </w:pPr>
+      <w:rPr>
+        <w:rFonts w:ascii="Wingdings" w:hAnsi="Wingdings" w:hint="default"/>
+        <w:sz w:val="20"/>
+      </w:rPr>
+    </w:lvl>
+    <w:lvl w:ilvl="6" w:tentative="1">
+      <w:start w:val="1"/>
+      <w:numFmt w:val="bullet"/>
+      <w:lvlText w:val=""/>
+      <w:lvlJc w:val="left"/>
+      <w:pPr>
+        <w:tabs>
+          <w:tab w:val="num" w:pos="5040"/>
+        </w:tabs>
+        <w:ind w:left="5040" w:hanging="360"/>
+      </w:pPr>
+      <w:rPr>
+        <w:rFonts w:ascii="Wingdings" w:hAnsi="Wingdings" w:hint="default"/>
+        <w:sz w:val="20"/>
+      </w:rPr>
+    </w:lvl>
+    <w:lvl w:ilvl="7" w:tentative="1">
+      <w:start w:val="1"/>
+      <w:numFmt w:val="bullet"/>
+      <w:lvlText w:val=""/>
+      <w:lvlJc w:val="left"/>
+      <w:pPr>
+        <w:tabs>
+          <w:tab w:val="num" w:pos="5760"/>
+        </w:tabs>
+        <w:ind w:left="5760" w:hanging="360"/>
+      </w:pPr>
+      <w:rPr>
+        <w:rFonts w:ascii="Wingdings" w:hAnsi="Wingdings" w:hint="default"/>
+        <w:sz w:val="20"/>
+      </w:rPr>
+    </w:lvl>
+    <w:lvl w:ilvl="8" w:tentative="1">
+      <w:start w:val="1"/>
+      <w:numFmt w:val="bullet"/>
+      <w:lvlText w:val=""/>
+      <w:lvlJc w:val="left"/>
+      <w:pPr>
+        <w:tabs>
+          <w:tab w:val="num" w:pos="6480"/>
+        </w:tabs>
+        <w:ind w:left="6480" w:hanging="360"/>
+      </w:pPr>
+      <w:rPr>
+        <w:rFonts w:ascii="Wingdings" w:hAnsi="Wingdings" w:hint="default"/>
+        <w:sz w:val="20"/>
+      </w:rPr>
+    </w:lvl>
+  </w:abstractNum>
+  <w:abstractNum w:abstractNumId="4" w15:restartNumberingAfterBreak="0">
     <w:nsid w:val="24C54A87"/>
     <w:multiLevelType w:val="multilevel"/>
     <w:tmpl w:val="A9D6E32C"/>
@@ -2761,7 +6737,7 @@
       </w:rPr>
     </w:lvl>
   </w:abstractNum>
-  <w:abstractNum w:abstractNumId="2" w15:restartNumberingAfterBreak="0">
+  <w:abstractNum w:abstractNumId="5" w15:restartNumberingAfterBreak="0">
     <w:nsid w:val="25446C8F"/>
     <w:multiLevelType w:val="hybridMultilevel"/>
     <w:tmpl w:val="E1F891EE"/>
@@ -2850,7 +6826,7 @@
       </w:pPr>
     </w:lvl>
   </w:abstractNum>
-  <w:abstractNum w:abstractNumId="3" w15:restartNumberingAfterBreak="0">
+  <w:abstractNum w:abstractNumId="6" w15:restartNumberingAfterBreak="0">
     <w:nsid w:val="37E209E9"/>
     <w:multiLevelType w:val="multilevel"/>
     <w:tmpl w:val="A54CE79C"/>
@@ -2999,7 +6975,394 @@
       </w:rPr>
     </w:lvl>
   </w:abstractNum>
-  <w:abstractNum w:abstractNumId="4" w15:restartNumberingAfterBreak="0">
+  <w:abstractNum w:abstractNumId="7" w15:restartNumberingAfterBreak="0">
+    <w:nsid w:val="3D423B40"/>
+    <w:multiLevelType w:val="multilevel"/>
+    <w:tmpl w:val="951CCD12"/>
+    <w:lvl w:ilvl="0">
+      <w:start w:val="1"/>
+      <w:numFmt w:val="bullet"/>
+      <w:lvlText w:val=""/>
+      <w:lvlJc w:val="left"/>
+      <w:pPr>
+        <w:tabs>
+          <w:tab w:val="num" w:pos="720"/>
+        </w:tabs>
+        <w:ind w:left="720" w:hanging="360"/>
+      </w:pPr>
+      <w:rPr>
+        <w:rFonts w:ascii="Symbol" w:hAnsi="Symbol" w:hint="default"/>
+        <w:sz w:val="20"/>
+      </w:rPr>
+    </w:lvl>
+    <w:lvl w:ilvl="1" w:tentative="1">
+      <w:start w:val="1"/>
+      <w:numFmt w:val="bullet"/>
+      <w:lvlText w:val="o"/>
+      <w:lvlJc w:val="left"/>
+      <w:pPr>
+        <w:tabs>
+          <w:tab w:val="num" w:pos="1440"/>
+        </w:tabs>
+        <w:ind w:left="1440" w:hanging="360"/>
+      </w:pPr>
+      <w:rPr>
+        <w:rFonts w:ascii="Courier New" w:hAnsi="Courier New" w:hint="default"/>
+        <w:sz w:val="20"/>
+      </w:rPr>
+    </w:lvl>
+    <w:lvl w:ilvl="2" w:tentative="1">
+      <w:start w:val="1"/>
+      <w:numFmt w:val="bullet"/>
+      <w:lvlText w:val=""/>
+      <w:lvlJc w:val="left"/>
+      <w:pPr>
+        <w:tabs>
+          <w:tab w:val="num" w:pos="2160"/>
+        </w:tabs>
+        <w:ind w:left="2160" w:hanging="360"/>
+      </w:pPr>
+      <w:rPr>
+        <w:rFonts w:ascii="Wingdings" w:hAnsi="Wingdings" w:hint="default"/>
+        <w:sz w:val="20"/>
+      </w:rPr>
+    </w:lvl>
+    <w:lvl w:ilvl="3" w:tentative="1">
+      <w:start w:val="1"/>
+      <w:numFmt w:val="bullet"/>
+      <w:lvlText w:val=""/>
+      <w:lvlJc w:val="left"/>
+      <w:pPr>
+        <w:tabs>
+          <w:tab w:val="num" w:pos="2880"/>
+        </w:tabs>
+        <w:ind w:left="2880" w:hanging="360"/>
+      </w:pPr>
+      <w:rPr>
+        <w:rFonts w:ascii="Wingdings" w:hAnsi="Wingdings" w:hint="default"/>
+        <w:sz w:val="20"/>
+      </w:rPr>
+    </w:lvl>
+    <w:lvl w:ilvl="4" w:tentative="1">
+      <w:start w:val="1"/>
+      <w:numFmt w:val="bullet"/>
+      <w:lvlText w:val=""/>
+      <w:lvlJc w:val="left"/>
+      <w:pPr>
+        <w:tabs>
+          <w:tab w:val="num" w:pos="3600"/>
+        </w:tabs>
+        <w:ind w:left="3600" w:hanging="360"/>
+      </w:pPr>
+      <w:rPr>
+        <w:rFonts w:ascii="Wingdings" w:hAnsi="Wingdings" w:hint="default"/>
+        <w:sz w:val="20"/>
+      </w:rPr>
+    </w:lvl>
+    <w:lvl w:ilvl="5" w:tentative="1">
+      <w:start w:val="1"/>
+      <w:numFmt w:val="bullet"/>
+      <w:lvlText w:val=""/>
+      <w:lvlJc w:val="left"/>
+      <w:pPr>
+        <w:tabs>
+          <w:tab w:val="num" w:pos="4320"/>
+        </w:tabs>
+        <w:ind w:left="4320" w:hanging="360"/>
+      </w:pPr>
+      <w:rPr>
+        <w:rFonts w:ascii="Wingdings" w:hAnsi="Wingdings" w:hint="default"/>
+        <w:sz w:val="20"/>
+      </w:rPr>
+    </w:lvl>
+    <w:lvl w:ilvl="6" w:tentative="1">
+      <w:start w:val="1"/>
+      <w:numFmt w:val="bullet"/>
+      <w:lvlText w:val=""/>
+      <w:lvlJc w:val="left"/>
+      <w:pPr>
+        <w:tabs>
+          <w:tab w:val="num" w:pos="5040"/>
+        </w:tabs>
+        <w:ind w:left="5040" w:hanging="360"/>
+      </w:pPr>
+      <w:rPr>
+        <w:rFonts w:ascii="Wingdings" w:hAnsi="Wingdings" w:hint="default"/>
+        <w:sz w:val="20"/>
+      </w:rPr>
+    </w:lvl>
+    <w:lvl w:ilvl="7" w:tentative="1">
+      <w:start w:val="1"/>
+      <w:numFmt w:val="bullet"/>
+      <w:lvlText w:val=""/>
+      <w:lvlJc w:val="left"/>
+      <w:pPr>
+        <w:tabs>
+          <w:tab w:val="num" w:pos="5760"/>
+        </w:tabs>
+        <w:ind w:left="5760" w:hanging="360"/>
+      </w:pPr>
+      <w:rPr>
+        <w:rFonts w:ascii="Wingdings" w:hAnsi="Wingdings" w:hint="default"/>
+        <w:sz w:val="20"/>
+      </w:rPr>
+    </w:lvl>
+    <w:lvl w:ilvl="8" w:tentative="1">
+      <w:start w:val="1"/>
+      <w:numFmt w:val="bullet"/>
+      <w:lvlText w:val=""/>
+      <w:lvlJc w:val="left"/>
+      <w:pPr>
+        <w:tabs>
+          <w:tab w:val="num" w:pos="6480"/>
+        </w:tabs>
+        <w:ind w:left="6480" w:hanging="360"/>
+      </w:pPr>
+      <w:rPr>
+        <w:rFonts w:ascii="Wingdings" w:hAnsi="Wingdings" w:hint="default"/>
+        <w:sz w:val="20"/>
+      </w:rPr>
+    </w:lvl>
+  </w:abstractNum>
+  <w:abstractNum w:abstractNumId="8" w15:restartNumberingAfterBreak="0">
+    <w:nsid w:val="494F32F0"/>
+    <w:multiLevelType w:val="multilevel"/>
+    <w:tmpl w:val="9D544A74"/>
+    <w:lvl w:ilvl="0">
+      <w:start w:val="1"/>
+      <w:numFmt w:val="bullet"/>
+      <w:lvlText w:val=""/>
+      <w:lvlJc w:val="left"/>
+      <w:pPr>
+        <w:tabs>
+          <w:tab w:val="num" w:pos="720"/>
+        </w:tabs>
+        <w:ind w:left="720" w:hanging="360"/>
+      </w:pPr>
+      <w:rPr>
+        <w:rFonts w:ascii="Symbol" w:hAnsi="Symbol" w:hint="default"/>
+        <w:sz w:val="20"/>
+      </w:rPr>
+    </w:lvl>
+    <w:lvl w:ilvl="1" w:tentative="1">
+      <w:start w:val="1"/>
+      <w:numFmt w:val="bullet"/>
+      <w:lvlText w:val="o"/>
+      <w:lvlJc w:val="left"/>
+      <w:pPr>
+        <w:tabs>
+          <w:tab w:val="num" w:pos="1440"/>
+        </w:tabs>
+        <w:ind w:left="1440" w:hanging="360"/>
+      </w:pPr>
+      <w:rPr>
+        <w:rFonts w:ascii="Courier New" w:hAnsi="Courier New" w:hint="default"/>
+        <w:sz w:val="20"/>
+      </w:rPr>
+    </w:lvl>
+    <w:lvl w:ilvl="2" w:tentative="1">
+      <w:start w:val="1"/>
+      <w:numFmt w:val="bullet"/>
+      <w:lvlText w:val=""/>
+      <w:lvlJc w:val="left"/>
+      <w:pPr>
+        <w:tabs>
+          <w:tab w:val="num" w:pos="2160"/>
+        </w:tabs>
+        <w:ind w:left="2160" w:hanging="360"/>
+      </w:pPr>
+      <w:rPr>
+        <w:rFonts w:ascii="Wingdings" w:hAnsi="Wingdings" w:hint="default"/>
+        <w:sz w:val="20"/>
+      </w:rPr>
+    </w:lvl>
+    <w:lvl w:ilvl="3" w:tentative="1">
+      <w:start w:val="1"/>
+      <w:numFmt w:val="bullet"/>
+      <w:lvlText w:val=""/>
+      <w:lvlJc w:val="left"/>
+      <w:pPr>
+        <w:tabs>
+          <w:tab w:val="num" w:pos="2880"/>
+        </w:tabs>
+        <w:ind w:left="2880" w:hanging="360"/>
+      </w:pPr>
+      <w:rPr>
+        <w:rFonts w:ascii="Wingdings" w:hAnsi="Wingdings" w:hint="default"/>
+        <w:sz w:val="20"/>
+      </w:rPr>
+    </w:lvl>
+    <w:lvl w:ilvl="4" w:tentative="1">
+      <w:start w:val="1"/>
+      <w:numFmt w:val="bullet"/>
+      <w:lvlText w:val=""/>
+      <w:lvlJc w:val="left"/>
+      <w:pPr>
+        <w:tabs>
+          <w:tab w:val="num" w:pos="3600"/>
+        </w:tabs>
+        <w:ind w:left="3600" w:hanging="360"/>
+      </w:pPr>
+      <w:rPr>
+        <w:rFonts w:ascii="Wingdings" w:hAnsi="Wingdings" w:hint="default"/>
+        <w:sz w:val="20"/>
+      </w:rPr>
+    </w:lvl>
+    <w:lvl w:ilvl="5" w:tentative="1">
+      <w:start w:val="1"/>
+      <w:numFmt w:val="bullet"/>
+      <w:lvlText w:val=""/>
+      <w:lvlJc w:val="left"/>
+      <w:pPr>
+        <w:tabs>
+          <w:tab w:val="num" w:pos="4320"/>
+        </w:tabs>
+        <w:ind w:left="4320" w:hanging="360"/>
+      </w:pPr>
+      <w:rPr>
+        <w:rFonts w:ascii="Wingdings" w:hAnsi="Wingdings" w:hint="default"/>
+        <w:sz w:val="20"/>
+      </w:rPr>
+    </w:lvl>
+    <w:lvl w:ilvl="6" w:tentative="1">
+      <w:start w:val="1"/>
+      <w:numFmt w:val="bullet"/>
+      <w:lvlText w:val=""/>
+      <w:lvlJc w:val="left"/>
+      <w:pPr>
+        <w:tabs>
+          <w:tab w:val="num" w:pos="5040"/>
+        </w:tabs>
+        <w:ind w:left="5040" w:hanging="360"/>
+      </w:pPr>
+      <w:rPr>
+        <w:rFonts w:ascii="Wingdings" w:hAnsi="Wingdings" w:hint="default"/>
+        <w:sz w:val="20"/>
+      </w:rPr>
+    </w:lvl>
+    <w:lvl w:ilvl="7" w:tentative="1">
+      <w:start w:val="1"/>
+      <w:numFmt w:val="bullet"/>
+      <w:lvlText w:val=""/>
+      <w:lvlJc w:val="left"/>
+      <w:pPr>
+        <w:tabs>
+          <w:tab w:val="num" w:pos="5760"/>
+        </w:tabs>
+        <w:ind w:left="5760" w:hanging="360"/>
+      </w:pPr>
+      <w:rPr>
+        <w:rFonts w:ascii="Wingdings" w:hAnsi="Wingdings" w:hint="default"/>
+        <w:sz w:val="20"/>
+      </w:rPr>
+    </w:lvl>
+    <w:lvl w:ilvl="8" w:tentative="1">
+      <w:start w:val="1"/>
+      <w:numFmt w:val="bullet"/>
+      <w:lvlText w:val=""/>
+      <w:lvlJc w:val="left"/>
+      <w:pPr>
+        <w:tabs>
+          <w:tab w:val="num" w:pos="6480"/>
+        </w:tabs>
+        <w:ind w:left="6480" w:hanging="360"/>
+      </w:pPr>
+      <w:rPr>
+        <w:rFonts w:ascii="Wingdings" w:hAnsi="Wingdings" w:hint="default"/>
+        <w:sz w:val="20"/>
+      </w:rPr>
+    </w:lvl>
+  </w:abstractNum>
+  <w:abstractNum w:abstractNumId="9" w15:restartNumberingAfterBreak="0">
+    <w:nsid w:val="49881B29"/>
+    <w:multiLevelType w:val="hybridMultilevel"/>
+    <w:tmpl w:val="736C643A"/>
+    <w:lvl w:ilvl="0" w:tplc="40090011">
+      <w:start w:val="1"/>
+      <w:numFmt w:val="decimal"/>
+      <w:lvlText w:val="%1)"/>
+      <w:lvlJc w:val="left"/>
+      <w:pPr>
+        <w:ind w:left="720" w:hanging="360"/>
+      </w:pPr>
+      <w:rPr>
+        <w:rFonts w:hint="default"/>
+      </w:rPr>
+    </w:lvl>
+    <w:lvl w:ilvl="1" w:tplc="40090019" w:tentative="1">
+      <w:start w:val="1"/>
+      <w:numFmt w:val="lowerLetter"/>
+      <w:lvlText w:val="%2."/>
+      <w:lvlJc w:val="left"/>
+      <w:pPr>
+        <w:ind w:left="1440" w:hanging="360"/>
+      </w:pPr>
+    </w:lvl>
+    <w:lvl w:ilvl="2" w:tplc="4009001B" w:tentative="1">
+      <w:start w:val="1"/>
+      <w:numFmt w:val="lowerRoman"/>
+      <w:lvlText w:val="%3."/>
+      <w:lvlJc w:val="right"/>
+      <w:pPr>
+        <w:ind w:left="2160" w:hanging="180"/>
+      </w:pPr>
+    </w:lvl>
+    <w:lvl w:ilvl="3" w:tplc="4009000F" w:tentative="1">
+      <w:start w:val="1"/>
+      <w:numFmt w:val="decimal"/>
+      <w:lvlText w:val="%4."/>
+      <w:lvlJc w:val="left"/>
+      <w:pPr>
+        <w:ind w:left="2880" w:hanging="360"/>
+      </w:pPr>
+    </w:lvl>
+    <w:lvl w:ilvl="4" w:tplc="40090019" w:tentative="1">
+      <w:start w:val="1"/>
+      <w:numFmt w:val="lowerLetter"/>
+      <w:lvlText w:val="%5."/>
+      <w:lvlJc w:val="left"/>
+      <w:pPr>
+        <w:ind w:left="3600" w:hanging="360"/>
+      </w:pPr>
+    </w:lvl>
+    <w:lvl w:ilvl="5" w:tplc="4009001B" w:tentative="1">
+      <w:start w:val="1"/>
+      <w:numFmt w:val="lowerRoman"/>
+      <w:lvlText w:val="%6."/>
+      <w:lvlJc w:val="right"/>
+      <w:pPr>
+        <w:ind w:left="4320" w:hanging="180"/>
+      </w:pPr>
+    </w:lvl>
+    <w:lvl w:ilvl="6" w:tplc="4009000F" w:tentative="1">
+      <w:start w:val="1"/>
+      <w:numFmt w:val="decimal"/>
+      <w:lvlText w:val="%7."/>
+      <w:lvlJc w:val="left"/>
+      <w:pPr>
+        <w:ind w:left="5040" w:hanging="360"/>
+      </w:pPr>
+    </w:lvl>
+    <w:lvl w:ilvl="7" w:tplc="40090019" w:tentative="1">
+      <w:start w:val="1"/>
+      <w:numFmt w:val="lowerLetter"/>
+      <w:lvlText w:val="%8."/>
+      <w:lvlJc w:val="left"/>
+      <w:pPr>
+        <w:ind w:left="5760" w:hanging="360"/>
+      </w:pPr>
+    </w:lvl>
+    <w:lvl w:ilvl="8" w:tplc="4009001B" w:tentative="1">
+      <w:start w:val="1"/>
+      <w:numFmt w:val="lowerRoman"/>
+      <w:lvlText w:val="%9."/>
+      <w:lvlJc w:val="right"/>
+      <w:pPr>
+        <w:ind w:left="6480" w:hanging="180"/>
+      </w:pPr>
+    </w:lvl>
+  </w:abstractNum>
+  <w:abstractNum w:abstractNumId="10" w15:restartNumberingAfterBreak="0">
     <w:nsid w:val="5548001E"/>
     <w:multiLevelType w:val="multilevel"/>
     <w:tmpl w:val="46187BF2"/>
@@ -3148,7 +7511,96 @@
       </w:rPr>
     </w:lvl>
   </w:abstractNum>
-  <w:abstractNum w:abstractNumId="5" w15:restartNumberingAfterBreak="0">
+  <w:abstractNum w:abstractNumId="11" w15:restartNumberingAfterBreak="0">
+    <w:nsid w:val="5B9479F7"/>
+    <w:multiLevelType w:val="hybridMultilevel"/>
+    <w:tmpl w:val="E98C3082"/>
+    <w:lvl w:ilvl="0" w:tplc="4009000F">
+      <w:start w:val="1"/>
+      <w:numFmt w:val="decimal"/>
+      <w:lvlText w:val="%1."/>
+      <w:lvlJc w:val="left"/>
+      <w:pPr>
+        <w:ind w:left="720" w:hanging="360"/>
+      </w:pPr>
+      <w:rPr>
+        <w:rFonts w:hint="default"/>
+      </w:rPr>
+    </w:lvl>
+    <w:lvl w:ilvl="1" w:tplc="40090019" w:tentative="1">
+      <w:start w:val="1"/>
+      <w:numFmt w:val="lowerLetter"/>
+      <w:lvlText w:val="%2."/>
+      <w:lvlJc w:val="left"/>
+      <w:pPr>
+        <w:ind w:left="1440" w:hanging="360"/>
+      </w:pPr>
+    </w:lvl>
+    <w:lvl w:ilvl="2" w:tplc="4009001B" w:tentative="1">
+      <w:start w:val="1"/>
+      <w:numFmt w:val="lowerRoman"/>
+      <w:lvlText w:val="%3."/>
+      <w:lvlJc w:val="right"/>
+      <w:pPr>
+        <w:ind w:left="2160" w:hanging="180"/>
+      </w:pPr>
+    </w:lvl>
+    <w:lvl w:ilvl="3" w:tplc="4009000F" w:tentative="1">
+      <w:start w:val="1"/>
+      <w:numFmt w:val="decimal"/>
+      <w:lvlText w:val="%4."/>
+      <w:lvlJc w:val="left"/>
+      <w:pPr>
+        <w:ind w:left="2880" w:hanging="360"/>
+      </w:pPr>
+    </w:lvl>
+    <w:lvl w:ilvl="4" w:tplc="40090019" w:tentative="1">
+      <w:start w:val="1"/>
+      <w:numFmt w:val="lowerLetter"/>
+      <w:lvlText w:val="%5."/>
+      <w:lvlJc w:val="left"/>
+      <w:pPr>
+        <w:ind w:left="3600" w:hanging="360"/>
+      </w:pPr>
+    </w:lvl>
+    <w:lvl w:ilvl="5" w:tplc="4009001B" w:tentative="1">
+      <w:start w:val="1"/>
+      <w:numFmt w:val="lowerRoman"/>
+      <w:lvlText w:val="%6."/>
+      <w:lvlJc w:val="right"/>
+      <w:pPr>
+        <w:ind w:left="4320" w:hanging="180"/>
+      </w:pPr>
+    </w:lvl>
+    <w:lvl w:ilvl="6" w:tplc="4009000F" w:tentative="1">
+      <w:start w:val="1"/>
+      <w:numFmt w:val="decimal"/>
+      <w:lvlText w:val="%7."/>
+      <w:lvlJc w:val="left"/>
+      <w:pPr>
+        <w:ind w:left="5040" w:hanging="360"/>
+      </w:pPr>
+    </w:lvl>
+    <w:lvl w:ilvl="7" w:tplc="40090019" w:tentative="1">
+      <w:start w:val="1"/>
+      <w:numFmt w:val="lowerLetter"/>
+      <w:lvlText w:val="%8."/>
+      <w:lvlJc w:val="left"/>
+      <w:pPr>
+        <w:ind w:left="5760" w:hanging="360"/>
+      </w:pPr>
+    </w:lvl>
+    <w:lvl w:ilvl="8" w:tplc="4009001B" w:tentative="1">
+      <w:start w:val="1"/>
+      <w:numFmt w:val="lowerRoman"/>
+      <w:lvlText w:val="%9."/>
+      <w:lvlJc w:val="right"/>
+      <w:pPr>
+        <w:ind w:left="6480" w:hanging="180"/>
+      </w:pPr>
+    </w:lvl>
+  </w:abstractNum>
+  <w:abstractNum w:abstractNumId="12" w15:restartNumberingAfterBreak="0">
     <w:nsid w:val="61E963C0"/>
     <w:multiLevelType w:val="multilevel"/>
     <w:tmpl w:val="000290C4"/>
@@ -3297,7 +7749,7 @@
       </w:rPr>
     </w:lvl>
   </w:abstractNum>
-  <w:abstractNum w:abstractNumId="6" w15:restartNumberingAfterBreak="0">
+  <w:abstractNum w:abstractNumId="13" w15:restartNumberingAfterBreak="0">
     <w:nsid w:val="65A70D3C"/>
     <w:multiLevelType w:val="hybridMultilevel"/>
     <w:tmpl w:val="C73E4A76"/>
@@ -3410,7 +7862,7 @@
       </w:rPr>
     </w:lvl>
   </w:abstractNum>
-  <w:abstractNum w:abstractNumId="7" w15:restartNumberingAfterBreak="0">
+  <w:abstractNum w:abstractNumId="14" w15:restartNumberingAfterBreak="0">
     <w:nsid w:val="676C655D"/>
     <w:multiLevelType w:val="multilevel"/>
     <w:tmpl w:val="D26C2404"/>
@@ -3559,7 +8011,156 @@
       </w:rPr>
     </w:lvl>
   </w:abstractNum>
-  <w:abstractNum w:abstractNumId="8" w15:restartNumberingAfterBreak="0">
+  <w:abstractNum w:abstractNumId="15" w15:restartNumberingAfterBreak="0">
+    <w:nsid w:val="6A354DE7"/>
+    <w:multiLevelType w:val="multilevel"/>
+    <w:tmpl w:val="A7389F2A"/>
+    <w:lvl w:ilvl="0">
+      <w:start w:val="1"/>
+      <w:numFmt w:val="bullet"/>
+      <w:lvlText w:val=""/>
+      <w:lvlJc w:val="left"/>
+      <w:pPr>
+        <w:tabs>
+          <w:tab w:val="num" w:pos="720"/>
+        </w:tabs>
+        <w:ind w:left="720" w:hanging="360"/>
+      </w:pPr>
+      <w:rPr>
+        <w:rFonts w:ascii="Symbol" w:hAnsi="Symbol" w:hint="default"/>
+        <w:sz w:val="20"/>
+      </w:rPr>
+    </w:lvl>
+    <w:lvl w:ilvl="1" w:tentative="1">
+      <w:start w:val="1"/>
+      <w:numFmt w:val="bullet"/>
+      <w:lvlText w:val="o"/>
+      <w:lvlJc w:val="left"/>
+      <w:pPr>
+        <w:tabs>
+          <w:tab w:val="num" w:pos="1440"/>
+        </w:tabs>
+        <w:ind w:left="1440" w:hanging="360"/>
+      </w:pPr>
+      <w:rPr>
+        <w:rFonts w:ascii="Courier New" w:hAnsi="Courier New" w:hint="default"/>
+        <w:sz w:val="20"/>
+      </w:rPr>
+    </w:lvl>
+    <w:lvl w:ilvl="2" w:tentative="1">
+      <w:start w:val="1"/>
+      <w:numFmt w:val="bullet"/>
+      <w:lvlText w:val=""/>
+      <w:lvlJc w:val="left"/>
+      <w:pPr>
+        <w:tabs>
+          <w:tab w:val="num" w:pos="2160"/>
+        </w:tabs>
+        <w:ind w:left="2160" w:hanging="360"/>
+      </w:pPr>
+      <w:rPr>
+        <w:rFonts w:ascii="Wingdings" w:hAnsi="Wingdings" w:hint="default"/>
+        <w:sz w:val="20"/>
+      </w:rPr>
+    </w:lvl>
+    <w:lvl w:ilvl="3" w:tentative="1">
+      <w:start w:val="1"/>
+      <w:numFmt w:val="bullet"/>
+      <w:lvlText w:val=""/>
+      <w:lvlJc w:val="left"/>
+      <w:pPr>
+        <w:tabs>
+          <w:tab w:val="num" w:pos="2880"/>
+        </w:tabs>
+        <w:ind w:left="2880" w:hanging="360"/>
+      </w:pPr>
+      <w:rPr>
+        <w:rFonts w:ascii="Wingdings" w:hAnsi="Wingdings" w:hint="default"/>
+        <w:sz w:val="20"/>
+      </w:rPr>
+    </w:lvl>
+    <w:lvl w:ilvl="4" w:tentative="1">
+      <w:start w:val="1"/>
+      <w:numFmt w:val="bullet"/>
+      <w:lvlText w:val=""/>
+      <w:lvlJc w:val="left"/>
+      <w:pPr>
+        <w:tabs>
+          <w:tab w:val="num" w:pos="3600"/>
+        </w:tabs>
+        <w:ind w:left="3600" w:hanging="360"/>
+      </w:pPr>
+      <w:rPr>
+        <w:rFonts w:ascii="Wingdings" w:hAnsi="Wingdings" w:hint="default"/>
+        <w:sz w:val="20"/>
+      </w:rPr>
+    </w:lvl>
+    <w:lvl w:ilvl="5" w:tentative="1">
+      <w:start w:val="1"/>
+      <w:numFmt w:val="bullet"/>
+      <w:lvlText w:val=""/>
+      <w:lvlJc w:val="left"/>
+      <w:pPr>
+        <w:tabs>
+          <w:tab w:val="num" w:pos="4320"/>
+        </w:tabs>
+        <w:ind w:left="4320" w:hanging="360"/>
+      </w:pPr>
+      <w:rPr>
+        <w:rFonts w:ascii="Wingdings" w:hAnsi="Wingdings" w:hint="default"/>
+        <w:sz w:val="20"/>
+      </w:rPr>
+    </w:lvl>
+    <w:lvl w:ilvl="6" w:tentative="1">
+      <w:start w:val="1"/>
+      <w:numFmt w:val="bullet"/>
+      <w:lvlText w:val=""/>
+      <w:lvlJc w:val="left"/>
+      <w:pPr>
+        <w:tabs>
+          <w:tab w:val="num" w:pos="5040"/>
+        </w:tabs>
+        <w:ind w:left="5040" w:hanging="360"/>
+      </w:pPr>
+      <w:rPr>
+        <w:rFonts w:ascii="Wingdings" w:hAnsi="Wingdings" w:hint="default"/>
+        <w:sz w:val="20"/>
+      </w:rPr>
+    </w:lvl>
+    <w:lvl w:ilvl="7" w:tentative="1">
+      <w:start w:val="1"/>
+      <w:numFmt w:val="bullet"/>
+      <w:lvlText w:val=""/>
+      <w:lvlJc w:val="left"/>
+      <w:pPr>
+        <w:tabs>
+          <w:tab w:val="num" w:pos="5760"/>
+        </w:tabs>
+        <w:ind w:left="5760" w:hanging="360"/>
+      </w:pPr>
+      <w:rPr>
+        <w:rFonts w:ascii="Wingdings" w:hAnsi="Wingdings" w:hint="default"/>
+        <w:sz w:val="20"/>
+      </w:rPr>
+    </w:lvl>
+    <w:lvl w:ilvl="8" w:tentative="1">
+      <w:start w:val="1"/>
+      <w:numFmt w:val="bullet"/>
+      <w:lvlText w:val=""/>
+      <w:lvlJc w:val="left"/>
+      <w:pPr>
+        <w:tabs>
+          <w:tab w:val="num" w:pos="6480"/>
+        </w:tabs>
+        <w:ind w:left="6480" w:hanging="360"/>
+      </w:pPr>
+      <w:rPr>
+        <w:rFonts w:ascii="Wingdings" w:hAnsi="Wingdings" w:hint="default"/>
+        <w:sz w:val="20"/>
+      </w:rPr>
+    </w:lvl>
+  </w:abstractNum>
+  <w:abstractNum w:abstractNumId="16" w15:restartNumberingAfterBreak="0">
     <w:nsid w:val="6E557C88"/>
     <w:multiLevelType w:val="multilevel"/>
     <w:tmpl w:val="7B46B6A2"/>
@@ -3708,32 +8309,172 @@
       </w:rPr>
     </w:lvl>
   </w:abstractNum>
+  <w:abstractNum w:abstractNumId="17" w15:restartNumberingAfterBreak="0">
+    <w:nsid w:val="71FB6A03"/>
+    <w:multiLevelType w:val="multilevel"/>
+    <w:tmpl w:val="A1DCF412"/>
+    <w:lvl w:ilvl="0">
+      <w:start w:val="1"/>
+      <w:numFmt w:val="decimal"/>
+      <w:lvlText w:val="%1."/>
+      <w:lvlJc w:val="left"/>
+      <w:pPr>
+        <w:tabs>
+          <w:tab w:val="num" w:pos="720"/>
+        </w:tabs>
+        <w:ind w:left="720" w:hanging="360"/>
+      </w:pPr>
+    </w:lvl>
+    <w:lvl w:ilvl="1" w:tentative="1">
+      <w:start w:val="1"/>
+      <w:numFmt w:val="decimal"/>
+      <w:lvlText w:val="%2."/>
+      <w:lvlJc w:val="left"/>
+      <w:pPr>
+        <w:tabs>
+          <w:tab w:val="num" w:pos="1440"/>
+        </w:tabs>
+        <w:ind w:left="1440" w:hanging="360"/>
+      </w:pPr>
+    </w:lvl>
+    <w:lvl w:ilvl="2" w:tentative="1">
+      <w:start w:val="1"/>
+      <w:numFmt w:val="decimal"/>
+      <w:lvlText w:val="%3."/>
+      <w:lvlJc w:val="left"/>
+      <w:pPr>
+        <w:tabs>
+          <w:tab w:val="num" w:pos="2160"/>
+        </w:tabs>
+        <w:ind w:left="2160" w:hanging="360"/>
+      </w:pPr>
+    </w:lvl>
+    <w:lvl w:ilvl="3" w:tentative="1">
+      <w:start w:val="1"/>
+      <w:numFmt w:val="decimal"/>
+      <w:lvlText w:val="%4."/>
+      <w:lvlJc w:val="left"/>
+      <w:pPr>
+        <w:tabs>
+          <w:tab w:val="num" w:pos="2880"/>
+        </w:tabs>
+        <w:ind w:left="2880" w:hanging="360"/>
+      </w:pPr>
+    </w:lvl>
+    <w:lvl w:ilvl="4" w:tentative="1">
+      <w:start w:val="1"/>
+      <w:numFmt w:val="decimal"/>
+      <w:lvlText w:val="%5."/>
+      <w:lvlJc w:val="left"/>
+      <w:pPr>
+        <w:tabs>
+          <w:tab w:val="num" w:pos="3600"/>
+        </w:tabs>
+        <w:ind w:left="3600" w:hanging="360"/>
+      </w:pPr>
+    </w:lvl>
+    <w:lvl w:ilvl="5" w:tentative="1">
+      <w:start w:val="1"/>
+      <w:numFmt w:val="decimal"/>
+      <w:lvlText w:val="%6."/>
+      <w:lvlJc w:val="left"/>
+      <w:pPr>
+        <w:tabs>
+          <w:tab w:val="num" w:pos="4320"/>
+        </w:tabs>
+        <w:ind w:left="4320" w:hanging="360"/>
+      </w:pPr>
+    </w:lvl>
+    <w:lvl w:ilvl="6" w:tentative="1">
+      <w:start w:val="1"/>
+      <w:numFmt w:val="decimal"/>
+      <w:lvlText w:val="%7."/>
+      <w:lvlJc w:val="left"/>
+      <w:pPr>
+        <w:tabs>
+          <w:tab w:val="num" w:pos="5040"/>
+        </w:tabs>
+        <w:ind w:left="5040" w:hanging="360"/>
+      </w:pPr>
+    </w:lvl>
+    <w:lvl w:ilvl="7" w:tentative="1">
+      <w:start w:val="1"/>
+      <w:numFmt w:val="decimal"/>
+      <w:lvlText w:val="%8."/>
+      <w:lvlJc w:val="left"/>
+      <w:pPr>
+        <w:tabs>
+          <w:tab w:val="num" w:pos="5760"/>
+        </w:tabs>
+        <w:ind w:left="5760" w:hanging="360"/>
+      </w:pPr>
+    </w:lvl>
+    <w:lvl w:ilvl="8" w:tentative="1">
+      <w:start w:val="1"/>
+      <w:numFmt w:val="decimal"/>
+      <w:lvlText w:val="%9."/>
+      <w:lvlJc w:val="left"/>
+      <w:pPr>
+        <w:tabs>
+          <w:tab w:val="num" w:pos="6480"/>
+        </w:tabs>
+        <w:ind w:left="6480" w:hanging="360"/>
+      </w:pPr>
+    </w:lvl>
+  </w:abstractNum>
   <w:num w:numId="1" w16cid:durableId="1043214458">
+    <w:abstractNumId w:val="5"/>
+  </w:num>
+  <w:num w:numId="2" w16cid:durableId="81219728">
+    <w:abstractNumId w:val="6"/>
+  </w:num>
+  <w:num w:numId="3" w16cid:durableId="246157692">
+    <w:abstractNumId w:val="12"/>
+  </w:num>
+  <w:num w:numId="4" w16cid:durableId="311524092">
+    <w:abstractNumId w:val="1"/>
+  </w:num>
+  <w:num w:numId="5" w16cid:durableId="131141850">
+    <w:abstractNumId w:val="16"/>
+  </w:num>
+  <w:num w:numId="6" w16cid:durableId="1478063093">
+    <w:abstractNumId w:val="4"/>
+  </w:num>
+  <w:num w:numId="7" w16cid:durableId="1293056430">
+    <w:abstractNumId w:val="10"/>
+  </w:num>
+  <w:num w:numId="8" w16cid:durableId="373696748">
+    <w:abstractNumId w:val="14"/>
+  </w:num>
+  <w:num w:numId="9" w16cid:durableId="1357343489">
+    <w:abstractNumId w:val="13"/>
+  </w:num>
+  <w:num w:numId="10" w16cid:durableId="1540435771">
+    <w:abstractNumId w:val="9"/>
+  </w:num>
+  <w:num w:numId="11" w16cid:durableId="208764285">
+    <w:abstractNumId w:val="11"/>
+  </w:num>
+  <w:num w:numId="12" w16cid:durableId="1608149067">
+    <w:abstractNumId w:val="7"/>
+  </w:num>
+  <w:num w:numId="13" w16cid:durableId="1183401575">
+    <w:abstractNumId w:val="15"/>
+  </w:num>
+  <w:num w:numId="14" w16cid:durableId="54859608">
     <w:abstractNumId w:val="2"/>
   </w:num>
-  <w:num w:numId="2" w16cid:durableId="81219728">
+  <w:num w:numId="15" w16cid:durableId="1400128945">
     <w:abstractNumId w:val="3"/>
   </w:num>
-  <w:num w:numId="3" w16cid:durableId="246157692">
-    <w:abstractNumId w:val="5"/>
-  </w:num>
-  <w:num w:numId="4" w16cid:durableId="311524092">
-    <w:abstractNumId w:val="0"/>
-  </w:num>
-  <w:num w:numId="5" w16cid:durableId="131141850">
+  <w:num w:numId="16" w16cid:durableId="1324432310">
     <w:abstractNumId w:val="8"/>
   </w:num>
-  <w:num w:numId="6" w16cid:durableId="1478063093">
-    <w:abstractNumId w:val="1"/>
+  <w:num w:numId="17" w16cid:durableId="69233166">
+    <w:abstractNumId w:val="17"/>
   </w:num>
-  <w:num w:numId="7" w16cid:durableId="1293056430">
-    <w:abstractNumId w:val="4"/>
-  </w:num>
-  <w:num w:numId="8" w16cid:durableId="373696748">
-    <w:abstractNumId w:val="7"/>
-  </w:num>
-  <w:num w:numId="9" w16cid:durableId="1357343489">
-    <w:abstractNumId w:val="6"/>
+  <w:num w:numId="18" w16cid:durableId="1874995042">
+    <w:abstractNumId w:val="0"/>
   </w:num>
 </w:numbering>
 </file>
@@ -4682,6 +9423,29 @@
       <w:bCs/>
     </w:rPr>
   </w:style>
+  <w:style w:type="character" w:styleId="Hyperlink">
+    <w:name w:val="Hyperlink"/>
+    <w:basedOn w:val="DefaultParagraphFont"/>
+    <w:uiPriority w:val="99"/>
+    <w:unhideWhenUsed/>
+    <w:rsid w:val="00E54EF4"/>
+    <w:rPr>
+      <w:color w:val="0563C1" w:themeColor="hyperlink"/>
+      <w:u w:val="single"/>
+    </w:rPr>
+  </w:style>
+  <w:style w:type="character" w:styleId="UnresolvedMention">
+    <w:name w:val="Unresolved Mention"/>
+    <w:basedOn w:val="DefaultParagraphFont"/>
+    <w:uiPriority w:val="99"/>
+    <w:semiHidden/>
+    <w:unhideWhenUsed/>
+    <w:rsid w:val="00E54EF4"/>
+    <w:rPr>
+      <w:color w:val="605E5C"/>
+      <w:shd w:val="clear" w:color="auto" w:fill="E1DFDD"/>
+    </w:rPr>
+  </w:style>
 </w:styles>
 </file>
 

--- a/Documentation.docx
+++ b/Documentation.docx
@@ -311,7 +311,7 @@
           <w:szCs w:val="24"/>
         </w:rPr>
         <w:pict w14:anchorId="71F42C02">
-          <v:rect id="_x0000_i1067" style="width:0;height:1.5pt" o:hralign="center" o:hrstd="t" o:hr="t" fillcolor="#a0a0a0" stroked="f"/>
+          <v:rect id="_x0000_i1025" style="width:0;height:1.5pt" o:hralign="center" o:hrstd="t" o:hr="t" fillcolor="#a0a0a0" stroked="f"/>
         </w:pict>
       </w:r>
     </w:p>
@@ -455,7 +455,7 @@
           <w:szCs w:val="24"/>
         </w:rPr>
         <w:pict w14:anchorId="3F4941E3">
-          <v:rect id="_x0000_i1068" style="width:0;height:1.5pt" o:hralign="center" o:hrstd="t" o:hr="t" fillcolor="#a0a0a0" stroked="f"/>
+          <v:rect id="_x0000_i1026" style="width:0;height:1.5pt" o:hralign="center" o:hrstd="t" o:hr="t" fillcolor="#a0a0a0" stroked="f"/>
         </w:pict>
       </w:r>
     </w:p>
@@ -583,7 +583,7 @@
           <w:szCs w:val="24"/>
         </w:rPr>
         <w:pict w14:anchorId="7871705C">
-          <v:rect id="_x0000_i1069" style="width:0;height:1.5pt" o:hralign="center" o:hrstd="t" o:hr="t" fillcolor="#a0a0a0" stroked="f"/>
+          <v:rect id="_x0000_i1027" style="width:0;height:1.5pt" o:hralign="center" o:hrstd="t" o:hr="t" fillcolor="#a0a0a0" stroked="f"/>
         </w:pict>
       </w:r>
     </w:p>
@@ -642,13 +642,23 @@
           <w:szCs w:val="24"/>
         </w:rPr>
       </w:pPr>
-      <w:r>
-        <w:rPr>
-          <w:rFonts w:cstheme="minorHAnsi"/>
-          <w:sz w:val="24"/>
-          <w:szCs w:val="24"/>
-        </w:rPr>
-        <w:t>Streamlit-based chat UI</w:t>
+      <w:proofErr w:type="spellStart"/>
+      <w:r>
+        <w:rPr>
+          <w:rFonts w:cstheme="minorHAnsi"/>
+          <w:sz w:val="24"/>
+          <w:szCs w:val="24"/>
+        </w:rPr>
+        <w:t>Streamlit</w:t>
+      </w:r>
+      <w:proofErr w:type="spellEnd"/>
+      <w:r>
+        <w:rPr>
+          <w:rFonts w:cstheme="minorHAnsi"/>
+          <w:sz w:val="24"/>
+          <w:szCs w:val="24"/>
+        </w:rPr>
+        <w:t>-based chat UI</w:t>
       </w:r>
     </w:p>
     <w:p>
@@ -733,7 +743,7 @@
           <w:szCs w:val="24"/>
         </w:rPr>
         <w:pict w14:anchorId="32F083E4">
-          <v:rect id="_x0000_i1070" style="width:0;height:1.5pt" o:hralign="center" o:hrstd="t" o:hr="t" fillcolor="#a0a0a0" stroked="f"/>
+          <v:rect id="_x0000_i1028" style="width:0;height:1.5pt" o:hralign="center" o:hrstd="t" o:hr="t" fillcolor="#a0a0a0" stroked="f"/>
         </w:pict>
       </w:r>
     </w:p>
@@ -927,7 +937,7 @@
           <w:szCs w:val="24"/>
         </w:rPr>
         <w:pict w14:anchorId="50008F14">
-          <v:rect id="_x0000_i1071" style="width:0;height:1.5pt" o:hralign="center" o:hrstd="t" o:hr="t" fillcolor="#a0a0a0" stroked="f"/>
+          <v:rect id="_x0000_i1029" style="width:0;height:1.5pt" o:hralign="center" o:hrstd="t" o:hr="t" fillcolor="#a0a0a0" stroked="f"/>
         </w:pict>
       </w:r>
     </w:p>
@@ -1055,7 +1065,7 @@
           <w:szCs w:val="24"/>
         </w:rPr>
         <w:pict w14:anchorId="407DD685">
-          <v:rect id="_x0000_i1072" style="width:0;height:1.5pt" o:hralign="center" o:hrstd="t" o:hr="t" fillcolor="#a0a0a0" stroked="f"/>
+          <v:rect id="_x0000_i1030" style="width:0;height:1.5pt" o:hralign="center" o:hrstd="t" o:hr="t" fillcolor="#a0a0a0" stroked="f"/>
         </w:pict>
       </w:r>
     </w:p>
@@ -1098,8 +1108,20 @@
           <w:sz w:val="24"/>
           <w:szCs w:val="24"/>
         </w:rPr>
-        <w:t xml:space="preserve"> Deployment &amp; MLOps</w:t>
-      </w:r>
+        <w:t xml:space="preserve"> Deployment &amp; </w:t>
+      </w:r>
+      <w:proofErr w:type="spellStart"/>
+      <w:r>
+        <w:rPr>
+          <w:rFonts w:cstheme="minorHAnsi"/>
+          <w:b/>
+          <w:bCs/>
+          <w:sz w:val="24"/>
+          <w:szCs w:val="24"/>
+        </w:rPr>
+        <w:t>MLOps</w:t>
+      </w:r>
+      <w:proofErr w:type="spellEnd"/>
     </w:p>
     <w:p>
       <w:pPr>
@@ -1114,13 +1136,23 @@
           <w:szCs w:val="24"/>
         </w:rPr>
       </w:pPr>
-      <w:r>
-        <w:rPr>
-          <w:rFonts w:cstheme="minorHAnsi"/>
-          <w:sz w:val="24"/>
-          <w:szCs w:val="24"/>
-        </w:rPr>
-        <w:t>Dockerized application</w:t>
+      <w:proofErr w:type="spellStart"/>
+      <w:r>
+        <w:rPr>
+          <w:rFonts w:cstheme="minorHAnsi"/>
+          <w:sz w:val="24"/>
+          <w:szCs w:val="24"/>
+        </w:rPr>
+        <w:t>Dockerized</w:t>
+      </w:r>
+      <w:proofErr w:type="spellEnd"/>
+      <w:r>
+        <w:rPr>
+          <w:rFonts w:cstheme="minorHAnsi"/>
+          <w:sz w:val="24"/>
+          <w:szCs w:val="24"/>
+        </w:rPr>
+        <w:t xml:space="preserve"> application</w:t>
       </w:r>
     </w:p>
     <w:p>
@@ -1184,7 +1216,7 @@
           <w:szCs w:val="24"/>
         </w:rPr>
         <w:pict w14:anchorId="369B8781">
-          <v:rect id="_x0000_i1073" style="width:0;height:1.5pt" o:hralign="center" o:hrstd="t" o:hr="t" fillcolor="#a0a0a0" stroked="f"/>
+          <v:rect id="_x0000_i1031" style="width:0;height:1.5pt" o:hralign="center" o:hrstd="t" o:hr="t" fillcolor="#a0a0a0" stroked="f"/>
         </w:pict>
       </w:r>
     </w:p>
@@ -1399,6 +1431,7 @@
                 <w:szCs w:val="24"/>
               </w:rPr>
             </w:pPr>
+            <w:proofErr w:type="spellStart"/>
             <w:r>
               <w:rPr>
                 <w:rFonts w:cstheme="minorHAnsi"/>
@@ -1407,6 +1440,7 @@
               </w:rPr>
               <w:t>LangChain</w:t>
             </w:r>
+            <w:proofErr w:type="spellEnd"/>
           </w:p>
         </w:tc>
       </w:tr>
@@ -1454,13 +1488,23 @@
                 <w:szCs w:val="24"/>
               </w:rPr>
             </w:pPr>
+            <w:proofErr w:type="spellStart"/>
             <w:r>
               <w:rPr>
                 <w:rFonts w:cstheme="minorHAnsi"/>
                 <w:sz w:val="24"/>
                 <w:szCs w:val="24"/>
               </w:rPr>
-              <w:t>HuggingFace / OpenAI</w:t>
+              <w:t>HuggingFace</w:t>
+            </w:r>
+            <w:proofErr w:type="spellEnd"/>
+            <w:r>
+              <w:rPr>
+                <w:rFonts w:cstheme="minorHAnsi"/>
+                <w:sz w:val="24"/>
+                <w:szCs w:val="24"/>
+              </w:rPr>
+              <w:t xml:space="preserve"> / OpenAI</w:t>
             </w:r>
           </w:p>
         </w:tc>
@@ -1515,8 +1559,18 @@
                 <w:sz w:val="24"/>
                 <w:szCs w:val="24"/>
               </w:rPr>
-              <w:t>FAISS or ChromaDB</w:t>
+              <w:t xml:space="preserve">FAISS or </w:t>
             </w:r>
+            <w:proofErr w:type="spellStart"/>
+            <w:r>
+              <w:rPr>
+                <w:rFonts w:cstheme="minorHAnsi"/>
+                <w:sz w:val="24"/>
+                <w:szCs w:val="24"/>
+              </w:rPr>
+              <w:t>ChromaDB</w:t>
+            </w:r>
+            <w:proofErr w:type="spellEnd"/>
             <w:r>
               <w:rPr>
                 <w:rFonts w:cstheme="minorHAnsi"/>
@@ -1627,6 +1681,7 @@
                 <w:szCs w:val="24"/>
               </w:rPr>
             </w:pPr>
+            <w:proofErr w:type="spellStart"/>
             <w:r>
               <w:rPr>
                 <w:rFonts w:cstheme="minorHAnsi"/>
@@ -1635,6 +1690,7 @@
               </w:rPr>
               <w:t>Streamlit</w:t>
             </w:r>
+            <w:proofErr w:type="spellEnd"/>
           </w:p>
         </w:tc>
       </w:tr>
@@ -1847,13 +1903,23 @@
                 <w:szCs w:val="24"/>
               </w:rPr>
             </w:pPr>
+            <w:proofErr w:type="spellStart"/>
             <w:r>
               <w:rPr>
                 <w:rFonts w:cstheme="minorHAnsi"/>
                 <w:sz w:val="24"/>
                 <w:szCs w:val="24"/>
               </w:rPr>
-              <w:t>MLflow for experiments</w:t>
+              <w:t>MLflow</w:t>
+            </w:r>
+            <w:proofErr w:type="spellEnd"/>
+            <w:r>
+              <w:rPr>
+                <w:rFonts w:cstheme="minorHAnsi"/>
+                <w:sz w:val="24"/>
+                <w:szCs w:val="24"/>
+              </w:rPr>
+              <w:t xml:space="preserve"> for experiments</w:t>
             </w:r>
           </w:p>
         </w:tc>
@@ -2268,7 +2334,25 @@
           <w:sz w:val="24"/>
           <w:szCs w:val="24"/>
         </w:rPr>
-        <w:t>User → Streamlit UI → Query</w:t>
+        <w:t xml:space="preserve">User → </w:t>
+      </w:r>
+      <w:proofErr w:type="spellStart"/>
+      <w:r>
+        <w:rPr>
+          <w:rFonts w:cstheme="minorHAnsi"/>
+          <w:sz w:val="24"/>
+          <w:szCs w:val="24"/>
+        </w:rPr>
+        <w:t>Streamlit</w:t>
+      </w:r>
+      <w:proofErr w:type="spellEnd"/>
+      <w:r>
+        <w:rPr>
+          <w:rFonts w:cstheme="minorHAnsi"/>
+          <w:sz w:val="24"/>
+          <w:szCs w:val="24"/>
+        </w:rPr>
+        <w:t xml:space="preserve"> UI → Query</w:t>
       </w:r>
     </w:p>
     <w:p>
@@ -2933,8 +3017,9 @@
           <w:sz w:val="24"/>
           <w:szCs w:val="24"/>
         </w:rPr>
-        <w:t>git</w:t>
-      </w:r>
+        <w:t xml:space="preserve">git clone </w:t>
+      </w:r>
+      <w:proofErr w:type="spellStart"/>
       <w:r>
         <w:rPr>
           <w:rFonts w:cstheme="minorHAnsi"/>
@@ -2943,8 +3028,31 @@
           <w:sz w:val="24"/>
           <w:szCs w:val="24"/>
         </w:rPr>
-        <w:t xml:space="preserve"> clone JankiMandviya/Enterprise_document_RAG_assistant</w:t>
-      </w:r>
+        <w:t>JankiMandviya</w:t>
+      </w:r>
+      <w:proofErr w:type="spellEnd"/>
+      <w:r>
+        <w:rPr>
+          <w:rFonts w:cstheme="minorHAnsi"/>
+          <w:i/>
+          <w:iCs/>
+          <w:sz w:val="24"/>
+          <w:szCs w:val="24"/>
+        </w:rPr>
+        <w:t>/</w:t>
+      </w:r>
+      <w:proofErr w:type="spellStart"/>
+      <w:r>
+        <w:rPr>
+          <w:rFonts w:cstheme="minorHAnsi"/>
+          <w:i/>
+          <w:iCs/>
+          <w:sz w:val="24"/>
+          <w:szCs w:val="24"/>
+        </w:rPr>
+        <w:t>Enterprise_document_RAG_assistant</w:t>
+      </w:r>
+      <w:proofErr w:type="spellEnd"/>
     </w:p>
     <w:p>
       <w:pPr>
@@ -3061,6 +3169,7 @@
         </w:rPr>
         <w:t xml:space="preserve">$ </w:t>
       </w:r>
+      <w:proofErr w:type="spellStart"/>
       <w:r>
         <w:rPr>
           <w:rFonts w:cstheme="minorHAnsi"/>
@@ -3069,8 +3178,53 @@
           <w:sz w:val="24"/>
           <w:szCs w:val="24"/>
         </w:rPr>
-        <w:t>py -3.11 -m venv RAG_venv</w:t>
-      </w:r>
+        <w:t>py</w:t>
+      </w:r>
+      <w:proofErr w:type="spellEnd"/>
+      <w:r>
+        <w:rPr>
+          <w:rFonts w:cstheme="minorHAnsi"/>
+          <w:i/>
+          <w:iCs/>
+          <w:sz w:val="24"/>
+          <w:szCs w:val="24"/>
+        </w:rPr>
+        <w:t xml:space="preserve"> -3.11 -m </w:t>
+      </w:r>
+      <w:proofErr w:type="spellStart"/>
+      <w:r>
+        <w:rPr>
+          <w:rFonts w:cstheme="minorHAnsi"/>
+          <w:i/>
+          <w:iCs/>
+          <w:sz w:val="24"/>
+          <w:szCs w:val="24"/>
+        </w:rPr>
+        <w:t>venv</w:t>
+      </w:r>
+      <w:proofErr w:type="spellEnd"/>
+      <w:r>
+        <w:rPr>
+          <w:rFonts w:cstheme="minorHAnsi"/>
+          <w:i/>
+          <w:iCs/>
+          <w:sz w:val="24"/>
+          <w:szCs w:val="24"/>
+        </w:rPr>
+        <w:t xml:space="preserve"> </w:t>
+      </w:r>
+      <w:proofErr w:type="spellStart"/>
+      <w:r>
+        <w:rPr>
+          <w:rFonts w:cstheme="minorHAnsi"/>
+          <w:i/>
+          <w:iCs/>
+          <w:sz w:val="24"/>
+          <w:szCs w:val="24"/>
+        </w:rPr>
+        <w:t>RAG_venv</w:t>
+      </w:r>
+      <w:proofErr w:type="spellEnd"/>
     </w:p>
     <w:p>
       <w:pPr>
@@ -3123,7 +3277,29 @@
           <w:sz w:val="24"/>
           <w:szCs w:val="24"/>
         </w:rPr>
-        <w:t>source RAG_venv/Scripts/activate</w:t>
+        <w:t xml:space="preserve">source </w:t>
+      </w:r>
+      <w:proofErr w:type="spellStart"/>
+      <w:r>
+        <w:rPr>
+          <w:rFonts w:cstheme="minorHAnsi"/>
+          <w:i/>
+          <w:iCs/>
+          <w:sz w:val="24"/>
+          <w:szCs w:val="24"/>
+        </w:rPr>
+        <w:t>RAG_venv</w:t>
+      </w:r>
+      <w:proofErr w:type="spellEnd"/>
+      <w:r>
+        <w:rPr>
+          <w:rFonts w:cstheme="minorHAnsi"/>
+          <w:i/>
+          <w:iCs/>
+          <w:sz w:val="24"/>
+          <w:szCs w:val="24"/>
+        </w:rPr>
+        <w:t>/Scripts/activate</w:t>
       </w:r>
     </w:p>
     <w:p>
@@ -3145,8 +3321,18 @@
           <w:sz w:val="24"/>
           <w:szCs w:val="24"/>
         </w:rPr>
-        <w:t>Check python version in venv</w:t>
-      </w:r>
+        <w:t xml:space="preserve">Check python version in </w:t>
+      </w:r>
+      <w:proofErr w:type="spellStart"/>
+      <w:r>
+        <w:rPr>
+          <w:rFonts w:cstheme="minorHAnsi"/>
+          <w:sz w:val="24"/>
+          <w:szCs w:val="24"/>
+        </w:rPr>
+        <w:t>venv</w:t>
+      </w:r>
+      <w:proofErr w:type="spellEnd"/>
     </w:p>
     <w:p>
       <w:pPr>
@@ -3199,8 +3385,18 @@
           <w:sz w:val="24"/>
           <w:szCs w:val="24"/>
         </w:rPr>
-        <w:t>Install langchain</w:t>
-      </w:r>
+        <w:t xml:space="preserve">Install </w:t>
+      </w:r>
+      <w:proofErr w:type="spellStart"/>
+      <w:r>
+        <w:rPr>
+          <w:rFonts w:cstheme="minorHAnsi"/>
+          <w:sz w:val="24"/>
+          <w:szCs w:val="24"/>
+        </w:rPr>
+        <w:t>langchain</w:t>
+      </w:r>
+      <w:proofErr w:type="spellEnd"/>
     </w:p>
     <w:p>
       <w:pPr>
@@ -3231,12 +3427,10 @@
           <w:sz w:val="24"/>
           <w:szCs w:val="24"/>
         </w:rPr>
-        <w:t>pip install -U langchain</w:t>
-      </w:r>
-    </w:p>
-    <w:p>
-      <w:pPr>
-        <w:pStyle w:val="ListParagraph"/>
+        <w:t xml:space="preserve">pip install -U </w:t>
+      </w:r>
+      <w:proofErr w:type="spellStart"/>
+      <w:r>
         <w:rPr>
           <w:rFonts w:cstheme="minorHAnsi"/>
           <w:i/>
@@ -3244,25 +3438,9 @@
           <w:sz w:val="24"/>
           <w:szCs w:val="24"/>
         </w:rPr>
-      </w:pPr>
-    </w:p>
-    <w:p>
-      <w:pPr>
-        <w:pStyle w:val="ListParagraph"/>
-        <w:rPr>
-          <w:rFonts w:cstheme="minorHAnsi"/>
-          <w:sz w:val="24"/>
-          <w:szCs w:val="24"/>
-        </w:rPr>
-      </w:pPr>
-      <w:r>
-        <w:rPr>
-          <w:rFonts w:cstheme="minorHAnsi"/>
-          <w:sz w:val="24"/>
-          <w:szCs w:val="24"/>
-        </w:rPr>
-        <w:t># Installing the OpenAI integration</w:t>
-      </w:r>
+        <w:t>langchain</w:t>
+      </w:r>
+      <w:proofErr w:type="spellEnd"/>
     </w:p>
     <w:p>
       <w:pPr>
@@ -3275,7 +3453,28 @@
           <w:szCs w:val="24"/>
         </w:rPr>
       </w:pPr>
-      <w:r>
+    </w:p>
+    <w:p>
+      <w:pPr>
+        <w:pStyle w:val="ListParagraph"/>
+        <w:rPr>
+          <w:rFonts w:cstheme="minorHAnsi"/>
+          <w:sz w:val="24"/>
+          <w:szCs w:val="24"/>
+        </w:rPr>
+      </w:pPr>
+      <w:r>
+        <w:rPr>
+          <w:rFonts w:cstheme="minorHAnsi"/>
+          <w:sz w:val="24"/>
+          <w:szCs w:val="24"/>
+        </w:rPr>
+        <w:t># Installing the OpenAI integration</w:t>
+      </w:r>
+    </w:p>
+    <w:p>
+      <w:pPr>
+        <w:pStyle w:val="ListParagraph"/>
         <w:rPr>
           <w:rFonts w:cstheme="minorHAnsi"/>
           <w:i/>
@@ -3283,8 +3482,7 @@
           <w:sz w:val="24"/>
           <w:szCs w:val="24"/>
         </w:rPr>
-        <w:t xml:space="preserve">$ </w:t>
-      </w:r>
+      </w:pPr>
       <w:r>
         <w:rPr>
           <w:rFonts w:cstheme="minorHAnsi"/>
@@ -3293,40 +3491,10 @@
           <w:sz w:val="24"/>
           <w:szCs w:val="24"/>
         </w:rPr>
-        <w:t>pip install -U langchain-openai</w:t>
-      </w:r>
-    </w:p>
-    <w:p>
-      <w:pPr>
-        <w:pStyle w:val="ListParagraph"/>
-        <w:rPr>
-          <w:rFonts w:cstheme="minorHAnsi"/>
-          <w:sz w:val="24"/>
-          <w:szCs w:val="24"/>
-        </w:rPr>
-      </w:pPr>
-    </w:p>
-    <w:p>
-      <w:pPr>
-        <w:pStyle w:val="ListParagraph"/>
-        <w:rPr>
-          <w:rFonts w:cstheme="minorHAnsi"/>
-          <w:sz w:val="24"/>
-          <w:szCs w:val="24"/>
-        </w:rPr>
-      </w:pPr>
-      <w:r>
-        <w:rPr>
-          <w:rFonts w:cstheme="minorHAnsi"/>
-          <w:sz w:val="24"/>
-          <w:szCs w:val="24"/>
-        </w:rPr>
-        <w:t># Installing the Anthropic integration</w:t>
-      </w:r>
-    </w:p>
-    <w:p>
-      <w:pPr>
-        <w:pStyle w:val="ListParagraph"/>
+        <w:t xml:space="preserve">$ pip install -U </w:t>
+      </w:r>
+      <w:proofErr w:type="spellStart"/>
+      <w:r>
         <w:rPr>
           <w:rFonts w:cstheme="minorHAnsi"/>
           <w:i/>
@@ -3334,8 +3502,41 @@
           <w:sz w:val="24"/>
           <w:szCs w:val="24"/>
         </w:rPr>
-      </w:pPr>
-      <w:r>
+        <w:t>langchain-openai</w:t>
+      </w:r>
+      <w:proofErr w:type="spellEnd"/>
+    </w:p>
+    <w:p>
+      <w:pPr>
+        <w:pStyle w:val="ListParagraph"/>
+        <w:rPr>
+          <w:rFonts w:cstheme="minorHAnsi"/>
+          <w:sz w:val="24"/>
+          <w:szCs w:val="24"/>
+        </w:rPr>
+      </w:pPr>
+    </w:p>
+    <w:p>
+      <w:pPr>
+        <w:pStyle w:val="ListParagraph"/>
+        <w:rPr>
+          <w:rFonts w:cstheme="minorHAnsi"/>
+          <w:sz w:val="24"/>
+          <w:szCs w:val="24"/>
+        </w:rPr>
+      </w:pPr>
+      <w:r>
+        <w:rPr>
+          <w:rFonts w:cstheme="minorHAnsi"/>
+          <w:sz w:val="24"/>
+          <w:szCs w:val="24"/>
+        </w:rPr>
+        <w:t># Installing the Anthropic integration</w:t>
+      </w:r>
+    </w:p>
+    <w:p>
+      <w:pPr>
+        <w:pStyle w:val="ListParagraph"/>
         <w:rPr>
           <w:rFonts w:cstheme="minorHAnsi"/>
           <w:i/>
@@ -3343,8 +3544,7 @@
           <w:sz w:val="24"/>
           <w:szCs w:val="24"/>
         </w:rPr>
-        <w:t xml:space="preserve">$ </w:t>
-      </w:r>
+      </w:pPr>
       <w:r>
         <w:rPr>
           <w:rFonts w:cstheme="minorHAnsi"/>
@@ -3353,40 +3553,10 @@
           <w:sz w:val="24"/>
           <w:szCs w:val="24"/>
         </w:rPr>
-        <w:t>pip install -U langchain-anthropic</w:t>
-      </w:r>
-    </w:p>
-    <w:p>
-      <w:pPr>
-        <w:pStyle w:val="ListParagraph"/>
-        <w:rPr>
-          <w:rFonts w:cstheme="minorHAnsi"/>
-          <w:sz w:val="24"/>
-          <w:szCs w:val="24"/>
-        </w:rPr>
-      </w:pPr>
-    </w:p>
-    <w:p>
-      <w:pPr>
-        <w:pStyle w:val="ListParagraph"/>
-        <w:rPr>
-          <w:rFonts w:cstheme="minorHAnsi"/>
-          <w:sz w:val="24"/>
-          <w:szCs w:val="24"/>
-        </w:rPr>
-      </w:pPr>
-      <w:r>
-        <w:rPr>
-          <w:rFonts w:cstheme="minorHAnsi"/>
-          <w:sz w:val="24"/>
-          <w:szCs w:val="24"/>
-        </w:rPr>
-        <w:t>Verify installation:</w:t>
-      </w:r>
-    </w:p>
-    <w:p>
-      <w:pPr>
-        <w:pStyle w:val="ListParagraph"/>
+        <w:t xml:space="preserve">$ pip install -U </w:t>
+      </w:r>
+      <w:proofErr w:type="spellStart"/>
+      <w:r>
         <w:rPr>
           <w:rFonts w:cstheme="minorHAnsi"/>
           <w:i/>
@@ -3394,7 +3564,9 @@
           <w:sz w:val="24"/>
           <w:szCs w:val="24"/>
         </w:rPr>
-      </w:pPr>
+        <w:t>langchain</w:t>
+      </w:r>
+      <w:proofErr w:type="spellEnd"/>
       <w:r>
         <w:rPr>
           <w:rFonts w:cstheme="minorHAnsi"/>
@@ -3403,9 +3575,40 @@
           <w:sz w:val="24"/>
           <w:szCs w:val="24"/>
         </w:rPr>
-        <w:t xml:space="preserve">$ </w:t>
-      </w:r>
-      <w:r>
+        <w:t>-anthropic</w:t>
+      </w:r>
+    </w:p>
+    <w:p>
+      <w:pPr>
+        <w:pStyle w:val="ListParagraph"/>
+        <w:rPr>
+          <w:rFonts w:cstheme="minorHAnsi"/>
+          <w:sz w:val="24"/>
+          <w:szCs w:val="24"/>
+        </w:rPr>
+      </w:pPr>
+    </w:p>
+    <w:p>
+      <w:pPr>
+        <w:pStyle w:val="ListParagraph"/>
+        <w:rPr>
+          <w:rFonts w:cstheme="minorHAnsi"/>
+          <w:sz w:val="24"/>
+          <w:szCs w:val="24"/>
+        </w:rPr>
+      </w:pPr>
+      <w:r>
+        <w:rPr>
+          <w:rFonts w:cstheme="minorHAnsi"/>
+          <w:sz w:val="24"/>
+          <w:szCs w:val="24"/>
+        </w:rPr>
+        <w:t>Verify installation:</w:t>
+      </w:r>
+    </w:p>
+    <w:p>
+      <w:pPr>
+        <w:pStyle w:val="ListParagraph"/>
         <w:rPr>
           <w:rFonts w:cstheme="minorHAnsi"/>
           <w:i/>
@@ -3413,8 +3616,7 @@
           <w:sz w:val="24"/>
           <w:szCs w:val="24"/>
         </w:rPr>
-        <w:t>python -c "import langchain; print(</w:t>
-      </w:r>
+      </w:pPr>
       <w:r>
         <w:rPr>
           <w:rFonts w:cstheme="minorHAnsi"/>
@@ -3423,7 +3625,7 @@
           <w:sz w:val="24"/>
           <w:szCs w:val="24"/>
         </w:rPr>
-        <w:t>langchain.__version__</w:t>
+        <w:t xml:space="preserve">$ </w:t>
       </w:r>
       <w:r>
         <w:rPr>
@@ -3433,7 +3635,63 @@
           <w:sz w:val="24"/>
           <w:szCs w:val="24"/>
         </w:rPr>
-        <w:t>)"</w:t>
+        <w:t xml:space="preserve">python -c "import </w:t>
+      </w:r>
+      <w:proofErr w:type="spellStart"/>
+      <w:r>
+        <w:rPr>
+          <w:rFonts w:cstheme="minorHAnsi"/>
+          <w:i/>
+          <w:iCs/>
+          <w:sz w:val="24"/>
+          <w:szCs w:val="24"/>
+        </w:rPr>
+        <w:t>langchain</w:t>
+      </w:r>
+      <w:proofErr w:type="spellEnd"/>
+      <w:r>
+        <w:rPr>
+          <w:rFonts w:cstheme="minorHAnsi"/>
+          <w:i/>
+          <w:iCs/>
+          <w:sz w:val="24"/>
+          <w:szCs w:val="24"/>
+        </w:rPr>
+        <w:t>; print(</w:t>
+      </w:r>
+      <w:proofErr w:type="spellStart"/>
+      <w:proofErr w:type="gramStart"/>
+      <w:r>
+        <w:rPr>
+          <w:rFonts w:cstheme="minorHAnsi"/>
+          <w:i/>
+          <w:iCs/>
+          <w:sz w:val="24"/>
+          <w:szCs w:val="24"/>
+        </w:rPr>
+        <w:t>langchain</w:t>
+      </w:r>
+      <w:proofErr w:type="spellEnd"/>
+      <w:r>
+        <w:rPr>
+          <w:rFonts w:cstheme="minorHAnsi"/>
+          <w:i/>
+          <w:iCs/>
+          <w:sz w:val="24"/>
+          <w:szCs w:val="24"/>
+        </w:rPr>
+        <w:t>._</w:t>
+      </w:r>
+      <w:proofErr w:type="gramEnd"/>
+      <w:r>
+        <w:rPr>
+          <w:rFonts w:cstheme="minorHAnsi"/>
+          <w:i/>
+          <w:iCs/>
+          <w:sz w:val="24"/>
+          <w:szCs w:val="24"/>
+        </w:rPr>
+        <w:t>_version__)"</w:t>
       </w:r>
     </w:p>
     <w:p>
@@ -3668,6 +3926,7 @@
                 <w:szCs w:val="24"/>
               </w:rPr>
             </w:pPr>
+            <w:proofErr w:type="spellStart"/>
             <w:r>
               <w:rPr>
                 <w:rFonts w:cstheme="minorHAnsi"/>
@@ -3676,6 +3935,7 @@
               </w:rPr>
               <w:t>Chunker</w:t>
             </w:r>
+            <w:proofErr w:type="spellEnd"/>
           </w:p>
         </w:tc>
         <w:tc>
@@ -3998,15 +4258,7 @@
                 <w:sz w:val="24"/>
                 <w:szCs w:val="24"/>
               </w:rPr>
-              <w:t xml:space="preserve">Controls </w:t>
-            </w:r>
-            <w:r>
-              <w:rPr>
-                <w:rFonts w:cstheme="minorHAnsi"/>
-                <w:sz w:val="24"/>
-                <w:szCs w:val="24"/>
-              </w:rPr>
-              <w:t>behaviour</w:t>
+              <w:t>Controls behaviour</w:t>
             </w:r>
           </w:p>
         </w:tc>
@@ -4349,7 +4601,25 @@
                 <w:sz w:val="24"/>
                 <w:szCs w:val="24"/>
               </w:rPr>
-              <w:t>Best for behavior change</w:t>
+              <w:t xml:space="preserve">Best for </w:t>
+            </w:r>
+            <w:proofErr w:type="spellStart"/>
+            <w:r>
+              <w:rPr>
+                <w:rFonts w:cstheme="minorHAnsi"/>
+                <w:sz w:val="24"/>
+                <w:szCs w:val="24"/>
+              </w:rPr>
+              <w:t>behavior</w:t>
+            </w:r>
+            <w:proofErr w:type="spellEnd"/>
+            <w:r>
+              <w:rPr>
+                <w:rFonts w:cstheme="minorHAnsi"/>
+                <w:sz w:val="24"/>
+                <w:szCs w:val="24"/>
+              </w:rPr>
+              <w:t xml:space="preserve"> change</w:t>
             </w:r>
           </w:p>
         </w:tc>
@@ -4410,7 +4680,25 @@
           <w:sz w:val="24"/>
           <w:szCs w:val="24"/>
         </w:rPr>
-        <w:t xml:space="preserve">ecause LLMs hallucinate if they were to provide answers purely on its own knowledge and LLM doesn't know our document content for giving correct answers. therefore it is important to get chunks from vector </w:t>
+        <w:t xml:space="preserve">ecause LLMs hallucinate if they were to provide answers purely on its own knowledge and LLM doesn't know our document content for giving correct answers. </w:t>
+      </w:r>
+      <w:proofErr w:type="gramStart"/>
+      <w:r>
+        <w:rPr>
+          <w:rFonts w:cstheme="minorHAnsi"/>
+          <w:sz w:val="24"/>
+          <w:szCs w:val="24"/>
+        </w:rPr>
+        <w:t>therefore</w:t>
+      </w:r>
+      <w:proofErr w:type="gramEnd"/>
+      <w:r>
+        <w:rPr>
+          <w:rFonts w:cstheme="minorHAnsi"/>
+          <w:sz w:val="24"/>
+          <w:szCs w:val="24"/>
+        </w:rPr>
+        <w:t xml:space="preserve"> it is important to get chunks from vector </w:t>
       </w:r>
       <w:r>
         <w:rPr>
@@ -4824,13 +5112,23 @@
           <w:szCs w:val="24"/>
         </w:rPr>
       </w:pPr>
-      <w:r>
-        <w:rPr>
-          <w:rFonts w:cstheme="minorHAnsi"/>
-          <w:sz w:val="24"/>
-          <w:szCs w:val="24"/>
-        </w:rPr>
-        <w:t>So we chunk text to balance:</w:t>
+      <w:proofErr w:type="gramStart"/>
+      <w:r>
+        <w:rPr>
+          <w:rFonts w:cstheme="minorHAnsi"/>
+          <w:sz w:val="24"/>
+          <w:szCs w:val="24"/>
+        </w:rPr>
+        <w:t>So</w:t>
+      </w:r>
+      <w:proofErr w:type="gramEnd"/>
+      <w:r>
+        <w:rPr>
+          <w:rFonts w:cstheme="minorHAnsi"/>
+          <w:sz w:val="24"/>
+          <w:szCs w:val="24"/>
+        </w:rPr>
+        <w:t xml:space="preserve"> we chunk text to balance:</w:t>
       </w:r>
     </w:p>
     <w:p>
@@ -5241,7 +5539,25 @@
           <w:szCs w:val="24"/>
         </w:rPr>
         <w:lastRenderedPageBreak/>
-        <w:t xml:space="preserve">We will use LangChain loaders for this task, because they have unified interface for PDFs, Docx, CSV. </w:t>
+        <w:t xml:space="preserve">We will use </w:t>
+      </w:r>
+      <w:proofErr w:type="spellStart"/>
+      <w:r>
+        <w:rPr>
+          <w:rFonts w:cstheme="minorHAnsi"/>
+          <w:sz w:val="24"/>
+          <w:szCs w:val="24"/>
+        </w:rPr>
+        <w:t>LangChain</w:t>
+      </w:r>
+      <w:proofErr w:type="spellEnd"/>
+      <w:r>
+        <w:rPr>
+          <w:rFonts w:cstheme="minorHAnsi"/>
+          <w:sz w:val="24"/>
+          <w:szCs w:val="24"/>
+        </w:rPr>
+        <w:t xml:space="preserve"> loaders for this task, because they have unified interface for PDFs, Docx, CSV. </w:t>
       </w:r>
     </w:p>
     <w:p>
@@ -5371,6 +5687,7 @@
                 <w:szCs w:val="24"/>
               </w:rPr>
             </w:pPr>
+            <w:proofErr w:type="spellStart"/>
             <w:r>
               <w:rPr>
                 <w:rFonts w:cstheme="minorHAnsi"/>
@@ -5379,6 +5696,7 @@
               </w:rPr>
               <w:t>LangChain</w:t>
             </w:r>
+            <w:proofErr w:type="spellEnd"/>
           </w:p>
         </w:tc>
         <w:tc>
@@ -5541,7 +5859,25 @@
           <w:sz w:val="24"/>
           <w:szCs w:val="24"/>
         </w:rPr>
-        <w:t>We choose LangChain.</w:t>
+        <w:t xml:space="preserve">We choose </w:t>
+      </w:r>
+      <w:proofErr w:type="spellStart"/>
+      <w:r>
+        <w:rPr>
+          <w:rFonts w:cstheme="minorHAnsi"/>
+          <w:sz w:val="24"/>
+          <w:szCs w:val="24"/>
+        </w:rPr>
+        <w:t>LangChain</w:t>
+      </w:r>
+      <w:proofErr w:type="spellEnd"/>
+      <w:r>
+        <w:rPr>
+          <w:rFonts w:cstheme="minorHAnsi"/>
+          <w:sz w:val="24"/>
+          <w:szCs w:val="24"/>
+        </w:rPr>
+        <w:t>.</w:t>
       </w:r>
     </w:p>
     <w:p>
@@ -5883,6 +6219,1200 @@
         </w:rPr>
         <w:t>The </w:t>
       </w:r>
+      <w:proofErr w:type="spellStart"/>
+      <w:r>
+        <w:fldChar w:fldCharType="begin"/>
+      </w:r>
+      <w:r>
+        <w:instrText>HYPERLINK "https://docs.langchain.com/oss/python/integrations/splitters/recursive_text_splitter"</w:instrText>
+      </w:r>
+      <w:r>
+        <w:fldChar w:fldCharType="separate"/>
+      </w:r>
+      <w:r>
+        <w:rPr>
+          <w:rStyle w:val="Hyperlink"/>
+          <w:rFonts w:cstheme="minorHAnsi"/>
+          <w:b/>
+          <w:bCs/>
+          <w:sz w:val="24"/>
+          <w:szCs w:val="24"/>
+        </w:rPr>
+        <w:t>RecursiveCharacterTextSplitter</w:t>
+      </w:r>
+      <w:proofErr w:type="spellEnd"/>
+      <w:r>
+        <w:fldChar w:fldCharType="end"/>
+      </w:r>
+      <w:r>
+        <w:rPr>
+          <w:rFonts w:cstheme="minorHAnsi"/>
+          <w:sz w:val="24"/>
+          <w:szCs w:val="24"/>
+        </w:rPr>
+        <w:t> attempts to keep larger units (e.g., paragraphs) intact.</w:t>
+      </w:r>
+    </w:p>
+    <w:p>
+      <w:pPr>
+        <w:numPr>
+          <w:ilvl w:val="0"/>
+          <w:numId w:val="18"/>
+        </w:numPr>
+        <w:rPr>
+          <w:rFonts w:cstheme="minorHAnsi"/>
+          <w:sz w:val="24"/>
+          <w:szCs w:val="24"/>
+        </w:rPr>
+      </w:pPr>
+      <w:r>
+        <w:rPr>
+          <w:rFonts w:cstheme="minorHAnsi"/>
+          <w:sz w:val="24"/>
+          <w:szCs w:val="24"/>
+        </w:rPr>
+        <w:t>If a unit exceeds the chunk size, it moves to the next level (e.g., sentences).</w:t>
+      </w:r>
+    </w:p>
+    <w:p>
+      <w:pPr>
+        <w:numPr>
+          <w:ilvl w:val="0"/>
+          <w:numId w:val="18"/>
+        </w:numPr>
+        <w:rPr>
+          <w:rFonts w:cstheme="minorHAnsi"/>
+          <w:sz w:val="24"/>
+          <w:szCs w:val="24"/>
+        </w:rPr>
+      </w:pPr>
+      <w:r>
+        <w:rPr>
+          <w:rFonts w:cstheme="minorHAnsi"/>
+          <w:sz w:val="24"/>
+          <w:szCs w:val="24"/>
+        </w:rPr>
+        <w:t>This process continues down to the word level if necessary.</w:t>
+      </w:r>
+    </w:p>
+    <w:p>
+      <w:pPr>
+        <w:rPr>
+          <w:rFonts w:cstheme="minorHAnsi"/>
+          <w:sz w:val="24"/>
+          <w:szCs w:val="24"/>
+        </w:rPr>
+      </w:pPr>
+      <w:r>
+        <w:rPr>
+          <w:rFonts w:cstheme="minorHAnsi"/>
+          <w:sz w:val="24"/>
+          <w:szCs w:val="24"/>
+        </w:rPr>
+        <w:t>splitting strategy</w:t>
+      </w:r>
+      <w:r>
+        <w:rPr>
+          <w:rFonts w:cstheme="minorHAnsi"/>
+          <w:sz w:val="24"/>
+          <w:szCs w:val="24"/>
+        </w:rPr>
+        <w:t>:</w:t>
+      </w:r>
+      <w:r>
+        <w:rPr>
+          <w:rFonts w:cstheme="minorHAnsi"/>
+          <w:sz w:val="24"/>
+          <w:szCs w:val="24"/>
+        </w:rPr>
+        <w:t xml:space="preserve"> creating split that maintain natural language flow, maintain semantic coherence within split, and adapts to varying levels of text granularity.</w:t>
+      </w:r>
+    </w:p>
+    <w:p>
+      <w:pPr>
+        <w:rPr>
+          <w:rFonts w:cstheme="minorHAnsi"/>
+          <w:sz w:val="24"/>
+          <w:szCs w:val="24"/>
+        </w:rPr>
+      </w:pPr>
+      <w:r>
+        <w:rPr>
+          <w:rFonts w:cstheme="minorHAnsi"/>
+          <w:sz w:val="24"/>
+          <w:szCs w:val="24"/>
+        </w:rPr>
+        <w:br w:type="page"/>
+      </w:r>
+    </w:p>
+    <w:p>
+      <w:pPr>
+        <w:pStyle w:val="ListParagraph"/>
+        <w:numPr>
+          <w:ilvl w:val="0"/>
+          <w:numId w:val="1"/>
+        </w:numPr>
+        <w:rPr>
+          <w:rFonts w:cstheme="minorHAnsi"/>
+          <w:b/>
+          <w:bCs/>
+          <w:sz w:val="24"/>
+          <w:szCs w:val="24"/>
+        </w:rPr>
+      </w:pPr>
+      <w:r>
+        <w:rPr>
+          <w:rFonts w:cstheme="minorHAnsi"/>
+          <w:b/>
+          <w:bCs/>
+          <w:sz w:val="24"/>
+          <w:szCs w:val="24"/>
+        </w:rPr>
+        <w:lastRenderedPageBreak/>
+        <w:t>Stage 2 = Embeddings + Vector Database</w:t>
+      </w:r>
+    </w:p>
+    <w:p>
+      <w:pPr>
+        <w:ind w:left="360"/>
+        <w:rPr>
+          <w:rFonts w:cstheme="minorHAnsi"/>
+          <w:sz w:val="24"/>
+          <w:szCs w:val="24"/>
+        </w:rPr>
+      </w:pPr>
+      <w:r>
+        <w:rPr>
+          <w:rFonts w:cstheme="minorHAnsi"/>
+          <w:sz w:val="24"/>
+          <w:szCs w:val="24"/>
+        </w:rPr>
+        <w:t xml:space="preserve">In this stage, we will convert cleaned chunks text in </w:t>
+      </w:r>
+      <w:proofErr w:type="gramStart"/>
+      <w:r>
+        <w:rPr>
+          <w:rFonts w:cstheme="minorHAnsi"/>
+          <w:sz w:val="24"/>
+          <w:szCs w:val="24"/>
+        </w:rPr>
+        <w:t>embeddings(</w:t>
+      </w:r>
+      <w:proofErr w:type="gramEnd"/>
+      <w:r>
+        <w:rPr>
+          <w:rFonts w:cstheme="minorHAnsi"/>
+          <w:sz w:val="24"/>
+          <w:szCs w:val="24"/>
+        </w:rPr>
+        <w:t>multi-dimensional space numerical data).</w:t>
+      </w:r>
+    </w:p>
+    <w:p>
+      <w:pPr>
+        <w:ind w:left="360"/>
+        <w:rPr>
+          <w:rFonts w:cstheme="minorHAnsi"/>
+          <w:sz w:val="24"/>
+          <w:szCs w:val="24"/>
+        </w:rPr>
+      </w:pPr>
+      <w:r>
+        <w:rPr>
+          <w:rFonts w:cstheme="minorHAnsi"/>
+          <w:sz w:val="24"/>
+          <w:szCs w:val="24"/>
+        </w:rPr>
+        <w:t xml:space="preserve">Right </w:t>
+      </w:r>
+      <w:proofErr w:type="gramStart"/>
+      <w:r>
+        <w:rPr>
+          <w:rFonts w:cstheme="minorHAnsi"/>
+          <w:sz w:val="24"/>
+          <w:szCs w:val="24"/>
+        </w:rPr>
+        <w:t>now</w:t>
+      </w:r>
+      <w:proofErr w:type="gramEnd"/>
+      <w:r>
+        <w:rPr>
+          <w:rFonts w:cstheme="minorHAnsi"/>
+          <w:sz w:val="24"/>
+          <w:szCs w:val="24"/>
+        </w:rPr>
+        <w:t xml:space="preserve"> </w:t>
+      </w:r>
+      <w:r>
+        <w:rPr>
+          <w:rFonts w:cstheme="minorHAnsi"/>
+          <w:sz w:val="24"/>
+          <w:szCs w:val="24"/>
+        </w:rPr>
+        <w:t>we</w:t>
+      </w:r>
+      <w:r>
+        <w:rPr>
+          <w:rFonts w:cstheme="minorHAnsi"/>
+          <w:sz w:val="24"/>
+          <w:szCs w:val="24"/>
+        </w:rPr>
+        <w:t xml:space="preserve"> have:</w:t>
+      </w:r>
+    </w:p>
+    <w:p>
+      <w:pPr>
+        <w:numPr>
+          <w:ilvl w:val="0"/>
+          <w:numId w:val="19"/>
+        </w:numPr>
+        <w:rPr>
+          <w:rFonts w:cstheme="minorHAnsi"/>
+          <w:sz w:val="24"/>
+          <w:szCs w:val="24"/>
+        </w:rPr>
+      </w:pPr>
+      <w:r>
+        <w:rPr>
+          <w:rFonts w:cstheme="minorHAnsi"/>
+          <w:sz w:val="24"/>
+          <w:szCs w:val="24"/>
+        </w:rPr>
+        <w:t xml:space="preserve">Cleaned documents </w:t>
+      </w:r>
+    </w:p>
+    <w:p>
+      <w:pPr>
+        <w:numPr>
+          <w:ilvl w:val="0"/>
+          <w:numId w:val="19"/>
+        </w:numPr>
+        <w:rPr>
+          <w:rFonts w:cstheme="minorHAnsi"/>
+          <w:sz w:val="24"/>
+          <w:szCs w:val="24"/>
+        </w:rPr>
+      </w:pPr>
+      <w:r>
+        <w:rPr>
+          <w:rFonts w:cstheme="minorHAnsi"/>
+          <w:sz w:val="24"/>
+          <w:szCs w:val="24"/>
+        </w:rPr>
+        <w:t xml:space="preserve">Meaningful chunks with metadata </w:t>
+      </w:r>
+    </w:p>
+    <w:p>
+      <w:pPr>
+        <w:ind w:left="360"/>
+        <w:rPr>
+          <w:rFonts w:cstheme="minorHAnsi"/>
+          <w:sz w:val="24"/>
+          <w:szCs w:val="24"/>
+        </w:rPr>
+      </w:pPr>
+      <w:r>
+        <w:rPr>
+          <w:rFonts w:cstheme="minorHAnsi"/>
+          <w:sz w:val="24"/>
+          <w:szCs w:val="24"/>
+        </w:rPr>
+        <w:t xml:space="preserve">But LLMs </w:t>
+      </w:r>
+      <w:r>
+        <w:rPr>
+          <w:rFonts w:cstheme="minorHAnsi"/>
+          <w:b/>
+          <w:bCs/>
+          <w:sz w:val="24"/>
+          <w:szCs w:val="24"/>
+        </w:rPr>
+        <w:t>cannot search text directly</w:t>
+      </w:r>
+      <w:r>
+        <w:rPr>
+          <w:rFonts w:cstheme="minorHAnsi"/>
+          <w:sz w:val="24"/>
+          <w:szCs w:val="24"/>
+        </w:rPr>
+        <w:t>.</w:t>
+      </w:r>
+    </w:p>
+    <w:p>
+      <w:pPr>
+        <w:ind w:left="360"/>
+        <w:rPr>
+          <w:rFonts w:cstheme="minorHAnsi"/>
+          <w:sz w:val="24"/>
+          <w:szCs w:val="24"/>
+        </w:rPr>
+      </w:pPr>
+      <w:r>
+        <w:rPr>
+          <w:rFonts w:cstheme="minorHAnsi"/>
+          <w:sz w:val="24"/>
+          <w:szCs w:val="24"/>
+        </w:rPr>
+        <w:t>We need:</w:t>
+      </w:r>
+    </w:p>
+    <w:p>
+      <w:pPr>
+        <w:pStyle w:val="ListParagraph"/>
+        <w:numPr>
+          <w:ilvl w:val="0"/>
+          <w:numId w:val="21"/>
+        </w:numPr>
+        <w:rPr>
+          <w:rFonts w:cstheme="minorHAnsi"/>
+          <w:sz w:val="24"/>
+          <w:szCs w:val="24"/>
+        </w:rPr>
+      </w:pPr>
+      <w:r>
+        <w:rPr>
+          <w:rFonts w:cstheme="minorHAnsi"/>
+          <w:sz w:val="24"/>
+          <w:szCs w:val="24"/>
+        </w:rPr>
+        <w:t xml:space="preserve">A way to </w:t>
+      </w:r>
+      <w:r>
+        <w:rPr>
+          <w:rFonts w:cstheme="minorHAnsi"/>
+          <w:b/>
+          <w:bCs/>
+          <w:sz w:val="24"/>
+          <w:szCs w:val="24"/>
+        </w:rPr>
+        <w:t>convert text into numbers</w:t>
+      </w:r>
+    </w:p>
+    <w:p>
+      <w:pPr>
+        <w:pStyle w:val="ListParagraph"/>
+        <w:numPr>
+          <w:ilvl w:val="0"/>
+          <w:numId w:val="21"/>
+        </w:numPr>
+        <w:rPr>
+          <w:rFonts w:cstheme="minorHAnsi"/>
+          <w:sz w:val="24"/>
+          <w:szCs w:val="24"/>
+        </w:rPr>
+      </w:pPr>
+      <w:proofErr w:type="gramStart"/>
+      <w:r>
+        <w:rPr>
+          <w:rFonts w:cstheme="minorHAnsi"/>
+          <w:sz w:val="24"/>
+          <w:szCs w:val="24"/>
+        </w:rPr>
+        <w:t>So</w:t>
+      </w:r>
+      <w:proofErr w:type="gramEnd"/>
+      <w:r>
+        <w:rPr>
+          <w:rFonts w:cstheme="minorHAnsi"/>
+          <w:sz w:val="24"/>
+          <w:szCs w:val="24"/>
+        </w:rPr>
+        <w:t xml:space="preserve"> we can find </w:t>
+      </w:r>
+      <w:r>
+        <w:rPr>
+          <w:rFonts w:cstheme="minorHAnsi"/>
+          <w:i/>
+          <w:iCs/>
+          <w:sz w:val="24"/>
+          <w:szCs w:val="24"/>
+        </w:rPr>
+        <w:t>semantically similar chunks</w:t>
+      </w:r>
+    </w:p>
+    <w:p>
+      <w:pPr>
+        <w:pStyle w:val="ListParagraph"/>
+        <w:numPr>
+          <w:ilvl w:val="0"/>
+          <w:numId w:val="21"/>
+        </w:numPr>
+        <w:rPr>
+          <w:rFonts w:cstheme="minorHAnsi"/>
+          <w:sz w:val="24"/>
+          <w:szCs w:val="24"/>
+        </w:rPr>
+      </w:pPr>
+      <w:r>
+        <w:rPr>
+          <w:rFonts w:cstheme="minorHAnsi"/>
+          <w:sz w:val="24"/>
+          <w:szCs w:val="24"/>
+        </w:rPr>
+        <w:t>When a user asks a question</w:t>
+      </w:r>
+    </w:p>
+    <w:p>
+      <w:pPr>
+        <w:ind w:left="360"/>
+        <w:rPr>
+          <w:rFonts w:cstheme="minorHAnsi"/>
+          <w:sz w:val="24"/>
+          <w:szCs w:val="24"/>
+        </w:rPr>
+      </w:pPr>
+      <w:r>
+        <w:rPr>
+          <w:rFonts w:cstheme="minorHAnsi"/>
+          <w:sz w:val="24"/>
+          <w:szCs w:val="24"/>
+        </w:rPr>
+        <w:t>Example:</w:t>
+      </w:r>
+    </w:p>
+    <w:p>
+      <w:pPr>
+        <w:numPr>
+          <w:ilvl w:val="0"/>
+          <w:numId w:val="22"/>
+        </w:numPr>
+        <w:tabs>
+          <w:tab w:val="clear" w:pos="720"/>
+          <w:tab w:val="num" w:pos="1080"/>
+        </w:tabs>
+        <w:ind w:left="1080"/>
+        <w:rPr>
+          <w:rFonts w:cstheme="minorHAnsi"/>
+          <w:sz w:val="24"/>
+          <w:szCs w:val="24"/>
+        </w:rPr>
+      </w:pPr>
+      <w:r>
+        <w:rPr>
+          <w:rFonts w:cstheme="minorHAnsi"/>
+          <w:sz w:val="24"/>
+          <w:szCs w:val="24"/>
+        </w:rPr>
+        <w:t>“How to find balance in life”</w:t>
+      </w:r>
+    </w:p>
+    <w:p>
+      <w:pPr>
+        <w:numPr>
+          <w:ilvl w:val="0"/>
+          <w:numId w:val="22"/>
+        </w:numPr>
+        <w:tabs>
+          <w:tab w:val="clear" w:pos="720"/>
+          <w:tab w:val="num" w:pos="1080"/>
+        </w:tabs>
+        <w:ind w:left="1080"/>
+        <w:rPr>
+          <w:rFonts w:cstheme="minorHAnsi"/>
+          <w:sz w:val="24"/>
+          <w:szCs w:val="24"/>
+        </w:rPr>
+      </w:pPr>
+      <w:r>
+        <w:rPr>
+          <w:rFonts w:cstheme="minorHAnsi"/>
+          <w:sz w:val="24"/>
+          <w:szCs w:val="24"/>
+        </w:rPr>
+        <w:t>“Life purpose and balance”</w:t>
+      </w:r>
+    </w:p>
+    <w:p>
+      <w:pPr>
+        <w:ind w:left="360"/>
+        <w:rPr>
+          <w:rFonts w:cstheme="minorHAnsi"/>
+          <w:sz w:val="24"/>
+          <w:szCs w:val="24"/>
+        </w:rPr>
+      </w:pPr>
+      <w:r>
+        <w:rPr>
+          <w:rFonts w:cstheme="minorHAnsi"/>
+          <w:sz w:val="24"/>
+          <w:szCs w:val="24"/>
+        </w:rPr>
+        <w:t xml:space="preserve">Different words → </w:t>
+      </w:r>
+      <w:r>
+        <w:rPr>
+          <w:rFonts w:cstheme="minorHAnsi"/>
+          <w:b/>
+          <w:bCs/>
+          <w:sz w:val="24"/>
+          <w:szCs w:val="24"/>
+        </w:rPr>
+        <w:t>close vectors</w:t>
+      </w:r>
+    </w:p>
+    <w:p>
+      <w:pPr>
+        <w:ind w:left="360"/>
+        <w:rPr>
+          <w:rFonts w:cstheme="minorHAnsi"/>
+          <w:sz w:val="24"/>
+          <w:szCs w:val="24"/>
+        </w:rPr>
+      </w:pPr>
+      <w:r>
+        <w:rPr>
+          <w:rFonts w:cstheme="minorHAnsi"/>
+          <w:sz w:val="24"/>
+          <w:szCs w:val="24"/>
+        </w:rPr>
+        <w:t>Vector DB lets you ask:</w:t>
+      </w:r>
+    </w:p>
+    <w:p>
+      <w:pPr>
+        <w:ind w:left="360"/>
+        <w:rPr>
+          <w:rFonts w:cstheme="minorHAnsi"/>
+          <w:sz w:val="24"/>
+          <w:szCs w:val="24"/>
+        </w:rPr>
+      </w:pPr>
+      <w:r>
+        <w:rPr>
+          <w:rFonts w:cstheme="minorHAnsi"/>
+          <w:sz w:val="24"/>
+          <w:szCs w:val="24"/>
+        </w:rPr>
+        <w:t>“Give me chunks whose meaning is closest to this question”</w:t>
+      </w:r>
+    </w:p>
+    <w:p>
+      <w:pPr>
+        <w:ind w:left="360"/>
+        <w:rPr>
+          <w:rFonts w:cstheme="minorHAnsi"/>
+          <w:sz w:val="24"/>
+          <w:szCs w:val="24"/>
+        </w:rPr>
+      </w:pPr>
+    </w:p>
+    <w:p>
+      <w:pPr>
+        <w:ind w:left="360"/>
+        <w:rPr>
+          <w:rFonts w:cstheme="minorHAnsi"/>
+          <w:b/>
+          <w:bCs/>
+          <w:sz w:val="24"/>
+          <w:szCs w:val="24"/>
+        </w:rPr>
+      </w:pPr>
+      <w:r>
+        <w:rPr>
+          <w:rFonts w:cstheme="minorHAnsi"/>
+          <w:b/>
+          <w:bCs/>
+          <w:sz w:val="24"/>
+          <w:szCs w:val="24"/>
+        </w:rPr>
+        <w:t>What are embeddings?</w:t>
+      </w:r>
+    </w:p>
+    <w:p>
+      <w:pPr>
+        <w:numPr>
+          <w:ilvl w:val="0"/>
+          <w:numId w:val="23"/>
+        </w:numPr>
+        <w:rPr>
+          <w:rFonts w:cstheme="minorHAnsi"/>
+          <w:sz w:val="24"/>
+          <w:szCs w:val="24"/>
+        </w:rPr>
+      </w:pPr>
+      <w:r>
+        <w:rPr>
+          <w:rFonts w:cstheme="minorHAnsi"/>
+          <w:sz w:val="24"/>
+          <w:szCs w:val="24"/>
+        </w:rPr>
+        <w:t>A neural model converts text → fixed-length numeric vector</w:t>
+      </w:r>
+    </w:p>
+    <w:p>
+      <w:pPr>
+        <w:numPr>
+          <w:ilvl w:val="0"/>
+          <w:numId w:val="23"/>
+        </w:numPr>
+        <w:rPr>
+          <w:rFonts w:cstheme="minorHAnsi"/>
+          <w:sz w:val="24"/>
+          <w:szCs w:val="24"/>
+        </w:rPr>
+      </w:pPr>
+      <w:r>
+        <w:rPr>
+          <w:rFonts w:cstheme="minorHAnsi"/>
+          <w:sz w:val="24"/>
+          <w:szCs w:val="24"/>
+        </w:rPr>
+        <w:t>Similar meanings → similar vectors</w:t>
+      </w:r>
+    </w:p>
+    <w:p>
+      <w:pPr>
+        <w:numPr>
+          <w:ilvl w:val="0"/>
+          <w:numId w:val="23"/>
+        </w:numPr>
+        <w:rPr>
+          <w:rFonts w:cstheme="minorHAnsi"/>
+          <w:sz w:val="24"/>
+          <w:szCs w:val="24"/>
+        </w:rPr>
+      </w:pPr>
+      <w:r>
+        <w:rPr>
+          <w:rFonts w:cstheme="minorHAnsi"/>
+          <w:sz w:val="24"/>
+          <w:szCs w:val="24"/>
+        </w:rPr>
+        <w:t>Distance = cosine similarity / dot product / L2</w:t>
+      </w:r>
+    </w:p>
+    <w:p>
+      <w:pPr>
+        <w:ind w:left="360"/>
+        <w:rPr>
+          <w:rFonts w:cstheme="minorHAnsi"/>
+          <w:sz w:val="24"/>
+          <w:szCs w:val="24"/>
+        </w:rPr>
+      </w:pPr>
+    </w:p>
+    <w:p>
+      <w:pPr>
+        <w:ind w:left="360"/>
+        <w:rPr>
+          <w:rFonts w:cstheme="minorHAnsi"/>
+          <w:b/>
+          <w:bCs/>
+          <w:sz w:val="24"/>
+          <w:szCs w:val="24"/>
+        </w:rPr>
+      </w:pPr>
+      <w:r>
+        <w:rPr>
+          <w:rFonts w:cstheme="minorHAnsi"/>
+          <w:b/>
+          <w:bCs/>
+          <w:sz w:val="24"/>
+          <w:szCs w:val="24"/>
+        </w:rPr>
+        <w:t>Embedding model choice (for this project)</w:t>
+      </w:r>
+    </w:p>
+    <w:p>
+      <w:pPr>
+        <w:ind w:left="360"/>
+        <w:rPr>
+          <w:rFonts w:cstheme="minorHAnsi"/>
+          <w:sz w:val="24"/>
+          <w:szCs w:val="24"/>
+        </w:rPr>
+      </w:pPr>
+      <w:r>
+        <w:rPr>
+          <w:rFonts w:cstheme="minorHAnsi"/>
+          <w:b/>
+          <w:bCs/>
+          <w:sz w:val="24"/>
+          <w:szCs w:val="24"/>
+        </w:rPr>
+        <w:t>Use:</w:t>
+      </w:r>
+      <w:r>
+        <w:rPr>
+          <w:rFonts w:cstheme="minorHAnsi"/>
+          <w:sz w:val="24"/>
+          <w:szCs w:val="24"/>
+        </w:rPr>
+        <w:br/>
+      </w:r>
+      <w:r>
+        <w:rPr>
+          <w:rFonts w:ascii="Segoe UI Emoji" w:hAnsi="Segoe UI Emoji" w:cs="Segoe UI Emoji"/>
+          <w:sz w:val="24"/>
+          <w:szCs w:val="24"/>
+        </w:rPr>
+        <w:t>S</w:t>
+      </w:r>
+      <w:r>
+        <w:rPr>
+          <w:rFonts w:cstheme="minorHAnsi"/>
+          <w:sz w:val="24"/>
+          <w:szCs w:val="24"/>
+        </w:rPr>
+        <w:t>entence-transformers (</w:t>
+      </w:r>
+      <w:proofErr w:type="spellStart"/>
+      <w:r>
+        <w:rPr>
+          <w:rFonts w:cstheme="minorHAnsi"/>
+          <w:sz w:val="24"/>
+          <w:szCs w:val="24"/>
+        </w:rPr>
+        <w:t>MiniLM</w:t>
+      </w:r>
+      <w:proofErr w:type="spellEnd"/>
+      <w:r>
+        <w:rPr>
+          <w:rFonts w:cstheme="minorHAnsi"/>
+          <w:sz w:val="24"/>
+          <w:szCs w:val="24"/>
+        </w:rPr>
+        <w:t xml:space="preserve"> or BGE)</w:t>
+      </w:r>
+      <w:r>
+        <w:rPr>
+          <w:rFonts w:cstheme="minorHAnsi"/>
+          <w:sz w:val="24"/>
+          <w:szCs w:val="24"/>
+        </w:rPr>
+        <w:t xml:space="preserve"> </w:t>
+      </w:r>
+      <w:r>
+        <w:rPr>
+          <w:rFonts w:cstheme="minorHAnsi"/>
+          <w:sz w:val="24"/>
+          <w:szCs w:val="24"/>
+        </w:rPr>
+        <w:t>OR</w:t>
+      </w:r>
+      <w:r>
+        <w:rPr>
+          <w:rFonts w:cstheme="minorHAnsi"/>
+          <w:sz w:val="24"/>
+          <w:szCs w:val="24"/>
+        </w:rPr>
+        <w:t xml:space="preserve"> </w:t>
+      </w:r>
+      <w:r>
+        <w:rPr>
+          <w:rFonts w:cstheme="minorHAnsi"/>
+          <w:sz w:val="24"/>
+          <w:szCs w:val="24"/>
+        </w:rPr>
+        <w:t>OpenAI embeddings (if</w:t>
+      </w:r>
+      <w:r>
+        <w:rPr>
+          <w:rFonts w:cstheme="minorHAnsi"/>
+          <w:sz w:val="24"/>
+          <w:szCs w:val="24"/>
+        </w:rPr>
+        <w:t xml:space="preserve"> </w:t>
+      </w:r>
+      <w:r>
+        <w:rPr>
+          <w:rFonts w:cstheme="minorHAnsi"/>
+          <w:sz w:val="24"/>
+          <w:szCs w:val="24"/>
+        </w:rPr>
+        <w:t>cloud)</w:t>
+      </w:r>
+    </w:p>
+    <w:p>
+      <w:pPr>
+        <w:ind w:left="360"/>
+        <w:rPr>
+          <w:rFonts w:cstheme="minorHAnsi"/>
+          <w:sz w:val="24"/>
+          <w:szCs w:val="24"/>
+        </w:rPr>
+      </w:pPr>
+    </w:p>
+    <w:p>
+      <w:pPr>
+        <w:ind w:left="360"/>
+        <w:rPr>
+          <w:rFonts w:cstheme="minorHAnsi"/>
+          <w:b/>
+          <w:bCs/>
+          <w:sz w:val="24"/>
+          <w:szCs w:val="24"/>
+        </w:rPr>
+      </w:pPr>
+      <w:r>
+        <w:rPr>
+          <w:rFonts w:cstheme="minorHAnsi"/>
+          <w:b/>
+          <w:bCs/>
+          <w:sz w:val="24"/>
+          <w:szCs w:val="24"/>
+        </w:rPr>
+        <w:t>Why NOT OpenAI first?</w:t>
+      </w:r>
+    </w:p>
+    <w:p>
+      <w:pPr>
+        <w:numPr>
+          <w:ilvl w:val="0"/>
+          <w:numId w:val="24"/>
+        </w:numPr>
+        <w:rPr>
+          <w:rFonts w:cstheme="minorHAnsi"/>
+          <w:sz w:val="24"/>
+          <w:szCs w:val="24"/>
+        </w:rPr>
+      </w:pPr>
+      <w:r>
+        <w:rPr>
+          <w:rFonts w:cstheme="minorHAnsi"/>
+          <w:sz w:val="24"/>
+          <w:szCs w:val="24"/>
+        </w:rPr>
+        <w:t>Paid</w:t>
+      </w:r>
+    </w:p>
+    <w:p>
+      <w:pPr>
+        <w:numPr>
+          <w:ilvl w:val="0"/>
+          <w:numId w:val="24"/>
+        </w:numPr>
+        <w:rPr>
+          <w:rFonts w:cstheme="minorHAnsi"/>
+          <w:sz w:val="24"/>
+          <w:szCs w:val="24"/>
+        </w:rPr>
+      </w:pPr>
+      <w:r>
+        <w:rPr>
+          <w:rFonts w:cstheme="minorHAnsi"/>
+          <w:sz w:val="24"/>
+          <w:szCs w:val="24"/>
+        </w:rPr>
+        <w:t>API dependency</w:t>
+      </w:r>
+    </w:p>
+    <w:p>
+      <w:pPr>
+        <w:ind w:left="360"/>
+        <w:rPr>
+          <w:rFonts w:cstheme="minorHAnsi"/>
+          <w:sz w:val="24"/>
+          <w:szCs w:val="24"/>
+        </w:rPr>
+      </w:pPr>
+    </w:p>
+    <w:p>
+      <w:pPr>
+        <w:ind w:left="360"/>
+        <w:rPr>
+          <w:rFonts w:cstheme="minorHAnsi"/>
+          <w:b/>
+          <w:bCs/>
+          <w:sz w:val="24"/>
+          <w:szCs w:val="24"/>
+        </w:rPr>
+      </w:pPr>
+      <w:r>
+        <w:rPr>
+          <w:rFonts w:cstheme="minorHAnsi"/>
+          <w:b/>
+          <w:bCs/>
+          <w:sz w:val="24"/>
+          <w:szCs w:val="24"/>
+        </w:rPr>
+        <w:t xml:space="preserve">Why </w:t>
+      </w:r>
+      <w:proofErr w:type="spellStart"/>
+      <w:r>
+        <w:rPr>
+          <w:rFonts w:cstheme="minorHAnsi"/>
+          <w:b/>
+          <w:bCs/>
+          <w:sz w:val="24"/>
+          <w:szCs w:val="24"/>
+        </w:rPr>
+        <w:t>SentenceTransformers</w:t>
+      </w:r>
+      <w:proofErr w:type="spellEnd"/>
+      <w:r>
+        <w:rPr>
+          <w:rFonts w:cstheme="minorHAnsi"/>
+          <w:b/>
+          <w:bCs/>
+          <w:sz w:val="24"/>
+          <w:szCs w:val="24"/>
+        </w:rPr>
+        <w:t>?</w:t>
+      </w:r>
+    </w:p>
+    <w:p>
+      <w:pPr>
+        <w:numPr>
+          <w:ilvl w:val="0"/>
+          <w:numId w:val="25"/>
+        </w:numPr>
+        <w:rPr>
+          <w:rFonts w:cstheme="minorHAnsi"/>
+          <w:sz w:val="24"/>
+          <w:szCs w:val="24"/>
+        </w:rPr>
+      </w:pPr>
+      <w:r>
+        <w:rPr>
+          <w:rFonts w:cstheme="minorHAnsi"/>
+          <w:sz w:val="24"/>
+          <w:szCs w:val="24"/>
+        </w:rPr>
+        <w:t>Local</w:t>
+      </w:r>
+    </w:p>
+    <w:p>
+      <w:pPr>
+        <w:numPr>
+          <w:ilvl w:val="0"/>
+          <w:numId w:val="25"/>
+        </w:numPr>
+        <w:rPr>
+          <w:rFonts w:cstheme="minorHAnsi"/>
+          <w:sz w:val="24"/>
+          <w:szCs w:val="24"/>
+        </w:rPr>
+      </w:pPr>
+      <w:r>
+        <w:rPr>
+          <w:rFonts w:cstheme="minorHAnsi"/>
+          <w:sz w:val="24"/>
+          <w:szCs w:val="24"/>
+        </w:rPr>
+        <w:lastRenderedPageBreak/>
+        <w:t>Fast</w:t>
+      </w:r>
+    </w:p>
+    <w:p>
+      <w:pPr>
+        <w:numPr>
+          <w:ilvl w:val="0"/>
+          <w:numId w:val="25"/>
+        </w:numPr>
+        <w:rPr>
+          <w:rFonts w:cstheme="minorHAnsi"/>
+          <w:sz w:val="24"/>
+          <w:szCs w:val="24"/>
+        </w:rPr>
+      </w:pPr>
+      <w:r>
+        <w:rPr>
+          <w:rFonts w:cstheme="minorHAnsi"/>
+          <w:sz w:val="24"/>
+          <w:szCs w:val="24"/>
+        </w:rPr>
+        <w:t>Industry-accepted</w:t>
+      </w:r>
+    </w:p>
+    <w:p>
+      <w:pPr>
+        <w:rPr>
+          <w:rFonts w:cstheme="minorHAnsi"/>
+          <w:sz w:val="24"/>
+          <w:szCs w:val="24"/>
+        </w:rPr>
+      </w:pPr>
+    </w:p>
+    <w:p>
+      <w:pPr>
+        <w:rPr>
+          <w:rFonts w:cstheme="minorHAnsi"/>
+          <w:b/>
+          <w:bCs/>
+          <w:sz w:val="24"/>
+          <w:szCs w:val="24"/>
+        </w:rPr>
+      </w:pPr>
+      <w:r>
+        <w:rPr>
+          <w:rFonts w:cstheme="minorHAnsi"/>
+          <w:b/>
+          <w:bCs/>
+          <w:sz w:val="24"/>
+          <w:szCs w:val="24"/>
+        </w:rPr>
+        <w:t>What embedding happens in RAG?</w:t>
+      </w:r>
+    </w:p>
+    <w:p>
+      <w:pPr>
+        <w:numPr>
+          <w:ilvl w:val="0"/>
+          <w:numId w:val="26"/>
+        </w:numPr>
+        <w:rPr>
+          <w:rFonts w:cstheme="minorHAnsi"/>
+          <w:sz w:val="24"/>
+          <w:szCs w:val="24"/>
+        </w:rPr>
+      </w:pPr>
+      <w:r>
+        <w:rPr>
+          <w:rFonts w:cstheme="minorHAnsi"/>
+          <w:b/>
+          <w:bCs/>
+          <w:sz w:val="24"/>
+          <w:szCs w:val="24"/>
+        </w:rPr>
+        <w:t>All document chunks</w:t>
+      </w:r>
+      <w:r>
+        <w:rPr>
+          <w:rFonts w:cstheme="minorHAnsi"/>
+          <w:sz w:val="24"/>
+          <w:szCs w:val="24"/>
+        </w:rPr>
+        <w:t xml:space="preserve"> (offline, once)</w:t>
+      </w:r>
+    </w:p>
+    <w:p>
+      <w:pPr>
+        <w:numPr>
+          <w:ilvl w:val="0"/>
+          <w:numId w:val="26"/>
+        </w:numPr>
+        <w:rPr>
+          <w:rFonts w:cstheme="minorHAnsi"/>
+          <w:sz w:val="24"/>
+          <w:szCs w:val="24"/>
+        </w:rPr>
+      </w:pPr>
+      <w:r>
+        <w:rPr>
+          <w:rFonts w:cstheme="minorHAnsi"/>
+          <w:b/>
+          <w:bCs/>
+          <w:sz w:val="24"/>
+          <w:szCs w:val="24"/>
+        </w:rPr>
+        <w:t>User query</w:t>
+      </w:r>
+      <w:r>
+        <w:rPr>
+          <w:rFonts w:cstheme="minorHAnsi"/>
+          <w:sz w:val="24"/>
+          <w:szCs w:val="24"/>
+        </w:rPr>
+        <w:t xml:space="preserve"> (runtime)</w:t>
+      </w:r>
+    </w:p>
+    <w:p>
+      <w:pPr>
+        <w:rPr>
+          <w:rFonts w:cstheme="minorHAnsi"/>
+          <w:sz w:val="24"/>
+          <w:szCs w:val="24"/>
+        </w:rPr>
+      </w:pPr>
+      <w:r>
+        <w:rPr>
+          <w:rFonts w:cstheme="minorHAnsi"/>
+          <w:sz w:val="24"/>
+          <w:szCs w:val="24"/>
+        </w:rPr>
+        <w:t>Then compare vectors.</w:t>
+      </w:r>
+    </w:p>
+    <w:p>
+      <w:pPr>
+        <w:rPr>
+          <w:rFonts w:cstheme="minorHAnsi"/>
+          <w:b/>
+          <w:bCs/>
+          <w:sz w:val="24"/>
+          <w:szCs w:val="24"/>
+        </w:rPr>
+      </w:pPr>
+      <w:r>
+        <w:rPr>
+          <w:rFonts w:cstheme="minorHAnsi"/>
+          <w:b/>
+          <w:bCs/>
+          <w:sz w:val="24"/>
+          <w:szCs w:val="24"/>
+        </w:rPr>
+        <w:t>Choosing the embedding model</w:t>
+      </w:r>
+    </w:p>
+    <w:p>
+      <w:pPr>
+        <w:rPr>
+          <w:rFonts w:cstheme="minorHAnsi"/>
+          <w:b/>
+          <w:bCs/>
+          <w:sz w:val="24"/>
+          <w:szCs w:val="24"/>
+          <w:u w:val="single"/>
+        </w:rPr>
+      </w:pPr>
+      <w:r>
+        <w:rPr>
+          <w:rFonts w:cstheme="minorHAnsi"/>
+          <w:b/>
+          <w:bCs/>
+          <w:sz w:val="24"/>
+          <w:szCs w:val="24"/>
+          <w:u w:val="single"/>
+        </w:rPr>
+        <w:t>e5-base-v</w:t>
+      </w:r>
+      <w:proofErr w:type="gramStart"/>
+      <w:r>
+        <w:rPr>
+          <w:rFonts w:cstheme="minorHAnsi"/>
+          <w:b/>
+          <w:bCs/>
+          <w:sz w:val="24"/>
+          <w:szCs w:val="24"/>
+          <w:u w:val="single"/>
+        </w:rPr>
+        <w:t>2</w:t>
+      </w:r>
+      <w:r>
+        <w:rPr>
+          <w:rFonts w:cstheme="minorHAnsi"/>
+          <w:b/>
+          <w:bCs/>
+          <w:sz w:val="24"/>
+          <w:szCs w:val="24"/>
+          <w:u w:val="single"/>
+        </w:rPr>
+        <w:t xml:space="preserve"> :</w:t>
+      </w:r>
+      <w:proofErr w:type="gramEnd"/>
+      <w:r>
+        <w:rPr>
+          <w:rFonts w:cstheme="minorHAnsi"/>
+          <w:b/>
+          <w:bCs/>
+          <w:sz w:val="24"/>
+          <w:szCs w:val="24"/>
+          <w:u w:val="single"/>
+        </w:rPr>
+        <w:t xml:space="preserve"> </w:t>
+      </w:r>
+    </w:p>
+    <w:p>
+      <w:pPr>
+        <w:rPr>
+          <w:rFonts w:cstheme="minorHAnsi"/>
+          <w:b/>
+          <w:bCs/>
+          <w:sz w:val="24"/>
+          <w:szCs w:val="24"/>
+        </w:rPr>
+      </w:pPr>
       <w:hyperlink r:id="rId5" w:history="1">
         <w:r>
           <w:rPr>
@@ -5893,23 +7423,62 @@
             <w:sz w:val="24"/>
             <w:szCs w:val="24"/>
           </w:rPr>
-          <w:t>RecursiveCharacterTextSplitter</w:t>
+          <w:t>https://huggingface.co/intfloat/e5-base-v2</w:t>
         </w:r>
       </w:hyperlink>
-      <w:r>
-        <w:rPr>
-          <w:rFonts w:cstheme="minorHAnsi"/>
-          <w:sz w:val="24"/>
-          <w:szCs w:val="24"/>
-        </w:rPr>
-        <w:t> attempts to keep larger units (e.g., paragraphs) intact.</w:t>
+    </w:p>
+    <w:p>
+      <w:pPr>
+        <w:rPr>
+          <w:rFonts w:cstheme="minorHAnsi"/>
+          <w:sz w:val="24"/>
+          <w:szCs w:val="24"/>
+        </w:rPr>
+      </w:pPr>
+      <w:r>
+        <w:rPr>
+          <w:rFonts w:cstheme="minorHAnsi"/>
+          <w:sz w:val="24"/>
+          <w:szCs w:val="24"/>
+        </w:rPr>
+        <w:t xml:space="preserve">refer benchmarks: </w:t>
+      </w:r>
+      <w:hyperlink r:id="rId6" w:history="1">
+        <w:r>
+          <w:rPr>
+            <w:rStyle w:val="Hyperlink"/>
+            <w:rFonts w:cstheme="minorHAnsi"/>
+            <w:sz w:val="24"/>
+            <w:szCs w:val="24"/>
+          </w:rPr>
+          <w:t>https://research.aimultiple.com/open-source-embedding-models/</w:t>
+        </w:r>
+      </w:hyperlink>
+    </w:p>
+    <w:p>
+      <w:pPr>
+        <w:rPr>
+          <w:rFonts w:cstheme="minorHAnsi"/>
+          <w:sz w:val="24"/>
+          <w:szCs w:val="24"/>
+        </w:rPr>
+      </w:pPr>
+      <w:r>
+        <w:rPr>
+          <w:rFonts w:cstheme="minorHAnsi"/>
+          <w:b/>
+          <w:bCs/>
+          <w:sz w:val="24"/>
+          <w:szCs w:val="24"/>
+        </w:rPr>
+        <w:t>Specs</w:t>
       </w:r>
     </w:p>
     <w:p>
       <w:pPr>
         <w:numPr>
           <w:ilvl w:val="0"/>
-          <w:numId w:val="18"/>
+          <w:numId w:val="27"/>
         </w:numPr>
         <w:rPr>
           <w:rFonts w:cstheme="minorHAnsi"/>
@@ -5923,14 +7492,22 @@
           <w:sz w:val="24"/>
           <w:szCs w:val="24"/>
         </w:rPr>
-        <w:t>If a unit exceeds the chunk size, it moves to the next level (e.g., sentences).</w:t>
+        <w:t>0.1B </w:t>
+      </w:r>
+      <w:r>
+        <w:rPr>
+          <w:rFonts w:cstheme="minorHAnsi"/>
+          <w:sz w:val="24"/>
+          <w:szCs w:val="24"/>
+        </w:rPr>
+        <w:t>parameters</w:t>
       </w:r>
     </w:p>
     <w:p>
       <w:pPr>
         <w:numPr>
           <w:ilvl w:val="0"/>
-          <w:numId w:val="18"/>
+          <w:numId w:val="27"/>
         </w:numPr>
         <w:rPr>
           <w:rFonts w:cstheme="minorHAnsi"/>
@@ -5944,25 +7521,1821 @@
           <w:sz w:val="24"/>
           <w:szCs w:val="24"/>
         </w:rPr>
-        <w:t>This process continues down to the word level if necessary.</w:t>
-      </w:r>
-    </w:p>
-    <w:p>
-      <w:pPr>
-        <w:rPr>
-          <w:rFonts w:cstheme="minorHAnsi"/>
-          <w:sz w:val="24"/>
-          <w:szCs w:val="24"/>
-        </w:rPr>
-      </w:pPr>
-      <w:r>
-        <w:rPr>
-          <w:rFonts w:cstheme="minorHAnsi"/>
-          <w:sz w:val="24"/>
-          <w:szCs w:val="24"/>
-        </w:rPr>
-        <w:t>splitting strategy</w:t>
-      </w:r>
+        <w:t>768-dim embeddings</w:t>
+      </w:r>
+    </w:p>
+    <w:p>
+      <w:pPr>
+        <w:numPr>
+          <w:ilvl w:val="0"/>
+          <w:numId w:val="27"/>
+        </w:numPr>
+        <w:rPr>
+          <w:rFonts w:cstheme="minorHAnsi"/>
+          <w:sz w:val="24"/>
+          <w:szCs w:val="24"/>
+        </w:rPr>
+      </w:pPr>
+      <w:r>
+        <w:rPr>
+          <w:rFonts w:cstheme="minorHAnsi"/>
+          <w:sz w:val="24"/>
+          <w:szCs w:val="24"/>
+        </w:rPr>
+        <w:t>Data type = float</w:t>
+      </w:r>
+    </w:p>
+    <w:p>
+      <w:pPr>
+        <w:numPr>
+          <w:ilvl w:val="0"/>
+          <w:numId w:val="27"/>
+        </w:numPr>
+        <w:rPr>
+          <w:rFonts w:cstheme="minorHAnsi"/>
+          <w:sz w:val="24"/>
+          <w:szCs w:val="24"/>
+        </w:rPr>
+      </w:pPr>
+      <w:r>
+        <w:rPr>
+          <w:rFonts w:cstheme="minorHAnsi"/>
+          <w:sz w:val="24"/>
+          <w:szCs w:val="24"/>
+        </w:rPr>
+        <w:t>Strong</w:t>
+      </w:r>
+      <w:r>
+        <w:rPr>
+          <w:rFonts w:cstheme="minorHAnsi"/>
+          <w:sz w:val="24"/>
+          <w:szCs w:val="24"/>
+        </w:rPr>
+        <w:t xml:space="preserve"> top k</w:t>
+      </w:r>
+      <w:r>
+        <w:rPr>
+          <w:rFonts w:cstheme="minorHAnsi"/>
+          <w:sz w:val="24"/>
+          <w:szCs w:val="24"/>
+        </w:rPr>
+        <w:t xml:space="preserve"> retrieval accuracy</w:t>
+      </w:r>
+    </w:p>
+    <w:p>
+      <w:pPr>
+        <w:rPr>
+          <w:rFonts w:cstheme="minorHAnsi"/>
+          <w:sz w:val="24"/>
+          <w:szCs w:val="24"/>
+        </w:rPr>
+      </w:pPr>
+      <w:r>
+        <w:rPr>
+          <w:rFonts w:cstheme="minorHAnsi"/>
+          <w:b/>
+          <w:bCs/>
+          <w:sz w:val="24"/>
+          <w:szCs w:val="24"/>
+        </w:rPr>
+        <w:t>Pros</w:t>
+      </w:r>
+    </w:p>
+    <w:p>
+      <w:pPr>
+        <w:numPr>
+          <w:ilvl w:val="0"/>
+          <w:numId w:val="28"/>
+        </w:numPr>
+        <w:rPr>
+          <w:rFonts w:cstheme="minorHAnsi"/>
+          <w:sz w:val="24"/>
+          <w:szCs w:val="24"/>
+        </w:rPr>
+      </w:pPr>
+      <w:r>
+        <w:rPr>
+          <w:rFonts w:cstheme="minorHAnsi"/>
+          <w:sz w:val="24"/>
+          <w:szCs w:val="24"/>
+        </w:rPr>
+        <w:t>Designed for RAG</w:t>
+      </w:r>
+    </w:p>
+    <w:p>
+      <w:pPr>
+        <w:numPr>
+          <w:ilvl w:val="0"/>
+          <w:numId w:val="28"/>
+        </w:numPr>
+        <w:rPr>
+          <w:rFonts w:cstheme="minorHAnsi"/>
+          <w:sz w:val="24"/>
+          <w:szCs w:val="24"/>
+        </w:rPr>
+      </w:pPr>
+      <w:r>
+        <w:rPr>
+          <w:rFonts w:cstheme="minorHAnsi"/>
+          <w:sz w:val="24"/>
+          <w:szCs w:val="24"/>
+        </w:rPr>
+        <w:t>Better at “question → document” matching</w:t>
+      </w:r>
+    </w:p>
+    <w:p>
+      <w:pPr>
+        <w:numPr>
+          <w:ilvl w:val="0"/>
+          <w:numId w:val="28"/>
+        </w:numPr>
+        <w:rPr>
+          <w:rFonts w:cstheme="minorHAnsi"/>
+          <w:sz w:val="24"/>
+          <w:szCs w:val="24"/>
+        </w:rPr>
+      </w:pPr>
+      <w:r>
+        <w:rPr>
+          <w:rFonts w:cstheme="minorHAnsi"/>
+          <w:sz w:val="24"/>
+          <w:szCs w:val="24"/>
+        </w:rPr>
+        <w:t>Handles longer, complex chunks better</w:t>
+      </w:r>
+    </w:p>
+    <w:p>
+      <w:pPr>
+        <w:numPr>
+          <w:ilvl w:val="0"/>
+          <w:numId w:val="28"/>
+        </w:numPr>
+        <w:rPr>
+          <w:rFonts w:cstheme="minorHAnsi"/>
+          <w:sz w:val="24"/>
+          <w:szCs w:val="24"/>
+        </w:rPr>
+      </w:pPr>
+      <w:r>
+        <w:rPr>
+          <w:rFonts w:cstheme="minorHAnsi"/>
+          <w:sz w:val="24"/>
+          <w:szCs w:val="24"/>
+        </w:rPr>
+        <w:t>Industry-grade choice</w:t>
+      </w:r>
+    </w:p>
+    <w:p>
+      <w:pPr>
+        <w:numPr>
+          <w:ilvl w:val="0"/>
+          <w:numId w:val="28"/>
+        </w:numPr>
+        <w:rPr>
+          <w:rFonts w:cstheme="minorHAnsi"/>
+          <w:sz w:val="24"/>
+          <w:szCs w:val="24"/>
+        </w:rPr>
+      </w:pPr>
+      <w:r>
+        <w:rPr>
+          <w:rFonts w:cstheme="minorHAnsi"/>
+          <w:sz w:val="24"/>
+          <w:szCs w:val="24"/>
+        </w:rPr>
+        <w:t>Open source. No API dependency</w:t>
+      </w:r>
+    </w:p>
+    <w:p>
+      <w:pPr>
+        <w:rPr>
+          <w:rFonts w:cstheme="minorHAnsi"/>
+          <w:sz w:val="24"/>
+          <w:szCs w:val="24"/>
+        </w:rPr>
+      </w:pPr>
+      <w:r>
+        <w:rPr>
+          <w:rFonts w:cstheme="minorHAnsi"/>
+          <w:b/>
+          <w:bCs/>
+          <w:sz w:val="24"/>
+          <w:szCs w:val="24"/>
+        </w:rPr>
+        <w:t>Cons</w:t>
+      </w:r>
+    </w:p>
+    <w:p>
+      <w:pPr>
+        <w:numPr>
+          <w:ilvl w:val="0"/>
+          <w:numId w:val="29"/>
+        </w:numPr>
+        <w:rPr>
+          <w:rFonts w:cstheme="minorHAnsi"/>
+          <w:sz w:val="24"/>
+          <w:szCs w:val="24"/>
+        </w:rPr>
+      </w:pPr>
+      <w:r>
+        <w:rPr>
+          <w:rFonts w:cstheme="minorHAnsi"/>
+          <w:sz w:val="24"/>
+          <w:szCs w:val="24"/>
+        </w:rPr>
+        <w:t>Slower than small</w:t>
+      </w:r>
+    </w:p>
+    <w:p>
+      <w:pPr>
+        <w:numPr>
+          <w:ilvl w:val="0"/>
+          <w:numId w:val="29"/>
+        </w:numPr>
+        <w:rPr>
+          <w:rFonts w:cstheme="minorHAnsi"/>
+          <w:sz w:val="24"/>
+          <w:szCs w:val="24"/>
+        </w:rPr>
+      </w:pPr>
+      <w:r>
+        <w:rPr>
+          <w:rFonts w:cstheme="minorHAnsi"/>
+          <w:sz w:val="24"/>
+          <w:szCs w:val="24"/>
+        </w:rPr>
+        <w:t>More memory usage</w:t>
+      </w:r>
+    </w:p>
+    <w:p>
+      <w:pPr>
+        <w:rPr>
+          <w:rFonts w:cstheme="minorHAnsi"/>
+          <w:sz w:val="24"/>
+          <w:szCs w:val="24"/>
+        </w:rPr>
+      </w:pPr>
+    </w:p>
+    <w:p>
+      <w:pPr>
+        <w:rPr>
+          <w:rFonts w:cstheme="minorHAnsi"/>
+          <w:b/>
+          <w:bCs/>
+          <w:sz w:val="24"/>
+          <w:szCs w:val="24"/>
+        </w:rPr>
+      </w:pPr>
+      <w:r>
+        <w:rPr>
+          <w:rFonts w:cstheme="minorHAnsi"/>
+          <w:b/>
+          <w:bCs/>
+          <w:sz w:val="24"/>
+          <w:szCs w:val="24"/>
+        </w:rPr>
+        <w:t>Why not all-MiniLM-L6-v2?</w:t>
+      </w:r>
+    </w:p>
+    <w:p>
+      <w:pPr>
+        <w:rPr>
+          <w:rFonts w:cstheme="minorHAnsi"/>
+          <w:sz w:val="24"/>
+          <w:szCs w:val="24"/>
+        </w:rPr>
+      </w:pPr>
+      <w:r>
+        <w:rPr>
+          <w:rFonts w:cstheme="minorHAnsi"/>
+          <w:sz w:val="24"/>
+          <w:szCs w:val="24"/>
+        </w:rPr>
+        <w:t xml:space="preserve">Even though it is faster, it struggles in long and complex passages, </w:t>
+      </w:r>
+    </w:p>
+    <w:p>
+      <w:pPr>
+        <w:rPr>
+          <w:rFonts w:cstheme="minorHAnsi"/>
+          <w:sz w:val="24"/>
+          <w:szCs w:val="24"/>
+        </w:rPr>
+      </w:pPr>
+      <w:r>
+        <w:rPr>
+          <w:rFonts w:cstheme="minorHAnsi"/>
+          <w:sz w:val="24"/>
+          <w:szCs w:val="24"/>
+        </w:rPr>
+        <w:t>excellent latency and QPS but lower Top-K accuracy for exact entity lookup</w:t>
+      </w:r>
+    </w:p>
+    <w:p>
+      <w:pPr>
+        <w:rPr>
+          <w:rFonts w:cstheme="minorHAnsi"/>
+          <w:b/>
+          <w:bCs/>
+          <w:sz w:val="24"/>
+          <w:szCs w:val="24"/>
+        </w:rPr>
+      </w:pPr>
+      <w:r>
+        <w:rPr>
+          <w:rFonts w:cstheme="minorHAnsi"/>
+          <w:b/>
+          <w:bCs/>
+          <w:sz w:val="24"/>
+          <w:szCs w:val="24"/>
+        </w:rPr>
+        <w:t>Why not</w:t>
+      </w:r>
+      <w:r>
+        <w:rPr>
+          <w:rFonts w:cstheme="minorHAnsi"/>
+          <w:b/>
+          <w:bCs/>
+          <w:sz w:val="24"/>
+          <w:szCs w:val="24"/>
+        </w:rPr>
+        <w:t xml:space="preserve"> OpenAI embeddings?</w:t>
+      </w:r>
+    </w:p>
+    <w:p>
+      <w:pPr>
+        <w:rPr>
+          <w:rFonts w:cstheme="minorHAnsi"/>
+          <w:sz w:val="24"/>
+          <w:szCs w:val="24"/>
+        </w:rPr>
+      </w:pPr>
+      <w:r>
+        <w:rPr>
+          <w:rFonts w:cstheme="minorHAnsi"/>
+          <w:sz w:val="24"/>
+          <w:szCs w:val="24"/>
+        </w:rPr>
+        <w:t>Handles mix and complex data well, but paid and API dependency.</w:t>
+      </w:r>
+    </w:p>
+    <w:p>
+      <w:pPr>
+        <w:rPr>
+          <w:rFonts w:cstheme="minorHAnsi"/>
+          <w:sz w:val="24"/>
+          <w:szCs w:val="24"/>
+        </w:rPr>
+      </w:pPr>
+    </w:p>
+    <w:p>
+      <w:pPr>
+        <w:rPr>
+          <w:rFonts w:cstheme="minorHAnsi"/>
+          <w:b/>
+          <w:bCs/>
+          <w:sz w:val="24"/>
+          <w:szCs w:val="24"/>
+        </w:rPr>
+      </w:pPr>
+      <w:r>
+        <w:rPr>
+          <w:rFonts w:cstheme="minorHAnsi"/>
+          <w:b/>
+          <w:bCs/>
+          <w:sz w:val="24"/>
+          <w:szCs w:val="24"/>
+        </w:rPr>
+        <w:lastRenderedPageBreak/>
+        <w:t>Implementing Embedding model:</w:t>
+      </w:r>
+    </w:p>
+    <w:p>
+      <w:pPr>
+        <w:rPr>
+          <w:rFonts w:cstheme="minorHAnsi"/>
+          <w:sz w:val="24"/>
+          <w:szCs w:val="24"/>
+        </w:rPr>
+      </w:pPr>
+      <w:r>
+        <w:rPr>
+          <w:rFonts w:cstheme="minorHAnsi"/>
+          <w:sz w:val="24"/>
+          <w:szCs w:val="24"/>
+        </w:rPr>
+        <w:t xml:space="preserve">E5 models are </w:t>
+      </w:r>
+      <w:r>
+        <w:rPr>
+          <w:rFonts w:cstheme="minorHAnsi"/>
+          <w:b/>
+          <w:bCs/>
+          <w:sz w:val="24"/>
+          <w:szCs w:val="24"/>
+        </w:rPr>
+        <w:t>not generic sentence encoders</w:t>
+      </w:r>
+      <w:r>
+        <w:rPr>
+          <w:rFonts w:cstheme="minorHAnsi"/>
+          <w:sz w:val="24"/>
+          <w:szCs w:val="24"/>
+        </w:rPr>
+        <w:t>.</w:t>
+      </w:r>
+    </w:p>
+    <w:p>
+      <w:pPr>
+        <w:rPr>
+          <w:rFonts w:cstheme="minorHAnsi"/>
+          <w:sz w:val="24"/>
+          <w:szCs w:val="24"/>
+        </w:rPr>
+      </w:pPr>
+      <w:r>
+        <w:rPr>
+          <w:rFonts w:cstheme="minorHAnsi"/>
+          <w:sz w:val="24"/>
+          <w:szCs w:val="24"/>
+        </w:rPr>
+        <w:t xml:space="preserve">They were trained with </w:t>
+      </w:r>
+      <w:r>
+        <w:rPr>
+          <w:rFonts w:cstheme="minorHAnsi"/>
+          <w:b/>
+          <w:bCs/>
+          <w:sz w:val="24"/>
+          <w:szCs w:val="24"/>
+        </w:rPr>
+        <w:t>explicit intent prefixes</w:t>
+      </w:r>
+      <w:r>
+        <w:rPr>
+          <w:rFonts w:cstheme="minorHAnsi"/>
+          <w:sz w:val="24"/>
+          <w:szCs w:val="24"/>
+        </w:rPr>
+        <w:t>.</w:t>
+      </w:r>
+    </w:p>
+    <w:p>
+      <w:pPr>
+        <w:numPr>
+          <w:ilvl w:val="0"/>
+          <w:numId w:val="30"/>
+        </w:numPr>
+        <w:rPr>
+          <w:rFonts w:cstheme="minorHAnsi"/>
+          <w:sz w:val="24"/>
+          <w:szCs w:val="24"/>
+        </w:rPr>
+      </w:pPr>
+      <w:r>
+        <w:rPr>
+          <w:rFonts w:cstheme="minorHAnsi"/>
+          <w:sz w:val="24"/>
+          <w:szCs w:val="24"/>
+        </w:rPr>
+        <w:t>For document chunks:</w:t>
+      </w:r>
+    </w:p>
+    <w:p>
+      <w:pPr>
+        <w:ind w:firstLine="720"/>
+        <w:rPr>
+          <w:rFonts w:cstheme="minorHAnsi"/>
+          <w:sz w:val="24"/>
+          <w:szCs w:val="24"/>
+        </w:rPr>
+      </w:pPr>
+      <w:r>
+        <w:rPr>
+          <w:rFonts w:cstheme="minorHAnsi"/>
+          <w:sz w:val="24"/>
+          <w:szCs w:val="24"/>
+        </w:rPr>
+        <w:t>"</w:t>
+      </w:r>
+      <w:proofErr w:type="gramStart"/>
+      <w:r>
+        <w:rPr>
+          <w:rFonts w:cstheme="minorHAnsi"/>
+          <w:sz w:val="24"/>
+          <w:szCs w:val="24"/>
+        </w:rPr>
+        <w:t>passage</w:t>
+      </w:r>
+      <w:proofErr w:type="gramEnd"/>
+      <w:r>
+        <w:rPr>
+          <w:rFonts w:cstheme="minorHAnsi"/>
+          <w:sz w:val="24"/>
+          <w:szCs w:val="24"/>
+        </w:rPr>
+        <w:t>: &lt;chunk text&gt;"</w:t>
+      </w:r>
+    </w:p>
+    <w:p>
+      <w:pPr>
+        <w:numPr>
+          <w:ilvl w:val="0"/>
+          <w:numId w:val="31"/>
+        </w:numPr>
+        <w:rPr>
+          <w:rFonts w:cstheme="minorHAnsi"/>
+          <w:sz w:val="24"/>
+          <w:szCs w:val="24"/>
+        </w:rPr>
+      </w:pPr>
+      <w:r>
+        <w:rPr>
+          <w:rFonts w:cstheme="minorHAnsi"/>
+          <w:sz w:val="24"/>
+          <w:szCs w:val="24"/>
+        </w:rPr>
+        <w:t>For user queries (later):</w:t>
+      </w:r>
+    </w:p>
+    <w:p>
+      <w:pPr>
+        <w:ind w:firstLine="720"/>
+        <w:rPr>
+          <w:rFonts w:cstheme="minorHAnsi"/>
+          <w:sz w:val="24"/>
+          <w:szCs w:val="24"/>
+        </w:rPr>
+      </w:pPr>
+      <w:r>
+        <w:rPr>
+          <w:rFonts w:cstheme="minorHAnsi"/>
+          <w:sz w:val="24"/>
+          <w:szCs w:val="24"/>
+        </w:rPr>
+        <w:t>"</w:t>
+      </w:r>
+      <w:proofErr w:type="gramStart"/>
+      <w:r>
+        <w:rPr>
+          <w:rFonts w:cstheme="minorHAnsi"/>
+          <w:sz w:val="24"/>
+          <w:szCs w:val="24"/>
+        </w:rPr>
+        <w:t>query</w:t>
+      </w:r>
+      <w:proofErr w:type="gramEnd"/>
+      <w:r>
+        <w:rPr>
+          <w:rFonts w:cstheme="minorHAnsi"/>
+          <w:sz w:val="24"/>
+          <w:szCs w:val="24"/>
+        </w:rPr>
+        <w:t>: &lt;user question&gt;"</w:t>
+      </w:r>
+    </w:p>
+    <w:p>
+      <w:pPr>
+        <w:rPr>
+          <w:rFonts w:cstheme="minorHAnsi"/>
+          <w:sz w:val="24"/>
+          <w:szCs w:val="24"/>
+        </w:rPr>
+      </w:pPr>
+    </w:p>
+    <w:p>
+      <w:pPr>
+        <w:rPr>
+          <w:rFonts w:cstheme="minorHAnsi"/>
+          <w:sz w:val="24"/>
+          <w:szCs w:val="24"/>
+        </w:rPr>
+      </w:pPr>
+      <w:r>
+        <w:rPr>
+          <w:rFonts w:cstheme="minorHAnsi"/>
+          <w:sz w:val="24"/>
+          <w:szCs w:val="24"/>
+        </w:rPr>
+        <w:t>If you forget this:</w:t>
+      </w:r>
+    </w:p>
+    <w:p>
+      <w:pPr>
+        <w:numPr>
+          <w:ilvl w:val="0"/>
+          <w:numId w:val="32"/>
+        </w:numPr>
+        <w:rPr>
+          <w:rFonts w:cstheme="minorHAnsi"/>
+          <w:sz w:val="24"/>
+          <w:szCs w:val="24"/>
+        </w:rPr>
+      </w:pPr>
+      <w:r>
+        <w:rPr>
+          <w:rFonts w:cstheme="minorHAnsi"/>
+          <w:sz w:val="24"/>
+          <w:szCs w:val="24"/>
+        </w:rPr>
+        <w:t>Retrieval quality drops</w:t>
+      </w:r>
+    </w:p>
+    <w:p>
+      <w:pPr>
+        <w:numPr>
+          <w:ilvl w:val="0"/>
+          <w:numId w:val="32"/>
+        </w:numPr>
+        <w:rPr>
+          <w:rFonts w:cstheme="minorHAnsi"/>
+          <w:sz w:val="24"/>
+          <w:szCs w:val="24"/>
+        </w:rPr>
+      </w:pPr>
+      <w:r>
+        <w:rPr>
+          <w:rFonts w:cstheme="minorHAnsi"/>
+          <w:sz w:val="24"/>
+          <w:szCs w:val="24"/>
+        </w:rPr>
+        <w:t>RAG feels “random”</w:t>
+      </w:r>
+    </w:p>
+    <w:p>
+      <w:pPr>
+        <w:numPr>
+          <w:ilvl w:val="0"/>
+          <w:numId w:val="32"/>
+        </w:numPr>
+        <w:rPr>
+          <w:rFonts w:cstheme="minorHAnsi"/>
+          <w:sz w:val="24"/>
+          <w:szCs w:val="24"/>
+        </w:rPr>
+      </w:pPr>
+      <w:r>
+        <w:rPr>
+          <w:rFonts w:cstheme="minorHAnsi"/>
+          <w:sz w:val="24"/>
+          <w:szCs w:val="24"/>
+        </w:rPr>
+        <w:t xml:space="preserve">You won’t know </w:t>
+      </w:r>
+      <w:r>
+        <w:rPr>
+          <w:rFonts w:cstheme="minorHAnsi"/>
+          <w:i/>
+          <w:iCs/>
+          <w:sz w:val="24"/>
+          <w:szCs w:val="24"/>
+        </w:rPr>
+        <w:t>why</w:t>
+      </w:r>
+      <w:r>
+        <w:rPr>
+          <w:rFonts w:cstheme="minorHAnsi"/>
+          <w:sz w:val="24"/>
+          <w:szCs w:val="24"/>
+        </w:rPr>
+        <w:t xml:space="preserve"> it’s failing</w:t>
+      </w:r>
+    </w:p>
+    <w:p>
+      <w:pPr>
+        <w:rPr>
+          <w:rFonts w:cstheme="minorHAnsi"/>
+          <w:sz w:val="24"/>
+          <w:szCs w:val="24"/>
+        </w:rPr>
+      </w:pPr>
+      <w:r>
+        <w:rPr>
+          <w:rFonts w:cstheme="minorHAnsi"/>
+          <w:sz w:val="24"/>
+          <w:szCs w:val="24"/>
+        </w:rPr>
+        <w:t>This is not optional.</w:t>
+      </w:r>
+    </w:p>
+    <w:p>
+      <w:pPr>
+        <w:rPr>
+          <w:rFonts w:cstheme="minorHAnsi"/>
+          <w:sz w:val="24"/>
+          <w:szCs w:val="24"/>
+        </w:rPr>
+      </w:pPr>
+    </w:p>
+    <w:p>
+      <w:pPr>
+        <w:rPr>
+          <w:rFonts w:cstheme="minorHAnsi"/>
+          <w:sz w:val="24"/>
+          <w:szCs w:val="24"/>
+        </w:rPr>
+      </w:pPr>
+      <w:r>
+        <w:rPr>
+          <w:rFonts w:cstheme="minorHAnsi"/>
+          <w:sz w:val="24"/>
+          <w:szCs w:val="24"/>
+        </w:rPr>
+        <w:t xml:space="preserve">Embedding strategy: </w:t>
+      </w:r>
+      <w:r>
+        <w:rPr>
+          <w:rFonts w:cstheme="minorHAnsi"/>
+          <w:b/>
+          <w:bCs/>
+          <w:sz w:val="24"/>
+          <w:szCs w:val="24"/>
+        </w:rPr>
+        <w:t>batching</w:t>
+      </w:r>
+      <w:r>
+        <w:rPr>
+          <w:rFonts w:cstheme="minorHAnsi"/>
+          <w:sz w:val="24"/>
+          <w:szCs w:val="24"/>
+        </w:rPr>
+        <w:t xml:space="preserve"> </w:t>
+      </w:r>
+    </w:p>
+    <w:p>
+      <w:pPr>
+        <w:rPr>
+          <w:rFonts w:cstheme="minorHAnsi"/>
+          <w:sz w:val="24"/>
+          <w:szCs w:val="24"/>
+        </w:rPr>
+      </w:pPr>
+      <w:r>
+        <w:rPr>
+          <w:rFonts w:cstheme="minorHAnsi"/>
+          <w:b/>
+          <w:bCs/>
+          <w:sz w:val="24"/>
+          <w:szCs w:val="24"/>
+        </w:rPr>
+        <w:t>Why batching matters</w:t>
+      </w:r>
+    </w:p>
+    <w:p>
+      <w:pPr>
+        <w:numPr>
+          <w:ilvl w:val="0"/>
+          <w:numId w:val="33"/>
+        </w:numPr>
+        <w:rPr>
+          <w:rFonts w:cstheme="minorHAnsi"/>
+          <w:sz w:val="24"/>
+          <w:szCs w:val="24"/>
+        </w:rPr>
+      </w:pPr>
+      <w:r>
+        <w:rPr>
+          <w:rFonts w:cstheme="minorHAnsi"/>
+          <w:sz w:val="24"/>
+          <w:szCs w:val="24"/>
+        </w:rPr>
+        <w:t>Faster</w:t>
+      </w:r>
+    </w:p>
+    <w:p>
+      <w:pPr>
+        <w:numPr>
+          <w:ilvl w:val="0"/>
+          <w:numId w:val="33"/>
+        </w:numPr>
+        <w:rPr>
+          <w:rFonts w:cstheme="minorHAnsi"/>
+          <w:sz w:val="24"/>
+          <w:szCs w:val="24"/>
+        </w:rPr>
+      </w:pPr>
+      <w:r>
+        <w:rPr>
+          <w:rFonts w:cstheme="minorHAnsi"/>
+          <w:sz w:val="24"/>
+          <w:szCs w:val="24"/>
+        </w:rPr>
+        <w:t>Lower overhead</w:t>
+      </w:r>
+    </w:p>
+    <w:p>
+      <w:pPr>
+        <w:numPr>
+          <w:ilvl w:val="0"/>
+          <w:numId w:val="33"/>
+        </w:numPr>
+        <w:rPr>
+          <w:rFonts w:cstheme="minorHAnsi"/>
+          <w:sz w:val="24"/>
+          <w:szCs w:val="24"/>
+        </w:rPr>
+      </w:pPr>
+      <w:r>
+        <w:rPr>
+          <w:rFonts w:cstheme="minorHAnsi"/>
+          <w:sz w:val="24"/>
+          <w:szCs w:val="24"/>
+        </w:rPr>
+        <w:t>More realistic for production</w:t>
+      </w:r>
+    </w:p>
+    <w:p>
+      <w:pPr>
+        <w:numPr>
+          <w:ilvl w:val="0"/>
+          <w:numId w:val="33"/>
+        </w:numPr>
+        <w:rPr>
+          <w:rFonts w:cstheme="minorHAnsi"/>
+          <w:sz w:val="24"/>
+          <w:szCs w:val="24"/>
+        </w:rPr>
+      </w:pPr>
+      <w:r>
+        <w:rPr>
+          <w:rFonts w:cstheme="minorHAnsi"/>
+          <w:sz w:val="24"/>
+          <w:szCs w:val="24"/>
+        </w:rPr>
+        <w:t>Avoids repeated model calls</w:t>
+      </w:r>
+    </w:p>
+    <w:p>
+      <w:pPr>
+        <w:rPr>
+          <w:rFonts w:cstheme="minorHAnsi"/>
+          <w:sz w:val="24"/>
+          <w:szCs w:val="24"/>
+        </w:rPr>
+      </w:pPr>
+      <w:r>
+        <w:rPr>
+          <w:rFonts w:cstheme="minorHAnsi"/>
+          <w:sz w:val="24"/>
+          <w:szCs w:val="24"/>
+        </w:rPr>
+        <w:t>Collect all chunk texts → add passage: prefix → embed in batches</w:t>
+      </w:r>
+    </w:p>
+    <w:p>
+      <w:pPr>
+        <w:rPr>
+          <w:rFonts w:cstheme="minorHAnsi"/>
+          <w:sz w:val="24"/>
+          <w:szCs w:val="24"/>
+        </w:rPr>
+      </w:pPr>
+      <w:r>
+        <w:rPr>
+          <w:rFonts w:cstheme="minorHAnsi"/>
+          <w:sz w:val="24"/>
+          <w:szCs w:val="24"/>
+        </w:rPr>
+        <w:t xml:space="preserve">Here, we chunk </w:t>
+      </w:r>
+      <w:proofErr w:type="spellStart"/>
+      <w:proofErr w:type="gramStart"/>
+      <w:r>
+        <w:rPr>
+          <w:rFonts w:cstheme="minorHAnsi"/>
+          <w:sz w:val="24"/>
+          <w:szCs w:val="24"/>
+        </w:rPr>
+        <w:t>chunk.page</w:t>
+      </w:r>
+      <w:proofErr w:type="gramEnd"/>
+      <w:r>
+        <w:rPr>
+          <w:rFonts w:cstheme="minorHAnsi"/>
+          <w:sz w:val="24"/>
+          <w:szCs w:val="24"/>
+        </w:rPr>
+        <w:t>_content</w:t>
+      </w:r>
+      <w:proofErr w:type="spellEnd"/>
+      <w:r>
+        <w:rPr>
+          <w:rFonts w:cstheme="minorHAnsi"/>
+          <w:sz w:val="24"/>
+          <w:szCs w:val="24"/>
+        </w:rPr>
+        <w:t xml:space="preserve"> not metadata. </w:t>
+      </w:r>
+      <w:r>
+        <w:rPr>
+          <w:rFonts w:cstheme="minorHAnsi"/>
+          <w:sz w:val="24"/>
+          <w:szCs w:val="24"/>
+        </w:rPr>
+        <w:t xml:space="preserve">Metadata is </w:t>
+      </w:r>
+      <w:r>
+        <w:rPr>
+          <w:rFonts w:cstheme="minorHAnsi"/>
+          <w:b/>
+          <w:bCs/>
+          <w:sz w:val="24"/>
+          <w:szCs w:val="24"/>
+        </w:rPr>
+        <w:t>stored alongside</w:t>
+      </w:r>
+      <w:r>
+        <w:rPr>
+          <w:rFonts w:cstheme="minorHAnsi"/>
+          <w:sz w:val="24"/>
+          <w:szCs w:val="24"/>
+        </w:rPr>
+        <w:t>, not inside the vector.</w:t>
+      </w:r>
+    </w:p>
+    <w:p>
+      <w:pPr>
+        <w:rPr>
+          <w:rFonts w:cstheme="minorHAnsi"/>
+          <w:sz w:val="24"/>
+          <w:szCs w:val="24"/>
+        </w:rPr>
+      </w:pPr>
+    </w:p>
+    <w:p>
+      <w:pPr>
+        <w:rPr>
+          <w:rFonts w:cstheme="minorHAnsi"/>
+          <w:sz w:val="24"/>
+          <w:szCs w:val="24"/>
+        </w:rPr>
+      </w:pPr>
+      <w:r>
+        <w:rPr>
+          <w:rFonts w:cstheme="minorHAnsi"/>
+          <w:sz w:val="24"/>
+          <w:szCs w:val="24"/>
+        </w:rPr>
+        <w:t>Batching implementation:</w:t>
+      </w:r>
+    </w:p>
+    <w:p>
+      <w:pPr>
+        <w:rPr>
+          <w:rFonts w:cstheme="minorHAnsi"/>
+          <w:sz w:val="24"/>
+          <w:szCs w:val="24"/>
+        </w:rPr>
+      </w:pPr>
+      <w:r>
+        <w:rPr>
+          <w:rFonts w:cstheme="minorHAnsi"/>
+          <w:sz w:val="24"/>
+          <w:szCs w:val="24"/>
+        </w:rPr>
+        <w:t>The input data for sentence transformer should look like:</w:t>
+      </w:r>
+    </w:p>
+    <w:p>
+      <w:pPr>
+        <w:rPr>
+          <w:rFonts w:cstheme="minorHAnsi"/>
+          <w:sz w:val="24"/>
+          <w:szCs w:val="24"/>
+        </w:rPr>
+      </w:pPr>
+      <w:proofErr w:type="spellStart"/>
+      <w:r>
+        <w:rPr>
+          <w:rFonts w:cstheme="minorHAnsi"/>
+          <w:sz w:val="24"/>
+          <w:szCs w:val="24"/>
+        </w:rPr>
+        <w:t>input_texts</w:t>
+      </w:r>
+      <w:proofErr w:type="spellEnd"/>
+      <w:r>
+        <w:rPr>
+          <w:rFonts w:cstheme="minorHAnsi"/>
+          <w:sz w:val="24"/>
+          <w:szCs w:val="24"/>
+        </w:rPr>
+        <w:t xml:space="preserve"> = [</w:t>
+      </w:r>
+    </w:p>
+    <w:p>
+      <w:pPr>
+        <w:rPr>
+          <w:rFonts w:cstheme="minorHAnsi"/>
+          <w:sz w:val="24"/>
+          <w:szCs w:val="24"/>
+        </w:rPr>
+      </w:pPr>
+      <w:r>
+        <w:rPr>
+          <w:rFonts w:cstheme="minorHAnsi"/>
+          <w:sz w:val="24"/>
+          <w:szCs w:val="24"/>
+        </w:rPr>
+        <w:t>    '</w:t>
+      </w:r>
+      <w:proofErr w:type="gramStart"/>
+      <w:r>
+        <w:rPr>
+          <w:rFonts w:cstheme="minorHAnsi"/>
+          <w:sz w:val="24"/>
+          <w:szCs w:val="24"/>
+        </w:rPr>
+        <w:t>query</w:t>
+      </w:r>
+      <w:proofErr w:type="gramEnd"/>
+      <w:r>
+        <w:rPr>
+          <w:rFonts w:cstheme="minorHAnsi"/>
+          <w:sz w:val="24"/>
+          <w:szCs w:val="24"/>
+        </w:rPr>
+        <w:t>: how much protein should a female eat',</w:t>
+      </w:r>
+    </w:p>
+    <w:p>
+      <w:pPr>
+        <w:rPr>
+          <w:rFonts w:cstheme="minorHAnsi"/>
+          <w:sz w:val="24"/>
+          <w:szCs w:val="24"/>
+        </w:rPr>
+      </w:pPr>
+      <w:r>
+        <w:rPr>
+          <w:rFonts w:cstheme="minorHAnsi"/>
+          <w:sz w:val="24"/>
+          <w:szCs w:val="24"/>
+        </w:rPr>
+        <w:t>    '</w:t>
+      </w:r>
+      <w:proofErr w:type="gramStart"/>
+      <w:r>
+        <w:rPr>
+          <w:rFonts w:cstheme="minorHAnsi"/>
+          <w:sz w:val="24"/>
+          <w:szCs w:val="24"/>
+        </w:rPr>
+        <w:t>query</w:t>
+      </w:r>
+      <w:proofErr w:type="gramEnd"/>
+      <w:r>
+        <w:rPr>
+          <w:rFonts w:cstheme="minorHAnsi"/>
+          <w:sz w:val="24"/>
+          <w:szCs w:val="24"/>
+        </w:rPr>
+        <w:t>: summit define',</w:t>
+      </w:r>
+    </w:p>
+    <w:p>
+      <w:pPr>
+        <w:rPr>
+          <w:rFonts w:cstheme="minorHAnsi"/>
+          <w:sz w:val="24"/>
+          <w:szCs w:val="24"/>
+        </w:rPr>
+      </w:pPr>
+      <w:r>
+        <w:rPr>
+          <w:rFonts w:cstheme="minorHAnsi"/>
+          <w:sz w:val="24"/>
+          <w:szCs w:val="24"/>
+        </w:rPr>
+        <w:t>    "</w:t>
+      </w:r>
+      <w:proofErr w:type="gramStart"/>
+      <w:r>
+        <w:rPr>
+          <w:rFonts w:cstheme="minorHAnsi"/>
+          <w:sz w:val="24"/>
+          <w:szCs w:val="24"/>
+        </w:rPr>
+        <w:t>passage</w:t>
+      </w:r>
+      <w:proofErr w:type="gramEnd"/>
+      <w:r>
+        <w:rPr>
+          <w:rFonts w:cstheme="minorHAnsi"/>
+          <w:sz w:val="24"/>
+          <w:szCs w:val="24"/>
+        </w:rPr>
+        <w:t>: As a general guideline, the CDC's average requirement of protein for women ages 19 to 70 is 46 grams per day. But, as you can see from this chart, you'll need to increase that if you're expecting or training for a marathon. Check out the chart below to see how much protein you should be eating each day.",</w:t>
+      </w:r>
+    </w:p>
+    <w:p>
+      <w:pPr>
+        <w:rPr>
+          <w:rFonts w:cstheme="minorHAnsi"/>
+          <w:sz w:val="24"/>
+          <w:szCs w:val="24"/>
+        </w:rPr>
+      </w:pPr>
+      <w:r>
+        <w:rPr>
+          <w:rFonts w:cstheme="minorHAnsi"/>
+          <w:sz w:val="24"/>
+          <w:szCs w:val="24"/>
+        </w:rPr>
+        <w:lastRenderedPageBreak/>
+        <w:t>    "</w:t>
+      </w:r>
+      <w:proofErr w:type="gramStart"/>
+      <w:r>
+        <w:rPr>
+          <w:rFonts w:cstheme="minorHAnsi"/>
+          <w:sz w:val="24"/>
+          <w:szCs w:val="24"/>
+        </w:rPr>
+        <w:t>passage</w:t>
+      </w:r>
+      <w:proofErr w:type="gramEnd"/>
+      <w:r>
+        <w:rPr>
+          <w:rFonts w:cstheme="minorHAnsi"/>
+          <w:sz w:val="24"/>
+          <w:szCs w:val="24"/>
+        </w:rPr>
+        <w:t>: Definition of summit for English Language Learners</w:t>
+      </w:r>
+      <w:proofErr w:type="gramStart"/>
+      <w:r>
+        <w:rPr>
+          <w:rFonts w:cstheme="minorHAnsi"/>
+          <w:sz w:val="24"/>
+          <w:szCs w:val="24"/>
+        </w:rPr>
+        <w:t>. :</w:t>
+      </w:r>
+      <w:proofErr w:type="gramEnd"/>
+      <w:r>
+        <w:rPr>
+          <w:rFonts w:cstheme="minorHAnsi"/>
+          <w:sz w:val="24"/>
+          <w:szCs w:val="24"/>
+        </w:rPr>
+        <w:t xml:space="preserve"> </w:t>
+      </w:r>
+      <w:proofErr w:type="gramStart"/>
+      <w:r>
+        <w:rPr>
+          <w:rFonts w:cstheme="minorHAnsi"/>
+          <w:sz w:val="24"/>
+          <w:szCs w:val="24"/>
+        </w:rPr>
+        <w:t>1  the</w:t>
+      </w:r>
+      <w:proofErr w:type="gramEnd"/>
+      <w:r>
+        <w:rPr>
+          <w:rFonts w:cstheme="minorHAnsi"/>
+          <w:sz w:val="24"/>
+          <w:szCs w:val="24"/>
+        </w:rPr>
+        <w:t xml:space="preserve"> highest point of a </w:t>
+      </w:r>
+      <w:proofErr w:type="gramStart"/>
+      <w:r>
+        <w:rPr>
+          <w:rFonts w:cstheme="minorHAnsi"/>
+          <w:sz w:val="24"/>
+          <w:szCs w:val="24"/>
+        </w:rPr>
+        <w:t>mountain :</w:t>
+      </w:r>
+      <w:proofErr w:type="gramEnd"/>
+      <w:r>
+        <w:rPr>
+          <w:rFonts w:cstheme="minorHAnsi"/>
+          <w:sz w:val="24"/>
+          <w:szCs w:val="24"/>
+        </w:rPr>
+        <w:t xml:space="preserve"> the top of a mountain</w:t>
+      </w:r>
+      <w:proofErr w:type="gramStart"/>
+      <w:r>
+        <w:rPr>
+          <w:rFonts w:cstheme="minorHAnsi"/>
+          <w:sz w:val="24"/>
+          <w:szCs w:val="24"/>
+        </w:rPr>
+        <w:t>. :</w:t>
+      </w:r>
+      <w:proofErr w:type="gramEnd"/>
+      <w:r>
+        <w:rPr>
+          <w:rFonts w:cstheme="minorHAnsi"/>
+          <w:sz w:val="24"/>
+          <w:szCs w:val="24"/>
+        </w:rPr>
+        <w:t xml:space="preserve"> </w:t>
+      </w:r>
+      <w:proofErr w:type="gramStart"/>
+      <w:r>
+        <w:rPr>
+          <w:rFonts w:cstheme="minorHAnsi"/>
+          <w:sz w:val="24"/>
+          <w:szCs w:val="24"/>
+        </w:rPr>
+        <w:t>2  the</w:t>
+      </w:r>
+      <w:proofErr w:type="gramEnd"/>
+      <w:r>
+        <w:rPr>
+          <w:rFonts w:cstheme="minorHAnsi"/>
+          <w:sz w:val="24"/>
+          <w:szCs w:val="24"/>
+        </w:rPr>
+        <w:t xml:space="preserve"> highest level</w:t>
+      </w:r>
+      <w:proofErr w:type="gramStart"/>
+      <w:r>
+        <w:rPr>
+          <w:rFonts w:cstheme="minorHAnsi"/>
+          <w:sz w:val="24"/>
+          <w:szCs w:val="24"/>
+        </w:rPr>
+        <w:t>. :</w:t>
+      </w:r>
+      <w:proofErr w:type="gramEnd"/>
+      <w:r>
+        <w:rPr>
+          <w:rFonts w:cstheme="minorHAnsi"/>
+          <w:sz w:val="24"/>
+          <w:szCs w:val="24"/>
+        </w:rPr>
+        <w:t xml:space="preserve"> </w:t>
+      </w:r>
+      <w:proofErr w:type="gramStart"/>
+      <w:r>
+        <w:rPr>
+          <w:rFonts w:cstheme="minorHAnsi"/>
+          <w:sz w:val="24"/>
+          <w:szCs w:val="24"/>
+        </w:rPr>
+        <w:t>3  a</w:t>
+      </w:r>
+      <w:proofErr w:type="gramEnd"/>
+      <w:r>
+        <w:rPr>
+          <w:rFonts w:cstheme="minorHAnsi"/>
+          <w:sz w:val="24"/>
+          <w:szCs w:val="24"/>
+        </w:rPr>
+        <w:t xml:space="preserve"> meeting or series of meetings between the leaders of two or more governments."</w:t>
+      </w:r>
+    </w:p>
+    <w:p>
+      <w:pPr>
+        <w:rPr>
+          <w:rFonts w:cstheme="minorHAnsi"/>
+          <w:sz w:val="24"/>
+          <w:szCs w:val="24"/>
+        </w:rPr>
+      </w:pPr>
+      <w:r>
+        <w:rPr>
+          <w:rFonts w:cstheme="minorHAnsi"/>
+          <w:sz w:val="24"/>
+          <w:szCs w:val="24"/>
+        </w:rPr>
+        <w:t>]</w:t>
+      </w:r>
+    </w:p>
+    <w:p>
+      <w:pPr>
+        <w:rPr>
+          <w:rFonts w:cstheme="minorHAnsi"/>
+          <w:sz w:val="24"/>
+          <w:szCs w:val="24"/>
+        </w:rPr>
+      </w:pPr>
+    </w:p>
+    <w:p>
+      <w:pPr>
+        <w:rPr>
+          <w:rFonts w:cstheme="minorHAnsi"/>
+          <w:sz w:val="24"/>
+          <w:szCs w:val="24"/>
+        </w:rPr>
+      </w:pPr>
+      <w:r>
+        <w:rPr>
+          <w:rFonts w:cstheme="minorHAnsi"/>
+          <w:sz w:val="24"/>
+          <w:szCs w:val="24"/>
+        </w:rPr>
+        <w:t xml:space="preserve">But we will keep all chunks passages in </w:t>
+      </w:r>
+      <w:proofErr w:type="spellStart"/>
+      <w:r>
+        <w:rPr>
+          <w:rFonts w:cstheme="minorHAnsi"/>
+          <w:sz w:val="24"/>
+          <w:szCs w:val="24"/>
+        </w:rPr>
+        <w:t>input_texts</w:t>
+      </w:r>
+      <w:proofErr w:type="spellEnd"/>
+      <w:r>
+        <w:rPr>
+          <w:rFonts w:cstheme="minorHAnsi"/>
+          <w:sz w:val="24"/>
+          <w:szCs w:val="24"/>
+        </w:rPr>
+        <w:t>.</w:t>
+      </w:r>
+    </w:p>
+    <w:p>
+      <w:pPr>
+        <w:rPr>
+          <w:rFonts w:cstheme="minorHAnsi"/>
+          <w:b/>
+          <w:bCs/>
+          <w:sz w:val="24"/>
+          <w:szCs w:val="24"/>
+        </w:rPr>
+      </w:pPr>
+      <w:r>
+        <w:rPr>
+          <w:rFonts w:cstheme="minorHAnsi"/>
+          <w:b/>
+          <w:bCs/>
+          <w:sz w:val="24"/>
+          <w:szCs w:val="24"/>
+        </w:rPr>
+        <w:t>Important note:</w:t>
+      </w:r>
+    </w:p>
+    <w:p>
+      <w:pPr>
+        <w:rPr>
+          <w:rFonts w:cstheme="minorHAnsi"/>
+          <w:sz w:val="24"/>
+          <w:szCs w:val="24"/>
+        </w:rPr>
+      </w:pPr>
+      <w:r>
+        <w:rPr>
+          <w:rFonts w:cstheme="minorHAnsi"/>
+          <w:sz w:val="24"/>
+          <w:szCs w:val="24"/>
+        </w:rPr>
+        <w:t>Once we get embedding vector of shape (</w:t>
+      </w:r>
+      <w:proofErr w:type="spellStart"/>
+      <w:r>
+        <w:rPr>
+          <w:rFonts w:cstheme="minorHAnsi"/>
+          <w:sz w:val="24"/>
+          <w:szCs w:val="24"/>
+        </w:rPr>
+        <w:t>no_of_chunks</w:t>
+      </w:r>
+      <w:proofErr w:type="spellEnd"/>
+      <w:r>
+        <w:rPr>
+          <w:rFonts w:cstheme="minorHAnsi"/>
+          <w:sz w:val="24"/>
+          <w:szCs w:val="24"/>
+        </w:rPr>
+        <w:t>, 768), we will not modify original chunks. We will keep them as it is and maintain this embedding vector separately for cosine similarity score calculation.</w:t>
+      </w:r>
+    </w:p>
+    <w:p>
+      <w:pPr>
+        <w:rPr>
+          <w:rFonts w:cstheme="minorHAnsi"/>
+          <w:sz w:val="24"/>
+          <w:szCs w:val="24"/>
+        </w:rPr>
+      </w:pPr>
+      <w:proofErr w:type="spellStart"/>
+      <w:r>
+        <w:rPr>
+          <w:rFonts w:cstheme="minorHAnsi"/>
+          <w:sz w:val="24"/>
+          <w:szCs w:val="24"/>
+        </w:rPr>
+        <w:t>text_chunks</w:t>
+      </w:r>
+      <w:proofErr w:type="spellEnd"/>
+      <w:r>
+        <w:rPr>
+          <w:rFonts w:cstheme="minorHAnsi"/>
+          <w:sz w:val="24"/>
+          <w:szCs w:val="24"/>
+        </w:rPr>
+        <w:t xml:space="preserve"> -&gt; original chunks with human readable content and metadata.</w:t>
+      </w:r>
+    </w:p>
+    <w:p>
+      <w:pPr>
+        <w:rPr>
+          <w:rFonts w:cstheme="minorHAnsi"/>
+          <w:sz w:val="24"/>
+          <w:szCs w:val="24"/>
+        </w:rPr>
+      </w:pPr>
+      <w:r>
+        <w:rPr>
+          <w:rFonts w:cstheme="minorHAnsi"/>
+          <w:sz w:val="24"/>
+          <w:szCs w:val="24"/>
+        </w:rPr>
+        <w:t xml:space="preserve">embeddings -&gt; array of embeddings generated by sentence transformer with shape </w:t>
+      </w:r>
+      <w:r>
+        <w:rPr>
+          <w:rFonts w:cstheme="minorHAnsi"/>
+          <w:sz w:val="24"/>
+          <w:szCs w:val="24"/>
+        </w:rPr>
+        <w:t>(</w:t>
+      </w:r>
+      <w:proofErr w:type="spellStart"/>
+      <w:r>
+        <w:rPr>
+          <w:rFonts w:cstheme="minorHAnsi"/>
+          <w:sz w:val="24"/>
+          <w:szCs w:val="24"/>
+        </w:rPr>
+        <w:t>no_of_chunks</w:t>
+      </w:r>
+      <w:proofErr w:type="spellEnd"/>
+      <w:r>
+        <w:rPr>
+          <w:rFonts w:cstheme="minorHAnsi"/>
+          <w:sz w:val="24"/>
+          <w:szCs w:val="24"/>
+        </w:rPr>
+        <w:t>, 768)</w:t>
+      </w:r>
+      <w:r>
+        <w:rPr>
+          <w:rFonts w:cstheme="minorHAnsi"/>
+          <w:sz w:val="24"/>
+          <w:szCs w:val="24"/>
+        </w:rPr>
+        <w:t>.</w:t>
+      </w:r>
+    </w:p>
+    <w:p>
+      <w:pPr>
+        <w:rPr>
+          <w:rFonts w:cstheme="minorHAnsi"/>
+          <w:sz w:val="24"/>
+          <w:szCs w:val="24"/>
+        </w:rPr>
+      </w:pPr>
+      <w:r>
+        <w:rPr>
+          <w:rFonts w:cstheme="minorHAnsi"/>
+          <w:sz w:val="24"/>
+          <w:szCs w:val="24"/>
+        </w:rPr>
+        <w:t>After finding embeddings, try this test code:</w:t>
+      </w:r>
+    </w:p>
+    <w:p>
+      <w:pPr>
+        <w:rPr>
+          <w:rFonts w:cstheme="minorHAnsi"/>
+          <w:sz w:val="24"/>
+          <w:szCs w:val="24"/>
+        </w:rPr>
+      </w:pPr>
+    </w:p>
+    <w:p>
+      <w:pPr>
+        <w:rPr>
+          <w:rFonts w:cstheme="minorHAnsi"/>
+          <w:sz w:val="24"/>
+          <w:szCs w:val="24"/>
+        </w:rPr>
+      </w:pPr>
+      <w:r>
+        <w:rPr>
+          <w:rFonts w:cstheme="minorHAnsi"/>
+          <w:sz w:val="24"/>
+          <w:szCs w:val="24"/>
+        </w:rPr>
+        <w:t>query = "query: how to find purpose in life?"</w:t>
+      </w:r>
+    </w:p>
+    <w:p>
+      <w:pPr>
+        <w:rPr>
+          <w:rFonts w:cstheme="minorHAnsi"/>
+          <w:sz w:val="24"/>
+          <w:szCs w:val="24"/>
+        </w:rPr>
+      </w:pPr>
+      <w:proofErr w:type="spellStart"/>
+      <w:r>
+        <w:rPr>
+          <w:rFonts w:cstheme="minorHAnsi"/>
+          <w:sz w:val="24"/>
+          <w:szCs w:val="24"/>
+        </w:rPr>
+        <w:t>q_emb</w:t>
+      </w:r>
+      <w:proofErr w:type="spellEnd"/>
+      <w:r>
+        <w:rPr>
+          <w:rFonts w:cstheme="minorHAnsi"/>
+          <w:sz w:val="24"/>
+          <w:szCs w:val="24"/>
+        </w:rPr>
+        <w:t xml:space="preserve"> = </w:t>
+      </w:r>
+      <w:proofErr w:type="spellStart"/>
+      <w:r>
+        <w:rPr>
+          <w:rFonts w:cstheme="minorHAnsi"/>
+          <w:sz w:val="24"/>
+          <w:szCs w:val="24"/>
+        </w:rPr>
+        <w:t>embedding_</w:t>
+      </w:r>
+      <w:proofErr w:type="gramStart"/>
+      <w:r>
+        <w:rPr>
+          <w:rFonts w:cstheme="minorHAnsi"/>
+          <w:sz w:val="24"/>
+          <w:szCs w:val="24"/>
+        </w:rPr>
+        <w:t>model.encode</w:t>
+      </w:r>
+      <w:proofErr w:type="spellEnd"/>
+      <w:proofErr w:type="gramEnd"/>
+      <w:r>
+        <w:rPr>
+          <w:rFonts w:cstheme="minorHAnsi"/>
+          <w:sz w:val="24"/>
+          <w:szCs w:val="24"/>
+        </w:rPr>
+        <w:t xml:space="preserve">(query, </w:t>
+      </w:r>
+      <w:proofErr w:type="spellStart"/>
+      <w:r>
+        <w:rPr>
+          <w:rFonts w:cstheme="minorHAnsi"/>
+          <w:sz w:val="24"/>
+          <w:szCs w:val="24"/>
+        </w:rPr>
+        <w:t>normalize_embeddings</w:t>
+      </w:r>
+      <w:proofErr w:type="spellEnd"/>
+      <w:r>
+        <w:rPr>
+          <w:rFonts w:cstheme="minorHAnsi"/>
+          <w:sz w:val="24"/>
+          <w:szCs w:val="24"/>
+        </w:rPr>
+        <w:t>=True)  </w:t>
+      </w:r>
+    </w:p>
+    <w:p>
+      <w:pPr>
+        <w:rPr>
+          <w:rFonts w:cstheme="minorHAnsi"/>
+          <w:sz w:val="24"/>
+          <w:szCs w:val="24"/>
+        </w:rPr>
+      </w:pPr>
+      <w:r>
+        <w:rPr>
+          <w:rFonts w:cstheme="minorHAnsi"/>
+          <w:sz w:val="24"/>
+          <w:szCs w:val="24"/>
+        </w:rPr>
+        <w:t xml:space="preserve">scores = embeddings @ </w:t>
+      </w:r>
+      <w:proofErr w:type="spellStart"/>
+      <w:r>
+        <w:rPr>
+          <w:rFonts w:cstheme="minorHAnsi"/>
+          <w:sz w:val="24"/>
+          <w:szCs w:val="24"/>
+        </w:rPr>
+        <w:t>q_</w:t>
+      </w:r>
+      <w:proofErr w:type="gramStart"/>
+      <w:r>
+        <w:rPr>
+          <w:rFonts w:cstheme="minorHAnsi"/>
+          <w:sz w:val="24"/>
+          <w:szCs w:val="24"/>
+        </w:rPr>
+        <w:t>emb.T</w:t>
+      </w:r>
+      <w:proofErr w:type="spellEnd"/>
+      <w:proofErr w:type="gramEnd"/>
+    </w:p>
+    <w:p>
+      <w:pPr>
+        <w:rPr>
+          <w:rFonts w:cstheme="minorHAnsi"/>
+          <w:sz w:val="24"/>
+          <w:szCs w:val="24"/>
+        </w:rPr>
+      </w:pPr>
+      <w:r>
+        <w:rPr>
+          <w:rFonts w:cstheme="minorHAnsi"/>
+          <w:sz w:val="24"/>
+          <w:szCs w:val="24"/>
+        </w:rPr>
+        <w:t>print(scores)</w:t>
+      </w:r>
+    </w:p>
+    <w:p>
+      <w:pPr>
+        <w:rPr>
+          <w:rFonts w:cstheme="minorHAnsi"/>
+          <w:sz w:val="24"/>
+          <w:szCs w:val="24"/>
+        </w:rPr>
+      </w:pPr>
+      <w:proofErr w:type="spellStart"/>
+      <w:r>
+        <w:rPr>
+          <w:rFonts w:cstheme="minorHAnsi"/>
+          <w:sz w:val="24"/>
+          <w:szCs w:val="24"/>
+        </w:rPr>
+        <w:t>top_k</w:t>
+      </w:r>
+      <w:proofErr w:type="spellEnd"/>
+      <w:r>
+        <w:rPr>
+          <w:rFonts w:cstheme="minorHAnsi"/>
+          <w:sz w:val="24"/>
+          <w:szCs w:val="24"/>
+        </w:rPr>
+        <w:t xml:space="preserve"> = </w:t>
+      </w:r>
+      <w:proofErr w:type="spellStart"/>
+      <w:proofErr w:type="gramStart"/>
+      <w:r>
+        <w:rPr>
+          <w:rFonts w:cstheme="minorHAnsi"/>
+          <w:sz w:val="24"/>
+          <w:szCs w:val="24"/>
+        </w:rPr>
+        <w:t>scores.squeeze</w:t>
+      </w:r>
+      <w:proofErr w:type="spellEnd"/>
+      <w:proofErr w:type="gramEnd"/>
+      <w:r>
+        <w:rPr>
+          <w:rFonts w:cstheme="minorHAnsi"/>
+          <w:sz w:val="24"/>
+          <w:szCs w:val="24"/>
+        </w:rPr>
+        <w:t>(</w:t>
+      </w:r>
+      <w:proofErr w:type="gramStart"/>
+      <w:r>
+        <w:rPr>
+          <w:rFonts w:cstheme="minorHAnsi"/>
+          <w:sz w:val="24"/>
+          <w:szCs w:val="24"/>
+        </w:rPr>
+        <w:t>).</w:t>
+      </w:r>
+      <w:proofErr w:type="spellStart"/>
+      <w:r>
+        <w:rPr>
+          <w:rFonts w:cstheme="minorHAnsi"/>
+          <w:sz w:val="24"/>
+          <w:szCs w:val="24"/>
+        </w:rPr>
+        <w:t>argsort</w:t>
+      </w:r>
+      <w:proofErr w:type="spellEnd"/>
+      <w:r>
+        <w:rPr>
+          <w:rFonts w:cstheme="minorHAnsi"/>
+          <w:sz w:val="24"/>
+          <w:szCs w:val="24"/>
+        </w:rPr>
+        <w:t>()[::</w:t>
+      </w:r>
+      <w:proofErr w:type="gramEnd"/>
+      <w:r>
+        <w:rPr>
+          <w:rFonts w:cstheme="minorHAnsi"/>
+          <w:sz w:val="24"/>
+          <w:szCs w:val="24"/>
+        </w:rPr>
+        <w:t>-</w:t>
+      </w:r>
+      <w:proofErr w:type="gramStart"/>
+      <w:r>
+        <w:rPr>
+          <w:rFonts w:cstheme="minorHAnsi"/>
+          <w:sz w:val="24"/>
+          <w:szCs w:val="24"/>
+        </w:rPr>
+        <w:t>1][</w:t>
+      </w:r>
+      <w:proofErr w:type="gramEnd"/>
+      <w:r>
+        <w:rPr>
+          <w:rFonts w:cstheme="minorHAnsi"/>
+          <w:sz w:val="24"/>
+          <w:szCs w:val="24"/>
+        </w:rPr>
+        <w:t>:5]</w:t>
+      </w:r>
+    </w:p>
+    <w:p>
+      <w:pPr>
+        <w:rPr>
+          <w:rFonts w:cstheme="minorHAnsi"/>
+          <w:sz w:val="24"/>
+          <w:szCs w:val="24"/>
+        </w:rPr>
+      </w:pPr>
+      <w:r>
+        <w:rPr>
+          <w:rFonts w:cstheme="minorHAnsi"/>
+          <w:sz w:val="24"/>
+          <w:szCs w:val="24"/>
+        </w:rPr>
+        <w:t>print(</w:t>
+      </w:r>
+      <w:proofErr w:type="spellStart"/>
+      <w:r>
+        <w:rPr>
+          <w:rFonts w:cstheme="minorHAnsi"/>
+          <w:sz w:val="24"/>
+          <w:szCs w:val="24"/>
+        </w:rPr>
+        <w:t>top_k</w:t>
+      </w:r>
+      <w:proofErr w:type="spellEnd"/>
+      <w:r>
+        <w:rPr>
+          <w:rFonts w:cstheme="minorHAnsi"/>
+          <w:sz w:val="24"/>
+          <w:szCs w:val="24"/>
+        </w:rPr>
+        <w:t>)</w:t>
+      </w:r>
+    </w:p>
+    <w:p>
+      <w:pPr>
+        <w:rPr>
+          <w:rFonts w:cstheme="minorHAnsi"/>
+          <w:sz w:val="24"/>
+          <w:szCs w:val="24"/>
+        </w:rPr>
+      </w:pPr>
+    </w:p>
+    <w:p>
+      <w:pPr>
+        <w:rPr>
+          <w:rFonts w:cstheme="minorHAnsi"/>
+          <w:sz w:val="24"/>
+          <w:szCs w:val="24"/>
+        </w:rPr>
+      </w:pPr>
+      <w:proofErr w:type="spellStart"/>
+      <w:r>
+        <w:rPr>
+          <w:rFonts w:cstheme="minorHAnsi"/>
+          <w:sz w:val="24"/>
+          <w:szCs w:val="24"/>
+        </w:rPr>
+        <w:t>for k</w:t>
+      </w:r>
+      <w:proofErr w:type="spellEnd"/>
+      <w:r>
+        <w:rPr>
+          <w:rFonts w:cstheme="minorHAnsi"/>
+          <w:sz w:val="24"/>
+          <w:szCs w:val="24"/>
+        </w:rPr>
+        <w:t xml:space="preserve"> in </w:t>
+      </w:r>
+      <w:proofErr w:type="spellStart"/>
+      <w:r>
+        <w:rPr>
+          <w:rFonts w:cstheme="minorHAnsi"/>
+          <w:sz w:val="24"/>
+          <w:szCs w:val="24"/>
+        </w:rPr>
+        <w:t>top_k</w:t>
+      </w:r>
+      <w:proofErr w:type="spellEnd"/>
       <w:r>
         <w:rPr>
           <w:rFonts w:cstheme="minorHAnsi"/>
@@ -5971,14 +9344,50 @@
         </w:rPr>
         <w:t>:</w:t>
       </w:r>
-      <w:r>
-        <w:rPr>
-          <w:rFonts w:cstheme="minorHAnsi"/>
-          <w:sz w:val="24"/>
-          <w:szCs w:val="24"/>
-        </w:rPr>
-        <w:t xml:space="preserve"> creating split that maintain natural language flow, maintain semantic coherence within split, and adapts to varying levels of text granularity.</w:t>
-      </w:r>
+    </w:p>
+    <w:p>
+      <w:pPr>
+        <w:rPr>
+          <w:rFonts w:cstheme="minorHAnsi"/>
+          <w:sz w:val="24"/>
+          <w:szCs w:val="24"/>
+        </w:rPr>
+      </w:pPr>
+      <w:r>
+        <w:rPr>
+          <w:rFonts w:cstheme="minorHAnsi"/>
+          <w:sz w:val="24"/>
+          <w:szCs w:val="24"/>
+        </w:rPr>
+        <w:t>    print(</w:t>
+      </w:r>
+      <w:proofErr w:type="spellStart"/>
+      <w:r>
+        <w:rPr>
+          <w:rFonts w:cstheme="minorHAnsi"/>
+          <w:sz w:val="24"/>
+          <w:szCs w:val="24"/>
+        </w:rPr>
+        <w:t>text_chunks</w:t>
+      </w:r>
+      <w:proofErr w:type="spellEnd"/>
+      <w:r>
+        <w:rPr>
+          <w:rFonts w:cstheme="minorHAnsi"/>
+          <w:sz w:val="24"/>
+          <w:szCs w:val="24"/>
+        </w:rPr>
+        <w:t>[k])</w:t>
+      </w:r>
+    </w:p>
+    <w:p>
+      <w:pPr>
+        <w:rPr>
+          <w:rFonts w:cstheme="minorHAnsi"/>
+          <w:sz w:val="24"/>
+          <w:szCs w:val="24"/>
+        </w:rPr>
+      </w:pPr>
     </w:p>
     <w:sectPr>
       <w:pgSz w:w="11906" w:h="16838"/>
@@ -6142,6 +9551,155 @@
     </w:lvl>
   </w:abstractNum>
   <w:abstractNum w:abstractNumId="1" w15:restartNumberingAfterBreak="0">
+    <w:nsid w:val="01C458F0"/>
+    <w:multiLevelType w:val="multilevel"/>
+    <w:tmpl w:val="6824B5C8"/>
+    <w:lvl w:ilvl="0">
+      <w:start w:val="1"/>
+      <w:numFmt w:val="bullet"/>
+      <w:lvlText w:val=""/>
+      <w:lvlJc w:val="left"/>
+      <w:pPr>
+        <w:tabs>
+          <w:tab w:val="num" w:pos="720"/>
+        </w:tabs>
+        <w:ind w:left="720" w:hanging="360"/>
+      </w:pPr>
+      <w:rPr>
+        <w:rFonts w:ascii="Symbol" w:hAnsi="Symbol" w:hint="default"/>
+        <w:sz w:val="20"/>
+      </w:rPr>
+    </w:lvl>
+    <w:lvl w:ilvl="1" w:tentative="1">
+      <w:start w:val="1"/>
+      <w:numFmt w:val="bullet"/>
+      <w:lvlText w:val="o"/>
+      <w:lvlJc w:val="left"/>
+      <w:pPr>
+        <w:tabs>
+          <w:tab w:val="num" w:pos="1440"/>
+        </w:tabs>
+        <w:ind w:left="1440" w:hanging="360"/>
+      </w:pPr>
+      <w:rPr>
+        <w:rFonts w:ascii="Courier New" w:hAnsi="Courier New" w:hint="default"/>
+        <w:sz w:val="20"/>
+      </w:rPr>
+    </w:lvl>
+    <w:lvl w:ilvl="2" w:tentative="1">
+      <w:start w:val="1"/>
+      <w:numFmt w:val="bullet"/>
+      <w:lvlText w:val=""/>
+      <w:lvlJc w:val="left"/>
+      <w:pPr>
+        <w:tabs>
+          <w:tab w:val="num" w:pos="2160"/>
+        </w:tabs>
+        <w:ind w:left="2160" w:hanging="360"/>
+      </w:pPr>
+      <w:rPr>
+        <w:rFonts w:ascii="Wingdings" w:hAnsi="Wingdings" w:hint="default"/>
+        <w:sz w:val="20"/>
+      </w:rPr>
+    </w:lvl>
+    <w:lvl w:ilvl="3" w:tentative="1">
+      <w:start w:val="1"/>
+      <w:numFmt w:val="bullet"/>
+      <w:lvlText w:val=""/>
+      <w:lvlJc w:val="left"/>
+      <w:pPr>
+        <w:tabs>
+          <w:tab w:val="num" w:pos="2880"/>
+        </w:tabs>
+        <w:ind w:left="2880" w:hanging="360"/>
+      </w:pPr>
+      <w:rPr>
+        <w:rFonts w:ascii="Wingdings" w:hAnsi="Wingdings" w:hint="default"/>
+        <w:sz w:val="20"/>
+      </w:rPr>
+    </w:lvl>
+    <w:lvl w:ilvl="4" w:tentative="1">
+      <w:start w:val="1"/>
+      <w:numFmt w:val="bullet"/>
+      <w:lvlText w:val=""/>
+      <w:lvlJc w:val="left"/>
+      <w:pPr>
+        <w:tabs>
+          <w:tab w:val="num" w:pos="3600"/>
+        </w:tabs>
+        <w:ind w:left="3600" w:hanging="360"/>
+      </w:pPr>
+      <w:rPr>
+        <w:rFonts w:ascii="Wingdings" w:hAnsi="Wingdings" w:hint="default"/>
+        <w:sz w:val="20"/>
+      </w:rPr>
+    </w:lvl>
+    <w:lvl w:ilvl="5" w:tentative="1">
+      <w:start w:val="1"/>
+      <w:numFmt w:val="bullet"/>
+      <w:lvlText w:val=""/>
+      <w:lvlJc w:val="left"/>
+      <w:pPr>
+        <w:tabs>
+          <w:tab w:val="num" w:pos="4320"/>
+        </w:tabs>
+        <w:ind w:left="4320" w:hanging="360"/>
+      </w:pPr>
+      <w:rPr>
+        <w:rFonts w:ascii="Wingdings" w:hAnsi="Wingdings" w:hint="default"/>
+        <w:sz w:val="20"/>
+      </w:rPr>
+    </w:lvl>
+    <w:lvl w:ilvl="6" w:tentative="1">
+      <w:start w:val="1"/>
+      <w:numFmt w:val="bullet"/>
+      <w:lvlText w:val=""/>
+      <w:lvlJc w:val="left"/>
+      <w:pPr>
+        <w:tabs>
+          <w:tab w:val="num" w:pos="5040"/>
+        </w:tabs>
+        <w:ind w:left="5040" w:hanging="360"/>
+      </w:pPr>
+      <w:rPr>
+        <w:rFonts w:ascii="Wingdings" w:hAnsi="Wingdings" w:hint="default"/>
+        <w:sz w:val="20"/>
+      </w:rPr>
+    </w:lvl>
+    <w:lvl w:ilvl="7" w:tentative="1">
+      <w:start w:val="1"/>
+      <w:numFmt w:val="bullet"/>
+      <w:lvlText w:val=""/>
+      <w:lvlJc w:val="left"/>
+      <w:pPr>
+        <w:tabs>
+          <w:tab w:val="num" w:pos="5760"/>
+        </w:tabs>
+        <w:ind w:left="5760" w:hanging="360"/>
+      </w:pPr>
+      <w:rPr>
+        <w:rFonts w:ascii="Wingdings" w:hAnsi="Wingdings" w:hint="default"/>
+        <w:sz w:val="20"/>
+      </w:rPr>
+    </w:lvl>
+    <w:lvl w:ilvl="8" w:tentative="1">
+      <w:start w:val="1"/>
+      <w:numFmt w:val="bullet"/>
+      <w:lvlText w:val=""/>
+      <w:lvlJc w:val="left"/>
+      <w:pPr>
+        <w:tabs>
+          <w:tab w:val="num" w:pos="6480"/>
+        </w:tabs>
+        <w:ind w:left="6480" w:hanging="360"/>
+      </w:pPr>
+      <w:rPr>
+        <w:rFonts w:ascii="Wingdings" w:hAnsi="Wingdings" w:hint="default"/>
+        <w:sz w:val="20"/>
+      </w:rPr>
+    </w:lvl>
+  </w:abstractNum>
+  <w:abstractNum w:abstractNumId="2" w15:restartNumberingAfterBreak="0">
     <w:nsid w:val="05C3298C"/>
     <w:multiLevelType w:val="multilevel"/>
     <w:tmpl w:val="45C4BD8C"/>
@@ -6290,7 +9848,418 @@
       </w:rPr>
     </w:lvl>
   </w:abstractNum>
-  <w:abstractNum w:abstractNumId="2" w15:restartNumberingAfterBreak="0">
+  <w:abstractNum w:abstractNumId="3" w15:restartNumberingAfterBreak="0">
+    <w:nsid w:val="094E1D55"/>
+    <w:multiLevelType w:val="multilevel"/>
+    <w:tmpl w:val="F084A056"/>
+    <w:lvl w:ilvl="0">
+      <w:start w:val="1"/>
+      <w:numFmt w:val="bullet"/>
+      <w:lvlText w:val=""/>
+      <w:lvlJc w:val="left"/>
+      <w:pPr>
+        <w:tabs>
+          <w:tab w:val="num" w:pos="720"/>
+        </w:tabs>
+        <w:ind w:left="720" w:hanging="360"/>
+      </w:pPr>
+      <w:rPr>
+        <w:rFonts w:ascii="Symbol" w:hAnsi="Symbol" w:hint="default"/>
+        <w:sz w:val="20"/>
+      </w:rPr>
+    </w:lvl>
+    <w:lvl w:ilvl="1" w:tentative="1">
+      <w:start w:val="1"/>
+      <w:numFmt w:val="bullet"/>
+      <w:lvlText w:val="o"/>
+      <w:lvlJc w:val="left"/>
+      <w:pPr>
+        <w:tabs>
+          <w:tab w:val="num" w:pos="1440"/>
+        </w:tabs>
+        <w:ind w:left="1440" w:hanging="360"/>
+      </w:pPr>
+      <w:rPr>
+        <w:rFonts w:ascii="Courier New" w:hAnsi="Courier New" w:hint="default"/>
+        <w:sz w:val="20"/>
+      </w:rPr>
+    </w:lvl>
+    <w:lvl w:ilvl="2" w:tentative="1">
+      <w:start w:val="1"/>
+      <w:numFmt w:val="bullet"/>
+      <w:lvlText w:val=""/>
+      <w:lvlJc w:val="left"/>
+      <w:pPr>
+        <w:tabs>
+          <w:tab w:val="num" w:pos="2160"/>
+        </w:tabs>
+        <w:ind w:left="2160" w:hanging="360"/>
+      </w:pPr>
+      <w:rPr>
+        <w:rFonts w:ascii="Wingdings" w:hAnsi="Wingdings" w:hint="default"/>
+        <w:sz w:val="20"/>
+      </w:rPr>
+    </w:lvl>
+    <w:lvl w:ilvl="3" w:tentative="1">
+      <w:start w:val="1"/>
+      <w:numFmt w:val="bullet"/>
+      <w:lvlText w:val=""/>
+      <w:lvlJc w:val="left"/>
+      <w:pPr>
+        <w:tabs>
+          <w:tab w:val="num" w:pos="2880"/>
+        </w:tabs>
+        <w:ind w:left="2880" w:hanging="360"/>
+      </w:pPr>
+      <w:rPr>
+        <w:rFonts w:ascii="Wingdings" w:hAnsi="Wingdings" w:hint="default"/>
+        <w:sz w:val="20"/>
+      </w:rPr>
+    </w:lvl>
+    <w:lvl w:ilvl="4" w:tentative="1">
+      <w:start w:val="1"/>
+      <w:numFmt w:val="bullet"/>
+      <w:lvlText w:val=""/>
+      <w:lvlJc w:val="left"/>
+      <w:pPr>
+        <w:tabs>
+          <w:tab w:val="num" w:pos="3600"/>
+        </w:tabs>
+        <w:ind w:left="3600" w:hanging="360"/>
+      </w:pPr>
+      <w:rPr>
+        <w:rFonts w:ascii="Wingdings" w:hAnsi="Wingdings" w:hint="default"/>
+        <w:sz w:val="20"/>
+      </w:rPr>
+    </w:lvl>
+    <w:lvl w:ilvl="5" w:tentative="1">
+      <w:start w:val="1"/>
+      <w:numFmt w:val="bullet"/>
+      <w:lvlText w:val=""/>
+      <w:lvlJc w:val="left"/>
+      <w:pPr>
+        <w:tabs>
+          <w:tab w:val="num" w:pos="4320"/>
+        </w:tabs>
+        <w:ind w:left="4320" w:hanging="360"/>
+      </w:pPr>
+      <w:rPr>
+        <w:rFonts w:ascii="Wingdings" w:hAnsi="Wingdings" w:hint="default"/>
+        <w:sz w:val="20"/>
+      </w:rPr>
+    </w:lvl>
+    <w:lvl w:ilvl="6" w:tentative="1">
+      <w:start w:val="1"/>
+      <w:numFmt w:val="bullet"/>
+      <w:lvlText w:val=""/>
+      <w:lvlJc w:val="left"/>
+      <w:pPr>
+        <w:tabs>
+          <w:tab w:val="num" w:pos="5040"/>
+        </w:tabs>
+        <w:ind w:left="5040" w:hanging="360"/>
+      </w:pPr>
+      <w:rPr>
+        <w:rFonts w:ascii="Wingdings" w:hAnsi="Wingdings" w:hint="default"/>
+        <w:sz w:val="20"/>
+      </w:rPr>
+    </w:lvl>
+    <w:lvl w:ilvl="7" w:tentative="1">
+      <w:start w:val="1"/>
+      <w:numFmt w:val="bullet"/>
+      <w:lvlText w:val=""/>
+      <w:lvlJc w:val="left"/>
+      <w:pPr>
+        <w:tabs>
+          <w:tab w:val="num" w:pos="5760"/>
+        </w:tabs>
+        <w:ind w:left="5760" w:hanging="360"/>
+      </w:pPr>
+      <w:rPr>
+        <w:rFonts w:ascii="Wingdings" w:hAnsi="Wingdings" w:hint="default"/>
+        <w:sz w:val="20"/>
+      </w:rPr>
+    </w:lvl>
+    <w:lvl w:ilvl="8" w:tentative="1">
+      <w:start w:val="1"/>
+      <w:numFmt w:val="bullet"/>
+      <w:lvlText w:val=""/>
+      <w:lvlJc w:val="left"/>
+      <w:pPr>
+        <w:tabs>
+          <w:tab w:val="num" w:pos="6480"/>
+        </w:tabs>
+        <w:ind w:left="6480" w:hanging="360"/>
+      </w:pPr>
+      <w:rPr>
+        <w:rFonts w:ascii="Wingdings" w:hAnsi="Wingdings" w:hint="default"/>
+        <w:sz w:val="20"/>
+      </w:rPr>
+    </w:lvl>
+  </w:abstractNum>
+  <w:abstractNum w:abstractNumId="4" w15:restartNumberingAfterBreak="0">
+    <w:nsid w:val="09CC77B8"/>
+    <w:multiLevelType w:val="hybridMultilevel"/>
+    <w:tmpl w:val="57A2657A"/>
+    <w:lvl w:ilvl="0" w:tplc="40090001">
+      <w:start w:val="1"/>
+      <w:numFmt w:val="bullet"/>
+      <w:lvlText w:val=""/>
+      <w:lvlJc w:val="left"/>
+      <w:pPr>
+        <w:ind w:left="1080" w:hanging="360"/>
+      </w:pPr>
+      <w:rPr>
+        <w:rFonts w:ascii="Symbol" w:hAnsi="Symbol" w:hint="default"/>
+      </w:rPr>
+    </w:lvl>
+    <w:lvl w:ilvl="1" w:tplc="40090003" w:tentative="1">
+      <w:start w:val="1"/>
+      <w:numFmt w:val="bullet"/>
+      <w:lvlText w:val="o"/>
+      <w:lvlJc w:val="left"/>
+      <w:pPr>
+        <w:ind w:left="1800" w:hanging="360"/>
+      </w:pPr>
+      <w:rPr>
+        <w:rFonts w:ascii="Courier New" w:hAnsi="Courier New" w:cs="Courier New" w:hint="default"/>
+      </w:rPr>
+    </w:lvl>
+    <w:lvl w:ilvl="2" w:tplc="40090005" w:tentative="1">
+      <w:start w:val="1"/>
+      <w:numFmt w:val="bullet"/>
+      <w:lvlText w:val=""/>
+      <w:lvlJc w:val="left"/>
+      <w:pPr>
+        <w:ind w:left="2520" w:hanging="360"/>
+      </w:pPr>
+      <w:rPr>
+        <w:rFonts w:ascii="Wingdings" w:hAnsi="Wingdings" w:hint="default"/>
+      </w:rPr>
+    </w:lvl>
+    <w:lvl w:ilvl="3" w:tplc="40090001" w:tentative="1">
+      <w:start w:val="1"/>
+      <w:numFmt w:val="bullet"/>
+      <w:lvlText w:val=""/>
+      <w:lvlJc w:val="left"/>
+      <w:pPr>
+        <w:ind w:left="3240" w:hanging="360"/>
+      </w:pPr>
+      <w:rPr>
+        <w:rFonts w:ascii="Symbol" w:hAnsi="Symbol" w:hint="default"/>
+      </w:rPr>
+    </w:lvl>
+    <w:lvl w:ilvl="4" w:tplc="40090003" w:tentative="1">
+      <w:start w:val="1"/>
+      <w:numFmt w:val="bullet"/>
+      <w:lvlText w:val="o"/>
+      <w:lvlJc w:val="left"/>
+      <w:pPr>
+        <w:ind w:left="3960" w:hanging="360"/>
+      </w:pPr>
+      <w:rPr>
+        <w:rFonts w:ascii="Courier New" w:hAnsi="Courier New" w:cs="Courier New" w:hint="default"/>
+      </w:rPr>
+    </w:lvl>
+    <w:lvl w:ilvl="5" w:tplc="40090005" w:tentative="1">
+      <w:start w:val="1"/>
+      <w:numFmt w:val="bullet"/>
+      <w:lvlText w:val=""/>
+      <w:lvlJc w:val="left"/>
+      <w:pPr>
+        <w:ind w:left="4680" w:hanging="360"/>
+      </w:pPr>
+      <w:rPr>
+        <w:rFonts w:ascii="Wingdings" w:hAnsi="Wingdings" w:hint="default"/>
+      </w:rPr>
+    </w:lvl>
+    <w:lvl w:ilvl="6" w:tplc="40090001" w:tentative="1">
+      <w:start w:val="1"/>
+      <w:numFmt w:val="bullet"/>
+      <w:lvlText w:val=""/>
+      <w:lvlJc w:val="left"/>
+      <w:pPr>
+        <w:ind w:left="5400" w:hanging="360"/>
+      </w:pPr>
+      <w:rPr>
+        <w:rFonts w:ascii="Symbol" w:hAnsi="Symbol" w:hint="default"/>
+      </w:rPr>
+    </w:lvl>
+    <w:lvl w:ilvl="7" w:tplc="40090003" w:tentative="1">
+      <w:start w:val="1"/>
+      <w:numFmt w:val="bullet"/>
+      <w:lvlText w:val="o"/>
+      <w:lvlJc w:val="left"/>
+      <w:pPr>
+        <w:ind w:left="6120" w:hanging="360"/>
+      </w:pPr>
+      <w:rPr>
+        <w:rFonts w:ascii="Courier New" w:hAnsi="Courier New" w:cs="Courier New" w:hint="default"/>
+      </w:rPr>
+    </w:lvl>
+    <w:lvl w:ilvl="8" w:tplc="40090005" w:tentative="1">
+      <w:start w:val="1"/>
+      <w:numFmt w:val="bullet"/>
+      <w:lvlText w:val=""/>
+      <w:lvlJc w:val="left"/>
+      <w:pPr>
+        <w:ind w:left="6840" w:hanging="360"/>
+      </w:pPr>
+      <w:rPr>
+        <w:rFonts w:ascii="Wingdings" w:hAnsi="Wingdings" w:hint="default"/>
+      </w:rPr>
+    </w:lvl>
+  </w:abstractNum>
+  <w:abstractNum w:abstractNumId="5" w15:restartNumberingAfterBreak="0">
+    <w:nsid w:val="14844983"/>
+    <w:multiLevelType w:val="multilevel"/>
+    <w:tmpl w:val="BD7019DC"/>
+    <w:lvl w:ilvl="0">
+      <w:start w:val="1"/>
+      <w:numFmt w:val="bullet"/>
+      <w:lvlText w:val=""/>
+      <w:lvlJc w:val="left"/>
+      <w:pPr>
+        <w:tabs>
+          <w:tab w:val="num" w:pos="720"/>
+        </w:tabs>
+        <w:ind w:left="720" w:hanging="360"/>
+      </w:pPr>
+      <w:rPr>
+        <w:rFonts w:ascii="Symbol" w:hAnsi="Symbol" w:hint="default"/>
+        <w:sz w:val="20"/>
+      </w:rPr>
+    </w:lvl>
+    <w:lvl w:ilvl="1" w:tentative="1">
+      <w:start w:val="1"/>
+      <w:numFmt w:val="bullet"/>
+      <w:lvlText w:val="o"/>
+      <w:lvlJc w:val="left"/>
+      <w:pPr>
+        <w:tabs>
+          <w:tab w:val="num" w:pos="1440"/>
+        </w:tabs>
+        <w:ind w:left="1440" w:hanging="360"/>
+      </w:pPr>
+      <w:rPr>
+        <w:rFonts w:ascii="Courier New" w:hAnsi="Courier New" w:hint="default"/>
+        <w:sz w:val="20"/>
+      </w:rPr>
+    </w:lvl>
+    <w:lvl w:ilvl="2" w:tentative="1">
+      <w:start w:val="1"/>
+      <w:numFmt w:val="bullet"/>
+      <w:lvlText w:val=""/>
+      <w:lvlJc w:val="left"/>
+      <w:pPr>
+        <w:tabs>
+          <w:tab w:val="num" w:pos="2160"/>
+        </w:tabs>
+        <w:ind w:left="2160" w:hanging="360"/>
+      </w:pPr>
+      <w:rPr>
+        <w:rFonts w:ascii="Wingdings" w:hAnsi="Wingdings" w:hint="default"/>
+        <w:sz w:val="20"/>
+      </w:rPr>
+    </w:lvl>
+    <w:lvl w:ilvl="3" w:tentative="1">
+      <w:start w:val="1"/>
+      <w:numFmt w:val="bullet"/>
+      <w:lvlText w:val=""/>
+      <w:lvlJc w:val="left"/>
+      <w:pPr>
+        <w:tabs>
+          <w:tab w:val="num" w:pos="2880"/>
+        </w:tabs>
+        <w:ind w:left="2880" w:hanging="360"/>
+      </w:pPr>
+      <w:rPr>
+        <w:rFonts w:ascii="Wingdings" w:hAnsi="Wingdings" w:hint="default"/>
+        <w:sz w:val="20"/>
+      </w:rPr>
+    </w:lvl>
+    <w:lvl w:ilvl="4" w:tentative="1">
+      <w:start w:val="1"/>
+      <w:numFmt w:val="bullet"/>
+      <w:lvlText w:val=""/>
+      <w:lvlJc w:val="left"/>
+      <w:pPr>
+        <w:tabs>
+          <w:tab w:val="num" w:pos="3600"/>
+        </w:tabs>
+        <w:ind w:left="3600" w:hanging="360"/>
+      </w:pPr>
+      <w:rPr>
+        <w:rFonts w:ascii="Wingdings" w:hAnsi="Wingdings" w:hint="default"/>
+        <w:sz w:val="20"/>
+      </w:rPr>
+    </w:lvl>
+    <w:lvl w:ilvl="5" w:tentative="1">
+      <w:start w:val="1"/>
+      <w:numFmt w:val="bullet"/>
+      <w:lvlText w:val=""/>
+      <w:lvlJc w:val="left"/>
+      <w:pPr>
+        <w:tabs>
+          <w:tab w:val="num" w:pos="4320"/>
+        </w:tabs>
+        <w:ind w:left="4320" w:hanging="360"/>
+      </w:pPr>
+      <w:rPr>
+        <w:rFonts w:ascii="Wingdings" w:hAnsi="Wingdings" w:hint="default"/>
+        <w:sz w:val="20"/>
+      </w:rPr>
+    </w:lvl>
+    <w:lvl w:ilvl="6" w:tentative="1">
+      <w:start w:val="1"/>
+      <w:numFmt w:val="bullet"/>
+      <w:lvlText w:val=""/>
+      <w:lvlJc w:val="left"/>
+      <w:pPr>
+        <w:tabs>
+          <w:tab w:val="num" w:pos="5040"/>
+        </w:tabs>
+        <w:ind w:left="5040" w:hanging="360"/>
+      </w:pPr>
+      <w:rPr>
+        <w:rFonts w:ascii="Wingdings" w:hAnsi="Wingdings" w:hint="default"/>
+        <w:sz w:val="20"/>
+      </w:rPr>
+    </w:lvl>
+    <w:lvl w:ilvl="7" w:tentative="1">
+      <w:start w:val="1"/>
+      <w:numFmt w:val="bullet"/>
+      <w:lvlText w:val=""/>
+      <w:lvlJc w:val="left"/>
+      <w:pPr>
+        <w:tabs>
+          <w:tab w:val="num" w:pos="5760"/>
+        </w:tabs>
+        <w:ind w:left="5760" w:hanging="360"/>
+      </w:pPr>
+      <w:rPr>
+        <w:rFonts w:ascii="Wingdings" w:hAnsi="Wingdings" w:hint="default"/>
+        <w:sz w:val="20"/>
+      </w:rPr>
+    </w:lvl>
+    <w:lvl w:ilvl="8" w:tentative="1">
+      <w:start w:val="1"/>
+      <w:numFmt w:val="bullet"/>
+      <w:lvlText w:val=""/>
+      <w:lvlJc w:val="left"/>
+      <w:pPr>
+        <w:tabs>
+          <w:tab w:val="num" w:pos="6480"/>
+        </w:tabs>
+        <w:ind w:left="6480" w:hanging="360"/>
+      </w:pPr>
+      <w:rPr>
+        <w:rFonts w:ascii="Wingdings" w:hAnsi="Wingdings" w:hint="default"/>
+        <w:sz w:val="20"/>
+      </w:rPr>
+    </w:lvl>
+  </w:abstractNum>
+  <w:abstractNum w:abstractNumId="6" w15:restartNumberingAfterBreak="0">
     <w:nsid w:val="14CE4BB4"/>
     <w:multiLevelType w:val="multilevel"/>
     <w:tmpl w:val="E01E99B4"/>
@@ -6439,7 +10408,156 @@
       </w:rPr>
     </w:lvl>
   </w:abstractNum>
-  <w:abstractNum w:abstractNumId="3" w15:restartNumberingAfterBreak="0">
+  <w:abstractNum w:abstractNumId="7" w15:restartNumberingAfterBreak="0">
+    <w:nsid w:val="169636BC"/>
+    <w:multiLevelType w:val="multilevel"/>
+    <w:tmpl w:val="18664098"/>
+    <w:lvl w:ilvl="0">
+      <w:start w:val="1"/>
+      <w:numFmt w:val="bullet"/>
+      <w:lvlText w:val=""/>
+      <w:lvlJc w:val="left"/>
+      <w:pPr>
+        <w:tabs>
+          <w:tab w:val="num" w:pos="720"/>
+        </w:tabs>
+        <w:ind w:left="720" w:hanging="360"/>
+      </w:pPr>
+      <w:rPr>
+        <w:rFonts w:ascii="Symbol" w:hAnsi="Symbol" w:hint="default"/>
+        <w:sz w:val="20"/>
+      </w:rPr>
+    </w:lvl>
+    <w:lvl w:ilvl="1" w:tentative="1">
+      <w:start w:val="1"/>
+      <w:numFmt w:val="bullet"/>
+      <w:lvlText w:val="o"/>
+      <w:lvlJc w:val="left"/>
+      <w:pPr>
+        <w:tabs>
+          <w:tab w:val="num" w:pos="1440"/>
+        </w:tabs>
+        <w:ind w:left="1440" w:hanging="360"/>
+      </w:pPr>
+      <w:rPr>
+        <w:rFonts w:ascii="Courier New" w:hAnsi="Courier New" w:hint="default"/>
+        <w:sz w:val="20"/>
+      </w:rPr>
+    </w:lvl>
+    <w:lvl w:ilvl="2" w:tentative="1">
+      <w:start w:val="1"/>
+      <w:numFmt w:val="bullet"/>
+      <w:lvlText w:val=""/>
+      <w:lvlJc w:val="left"/>
+      <w:pPr>
+        <w:tabs>
+          <w:tab w:val="num" w:pos="2160"/>
+        </w:tabs>
+        <w:ind w:left="2160" w:hanging="360"/>
+      </w:pPr>
+      <w:rPr>
+        <w:rFonts w:ascii="Wingdings" w:hAnsi="Wingdings" w:hint="default"/>
+        <w:sz w:val="20"/>
+      </w:rPr>
+    </w:lvl>
+    <w:lvl w:ilvl="3" w:tentative="1">
+      <w:start w:val="1"/>
+      <w:numFmt w:val="bullet"/>
+      <w:lvlText w:val=""/>
+      <w:lvlJc w:val="left"/>
+      <w:pPr>
+        <w:tabs>
+          <w:tab w:val="num" w:pos="2880"/>
+        </w:tabs>
+        <w:ind w:left="2880" w:hanging="360"/>
+      </w:pPr>
+      <w:rPr>
+        <w:rFonts w:ascii="Wingdings" w:hAnsi="Wingdings" w:hint="default"/>
+        <w:sz w:val="20"/>
+      </w:rPr>
+    </w:lvl>
+    <w:lvl w:ilvl="4" w:tentative="1">
+      <w:start w:val="1"/>
+      <w:numFmt w:val="bullet"/>
+      <w:lvlText w:val=""/>
+      <w:lvlJc w:val="left"/>
+      <w:pPr>
+        <w:tabs>
+          <w:tab w:val="num" w:pos="3600"/>
+        </w:tabs>
+        <w:ind w:left="3600" w:hanging="360"/>
+      </w:pPr>
+      <w:rPr>
+        <w:rFonts w:ascii="Wingdings" w:hAnsi="Wingdings" w:hint="default"/>
+        <w:sz w:val="20"/>
+      </w:rPr>
+    </w:lvl>
+    <w:lvl w:ilvl="5" w:tentative="1">
+      <w:start w:val="1"/>
+      <w:numFmt w:val="bullet"/>
+      <w:lvlText w:val=""/>
+      <w:lvlJc w:val="left"/>
+      <w:pPr>
+        <w:tabs>
+          <w:tab w:val="num" w:pos="4320"/>
+        </w:tabs>
+        <w:ind w:left="4320" w:hanging="360"/>
+      </w:pPr>
+      <w:rPr>
+        <w:rFonts w:ascii="Wingdings" w:hAnsi="Wingdings" w:hint="default"/>
+        <w:sz w:val="20"/>
+      </w:rPr>
+    </w:lvl>
+    <w:lvl w:ilvl="6" w:tentative="1">
+      <w:start w:val="1"/>
+      <w:numFmt w:val="bullet"/>
+      <w:lvlText w:val=""/>
+      <w:lvlJc w:val="left"/>
+      <w:pPr>
+        <w:tabs>
+          <w:tab w:val="num" w:pos="5040"/>
+        </w:tabs>
+        <w:ind w:left="5040" w:hanging="360"/>
+      </w:pPr>
+      <w:rPr>
+        <w:rFonts w:ascii="Wingdings" w:hAnsi="Wingdings" w:hint="default"/>
+        <w:sz w:val="20"/>
+      </w:rPr>
+    </w:lvl>
+    <w:lvl w:ilvl="7" w:tentative="1">
+      <w:start w:val="1"/>
+      <w:numFmt w:val="bullet"/>
+      <w:lvlText w:val=""/>
+      <w:lvlJc w:val="left"/>
+      <w:pPr>
+        <w:tabs>
+          <w:tab w:val="num" w:pos="5760"/>
+        </w:tabs>
+        <w:ind w:left="5760" w:hanging="360"/>
+      </w:pPr>
+      <w:rPr>
+        <w:rFonts w:ascii="Wingdings" w:hAnsi="Wingdings" w:hint="default"/>
+        <w:sz w:val="20"/>
+      </w:rPr>
+    </w:lvl>
+    <w:lvl w:ilvl="8" w:tentative="1">
+      <w:start w:val="1"/>
+      <w:numFmt w:val="bullet"/>
+      <w:lvlText w:val=""/>
+      <w:lvlJc w:val="left"/>
+      <w:pPr>
+        <w:tabs>
+          <w:tab w:val="num" w:pos="6480"/>
+        </w:tabs>
+        <w:ind w:left="6480" w:hanging="360"/>
+      </w:pPr>
+      <w:rPr>
+        <w:rFonts w:ascii="Wingdings" w:hAnsi="Wingdings" w:hint="default"/>
+        <w:sz w:val="20"/>
+      </w:rPr>
+    </w:lvl>
+  </w:abstractNum>
+  <w:abstractNum w:abstractNumId="8" w15:restartNumberingAfterBreak="0">
     <w:nsid w:val="215F7E2B"/>
     <w:multiLevelType w:val="multilevel"/>
     <w:tmpl w:val="F8128130"/>
@@ -6588,7 +10706,156 @@
       </w:rPr>
     </w:lvl>
   </w:abstractNum>
-  <w:abstractNum w:abstractNumId="4" w15:restartNumberingAfterBreak="0">
+  <w:abstractNum w:abstractNumId="9" w15:restartNumberingAfterBreak="0">
+    <w:nsid w:val="235A5FB1"/>
+    <w:multiLevelType w:val="multilevel"/>
+    <w:tmpl w:val="A0F09132"/>
+    <w:lvl w:ilvl="0">
+      <w:start w:val="1"/>
+      <w:numFmt w:val="bullet"/>
+      <w:lvlText w:val=""/>
+      <w:lvlJc w:val="left"/>
+      <w:pPr>
+        <w:tabs>
+          <w:tab w:val="num" w:pos="720"/>
+        </w:tabs>
+        <w:ind w:left="720" w:hanging="360"/>
+      </w:pPr>
+      <w:rPr>
+        <w:rFonts w:ascii="Symbol" w:hAnsi="Symbol" w:hint="default"/>
+        <w:sz w:val="20"/>
+      </w:rPr>
+    </w:lvl>
+    <w:lvl w:ilvl="1" w:tentative="1">
+      <w:start w:val="1"/>
+      <w:numFmt w:val="bullet"/>
+      <w:lvlText w:val="o"/>
+      <w:lvlJc w:val="left"/>
+      <w:pPr>
+        <w:tabs>
+          <w:tab w:val="num" w:pos="1440"/>
+        </w:tabs>
+        <w:ind w:left="1440" w:hanging="360"/>
+      </w:pPr>
+      <w:rPr>
+        <w:rFonts w:ascii="Courier New" w:hAnsi="Courier New" w:hint="default"/>
+        <w:sz w:val="20"/>
+      </w:rPr>
+    </w:lvl>
+    <w:lvl w:ilvl="2" w:tentative="1">
+      <w:start w:val="1"/>
+      <w:numFmt w:val="bullet"/>
+      <w:lvlText w:val=""/>
+      <w:lvlJc w:val="left"/>
+      <w:pPr>
+        <w:tabs>
+          <w:tab w:val="num" w:pos="2160"/>
+        </w:tabs>
+        <w:ind w:left="2160" w:hanging="360"/>
+      </w:pPr>
+      <w:rPr>
+        <w:rFonts w:ascii="Wingdings" w:hAnsi="Wingdings" w:hint="default"/>
+        <w:sz w:val="20"/>
+      </w:rPr>
+    </w:lvl>
+    <w:lvl w:ilvl="3" w:tentative="1">
+      <w:start w:val="1"/>
+      <w:numFmt w:val="bullet"/>
+      <w:lvlText w:val=""/>
+      <w:lvlJc w:val="left"/>
+      <w:pPr>
+        <w:tabs>
+          <w:tab w:val="num" w:pos="2880"/>
+        </w:tabs>
+        <w:ind w:left="2880" w:hanging="360"/>
+      </w:pPr>
+      <w:rPr>
+        <w:rFonts w:ascii="Wingdings" w:hAnsi="Wingdings" w:hint="default"/>
+        <w:sz w:val="20"/>
+      </w:rPr>
+    </w:lvl>
+    <w:lvl w:ilvl="4" w:tentative="1">
+      <w:start w:val="1"/>
+      <w:numFmt w:val="bullet"/>
+      <w:lvlText w:val=""/>
+      <w:lvlJc w:val="left"/>
+      <w:pPr>
+        <w:tabs>
+          <w:tab w:val="num" w:pos="3600"/>
+        </w:tabs>
+        <w:ind w:left="3600" w:hanging="360"/>
+      </w:pPr>
+      <w:rPr>
+        <w:rFonts w:ascii="Wingdings" w:hAnsi="Wingdings" w:hint="default"/>
+        <w:sz w:val="20"/>
+      </w:rPr>
+    </w:lvl>
+    <w:lvl w:ilvl="5" w:tentative="1">
+      <w:start w:val="1"/>
+      <w:numFmt w:val="bullet"/>
+      <w:lvlText w:val=""/>
+      <w:lvlJc w:val="left"/>
+      <w:pPr>
+        <w:tabs>
+          <w:tab w:val="num" w:pos="4320"/>
+        </w:tabs>
+        <w:ind w:left="4320" w:hanging="360"/>
+      </w:pPr>
+      <w:rPr>
+        <w:rFonts w:ascii="Wingdings" w:hAnsi="Wingdings" w:hint="default"/>
+        <w:sz w:val="20"/>
+      </w:rPr>
+    </w:lvl>
+    <w:lvl w:ilvl="6" w:tentative="1">
+      <w:start w:val="1"/>
+      <w:numFmt w:val="bullet"/>
+      <w:lvlText w:val=""/>
+      <w:lvlJc w:val="left"/>
+      <w:pPr>
+        <w:tabs>
+          <w:tab w:val="num" w:pos="5040"/>
+        </w:tabs>
+        <w:ind w:left="5040" w:hanging="360"/>
+      </w:pPr>
+      <w:rPr>
+        <w:rFonts w:ascii="Wingdings" w:hAnsi="Wingdings" w:hint="default"/>
+        <w:sz w:val="20"/>
+      </w:rPr>
+    </w:lvl>
+    <w:lvl w:ilvl="7" w:tentative="1">
+      <w:start w:val="1"/>
+      <w:numFmt w:val="bullet"/>
+      <w:lvlText w:val=""/>
+      <w:lvlJc w:val="left"/>
+      <w:pPr>
+        <w:tabs>
+          <w:tab w:val="num" w:pos="5760"/>
+        </w:tabs>
+        <w:ind w:left="5760" w:hanging="360"/>
+      </w:pPr>
+      <w:rPr>
+        <w:rFonts w:ascii="Wingdings" w:hAnsi="Wingdings" w:hint="default"/>
+        <w:sz w:val="20"/>
+      </w:rPr>
+    </w:lvl>
+    <w:lvl w:ilvl="8" w:tentative="1">
+      <w:start w:val="1"/>
+      <w:numFmt w:val="bullet"/>
+      <w:lvlText w:val=""/>
+      <w:lvlJc w:val="left"/>
+      <w:pPr>
+        <w:tabs>
+          <w:tab w:val="num" w:pos="6480"/>
+        </w:tabs>
+        <w:ind w:left="6480" w:hanging="360"/>
+      </w:pPr>
+      <w:rPr>
+        <w:rFonts w:ascii="Wingdings" w:hAnsi="Wingdings" w:hint="default"/>
+        <w:sz w:val="20"/>
+      </w:rPr>
+    </w:lvl>
+  </w:abstractNum>
+  <w:abstractNum w:abstractNumId="10" w15:restartNumberingAfterBreak="0">
     <w:nsid w:val="24C54A87"/>
     <w:multiLevelType w:val="multilevel"/>
     <w:tmpl w:val="A9D6E32C"/>
@@ -6737,7 +11004,7 @@
       </w:rPr>
     </w:lvl>
   </w:abstractNum>
-  <w:abstractNum w:abstractNumId="5" w15:restartNumberingAfterBreak="0">
+  <w:abstractNum w:abstractNumId="11" w15:restartNumberingAfterBreak="0">
     <w:nsid w:val="25446C8F"/>
     <w:multiLevelType w:val="hybridMultilevel"/>
     <w:tmpl w:val="E1F891EE"/>
@@ -6826,7 +11093,269 @@
       </w:pPr>
     </w:lvl>
   </w:abstractNum>
-  <w:abstractNum w:abstractNumId="6" w15:restartNumberingAfterBreak="0">
+  <w:abstractNum w:abstractNumId="12" w15:restartNumberingAfterBreak="0">
+    <w:nsid w:val="29FA1BCD"/>
+    <w:multiLevelType w:val="multilevel"/>
+    <w:tmpl w:val="8B8E3D48"/>
+    <w:lvl w:ilvl="0">
+      <w:start w:val="1"/>
+      <w:numFmt w:val="bullet"/>
+      <w:lvlText w:val=""/>
+      <w:lvlJc w:val="left"/>
+      <w:pPr>
+        <w:tabs>
+          <w:tab w:val="num" w:pos="720"/>
+        </w:tabs>
+        <w:ind w:left="720" w:hanging="360"/>
+      </w:pPr>
+      <w:rPr>
+        <w:rFonts w:ascii="Symbol" w:hAnsi="Symbol" w:hint="default"/>
+        <w:sz w:val="20"/>
+      </w:rPr>
+    </w:lvl>
+    <w:lvl w:ilvl="1" w:tentative="1">
+      <w:start w:val="1"/>
+      <w:numFmt w:val="bullet"/>
+      <w:lvlText w:val="o"/>
+      <w:lvlJc w:val="left"/>
+      <w:pPr>
+        <w:tabs>
+          <w:tab w:val="num" w:pos="1440"/>
+        </w:tabs>
+        <w:ind w:left="1440" w:hanging="360"/>
+      </w:pPr>
+      <w:rPr>
+        <w:rFonts w:ascii="Courier New" w:hAnsi="Courier New" w:hint="default"/>
+        <w:sz w:val="20"/>
+      </w:rPr>
+    </w:lvl>
+    <w:lvl w:ilvl="2" w:tentative="1">
+      <w:start w:val="1"/>
+      <w:numFmt w:val="bullet"/>
+      <w:lvlText w:val=""/>
+      <w:lvlJc w:val="left"/>
+      <w:pPr>
+        <w:tabs>
+          <w:tab w:val="num" w:pos="2160"/>
+        </w:tabs>
+        <w:ind w:left="2160" w:hanging="360"/>
+      </w:pPr>
+      <w:rPr>
+        <w:rFonts w:ascii="Wingdings" w:hAnsi="Wingdings" w:hint="default"/>
+        <w:sz w:val="20"/>
+      </w:rPr>
+    </w:lvl>
+    <w:lvl w:ilvl="3" w:tentative="1">
+      <w:start w:val="1"/>
+      <w:numFmt w:val="bullet"/>
+      <w:lvlText w:val=""/>
+      <w:lvlJc w:val="left"/>
+      <w:pPr>
+        <w:tabs>
+          <w:tab w:val="num" w:pos="2880"/>
+        </w:tabs>
+        <w:ind w:left="2880" w:hanging="360"/>
+      </w:pPr>
+      <w:rPr>
+        <w:rFonts w:ascii="Wingdings" w:hAnsi="Wingdings" w:hint="default"/>
+        <w:sz w:val="20"/>
+      </w:rPr>
+    </w:lvl>
+    <w:lvl w:ilvl="4" w:tentative="1">
+      <w:start w:val="1"/>
+      <w:numFmt w:val="bullet"/>
+      <w:lvlText w:val=""/>
+      <w:lvlJc w:val="left"/>
+      <w:pPr>
+        <w:tabs>
+          <w:tab w:val="num" w:pos="3600"/>
+        </w:tabs>
+        <w:ind w:left="3600" w:hanging="360"/>
+      </w:pPr>
+      <w:rPr>
+        <w:rFonts w:ascii="Wingdings" w:hAnsi="Wingdings" w:hint="default"/>
+        <w:sz w:val="20"/>
+      </w:rPr>
+    </w:lvl>
+    <w:lvl w:ilvl="5" w:tentative="1">
+      <w:start w:val="1"/>
+      <w:numFmt w:val="bullet"/>
+      <w:lvlText w:val=""/>
+      <w:lvlJc w:val="left"/>
+      <w:pPr>
+        <w:tabs>
+          <w:tab w:val="num" w:pos="4320"/>
+        </w:tabs>
+        <w:ind w:left="4320" w:hanging="360"/>
+      </w:pPr>
+      <w:rPr>
+        <w:rFonts w:ascii="Wingdings" w:hAnsi="Wingdings" w:hint="default"/>
+        <w:sz w:val="20"/>
+      </w:rPr>
+    </w:lvl>
+    <w:lvl w:ilvl="6" w:tentative="1">
+      <w:start w:val="1"/>
+      <w:numFmt w:val="bullet"/>
+      <w:lvlText w:val=""/>
+      <w:lvlJc w:val="left"/>
+      <w:pPr>
+        <w:tabs>
+          <w:tab w:val="num" w:pos="5040"/>
+        </w:tabs>
+        <w:ind w:left="5040" w:hanging="360"/>
+      </w:pPr>
+      <w:rPr>
+        <w:rFonts w:ascii="Wingdings" w:hAnsi="Wingdings" w:hint="default"/>
+        <w:sz w:val="20"/>
+      </w:rPr>
+    </w:lvl>
+    <w:lvl w:ilvl="7" w:tentative="1">
+      <w:start w:val="1"/>
+      <w:numFmt w:val="bullet"/>
+      <w:lvlText w:val=""/>
+      <w:lvlJc w:val="left"/>
+      <w:pPr>
+        <w:tabs>
+          <w:tab w:val="num" w:pos="5760"/>
+        </w:tabs>
+        <w:ind w:left="5760" w:hanging="360"/>
+      </w:pPr>
+      <w:rPr>
+        <w:rFonts w:ascii="Wingdings" w:hAnsi="Wingdings" w:hint="default"/>
+        <w:sz w:val="20"/>
+      </w:rPr>
+    </w:lvl>
+    <w:lvl w:ilvl="8" w:tentative="1">
+      <w:start w:val="1"/>
+      <w:numFmt w:val="bullet"/>
+      <w:lvlText w:val=""/>
+      <w:lvlJc w:val="left"/>
+      <w:pPr>
+        <w:tabs>
+          <w:tab w:val="num" w:pos="6480"/>
+        </w:tabs>
+        <w:ind w:left="6480" w:hanging="360"/>
+      </w:pPr>
+      <w:rPr>
+        <w:rFonts w:ascii="Wingdings" w:hAnsi="Wingdings" w:hint="default"/>
+        <w:sz w:val="20"/>
+      </w:rPr>
+    </w:lvl>
+  </w:abstractNum>
+  <w:abstractNum w:abstractNumId="13" w15:restartNumberingAfterBreak="0">
+    <w:nsid w:val="370C74A9"/>
+    <w:multiLevelType w:val="hybridMultilevel"/>
+    <w:tmpl w:val="7DB87FC4"/>
+    <w:lvl w:ilvl="0" w:tplc="40090001">
+      <w:start w:val="1"/>
+      <w:numFmt w:val="bullet"/>
+      <w:lvlText w:val=""/>
+      <w:lvlJc w:val="left"/>
+      <w:pPr>
+        <w:ind w:left="1080" w:hanging="360"/>
+      </w:pPr>
+      <w:rPr>
+        <w:rFonts w:ascii="Symbol" w:hAnsi="Symbol" w:hint="default"/>
+      </w:rPr>
+    </w:lvl>
+    <w:lvl w:ilvl="1" w:tplc="40090003" w:tentative="1">
+      <w:start w:val="1"/>
+      <w:numFmt w:val="bullet"/>
+      <w:lvlText w:val="o"/>
+      <w:lvlJc w:val="left"/>
+      <w:pPr>
+        <w:ind w:left="1800" w:hanging="360"/>
+      </w:pPr>
+      <w:rPr>
+        <w:rFonts w:ascii="Courier New" w:hAnsi="Courier New" w:cs="Courier New" w:hint="default"/>
+      </w:rPr>
+    </w:lvl>
+    <w:lvl w:ilvl="2" w:tplc="40090005" w:tentative="1">
+      <w:start w:val="1"/>
+      <w:numFmt w:val="bullet"/>
+      <w:lvlText w:val=""/>
+      <w:lvlJc w:val="left"/>
+      <w:pPr>
+        <w:ind w:left="2520" w:hanging="360"/>
+      </w:pPr>
+      <w:rPr>
+        <w:rFonts w:ascii="Wingdings" w:hAnsi="Wingdings" w:hint="default"/>
+      </w:rPr>
+    </w:lvl>
+    <w:lvl w:ilvl="3" w:tplc="40090001" w:tentative="1">
+      <w:start w:val="1"/>
+      <w:numFmt w:val="bullet"/>
+      <w:lvlText w:val=""/>
+      <w:lvlJc w:val="left"/>
+      <w:pPr>
+        <w:ind w:left="3240" w:hanging="360"/>
+      </w:pPr>
+      <w:rPr>
+        <w:rFonts w:ascii="Symbol" w:hAnsi="Symbol" w:hint="default"/>
+      </w:rPr>
+    </w:lvl>
+    <w:lvl w:ilvl="4" w:tplc="40090003" w:tentative="1">
+      <w:start w:val="1"/>
+      <w:numFmt w:val="bullet"/>
+      <w:lvlText w:val="o"/>
+      <w:lvlJc w:val="left"/>
+      <w:pPr>
+        <w:ind w:left="3960" w:hanging="360"/>
+      </w:pPr>
+      <w:rPr>
+        <w:rFonts w:ascii="Courier New" w:hAnsi="Courier New" w:cs="Courier New" w:hint="default"/>
+      </w:rPr>
+    </w:lvl>
+    <w:lvl w:ilvl="5" w:tplc="40090005" w:tentative="1">
+      <w:start w:val="1"/>
+      <w:numFmt w:val="bullet"/>
+      <w:lvlText w:val=""/>
+      <w:lvlJc w:val="left"/>
+      <w:pPr>
+        <w:ind w:left="4680" w:hanging="360"/>
+      </w:pPr>
+      <w:rPr>
+        <w:rFonts w:ascii="Wingdings" w:hAnsi="Wingdings" w:hint="default"/>
+      </w:rPr>
+    </w:lvl>
+    <w:lvl w:ilvl="6" w:tplc="40090001" w:tentative="1">
+      <w:start w:val="1"/>
+      <w:numFmt w:val="bullet"/>
+      <w:lvlText w:val=""/>
+      <w:lvlJc w:val="left"/>
+      <w:pPr>
+        <w:ind w:left="5400" w:hanging="360"/>
+      </w:pPr>
+      <w:rPr>
+        <w:rFonts w:ascii="Symbol" w:hAnsi="Symbol" w:hint="default"/>
+      </w:rPr>
+    </w:lvl>
+    <w:lvl w:ilvl="7" w:tplc="40090003" w:tentative="1">
+      <w:start w:val="1"/>
+      <w:numFmt w:val="bullet"/>
+      <w:lvlText w:val="o"/>
+      <w:lvlJc w:val="left"/>
+      <w:pPr>
+        <w:ind w:left="6120" w:hanging="360"/>
+      </w:pPr>
+      <w:rPr>
+        <w:rFonts w:ascii="Courier New" w:hAnsi="Courier New" w:cs="Courier New" w:hint="default"/>
+      </w:rPr>
+    </w:lvl>
+    <w:lvl w:ilvl="8" w:tplc="40090005" w:tentative="1">
+      <w:start w:val="1"/>
+      <w:numFmt w:val="bullet"/>
+      <w:lvlText w:val=""/>
+      <w:lvlJc w:val="left"/>
+      <w:pPr>
+        <w:ind w:left="6840" w:hanging="360"/>
+      </w:pPr>
+      <w:rPr>
+        <w:rFonts w:ascii="Wingdings" w:hAnsi="Wingdings" w:hint="default"/>
+      </w:rPr>
+    </w:lvl>
+  </w:abstractNum>
+  <w:abstractNum w:abstractNumId="14" w15:restartNumberingAfterBreak="0">
     <w:nsid w:val="37E209E9"/>
     <w:multiLevelType w:val="multilevel"/>
     <w:tmpl w:val="A54CE79C"/>
@@ -6975,7 +11504,156 @@
       </w:rPr>
     </w:lvl>
   </w:abstractNum>
-  <w:abstractNum w:abstractNumId="7" w15:restartNumberingAfterBreak="0">
+  <w:abstractNum w:abstractNumId="15" w15:restartNumberingAfterBreak="0">
+    <w:nsid w:val="385A0EF2"/>
+    <w:multiLevelType w:val="multilevel"/>
+    <w:tmpl w:val="1A28CD3E"/>
+    <w:lvl w:ilvl="0">
+      <w:start w:val="1"/>
+      <w:numFmt w:val="bullet"/>
+      <w:lvlText w:val=""/>
+      <w:lvlJc w:val="left"/>
+      <w:pPr>
+        <w:tabs>
+          <w:tab w:val="num" w:pos="720"/>
+        </w:tabs>
+        <w:ind w:left="720" w:hanging="360"/>
+      </w:pPr>
+      <w:rPr>
+        <w:rFonts w:ascii="Symbol" w:hAnsi="Symbol" w:hint="default"/>
+        <w:sz w:val="20"/>
+      </w:rPr>
+    </w:lvl>
+    <w:lvl w:ilvl="1" w:tentative="1">
+      <w:start w:val="1"/>
+      <w:numFmt w:val="bullet"/>
+      <w:lvlText w:val="o"/>
+      <w:lvlJc w:val="left"/>
+      <w:pPr>
+        <w:tabs>
+          <w:tab w:val="num" w:pos="1440"/>
+        </w:tabs>
+        <w:ind w:left="1440" w:hanging="360"/>
+      </w:pPr>
+      <w:rPr>
+        <w:rFonts w:ascii="Courier New" w:hAnsi="Courier New" w:hint="default"/>
+        <w:sz w:val="20"/>
+      </w:rPr>
+    </w:lvl>
+    <w:lvl w:ilvl="2" w:tentative="1">
+      <w:start w:val="1"/>
+      <w:numFmt w:val="bullet"/>
+      <w:lvlText w:val=""/>
+      <w:lvlJc w:val="left"/>
+      <w:pPr>
+        <w:tabs>
+          <w:tab w:val="num" w:pos="2160"/>
+        </w:tabs>
+        <w:ind w:left="2160" w:hanging="360"/>
+      </w:pPr>
+      <w:rPr>
+        <w:rFonts w:ascii="Wingdings" w:hAnsi="Wingdings" w:hint="default"/>
+        <w:sz w:val="20"/>
+      </w:rPr>
+    </w:lvl>
+    <w:lvl w:ilvl="3" w:tentative="1">
+      <w:start w:val="1"/>
+      <w:numFmt w:val="bullet"/>
+      <w:lvlText w:val=""/>
+      <w:lvlJc w:val="left"/>
+      <w:pPr>
+        <w:tabs>
+          <w:tab w:val="num" w:pos="2880"/>
+        </w:tabs>
+        <w:ind w:left="2880" w:hanging="360"/>
+      </w:pPr>
+      <w:rPr>
+        <w:rFonts w:ascii="Wingdings" w:hAnsi="Wingdings" w:hint="default"/>
+        <w:sz w:val="20"/>
+      </w:rPr>
+    </w:lvl>
+    <w:lvl w:ilvl="4" w:tentative="1">
+      <w:start w:val="1"/>
+      <w:numFmt w:val="bullet"/>
+      <w:lvlText w:val=""/>
+      <w:lvlJc w:val="left"/>
+      <w:pPr>
+        <w:tabs>
+          <w:tab w:val="num" w:pos="3600"/>
+        </w:tabs>
+        <w:ind w:left="3600" w:hanging="360"/>
+      </w:pPr>
+      <w:rPr>
+        <w:rFonts w:ascii="Wingdings" w:hAnsi="Wingdings" w:hint="default"/>
+        <w:sz w:val="20"/>
+      </w:rPr>
+    </w:lvl>
+    <w:lvl w:ilvl="5" w:tentative="1">
+      <w:start w:val="1"/>
+      <w:numFmt w:val="bullet"/>
+      <w:lvlText w:val=""/>
+      <w:lvlJc w:val="left"/>
+      <w:pPr>
+        <w:tabs>
+          <w:tab w:val="num" w:pos="4320"/>
+        </w:tabs>
+        <w:ind w:left="4320" w:hanging="360"/>
+      </w:pPr>
+      <w:rPr>
+        <w:rFonts w:ascii="Wingdings" w:hAnsi="Wingdings" w:hint="default"/>
+        <w:sz w:val="20"/>
+      </w:rPr>
+    </w:lvl>
+    <w:lvl w:ilvl="6" w:tentative="1">
+      <w:start w:val="1"/>
+      <w:numFmt w:val="bullet"/>
+      <w:lvlText w:val=""/>
+      <w:lvlJc w:val="left"/>
+      <w:pPr>
+        <w:tabs>
+          <w:tab w:val="num" w:pos="5040"/>
+        </w:tabs>
+        <w:ind w:left="5040" w:hanging="360"/>
+      </w:pPr>
+      <w:rPr>
+        <w:rFonts w:ascii="Wingdings" w:hAnsi="Wingdings" w:hint="default"/>
+        <w:sz w:val="20"/>
+      </w:rPr>
+    </w:lvl>
+    <w:lvl w:ilvl="7" w:tentative="1">
+      <w:start w:val="1"/>
+      <w:numFmt w:val="bullet"/>
+      <w:lvlText w:val=""/>
+      <w:lvlJc w:val="left"/>
+      <w:pPr>
+        <w:tabs>
+          <w:tab w:val="num" w:pos="5760"/>
+        </w:tabs>
+        <w:ind w:left="5760" w:hanging="360"/>
+      </w:pPr>
+      <w:rPr>
+        <w:rFonts w:ascii="Wingdings" w:hAnsi="Wingdings" w:hint="default"/>
+        <w:sz w:val="20"/>
+      </w:rPr>
+    </w:lvl>
+    <w:lvl w:ilvl="8" w:tentative="1">
+      <w:start w:val="1"/>
+      <w:numFmt w:val="bullet"/>
+      <w:lvlText w:val=""/>
+      <w:lvlJc w:val="left"/>
+      <w:pPr>
+        <w:tabs>
+          <w:tab w:val="num" w:pos="6480"/>
+        </w:tabs>
+        <w:ind w:left="6480" w:hanging="360"/>
+      </w:pPr>
+      <w:rPr>
+        <w:rFonts w:ascii="Wingdings" w:hAnsi="Wingdings" w:hint="default"/>
+        <w:sz w:val="20"/>
+      </w:rPr>
+    </w:lvl>
+  </w:abstractNum>
+  <w:abstractNum w:abstractNumId="16" w15:restartNumberingAfterBreak="0">
     <w:nsid w:val="3D423B40"/>
     <w:multiLevelType w:val="multilevel"/>
     <w:tmpl w:val="951CCD12"/>
@@ -7124,7 +11802,305 @@
       </w:rPr>
     </w:lvl>
   </w:abstractNum>
-  <w:abstractNum w:abstractNumId="8" w15:restartNumberingAfterBreak="0">
+  <w:abstractNum w:abstractNumId="17" w15:restartNumberingAfterBreak="0">
+    <w:nsid w:val="41023B2C"/>
+    <w:multiLevelType w:val="multilevel"/>
+    <w:tmpl w:val="AF62AF7A"/>
+    <w:lvl w:ilvl="0">
+      <w:start w:val="1"/>
+      <w:numFmt w:val="bullet"/>
+      <w:lvlText w:val=""/>
+      <w:lvlJc w:val="left"/>
+      <w:pPr>
+        <w:tabs>
+          <w:tab w:val="num" w:pos="720"/>
+        </w:tabs>
+        <w:ind w:left="720" w:hanging="360"/>
+      </w:pPr>
+      <w:rPr>
+        <w:rFonts w:ascii="Symbol" w:hAnsi="Symbol" w:hint="default"/>
+        <w:sz w:val="20"/>
+      </w:rPr>
+    </w:lvl>
+    <w:lvl w:ilvl="1" w:tentative="1">
+      <w:start w:val="1"/>
+      <w:numFmt w:val="bullet"/>
+      <w:lvlText w:val="o"/>
+      <w:lvlJc w:val="left"/>
+      <w:pPr>
+        <w:tabs>
+          <w:tab w:val="num" w:pos="1440"/>
+        </w:tabs>
+        <w:ind w:left="1440" w:hanging="360"/>
+      </w:pPr>
+      <w:rPr>
+        <w:rFonts w:ascii="Courier New" w:hAnsi="Courier New" w:hint="default"/>
+        <w:sz w:val="20"/>
+      </w:rPr>
+    </w:lvl>
+    <w:lvl w:ilvl="2" w:tentative="1">
+      <w:start w:val="1"/>
+      <w:numFmt w:val="bullet"/>
+      <w:lvlText w:val=""/>
+      <w:lvlJc w:val="left"/>
+      <w:pPr>
+        <w:tabs>
+          <w:tab w:val="num" w:pos="2160"/>
+        </w:tabs>
+        <w:ind w:left="2160" w:hanging="360"/>
+      </w:pPr>
+      <w:rPr>
+        <w:rFonts w:ascii="Wingdings" w:hAnsi="Wingdings" w:hint="default"/>
+        <w:sz w:val="20"/>
+      </w:rPr>
+    </w:lvl>
+    <w:lvl w:ilvl="3" w:tentative="1">
+      <w:start w:val="1"/>
+      <w:numFmt w:val="bullet"/>
+      <w:lvlText w:val=""/>
+      <w:lvlJc w:val="left"/>
+      <w:pPr>
+        <w:tabs>
+          <w:tab w:val="num" w:pos="2880"/>
+        </w:tabs>
+        <w:ind w:left="2880" w:hanging="360"/>
+      </w:pPr>
+      <w:rPr>
+        <w:rFonts w:ascii="Wingdings" w:hAnsi="Wingdings" w:hint="default"/>
+        <w:sz w:val="20"/>
+      </w:rPr>
+    </w:lvl>
+    <w:lvl w:ilvl="4" w:tentative="1">
+      <w:start w:val="1"/>
+      <w:numFmt w:val="bullet"/>
+      <w:lvlText w:val=""/>
+      <w:lvlJc w:val="left"/>
+      <w:pPr>
+        <w:tabs>
+          <w:tab w:val="num" w:pos="3600"/>
+        </w:tabs>
+        <w:ind w:left="3600" w:hanging="360"/>
+      </w:pPr>
+      <w:rPr>
+        <w:rFonts w:ascii="Wingdings" w:hAnsi="Wingdings" w:hint="default"/>
+        <w:sz w:val="20"/>
+      </w:rPr>
+    </w:lvl>
+    <w:lvl w:ilvl="5" w:tentative="1">
+      <w:start w:val="1"/>
+      <w:numFmt w:val="bullet"/>
+      <w:lvlText w:val=""/>
+      <w:lvlJc w:val="left"/>
+      <w:pPr>
+        <w:tabs>
+          <w:tab w:val="num" w:pos="4320"/>
+        </w:tabs>
+        <w:ind w:left="4320" w:hanging="360"/>
+      </w:pPr>
+      <w:rPr>
+        <w:rFonts w:ascii="Wingdings" w:hAnsi="Wingdings" w:hint="default"/>
+        <w:sz w:val="20"/>
+      </w:rPr>
+    </w:lvl>
+    <w:lvl w:ilvl="6" w:tentative="1">
+      <w:start w:val="1"/>
+      <w:numFmt w:val="bullet"/>
+      <w:lvlText w:val=""/>
+      <w:lvlJc w:val="left"/>
+      <w:pPr>
+        <w:tabs>
+          <w:tab w:val="num" w:pos="5040"/>
+        </w:tabs>
+        <w:ind w:left="5040" w:hanging="360"/>
+      </w:pPr>
+      <w:rPr>
+        <w:rFonts w:ascii="Wingdings" w:hAnsi="Wingdings" w:hint="default"/>
+        <w:sz w:val="20"/>
+      </w:rPr>
+    </w:lvl>
+    <w:lvl w:ilvl="7" w:tentative="1">
+      <w:start w:val="1"/>
+      <w:numFmt w:val="bullet"/>
+      <w:lvlText w:val=""/>
+      <w:lvlJc w:val="left"/>
+      <w:pPr>
+        <w:tabs>
+          <w:tab w:val="num" w:pos="5760"/>
+        </w:tabs>
+        <w:ind w:left="5760" w:hanging="360"/>
+      </w:pPr>
+      <w:rPr>
+        <w:rFonts w:ascii="Wingdings" w:hAnsi="Wingdings" w:hint="default"/>
+        <w:sz w:val="20"/>
+      </w:rPr>
+    </w:lvl>
+    <w:lvl w:ilvl="8" w:tentative="1">
+      <w:start w:val="1"/>
+      <w:numFmt w:val="bullet"/>
+      <w:lvlText w:val=""/>
+      <w:lvlJc w:val="left"/>
+      <w:pPr>
+        <w:tabs>
+          <w:tab w:val="num" w:pos="6480"/>
+        </w:tabs>
+        <w:ind w:left="6480" w:hanging="360"/>
+      </w:pPr>
+      <w:rPr>
+        <w:rFonts w:ascii="Wingdings" w:hAnsi="Wingdings" w:hint="default"/>
+        <w:sz w:val="20"/>
+      </w:rPr>
+    </w:lvl>
+  </w:abstractNum>
+  <w:abstractNum w:abstractNumId="18" w15:restartNumberingAfterBreak="0">
+    <w:nsid w:val="453A1684"/>
+    <w:multiLevelType w:val="multilevel"/>
+    <w:tmpl w:val="0DFE2DBC"/>
+    <w:lvl w:ilvl="0">
+      <w:start w:val="1"/>
+      <w:numFmt w:val="bullet"/>
+      <w:lvlText w:val=""/>
+      <w:lvlJc w:val="left"/>
+      <w:pPr>
+        <w:tabs>
+          <w:tab w:val="num" w:pos="720"/>
+        </w:tabs>
+        <w:ind w:left="720" w:hanging="360"/>
+      </w:pPr>
+      <w:rPr>
+        <w:rFonts w:ascii="Symbol" w:hAnsi="Symbol" w:hint="default"/>
+        <w:sz w:val="20"/>
+      </w:rPr>
+    </w:lvl>
+    <w:lvl w:ilvl="1" w:tentative="1">
+      <w:start w:val="1"/>
+      <w:numFmt w:val="bullet"/>
+      <w:lvlText w:val="o"/>
+      <w:lvlJc w:val="left"/>
+      <w:pPr>
+        <w:tabs>
+          <w:tab w:val="num" w:pos="1440"/>
+        </w:tabs>
+        <w:ind w:left="1440" w:hanging="360"/>
+      </w:pPr>
+      <w:rPr>
+        <w:rFonts w:ascii="Courier New" w:hAnsi="Courier New" w:hint="default"/>
+        <w:sz w:val="20"/>
+      </w:rPr>
+    </w:lvl>
+    <w:lvl w:ilvl="2" w:tentative="1">
+      <w:start w:val="1"/>
+      <w:numFmt w:val="bullet"/>
+      <w:lvlText w:val=""/>
+      <w:lvlJc w:val="left"/>
+      <w:pPr>
+        <w:tabs>
+          <w:tab w:val="num" w:pos="2160"/>
+        </w:tabs>
+        <w:ind w:left="2160" w:hanging="360"/>
+      </w:pPr>
+      <w:rPr>
+        <w:rFonts w:ascii="Wingdings" w:hAnsi="Wingdings" w:hint="default"/>
+        <w:sz w:val="20"/>
+      </w:rPr>
+    </w:lvl>
+    <w:lvl w:ilvl="3" w:tentative="1">
+      <w:start w:val="1"/>
+      <w:numFmt w:val="bullet"/>
+      <w:lvlText w:val=""/>
+      <w:lvlJc w:val="left"/>
+      <w:pPr>
+        <w:tabs>
+          <w:tab w:val="num" w:pos="2880"/>
+        </w:tabs>
+        <w:ind w:left="2880" w:hanging="360"/>
+      </w:pPr>
+      <w:rPr>
+        <w:rFonts w:ascii="Wingdings" w:hAnsi="Wingdings" w:hint="default"/>
+        <w:sz w:val="20"/>
+      </w:rPr>
+    </w:lvl>
+    <w:lvl w:ilvl="4" w:tentative="1">
+      <w:start w:val="1"/>
+      <w:numFmt w:val="bullet"/>
+      <w:lvlText w:val=""/>
+      <w:lvlJc w:val="left"/>
+      <w:pPr>
+        <w:tabs>
+          <w:tab w:val="num" w:pos="3600"/>
+        </w:tabs>
+        <w:ind w:left="3600" w:hanging="360"/>
+      </w:pPr>
+      <w:rPr>
+        <w:rFonts w:ascii="Wingdings" w:hAnsi="Wingdings" w:hint="default"/>
+        <w:sz w:val="20"/>
+      </w:rPr>
+    </w:lvl>
+    <w:lvl w:ilvl="5" w:tentative="1">
+      <w:start w:val="1"/>
+      <w:numFmt w:val="bullet"/>
+      <w:lvlText w:val=""/>
+      <w:lvlJc w:val="left"/>
+      <w:pPr>
+        <w:tabs>
+          <w:tab w:val="num" w:pos="4320"/>
+        </w:tabs>
+        <w:ind w:left="4320" w:hanging="360"/>
+      </w:pPr>
+      <w:rPr>
+        <w:rFonts w:ascii="Wingdings" w:hAnsi="Wingdings" w:hint="default"/>
+        <w:sz w:val="20"/>
+      </w:rPr>
+    </w:lvl>
+    <w:lvl w:ilvl="6" w:tentative="1">
+      <w:start w:val="1"/>
+      <w:numFmt w:val="bullet"/>
+      <w:lvlText w:val=""/>
+      <w:lvlJc w:val="left"/>
+      <w:pPr>
+        <w:tabs>
+          <w:tab w:val="num" w:pos="5040"/>
+        </w:tabs>
+        <w:ind w:left="5040" w:hanging="360"/>
+      </w:pPr>
+      <w:rPr>
+        <w:rFonts w:ascii="Wingdings" w:hAnsi="Wingdings" w:hint="default"/>
+        <w:sz w:val="20"/>
+      </w:rPr>
+    </w:lvl>
+    <w:lvl w:ilvl="7" w:tentative="1">
+      <w:start w:val="1"/>
+      <w:numFmt w:val="bullet"/>
+      <w:lvlText w:val=""/>
+      <w:lvlJc w:val="left"/>
+      <w:pPr>
+        <w:tabs>
+          <w:tab w:val="num" w:pos="5760"/>
+        </w:tabs>
+        <w:ind w:left="5760" w:hanging="360"/>
+      </w:pPr>
+      <w:rPr>
+        <w:rFonts w:ascii="Wingdings" w:hAnsi="Wingdings" w:hint="default"/>
+        <w:sz w:val="20"/>
+      </w:rPr>
+    </w:lvl>
+    <w:lvl w:ilvl="8" w:tentative="1">
+      <w:start w:val="1"/>
+      <w:numFmt w:val="bullet"/>
+      <w:lvlText w:val=""/>
+      <w:lvlJc w:val="left"/>
+      <w:pPr>
+        <w:tabs>
+          <w:tab w:val="num" w:pos="6480"/>
+        </w:tabs>
+        <w:ind w:left="6480" w:hanging="360"/>
+      </w:pPr>
+      <w:rPr>
+        <w:rFonts w:ascii="Wingdings" w:hAnsi="Wingdings" w:hint="default"/>
+        <w:sz w:val="20"/>
+      </w:rPr>
+    </w:lvl>
+  </w:abstractNum>
+  <w:abstractNum w:abstractNumId="19" w15:restartNumberingAfterBreak="0">
     <w:nsid w:val="494F32F0"/>
     <w:multiLevelType w:val="multilevel"/>
     <w:tmpl w:val="9D544A74"/>
@@ -7273,7 +12249,7 @@
       </w:rPr>
     </w:lvl>
   </w:abstractNum>
-  <w:abstractNum w:abstractNumId="9" w15:restartNumberingAfterBreak="0">
+  <w:abstractNum w:abstractNumId="20" w15:restartNumberingAfterBreak="0">
     <w:nsid w:val="49881B29"/>
     <w:multiLevelType w:val="hybridMultilevel"/>
     <w:tmpl w:val="736C643A"/>
@@ -7362,7 +12338,305 @@
       </w:pPr>
     </w:lvl>
   </w:abstractNum>
-  <w:abstractNum w:abstractNumId="10" w15:restartNumberingAfterBreak="0">
+  <w:abstractNum w:abstractNumId="21" w15:restartNumberingAfterBreak="0">
+    <w:nsid w:val="500A4DB3"/>
+    <w:multiLevelType w:val="multilevel"/>
+    <w:tmpl w:val="1F28AEC2"/>
+    <w:lvl w:ilvl="0">
+      <w:start w:val="1"/>
+      <w:numFmt w:val="bullet"/>
+      <w:lvlText w:val=""/>
+      <w:lvlJc w:val="left"/>
+      <w:pPr>
+        <w:tabs>
+          <w:tab w:val="num" w:pos="720"/>
+        </w:tabs>
+        <w:ind w:left="720" w:hanging="360"/>
+      </w:pPr>
+      <w:rPr>
+        <w:rFonts w:ascii="Symbol" w:hAnsi="Symbol" w:hint="default"/>
+        <w:sz w:val="20"/>
+      </w:rPr>
+    </w:lvl>
+    <w:lvl w:ilvl="1" w:tentative="1">
+      <w:start w:val="1"/>
+      <w:numFmt w:val="bullet"/>
+      <w:lvlText w:val="o"/>
+      <w:lvlJc w:val="left"/>
+      <w:pPr>
+        <w:tabs>
+          <w:tab w:val="num" w:pos="1440"/>
+        </w:tabs>
+        <w:ind w:left="1440" w:hanging="360"/>
+      </w:pPr>
+      <w:rPr>
+        <w:rFonts w:ascii="Courier New" w:hAnsi="Courier New" w:hint="default"/>
+        <w:sz w:val="20"/>
+      </w:rPr>
+    </w:lvl>
+    <w:lvl w:ilvl="2" w:tentative="1">
+      <w:start w:val="1"/>
+      <w:numFmt w:val="bullet"/>
+      <w:lvlText w:val=""/>
+      <w:lvlJc w:val="left"/>
+      <w:pPr>
+        <w:tabs>
+          <w:tab w:val="num" w:pos="2160"/>
+        </w:tabs>
+        <w:ind w:left="2160" w:hanging="360"/>
+      </w:pPr>
+      <w:rPr>
+        <w:rFonts w:ascii="Wingdings" w:hAnsi="Wingdings" w:hint="default"/>
+        <w:sz w:val="20"/>
+      </w:rPr>
+    </w:lvl>
+    <w:lvl w:ilvl="3" w:tentative="1">
+      <w:start w:val="1"/>
+      <w:numFmt w:val="bullet"/>
+      <w:lvlText w:val=""/>
+      <w:lvlJc w:val="left"/>
+      <w:pPr>
+        <w:tabs>
+          <w:tab w:val="num" w:pos="2880"/>
+        </w:tabs>
+        <w:ind w:left="2880" w:hanging="360"/>
+      </w:pPr>
+      <w:rPr>
+        <w:rFonts w:ascii="Wingdings" w:hAnsi="Wingdings" w:hint="default"/>
+        <w:sz w:val="20"/>
+      </w:rPr>
+    </w:lvl>
+    <w:lvl w:ilvl="4" w:tentative="1">
+      <w:start w:val="1"/>
+      <w:numFmt w:val="bullet"/>
+      <w:lvlText w:val=""/>
+      <w:lvlJc w:val="left"/>
+      <w:pPr>
+        <w:tabs>
+          <w:tab w:val="num" w:pos="3600"/>
+        </w:tabs>
+        <w:ind w:left="3600" w:hanging="360"/>
+      </w:pPr>
+      <w:rPr>
+        <w:rFonts w:ascii="Wingdings" w:hAnsi="Wingdings" w:hint="default"/>
+        <w:sz w:val="20"/>
+      </w:rPr>
+    </w:lvl>
+    <w:lvl w:ilvl="5" w:tentative="1">
+      <w:start w:val="1"/>
+      <w:numFmt w:val="bullet"/>
+      <w:lvlText w:val=""/>
+      <w:lvlJc w:val="left"/>
+      <w:pPr>
+        <w:tabs>
+          <w:tab w:val="num" w:pos="4320"/>
+        </w:tabs>
+        <w:ind w:left="4320" w:hanging="360"/>
+      </w:pPr>
+      <w:rPr>
+        <w:rFonts w:ascii="Wingdings" w:hAnsi="Wingdings" w:hint="default"/>
+        <w:sz w:val="20"/>
+      </w:rPr>
+    </w:lvl>
+    <w:lvl w:ilvl="6" w:tentative="1">
+      <w:start w:val="1"/>
+      <w:numFmt w:val="bullet"/>
+      <w:lvlText w:val=""/>
+      <w:lvlJc w:val="left"/>
+      <w:pPr>
+        <w:tabs>
+          <w:tab w:val="num" w:pos="5040"/>
+        </w:tabs>
+        <w:ind w:left="5040" w:hanging="360"/>
+      </w:pPr>
+      <w:rPr>
+        <w:rFonts w:ascii="Wingdings" w:hAnsi="Wingdings" w:hint="default"/>
+        <w:sz w:val="20"/>
+      </w:rPr>
+    </w:lvl>
+    <w:lvl w:ilvl="7" w:tentative="1">
+      <w:start w:val="1"/>
+      <w:numFmt w:val="bullet"/>
+      <w:lvlText w:val=""/>
+      <w:lvlJc w:val="left"/>
+      <w:pPr>
+        <w:tabs>
+          <w:tab w:val="num" w:pos="5760"/>
+        </w:tabs>
+        <w:ind w:left="5760" w:hanging="360"/>
+      </w:pPr>
+      <w:rPr>
+        <w:rFonts w:ascii="Wingdings" w:hAnsi="Wingdings" w:hint="default"/>
+        <w:sz w:val="20"/>
+      </w:rPr>
+    </w:lvl>
+    <w:lvl w:ilvl="8" w:tentative="1">
+      <w:start w:val="1"/>
+      <w:numFmt w:val="bullet"/>
+      <w:lvlText w:val=""/>
+      <w:lvlJc w:val="left"/>
+      <w:pPr>
+        <w:tabs>
+          <w:tab w:val="num" w:pos="6480"/>
+        </w:tabs>
+        <w:ind w:left="6480" w:hanging="360"/>
+      </w:pPr>
+      <w:rPr>
+        <w:rFonts w:ascii="Wingdings" w:hAnsi="Wingdings" w:hint="default"/>
+        <w:sz w:val="20"/>
+      </w:rPr>
+    </w:lvl>
+  </w:abstractNum>
+  <w:abstractNum w:abstractNumId="22" w15:restartNumberingAfterBreak="0">
+    <w:nsid w:val="54CA1A5C"/>
+    <w:multiLevelType w:val="multilevel"/>
+    <w:tmpl w:val="CC822682"/>
+    <w:lvl w:ilvl="0">
+      <w:start w:val="1"/>
+      <w:numFmt w:val="bullet"/>
+      <w:lvlText w:val=""/>
+      <w:lvlJc w:val="left"/>
+      <w:pPr>
+        <w:tabs>
+          <w:tab w:val="num" w:pos="720"/>
+        </w:tabs>
+        <w:ind w:left="720" w:hanging="360"/>
+      </w:pPr>
+      <w:rPr>
+        <w:rFonts w:ascii="Symbol" w:hAnsi="Symbol" w:hint="default"/>
+        <w:sz w:val="20"/>
+      </w:rPr>
+    </w:lvl>
+    <w:lvl w:ilvl="1" w:tentative="1">
+      <w:start w:val="1"/>
+      <w:numFmt w:val="bullet"/>
+      <w:lvlText w:val="o"/>
+      <w:lvlJc w:val="left"/>
+      <w:pPr>
+        <w:tabs>
+          <w:tab w:val="num" w:pos="1440"/>
+        </w:tabs>
+        <w:ind w:left="1440" w:hanging="360"/>
+      </w:pPr>
+      <w:rPr>
+        <w:rFonts w:ascii="Courier New" w:hAnsi="Courier New" w:hint="default"/>
+        <w:sz w:val="20"/>
+      </w:rPr>
+    </w:lvl>
+    <w:lvl w:ilvl="2" w:tentative="1">
+      <w:start w:val="1"/>
+      <w:numFmt w:val="bullet"/>
+      <w:lvlText w:val=""/>
+      <w:lvlJc w:val="left"/>
+      <w:pPr>
+        <w:tabs>
+          <w:tab w:val="num" w:pos="2160"/>
+        </w:tabs>
+        <w:ind w:left="2160" w:hanging="360"/>
+      </w:pPr>
+      <w:rPr>
+        <w:rFonts w:ascii="Wingdings" w:hAnsi="Wingdings" w:hint="default"/>
+        <w:sz w:val="20"/>
+      </w:rPr>
+    </w:lvl>
+    <w:lvl w:ilvl="3" w:tentative="1">
+      <w:start w:val="1"/>
+      <w:numFmt w:val="bullet"/>
+      <w:lvlText w:val=""/>
+      <w:lvlJc w:val="left"/>
+      <w:pPr>
+        <w:tabs>
+          <w:tab w:val="num" w:pos="2880"/>
+        </w:tabs>
+        <w:ind w:left="2880" w:hanging="360"/>
+      </w:pPr>
+      <w:rPr>
+        <w:rFonts w:ascii="Wingdings" w:hAnsi="Wingdings" w:hint="default"/>
+        <w:sz w:val="20"/>
+      </w:rPr>
+    </w:lvl>
+    <w:lvl w:ilvl="4" w:tentative="1">
+      <w:start w:val="1"/>
+      <w:numFmt w:val="bullet"/>
+      <w:lvlText w:val=""/>
+      <w:lvlJc w:val="left"/>
+      <w:pPr>
+        <w:tabs>
+          <w:tab w:val="num" w:pos="3600"/>
+        </w:tabs>
+        <w:ind w:left="3600" w:hanging="360"/>
+      </w:pPr>
+      <w:rPr>
+        <w:rFonts w:ascii="Wingdings" w:hAnsi="Wingdings" w:hint="default"/>
+        <w:sz w:val="20"/>
+      </w:rPr>
+    </w:lvl>
+    <w:lvl w:ilvl="5" w:tentative="1">
+      <w:start w:val="1"/>
+      <w:numFmt w:val="bullet"/>
+      <w:lvlText w:val=""/>
+      <w:lvlJc w:val="left"/>
+      <w:pPr>
+        <w:tabs>
+          <w:tab w:val="num" w:pos="4320"/>
+        </w:tabs>
+        <w:ind w:left="4320" w:hanging="360"/>
+      </w:pPr>
+      <w:rPr>
+        <w:rFonts w:ascii="Wingdings" w:hAnsi="Wingdings" w:hint="default"/>
+        <w:sz w:val="20"/>
+      </w:rPr>
+    </w:lvl>
+    <w:lvl w:ilvl="6" w:tentative="1">
+      <w:start w:val="1"/>
+      <w:numFmt w:val="bullet"/>
+      <w:lvlText w:val=""/>
+      <w:lvlJc w:val="left"/>
+      <w:pPr>
+        <w:tabs>
+          <w:tab w:val="num" w:pos="5040"/>
+        </w:tabs>
+        <w:ind w:left="5040" w:hanging="360"/>
+      </w:pPr>
+      <w:rPr>
+        <w:rFonts w:ascii="Wingdings" w:hAnsi="Wingdings" w:hint="default"/>
+        <w:sz w:val="20"/>
+      </w:rPr>
+    </w:lvl>
+    <w:lvl w:ilvl="7" w:tentative="1">
+      <w:start w:val="1"/>
+      <w:numFmt w:val="bullet"/>
+      <w:lvlText w:val=""/>
+      <w:lvlJc w:val="left"/>
+      <w:pPr>
+        <w:tabs>
+          <w:tab w:val="num" w:pos="5760"/>
+        </w:tabs>
+        <w:ind w:left="5760" w:hanging="360"/>
+      </w:pPr>
+      <w:rPr>
+        <w:rFonts w:ascii="Wingdings" w:hAnsi="Wingdings" w:hint="default"/>
+        <w:sz w:val="20"/>
+      </w:rPr>
+    </w:lvl>
+    <w:lvl w:ilvl="8" w:tentative="1">
+      <w:start w:val="1"/>
+      <w:numFmt w:val="bullet"/>
+      <w:lvlText w:val=""/>
+      <w:lvlJc w:val="left"/>
+      <w:pPr>
+        <w:tabs>
+          <w:tab w:val="num" w:pos="6480"/>
+        </w:tabs>
+        <w:ind w:left="6480" w:hanging="360"/>
+      </w:pPr>
+      <w:rPr>
+        <w:rFonts w:ascii="Wingdings" w:hAnsi="Wingdings" w:hint="default"/>
+        <w:sz w:val="20"/>
+      </w:rPr>
+    </w:lvl>
+  </w:abstractNum>
+  <w:abstractNum w:abstractNumId="23" w15:restartNumberingAfterBreak="0">
     <w:nsid w:val="5548001E"/>
     <w:multiLevelType w:val="multilevel"/>
     <w:tmpl w:val="46187BF2"/>
@@ -7511,7 +12785,156 @@
       </w:rPr>
     </w:lvl>
   </w:abstractNum>
-  <w:abstractNum w:abstractNumId="11" w15:restartNumberingAfterBreak="0">
+  <w:abstractNum w:abstractNumId="24" w15:restartNumberingAfterBreak="0">
+    <w:nsid w:val="5A872C34"/>
+    <w:multiLevelType w:val="multilevel"/>
+    <w:tmpl w:val="0546B7A0"/>
+    <w:lvl w:ilvl="0">
+      <w:start w:val="1"/>
+      <w:numFmt w:val="bullet"/>
+      <w:lvlText w:val=""/>
+      <w:lvlJc w:val="left"/>
+      <w:pPr>
+        <w:tabs>
+          <w:tab w:val="num" w:pos="720"/>
+        </w:tabs>
+        <w:ind w:left="720" w:hanging="360"/>
+      </w:pPr>
+      <w:rPr>
+        <w:rFonts w:ascii="Symbol" w:hAnsi="Symbol" w:hint="default"/>
+        <w:sz w:val="20"/>
+      </w:rPr>
+    </w:lvl>
+    <w:lvl w:ilvl="1" w:tentative="1">
+      <w:start w:val="1"/>
+      <w:numFmt w:val="bullet"/>
+      <w:lvlText w:val="o"/>
+      <w:lvlJc w:val="left"/>
+      <w:pPr>
+        <w:tabs>
+          <w:tab w:val="num" w:pos="1440"/>
+        </w:tabs>
+        <w:ind w:left="1440" w:hanging="360"/>
+      </w:pPr>
+      <w:rPr>
+        <w:rFonts w:ascii="Courier New" w:hAnsi="Courier New" w:hint="default"/>
+        <w:sz w:val="20"/>
+      </w:rPr>
+    </w:lvl>
+    <w:lvl w:ilvl="2" w:tentative="1">
+      <w:start w:val="1"/>
+      <w:numFmt w:val="bullet"/>
+      <w:lvlText w:val=""/>
+      <w:lvlJc w:val="left"/>
+      <w:pPr>
+        <w:tabs>
+          <w:tab w:val="num" w:pos="2160"/>
+        </w:tabs>
+        <w:ind w:left="2160" w:hanging="360"/>
+      </w:pPr>
+      <w:rPr>
+        <w:rFonts w:ascii="Wingdings" w:hAnsi="Wingdings" w:hint="default"/>
+        <w:sz w:val="20"/>
+      </w:rPr>
+    </w:lvl>
+    <w:lvl w:ilvl="3" w:tentative="1">
+      <w:start w:val="1"/>
+      <w:numFmt w:val="bullet"/>
+      <w:lvlText w:val=""/>
+      <w:lvlJc w:val="left"/>
+      <w:pPr>
+        <w:tabs>
+          <w:tab w:val="num" w:pos="2880"/>
+        </w:tabs>
+        <w:ind w:left="2880" w:hanging="360"/>
+      </w:pPr>
+      <w:rPr>
+        <w:rFonts w:ascii="Wingdings" w:hAnsi="Wingdings" w:hint="default"/>
+        <w:sz w:val="20"/>
+      </w:rPr>
+    </w:lvl>
+    <w:lvl w:ilvl="4" w:tentative="1">
+      <w:start w:val="1"/>
+      <w:numFmt w:val="bullet"/>
+      <w:lvlText w:val=""/>
+      <w:lvlJc w:val="left"/>
+      <w:pPr>
+        <w:tabs>
+          <w:tab w:val="num" w:pos="3600"/>
+        </w:tabs>
+        <w:ind w:left="3600" w:hanging="360"/>
+      </w:pPr>
+      <w:rPr>
+        <w:rFonts w:ascii="Wingdings" w:hAnsi="Wingdings" w:hint="default"/>
+        <w:sz w:val="20"/>
+      </w:rPr>
+    </w:lvl>
+    <w:lvl w:ilvl="5" w:tentative="1">
+      <w:start w:val="1"/>
+      <w:numFmt w:val="bullet"/>
+      <w:lvlText w:val=""/>
+      <w:lvlJc w:val="left"/>
+      <w:pPr>
+        <w:tabs>
+          <w:tab w:val="num" w:pos="4320"/>
+        </w:tabs>
+        <w:ind w:left="4320" w:hanging="360"/>
+      </w:pPr>
+      <w:rPr>
+        <w:rFonts w:ascii="Wingdings" w:hAnsi="Wingdings" w:hint="default"/>
+        <w:sz w:val="20"/>
+      </w:rPr>
+    </w:lvl>
+    <w:lvl w:ilvl="6" w:tentative="1">
+      <w:start w:val="1"/>
+      <w:numFmt w:val="bullet"/>
+      <w:lvlText w:val=""/>
+      <w:lvlJc w:val="left"/>
+      <w:pPr>
+        <w:tabs>
+          <w:tab w:val="num" w:pos="5040"/>
+        </w:tabs>
+        <w:ind w:left="5040" w:hanging="360"/>
+      </w:pPr>
+      <w:rPr>
+        <w:rFonts w:ascii="Wingdings" w:hAnsi="Wingdings" w:hint="default"/>
+        <w:sz w:val="20"/>
+      </w:rPr>
+    </w:lvl>
+    <w:lvl w:ilvl="7" w:tentative="1">
+      <w:start w:val="1"/>
+      <w:numFmt w:val="bullet"/>
+      <w:lvlText w:val=""/>
+      <w:lvlJc w:val="left"/>
+      <w:pPr>
+        <w:tabs>
+          <w:tab w:val="num" w:pos="5760"/>
+        </w:tabs>
+        <w:ind w:left="5760" w:hanging="360"/>
+      </w:pPr>
+      <w:rPr>
+        <w:rFonts w:ascii="Wingdings" w:hAnsi="Wingdings" w:hint="default"/>
+        <w:sz w:val="20"/>
+      </w:rPr>
+    </w:lvl>
+    <w:lvl w:ilvl="8" w:tentative="1">
+      <w:start w:val="1"/>
+      <w:numFmt w:val="bullet"/>
+      <w:lvlText w:val=""/>
+      <w:lvlJc w:val="left"/>
+      <w:pPr>
+        <w:tabs>
+          <w:tab w:val="num" w:pos="6480"/>
+        </w:tabs>
+        <w:ind w:left="6480" w:hanging="360"/>
+      </w:pPr>
+      <w:rPr>
+        <w:rFonts w:ascii="Wingdings" w:hAnsi="Wingdings" w:hint="default"/>
+        <w:sz w:val="20"/>
+      </w:rPr>
+    </w:lvl>
+  </w:abstractNum>
+  <w:abstractNum w:abstractNumId="25" w15:restartNumberingAfterBreak="0">
     <w:nsid w:val="5B9479F7"/>
     <w:multiLevelType w:val="hybridMultilevel"/>
     <w:tmpl w:val="E98C3082"/>
@@ -7600,7 +13023,7 @@
       </w:pPr>
     </w:lvl>
   </w:abstractNum>
-  <w:abstractNum w:abstractNumId="12" w15:restartNumberingAfterBreak="0">
+  <w:abstractNum w:abstractNumId="26" w15:restartNumberingAfterBreak="0">
     <w:nsid w:val="61E963C0"/>
     <w:multiLevelType w:val="multilevel"/>
     <w:tmpl w:val="000290C4"/>
@@ -7749,7 +13172,7 @@
       </w:rPr>
     </w:lvl>
   </w:abstractNum>
-  <w:abstractNum w:abstractNumId="13" w15:restartNumberingAfterBreak="0">
+  <w:abstractNum w:abstractNumId="27" w15:restartNumberingAfterBreak="0">
     <w:nsid w:val="65A70D3C"/>
     <w:multiLevelType w:val="hybridMultilevel"/>
     <w:tmpl w:val="C73E4A76"/>
@@ -7862,7 +13285,7 @@
       </w:rPr>
     </w:lvl>
   </w:abstractNum>
-  <w:abstractNum w:abstractNumId="14" w15:restartNumberingAfterBreak="0">
+  <w:abstractNum w:abstractNumId="28" w15:restartNumberingAfterBreak="0">
     <w:nsid w:val="676C655D"/>
     <w:multiLevelType w:val="multilevel"/>
     <w:tmpl w:val="D26C2404"/>
@@ -8011,7 +13434,120 @@
       </w:rPr>
     </w:lvl>
   </w:abstractNum>
-  <w:abstractNum w:abstractNumId="15" w15:restartNumberingAfterBreak="0">
+  <w:abstractNum w:abstractNumId="29" w15:restartNumberingAfterBreak="0">
+    <w:nsid w:val="6877680C"/>
+    <w:multiLevelType w:val="multilevel"/>
+    <w:tmpl w:val="B1605224"/>
+    <w:lvl w:ilvl="0">
+      <w:start w:val="1"/>
+      <w:numFmt w:val="decimal"/>
+      <w:lvlText w:val="%1."/>
+      <w:lvlJc w:val="left"/>
+      <w:pPr>
+        <w:tabs>
+          <w:tab w:val="num" w:pos="720"/>
+        </w:tabs>
+        <w:ind w:left="720" w:hanging="360"/>
+      </w:pPr>
+    </w:lvl>
+    <w:lvl w:ilvl="1" w:tentative="1">
+      <w:start w:val="1"/>
+      <w:numFmt w:val="decimal"/>
+      <w:lvlText w:val="%2."/>
+      <w:lvlJc w:val="left"/>
+      <w:pPr>
+        <w:tabs>
+          <w:tab w:val="num" w:pos="1440"/>
+        </w:tabs>
+        <w:ind w:left="1440" w:hanging="360"/>
+      </w:pPr>
+    </w:lvl>
+    <w:lvl w:ilvl="2" w:tentative="1">
+      <w:start w:val="1"/>
+      <w:numFmt w:val="decimal"/>
+      <w:lvlText w:val="%3."/>
+      <w:lvlJc w:val="left"/>
+      <w:pPr>
+        <w:tabs>
+          <w:tab w:val="num" w:pos="2160"/>
+        </w:tabs>
+        <w:ind w:left="2160" w:hanging="360"/>
+      </w:pPr>
+    </w:lvl>
+    <w:lvl w:ilvl="3" w:tentative="1">
+      <w:start w:val="1"/>
+      <w:numFmt w:val="decimal"/>
+      <w:lvlText w:val="%4."/>
+      <w:lvlJc w:val="left"/>
+      <w:pPr>
+        <w:tabs>
+          <w:tab w:val="num" w:pos="2880"/>
+        </w:tabs>
+        <w:ind w:left="2880" w:hanging="360"/>
+      </w:pPr>
+    </w:lvl>
+    <w:lvl w:ilvl="4" w:tentative="1">
+      <w:start w:val="1"/>
+      <w:numFmt w:val="decimal"/>
+      <w:lvlText w:val="%5."/>
+      <w:lvlJc w:val="left"/>
+      <w:pPr>
+        <w:tabs>
+          <w:tab w:val="num" w:pos="3600"/>
+        </w:tabs>
+        <w:ind w:left="3600" w:hanging="360"/>
+      </w:pPr>
+    </w:lvl>
+    <w:lvl w:ilvl="5" w:tentative="1">
+      <w:start w:val="1"/>
+      <w:numFmt w:val="decimal"/>
+      <w:lvlText w:val="%6."/>
+      <w:lvlJc w:val="left"/>
+      <w:pPr>
+        <w:tabs>
+          <w:tab w:val="num" w:pos="4320"/>
+        </w:tabs>
+        <w:ind w:left="4320" w:hanging="360"/>
+      </w:pPr>
+    </w:lvl>
+    <w:lvl w:ilvl="6" w:tentative="1">
+      <w:start w:val="1"/>
+      <w:numFmt w:val="decimal"/>
+      <w:lvlText w:val="%7."/>
+      <w:lvlJc w:val="left"/>
+      <w:pPr>
+        <w:tabs>
+          <w:tab w:val="num" w:pos="5040"/>
+        </w:tabs>
+        <w:ind w:left="5040" w:hanging="360"/>
+      </w:pPr>
+    </w:lvl>
+    <w:lvl w:ilvl="7" w:tentative="1">
+      <w:start w:val="1"/>
+      <w:numFmt w:val="decimal"/>
+      <w:lvlText w:val="%8."/>
+      <w:lvlJc w:val="left"/>
+      <w:pPr>
+        <w:tabs>
+          <w:tab w:val="num" w:pos="5760"/>
+        </w:tabs>
+        <w:ind w:left="5760" w:hanging="360"/>
+      </w:pPr>
+    </w:lvl>
+    <w:lvl w:ilvl="8" w:tentative="1">
+      <w:start w:val="1"/>
+      <w:numFmt w:val="decimal"/>
+      <w:lvlText w:val="%9."/>
+      <w:lvlJc w:val="left"/>
+      <w:pPr>
+        <w:tabs>
+          <w:tab w:val="num" w:pos="6480"/>
+        </w:tabs>
+        <w:ind w:left="6480" w:hanging="360"/>
+      </w:pPr>
+    </w:lvl>
+  </w:abstractNum>
+  <w:abstractNum w:abstractNumId="30" w15:restartNumberingAfterBreak="0">
     <w:nsid w:val="6A354DE7"/>
     <w:multiLevelType w:val="multilevel"/>
     <w:tmpl w:val="A7389F2A"/>
@@ -8160,7 +13696,7 @@
       </w:rPr>
     </w:lvl>
   </w:abstractNum>
-  <w:abstractNum w:abstractNumId="16" w15:restartNumberingAfterBreak="0">
+  <w:abstractNum w:abstractNumId="31" w15:restartNumberingAfterBreak="0">
     <w:nsid w:val="6E557C88"/>
     <w:multiLevelType w:val="multilevel"/>
     <w:tmpl w:val="7B46B6A2"/>
@@ -8309,7 +13845,7 @@
       </w:rPr>
     </w:lvl>
   </w:abstractNum>
-  <w:abstractNum w:abstractNumId="17" w15:restartNumberingAfterBreak="0">
+  <w:abstractNum w:abstractNumId="32" w15:restartNumberingAfterBreak="0">
     <w:nsid w:val="71FB6A03"/>
     <w:multiLevelType w:val="multilevel"/>
     <w:tmpl w:val="A1DCF412"/>
@@ -8423,58 +13959,103 @@
     </w:lvl>
   </w:abstractNum>
   <w:num w:numId="1" w16cid:durableId="1043214458">
-    <w:abstractNumId w:val="5"/>
+    <w:abstractNumId w:val="11"/>
   </w:num>
   <w:num w:numId="2" w16cid:durableId="81219728">
+    <w:abstractNumId w:val="14"/>
+  </w:num>
+  <w:num w:numId="3" w16cid:durableId="246157692">
+    <w:abstractNumId w:val="26"/>
+  </w:num>
+  <w:num w:numId="4" w16cid:durableId="311524092">
+    <w:abstractNumId w:val="2"/>
+  </w:num>
+  <w:num w:numId="5" w16cid:durableId="131141850">
+    <w:abstractNumId w:val="31"/>
+  </w:num>
+  <w:num w:numId="6" w16cid:durableId="1478063093">
+    <w:abstractNumId w:val="10"/>
+  </w:num>
+  <w:num w:numId="7" w16cid:durableId="1293056430">
+    <w:abstractNumId w:val="23"/>
+  </w:num>
+  <w:num w:numId="8" w16cid:durableId="373696748">
+    <w:abstractNumId w:val="28"/>
+  </w:num>
+  <w:num w:numId="9" w16cid:durableId="1357343489">
+    <w:abstractNumId w:val="27"/>
+  </w:num>
+  <w:num w:numId="10" w16cid:durableId="1540435771">
+    <w:abstractNumId w:val="20"/>
+  </w:num>
+  <w:num w:numId="11" w16cid:durableId="208764285">
+    <w:abstractNumId w:val="25"/>
+  </w:num>
+  <w:num w:numId="12" w16cid:durableId="1608149067">
+    <w:abstractNumId w:val="16"/>
+  </w:num>
+  <w:num w:numId="13" w16cid:durableId="1183401575">
+    <w:abstractNumId w:val="30"/>
+  </w:num>
+  <w:num w:numId="14" w16cid:durableId="54859608">
     <w:abstractNumId w:val="6"/>
   </w:num>
-  <w:num w:numId="3" w16cid:durableId="246157692">
-    <w:abstractNumId w:val="12"/>
-  </w:num>
-  <w:num w:numId="4" w16cid:durableId="311524092">
-    <w:abstractNumId w:val="1"/>
-  </w:num>
-  <w:num w:numId="5" w16cid:durableId="131141850">
-    <w:abstractNumId w:val="16"/>
-  </w:num>
-  <w:num w:numId="6" w16cid:durableId="1478063093">
-    <w:abstractNumId w:val="4"/>
-  </w:num>
-  <w:num w:numId="7" w16cid:durableId="1293056430">
-    <w:abstractNumId w:val="10"/>
-  </w:num>
-  <w:num w:numId="8" w16cid:durableId="373696748">
-    <w:abstractNumId w:val="14"/>
-  </w:num>
-  <w:num w:numId="9" w16cid:durableId="1357343489">
-    <w:abstractNumId w:val="13"/>
-  </w:num>
-  <w:num w:numId="10" w16cid:durableId="1540435771">
-    <w:abstractNumId w:val="9"/>
-  </w:num>
-  <w:num w:numId="11" w16cid:durableId="208764285">
-    <w:abstractNumId w:val="11"/>
-  </w:num>
-  <w:num w:numId="12" w16cid:durableId="1608149067">
-    <w:abstractNumId w:val="7"/>
-  </w:num>
-  <w:num w:numId="13" w16cid:durableId="1183401575">
-    <w:abstractNumId w:val="15"/>
-  </w:num>
-  <w:num w:numId="14" w16cid:durableId="54859608">
-    <w:abstractNumId w:val="2"/>
-  </w:num>
   <w:num w:numId="15" w16cid:durableId="1400128945">
-    <w:abstractNumId w:val="3"/>
+    <w:abstractNumId w:val="8"/>
   </w:num>
   <w:num w:numId="16" w16cid:durableId="1324432310">
-    <w:abstractNumId w:val="8"/>
+    <w:abstractNumId w:val="19"/>
   </w:num>
   <w:num w:numId="17" w16cid:durableId="69233166">
-    <w:abstractNumId w:val="17"/>
+    <w:abstractNumId w:val="32"/>
   </w:num>
   <w:num w:numId="18" w16cid:durableId="1874995042">
     <w:abstractNumId w:val="0"/>
+  </w:num>
+  <w:num w:numId="19" w16cid:durableId="339544418">
+    <w:abstractNumId w:val="24"/>
+  </w:num>
+  <w:num w:numId="20" w16cid:durableId="332147641">
+    <w:abstractNumId w:val="4"/>
+  </w:num>
+  <w:num w:numId="21" w16cid:durableId="1699159306">
+    <w:abstractNumId w:val="13"/>
+  </w:num>
+  <w:num w:numId="22" w16cid:durableId="876044062">
+    <w:abstractNumId w:val="5"/>
+  </w:num>
+  <w:num w:numId="23" w16cid:durableId="618494253">
+    <w:abstractNumId w:val="17"/>
+  </w:num>
+  <w:num w:numId="24" w16cid:durableId="530262941">
+    <w:abstractNumId w:val="1"/>
+  </w:num>
+  <w:num w:numId="25" w16cid:durableId="2109619588">
+    <w:abstractNumId w:val="21"/>
+  </w:num>
+  <w:num w:numId="26" w16cid:durableId="1387417741">
+    <w:abstractNumId w:val="29"/>
+  </w:num>
+  <w:num w:numId="27" w16cid:durableId="701327538">
+    <w:abstractNumId w:val="12"/>
+  </w:num>
+  <w:num w:numId="28" w16cid:durableId="1284074440">
+    <w:abstractNumId w:val="22"/>
+  </w:num>
+  <w:num w:numId="29" w16cid:durableId="1174689253">
+    <w:abstractNumId w:val="7"/>
+  </w:num>
+  <w:num w:numId="30" w16cid:durableId="783230823">
+    <w:abstractNumId w:val="15"/>
+  </w:num>
+  <w:num w:numId="31" w16cid:durableId="13074353">
+    <w:abstractNumId w:val="18"/>
+  </w:num>
+  <w:num w:numId="32" w16cid:durableId="1380665182">
+    <w:abstractNumId w:val="3"/>
+  </w:num>
+  <w:num w:numId="33" w16cid:durableId="1745253664">
+    <w:abstractNumId w:val="9"/>
   </w:num>
 </w:numbering>
 </file>
